--- a/Гос 1-19.docx
+++ b/Гос 1-19.docx
@@ -381,28 +381,31 @@
     </w:p>
     <w:p>
       <w:pPr>
-        <w:pStyle w:val="FirstParagraph"/>
-        <w:rPr>
-          <w:rFonts w:ascii="Times New Roman" w:hAnsi="Times New Roman" w:cs="Times New Roman"/>
-          <w:color w:val="000000" w:themeColor="text1"/>
-          <w:sz w:val="28"/>
-          <w:szCs w:val="28"/>
-          <w:lang w:val="ru-RU"/>
-        </w:rPr>
-      </w:pPr>
-      <w:r>
-        <w:rPr>
-          <w:rStyle w:val="VerbatimChar"/>
-          <w:rFonts w:ascii="Times New Roman" w:hAnsi="Times New Roman" w:cs="Times New Roman"/>
-          <w:color w:val="000000" w:themeColor="text1"/>
-          <w:sz w:val="24"/>
-          <w:lang w:val="ru-RU"/>
+        <w:pStyle w:val="a0"/>
+        <w:jc w:val="center"/>
+        <w:rPr>
+          <w:rFonts w:ascii="Times New Roman" w:hAnsi="Times New Roman" w:cs="Times New Roman"/>
+          <w:color w:val="000000" w:themeColor="text1"/>
+          <w:sz w:val="28"/>
+          <w:szCs w:val="28"/>
+          <w:lang w:val="ru-RU"/>
+        </w:rPr>
+      </w:pPr>
+      <w:r>
+        <w:rPr>
+          <w:lang w:val="ru-RU"/>
+        </w:rPr>
+        <w:t xml:space="preserve"> </w:t>
+      </w:r>
+      <w:r>
+        <w:rPr>
+          <w:noProof/>
         </w:rPr>
         <w:drawing>
-          <wp:inline distT="0" distB="0" distL="0" distR="0" wp14:anchorId="060E8950" wp14:editId="40A23B2B">
-            <wp:extent cx="6152515" cy="1922780"/>
-            <wp:effectExtent l="0" t="0" r="635" b="1270"/>
-            <wp:docPr id="2" name="Рисунок 2"/>
+          <wp:inline distT="0" distB="0" distL="0" distR="0" wp14:anchorId="7777CF22" wp14:editId="5F8545D4">
+            <wp:extent cx="3676650" cy="2605416"/>
+            <wp:effectExtent l="0" t="0" r="0" b="4445"/>
+            <wp:docPr id="6" name="Рисунок 6" descr="Old paper retro journal layout template. News articles newsprint magazine  old design. Vintage newspaper with text and image placeholder. Brochure  newspaper pages with headline. 53451654 Vector Art at Vecteezy"/>
             <wp:cNvGraphicFramePr>
               <a:graphicFrameLocks xmlns:a="http://schemas.openxmlformats.org/drawingml/2006/main" noChangeAspect="1"/>
             </wp:cNvGraphicFramePr>
@@ -410,23 +413,36 @@
               <a:graphicData uri="http://schemas.openxmlformats.org/drawingml/2006/picture">
                 <pic:pic xmlns:pic="http://schemas.openxmlformats.org/drawingml/2006/picture">
                   <pic:nvPicPr>
-                    <pic:cNvPr id="1" name=""/>
-                    <pic:cNvPicPr/>
+                    <pic:cNvPr id="0" name="Picture 2" descr="Old paper retro journal layout template. News articles newsprint magazine  old design. Vintage newspaper with text and image placeholder. Brochure  newspaper pages with headline. 53451654 Vector Art at Vecteezy"/>
+                    <pic:cNvPicPr>
+                      <a:picLocks noChangeAspect="1" noChangeArrowheads="1"/>
+                    </pic:cNvPicPr>
                   </pic:nvPicPr>
                   <pic:blipFill>
-                    <a:blip r:embed="rId6"/>
+                    <a:blip r:embed="rId6" cstate="print">
+                      <a:extLst>
+                        <a:ext uri="{28A0092B-C50C-407E-A947-70E740481C1C}">
+                          <a14:useLocalDpi xmlns:a14="http://schemas.microsoft.com/office/drawing/2010/main" val="0"/>
+                        </a:ext>
+                      </a:extLst>
+                    </a:blip>
+                    <a:srcRect/>
                     <a:stretch>
                       <a:fillRect/>
                     </a:stretch>
                   </pic:blipFill>
-                  <pic:spPr>
+                  <pic:spPr bwMode="auto">
                     <a:xfrm>
                       <a:off x="0" y="0"/>
-                      <a:ext cx="6152515" cy="1922780"/>
+                      <a:ext cx="3710471" cy="2629383"/>
                     </a:xfrm>
                     <a:prstGeom prst="rect">
                       <a:avLst/>
                     </a:prstGeom>
+                    <a:noFill/>
+                    <a:ln>
+                      <a:noFill/>
+                    </a:ln>
                   </pic:spPr>
                 </pic:pic>
               </a:graphicData>
@@ -434,1460 +450,11 @@
           </wp:inline>
         </w:drawing>
       </w:r>
-      <w:r>
-        <w:rPr>
-          <w:rFonts w:ascii="Times New Roman" w:hAnsi="Times New Roman" w:cs="Times New Roman"/>
-          <w:color w:val="000000" w:themeColor="text1"/>
-          <w:sz w:val="28"/>
-          <w:szCs w:val="28"/>
-          <w:lang w:val="ru-RU"/>
-        </w:rPr>
-        <w:t xml:space="preserve">Итог: актуальный </w:t>
-      </w:r>
-      <w:proofErr w:type="spellStart"/>
-      <w:r>
-        <w:rPr>
-          <w:rFonts w:ascii="Times New Roman" w:hAnsi="Times New Roman" w:cs="Times New Roman"/>
-          <w:color w:val="000000" w:themeColor="text1"/>
-          <w:sz w:val="28"/>
-          <w:szCs w:val="28"/>
-          <w:lang w:val="ru-RU"/>
-        </w:rPr>
-        <w:t>эдиториал</w:t>
-      </w:r>
-      <w:proofErr w:type="spellEnd"/>
-      <w:r>
-        <w:rPr>
-          <w:rFonts w:ascii="Times New Roman" w:hAnsi="Times New Roman" w:cs="Times New Roman"/>
-          <w:color w:val="000000" w:themeColor="text1"/>
-          <w:sz w:val="28"/>
-          <w:szCs w:val="28"/>
-          <w:lang w:val="ru-RU"/>
-        </w:rPr>
-        <w:t>-дизайн соединяет классические принципы многостраничной верстки с современными цифровыми приемами. Его основа — структура документа, полоса набора, разворот, сетка, стили, направляющие, колонтитулы и единая композиционная система.</w:t>
-      </w:r>
-    </w:p>
-    <w:p>
-      <w:pPr>
-        <w:pStyle w:val="2"/>
-        <w:rPr>
-          <w:rFonts w:ascii="Times New Roman" w:hAnsi="Times New Roman" w:cs="Times New Roman"/>
-          <w:b/>
-          <w:bCs/>
-          <w:color w:val="000000" w:themeColor="text1"/>
-          <w:sz w:val="28"/>
-          <w:szCs w:val="28"/>
-          <w:lang w:val="ru-RU"/>
-        </w:rPr>
-      </w:pPr>
-      <w:bookmarkStart w:id="2" w:name="X01181e1442b4913ea8cb6e12ad4b2690d88aaa7"/>
-      <w:bookmarkEnd w:id="0"/>
-      <w:r>
-        <w:rPr>
-          <w:rFonts w:ascii="Times New Roman" w:hAnsi="Times New Roman" w:cs="Times New Roman"/>
-          <w:b/>
-          <w:bCs/>
-          <w:color w:val="000000" w:themeColor="text1"/>
-          <w:sz w:val="28"/>
-          <w:szCs w:val="28"/>
-          <w:highlight w:val="yellow"/>
-          <w:lang w:val="ru-RU"/>
-        </w:rPr>
-        <w:t>2. Основные принципы верстки текста. Сущности и стили. Базовые элементы верстки текста</w:t>
-      </w:r>
     </w:p>
     <w:p>
       <w:pPr>
         <w:pStyle w:val="FirstParagraph"/>
-        <w:rPr>
-          <w:rFonts w:ascii="Times New Roman" w:hAnsi="Times New Roman" w:cs="Times New Roman"/>
-          <w:color w:val="000000" w:themeColor="text1"/>
-          <w:sz w:val="28"/>
-          <w:szCs w:val="28"/>
-          <w:lang w:val="ru-RU"/>
-        </w:rPr>
-      </w:pPr>
-      <w:r>
-        <w:rPr>
-          <w:rFonts w:ascii="Times New Roman" w:hAnsi="Times New Roman" w:cs="Times New Roman"/>
-          <w:color w:val="000000" w:themeColor="text1"/>
-          <w:sz w:val="28"/>
-          <w:szCs w:val="28"/>
-          <w:lang w:val="ru-RU"/>
-        </w:rPr>
-        <w:t xml:space="preserve">Верстка текста — это организация текстового материала на странице, развороте или экране. Ее задача — сделать текст читаемым, структурированным и визуально понятным. Хорошая верстка не просто размещает слова, а управляет </w:t>
-      </w:r>
-      <w:r>
-        <w:rPr>
-          <w:rFonts w:ascii="Times New Roman" w:hAnsi="Times New Roman" w:cs="Times New Roman"/>
-          <w:color w:val="000000" w:themeColor="text1"/>
-          <w:sz w:val="28"/>
-          <w:szCs w:val="28"/>
-          <w:lang w:val="ru-RU"/>
-        </w:rPr>
-        <w:lastRenderedPageBreak/>
-        <w:t>вниманием читателя: показывает, что главное, где начинается новый смысловой блок, что является примером, цитатой, подписью или справкой.</w:t>
-      </w:r>
-    </w:p>
-    <w:p>
-      <w:pPr>
-        <w:pStyle w:val="a0"/>
-        <w:rPr>
-          <w:rFonts w:ascii="Times New Roman" w:hAnsi="Times New Roman" w:cs="Times New Roman"/>
-          <w:color w:val="000000" w:themeColor="text1"/>
-          <w:sz w:val="28"/>
-          <w:szCs w:val="28"/>
-          <w:lang w:val="ru-RU"/>
-        </w:rPr>
-      </w:pPr>
-      <w:r>
-        <w:rPr>
-          <w:rFonts w:ascii="Times New Roman" w:hAnsi="Times New Roman" w:cs="Times New Roman"/>
-          <w:color w:val="000000" w:themeColor="text1"/>
-          <w:sz w:val="28"/>
-          <w:szCs w:val="28"/>
-          <w:lang w:val="ru-RU"/>
-        </w:rPr>
-        <w:t xml:space="preserve">Главный принцип верстки текста — визуальная иерархия. Визуальная иерархия показывает порядок важности элементов. Читатель должен сразу отличать заголовок от подзаголовка, </w:t>
-      </w:r>
-      <w:proofErr w:type="spellStart"/>
-      <w:r>
-        <w:rPr>
-          <w:rFonts w:ascii="Times New Roman" w:hAnsi="Times New Roman" w:cs="Times New Roman"/>
-          <w:color w:val="000000" w:themeColor="text1"/>
-          <w:sz w:val="28"/>
-          <w:szCs w:val="28"/>
-          <w:lang w:val="ru-RU"/>
-        </w:rPr>
-        <w:t>лид</w:t>
-      </w:r>
-      <w:proofErr w:type="spellEnd"/>
-      <w:r>
-        <w:rPr>
-          <w:rFonts w:ascii="Times New Roman" w:hAnsi="Times New Roman" w:cs="Times New Roman"/>
-          <w:color w:val="000000" w:themeColor="text1"/>
-          <w:sz w:val="28"/>
-          <w:szCs w:val="28"/>
-          <w:lang w:val="ru-RU"/>
-        </w:rPr>
-        <w:t xml:space="preserve"> от основного текста, цитату от обычного абзаца, подпись от справочного текста. Иерархия строится с помощью размера шрифта, начертания, интерлиньяжа, отступов, цвета, положения на странице, ширины колонки и пространственных пауз.</w:t>
-      </w:r>
-    </w:p>
-    <w:p>
-      <w:pPr>
-        <w:pStyle w:val="a0"/>
-        <w:rPr>
-          <w:rFonts w:ascii="Times New Roman" w:hAnsi="Times New Roman" w:cs="Times New Roman"/>
-          <w:color w:val="000000" w:themeColor="text1"/>
-          <w:sz w:val="28"/>
-          <w:szCs w:val="28"/>
-          <w:lang w:val="ru-RU"/>
-        </w:rPr>
-      </w:pPr>
-      <w:r>
-        <w:rPr>
-          <w:rFonts w:ascii="Times New Roman" w:hAnsi="Times New Roman" w:cs="Times New Roman"/>
-          <w:color w:val="000000" w:themeColor="text1"/>
-          <w:sz w:val="28"/>
-          <w:szCs w:val="28"/>
-          <w:lang w:val="ru-RU"/>
-        </w:rPr>
-        <w:t xml:space="preserve">Смысловые сущности текста — это устойчивые элементы редакционного материала. К ним относятся заголовок, подзаголовок, </w:t>
-      </w:r>
-      <w:proofErr w:type="spellStart"/>
-      <w:r>
-        <w:rPr>
-          <w:rFonts w:ascii="Times New Roman" w:hAnsi="Times New Roman" w:cs="Times New Roman"/>
-          <w:color w:val="000000" w:themeColor="text1"/>
-          <w:sz w:val="28"/>
-          <w:szCs w:val="28"/>
-          <w:lang w:val="ru-RU"/>
-        </w:rPr>
-        <w:t>лид</w:t>
-      </w:r>
-      <w:proofErr w:type="spellEnd"/>
-      <w:r>
-        <w:rPr>
-          <w:rFonts w:ascii="Times New Roman" w:hAnsi="Times New Roman" w:cs="Times New Roman"/>
-          <w:color w:val="000000" w:themeColor="text1"/>
-          <w:sz w:val="28"/>
-          <w:szCs w:val="28"/>
-          <w:lang w:val="ru-RU"/>
-        </w:rPr>
-        <w:t>, основной текст, абзац, рубрика, списки, цитаты, врезки, подписи к изображениям, сноски, примечания, таблицы, ссылки, авторский блок, дата, номер страницы. У каждой сущности есть функция. Заголовок формулирует тему. Лид кратко вводит в материал. Основной текст раскрывает содержание. Врезка выделяет дополнительный факт. Подпись поясняет изображение. Сноска уточняет источник или комментарий.</w:t>
-      </w:r>
-    </w:p>
-    <w:p>
-      <w:pPr>
-        <w:pStyle w:val="a0"/>
-        <w:rPr>
-          <w:rFonts w:ascii="Times New Roman" w:hAnsi="Times New Roman" w:cs="Times New Roman"/>
-          <w:color w:val="000000" w:themeColor="text1"/>
-          <w:sz w:val="28"/>
-          <w:szCs w:val="28"/>
-          <w:lang w:val="ru-RU"/>
-        </w:rPr>
-      </w:pPr>
-      <w:r>
-        <w:rPr>
-          <w:rFonts w:ascii="Times New Roman" w:hAnsi="Times New Roman" w:cs="Times New Roman"/>
-          <w:color w:val="000000" w:themeColor="text1"/>
-          <w:sz w:val="28"/>
-          <w:szCs w:val="28"/>
-          <w:lang w:val="ru-RU"/>
-        </w:rPr>
-        <w:t xml:space="preserve">Стили текста — это заранее заданные параметры оформления для каждой смысловой сущности. Например, стиль </w:t>
-      </w:r>
-      <w:r>
-        <w:rPr>
-          <w:rFonts w:ascii="Times New Roman" w:hAnsi="Times New Roman" w:cs="Times New Roman"/>
-          <w:color w:val="000000" w:themeColor="text1"/>
-          <w:sz w:val="28"/>
-          <w:szCs w:val="28"/>
-        </w:rPr>
-        <w:t>H</w:t>
-      </w:r>
-      <w:r>
-        <w:rPr>
-          <w:rFonts w:ascii="Times New Roman" w:hAnsi="Times New Roman" w:cs="Times New Roman"/>
-          <w:color w:val="000000" w:themeColor="text1"/>
-          <w:sz w:val="28"/>
-          <w:szCs w:val="28"/>
-          <w:lang w:val="ru-RU"/>
-        </w:rPr>
-        <w:t xml:space="preserve">1 применяется к главному заголовку, </w:t>
-      </w:r>
-      <w:r>
-        <w:rPr>
-          <w:rFonts w:ascii="Times New Roman" w:hAnsi="Times New Roman" w:cs="Times New Roman"/>
-          <w:color w:val="000000" w:themeColor="text1"/>
-          <w:sz w:val="28"/>
-          <w:szCs w:val="28"/>
-        </w:rPr>
-        <w:t>H</w:t>
-      </w:r>
-      <w:r>
-        <w:rPr>
-          <w:rFonts w:ascii="Times New Roman" w:hAnsi="Times New Roman" w:cs="Times New Roman"/>
-          <w:color w:val="000000" w:themeColor="text1"/>
-          <w:sz w:val="28"/>
-          <w:szCs w:val="28"/>
-          <w:lang w:val="ru-RU"/>
-        </w:rPr>
-        <w:t xml:space="preserve">2 — к подзаголовкам, </w:t>
-      </w:r>
-      <w:r>
-        <w:rPr>
-          <w:rFonts w:ascii="Times New Roman" w:hAnsi="Times New Roman" w:cs="Times New Roman"/>
-          <w:color w:val="000000" w:themeColor="text1"/>
-          <w:sz w:val="28"/>
-          <w:szCs w:val="28"/>
-        </w:rPr>
-        <w:t>Body</w:t>
-      </w:r>
-      <w:r>
-        <w:rPr>
-          <w:rFonts w:ascii="Times New Roman" w:hAnsi="Times New Roman" w:cs="Times New Roman"/>
-          <w:color w:val="000000" w:themeColor="text1"/>
-          <w:sz w:val="28"/>
-          <w:szCs w:val="28"/>
-          <w:lang w:val="ru-RU"/>
-        </w:rPr>
-        <w:t xml:space="preserve"> — к основному тексту, </w:t>
-      </w:r>
-      <w:r>
-        <w:rPr>
-          <w:rFonts w:ascii="Times New Roman" w:hAnsi="Times New Roman" w:cs="Times New Roman"/>
-          <w:color w:val="000000" w:themeColor="text1"/>
-          <w:sz w:val="28"/>
-          <w:szCs w:val="28"/>
-        </w:rPr>
-        <w:t>Caption</w:t>
-      </w:r>
-      <w:r>
-        <w:rPr>
-          <w:rFonts w:ascii="Times New Roman" w:hAnsi="Times New Roman" w:cs="Times New Roman"/>
-          <w:color w:val="000000" w:themeColor="text1"/>
-          <w:sz w:val="28"/>
-          <w:szCs w:val="28"/>
-          <w:lang w:val="ru-RU"/>
-        </w:rPr>
-        <w:t xml:space="preserve"> — к подписям, </w:t>
-      </w:r>
-      <w:r>
-        <w:rPr>
-          <w:rFonts w:ascii="Times New Roman" w:hAnsi="Times New Roman" w:cs="Times New Roman"/>
-          <w:color w:val="000000" w:themeColor="text1"/>
-          <w:sz w:val="28"/>
-          <w:szCs w:val="28"/>
-        </w:rPr>
-        <w:t>Quote</w:t>
-      </w:r>
-      <w:r>
-        <w:rPr>
-          <w:rFonts w:ascii="Times New Roman" w:hAnsi="Times New Roman" w:cs="Times New Roman"/>
-          <w:color w:val="000000" w:themeColor="text1"/>
-          <w:sz w:val="28"/>
-          <w:szCs w:val="28"/>
-          <w:lang w:val="ru-RU"/>
-        </w:rPr>
-        <w:t xml:space="preserve"> — к цитатам. Стили помогают поддерживать единообразие в многостраничном документе. Если все элементы оформляются вручную, появляются случайные различия: один заголовок чуть больше, другой чуть жирнее, третий имеет другой отступ. Система стилей предотвращает такие ошибки.</w:t>
-      </w:r>
-    </w:p>
-    <w:p>
-      <w:pPr>
-        <w:pStyle w:val="a0"/>
-        <w:rPr>
-          <w:rFonts w:ascii="Times New Roman" w:hAnsi="Times New Roman" w:cs="Times New Roman"/>
-          <w:color w:val="000000" w:themeColor="text1"/>
-          <w:sz w:val="28"/>
-          <w:szCs w:val="28"/>
-          <w:lang w:val="ru-RU"/>
-        </w:rPr>
-      </w:pPr>
-      <w:r>
-        <w:rPr>
-          <w:rFonts w:ascii="Times New Roman" w:hAnsi="Times New Roman" w:cs="Times New Roman"/>
-          <w:color w:val="000000" w:themeColor="text1"/>
-          <w:sz w:val="28"/>
-          <w:szCs w:val="28"/>
-          <w:lang w:val="ru-RU"/>
-        </w:rPr>
-        <w:t xml:space="preserve">Основные настройки текста включают гарнитуру, кегль, начертание, интерлиньяж, трекинг, кернинг, ширину строки, выключку, абзацный отступ, интервалы до и после абзаца, цвет, переносы. Гарнитура — шрифтовая семья. Кегль — размер шрифта. Начертание — визуальная разновидность шрифта: </w:t>
-      </w:r>
-      <w:r>
-        <w:rPr>
-          <w:rFonts w:ascii="Times New Roman" w:hAnsi="Times New Roman" w:cs="Times New Roman"/>
-          <w:color w:val="000000" w:themeColor="text1"/>
-          <w:sz w:val="28"/>
-          <w:szCs w:val="28"/>
-        </w:rPr>
-        <w:t>regular</w:t>
-      </w:r>
-      <w:r>
-        <w:rPr>
-          <w:rFonts w:ascii="Times New Roman" w:hAnsi="Times New Roman" w:cs="Times New Roman"/>
-          <w:color w:val="000000" w:themeColor="text1"/>
-          <w:sz w:val="28"/>
-          <w:szCs w:val="28"/>
-          <w:lang w:val="ru-RU"/>
-        </w:rPr>
-        <w:t xml:space="preserve">, </w:t>
-      </w:r>
-      <w:r>
-        <w:rPr>
-          <w:rFonts w:ascii="Times New Roman" w:hAnsi="Times New Roman" w:cs="Times New Roman"/>
-          <w:color w:val="000000" w:themeColor="text1"/>
-          <w:sz w:val="28"/>
-          <w:szCs w:val="28"/>
-        </w:rPr>
-        <w:t>bold</w:t>
-      </w:r>
-      <w:r>
-        <w:rPr>
-          <w:rFonts w:ascii="Times New Roman" w:hAnsi="Times New Roman" w:cs="Times New Roman"/>
-          <w:color w:val="000000" w:themeColor="text1"/>
-          <w:sz w:val="28"/>
-          <w:szCs w:val="28"/>
-          <w:lang w:val="ru-RU"/>
-        </w:rPr>
-        <w:t xml:space="preserve">, </w:t>
-      </w:r>
-      <w:r>
-        <w:rPr>
-          <w:rFonts w:ascii="Times New Roman" w:hAnsi="Times New Roman" w:cs="Times New Roman"/>
-          <w:color w:val="000000" w:themeColor="text1"/>
-          <w:sz w:val="28"/>
-          <w:szCs w:val="28"/>
-        </w:rPr>
-        <w:t>italic</w:t>
-      </w:r>
-      <w:r>
-        <w:rPr>
-          <w:rFonts w:ascii="Times New Roman" w:hAnsi="Times New Roman" w:cs="Times New Roman"/>
-          <w:color w:val="000000" w:themeColor="text1"/>
-          <w:sz w:val="28"/>
-          <w:szCs w:val="28"/>
-          <w:lang w:val="ru-RU"/>
-        </w:rPr>
-        <w:t xml:space="preserve">, </w:t>
-      </w:r>
-      <w:r>
-        <w:rPr>
-          <w:rFonts w:ascii="Times New Roman" w:hAnsi="Times New Roman" w:cs="Times New Roman"/>
-          <w:color w:val="000000" w:themeColor="text1"/>
-          <w:sz w:val="28"/>
-          <w:szCs w:val="28"/>
-        </w:rPr>
-        <w:t>light</w:t>
-      </w:r>
-      <w:r>
-        <w:rPr>
-          <w:rFonts w:ascii="Times New Roman" w:hAnsi="Times New Roman" w:cs="Times New Roman"/>
-          <w:color w:val="000000" w:themeColor="text1"/>
-          <w:sz w:val="28"/>
-          <w:szCs w:val="28"/>
-          <w:lang w:val="ru-RU"/>
-        </w:rPr>
-        <w:t xml:space="preserve"> и т.д. Интерлиньяж — расстояние между строками. Трекинг — общее </w:t>
-      </w:r>
-      <w:proofErr w:type="spellStart"/>
-      <w:r>
-        <w:rPr>
-          <w:rFonts w:ascii="Times New Roman" w:hAnsi="Times New Roman" w:cs="Times New Roman"/>
-          <w:color w:val="000000" w:themeColor="text1"/>
-          <w:sz w:val="28"/>
-          <w:szCs w:val="28"/>
-          <w:lang w:val="ru-RU"/>
-        </w:rPr>
-        <w:t>межбуквенное</w:t>
-      </w:r>
-      <w:proofErr w:type="spellEnd"/>
-      <w:r>
-        <w:rPr>
-          <w:rFonts w:ascii="Times New Roman" w:hAnsi="Times New Roman" w:cs="Times New Roman"/>
-          <w:color w:val="000000" w:themeColor="text1"/>
-          <w:sz w:val="28"/>
-          <w:szCs w:val="28"/>
-          <w:lang w:val="ru-RU"/>
-        </w:rPr>
-        <w:t xml:space="preserve"> расстояние. Кернинг — корректировка расстояния между конкретными парами знаков. Выключка — способ выравнивания текста: по левому краю, по правому, по центру, по ширине.</w:t>
-      </w:r>
-    </w:p>
-    <w:p>
-      <w:pPr>
-        <w:pStyle w:val="a0"/>
-        <w:rPr>
-          <w:rFonts w:ascii="Times New Roman" w:hAnsi="Times New Roman" w:cs="Times New Roman"/>
-          <w:color w:val="000000" w:themeColor="text1"/>
-          <w:sz w:val="28"/>
-          <w:szCs w:val="28"/>
-          <w:lang w:val="ru-RU"/>
-        </w:rPr>
-      </w:pPr>
-      <w:r>
-        <w:rPr>
-          <w:rFonts w:ascii="Times New Roman" w:hAnsi="Times New Roman" w:cs="Times New Roman"/>
-          <w:color w:val="000000" w:themeColor="text1"/>
-          <w:sz w:val="28"/>
-          <w:szCs w:val="28"/>
-          <w:lang w:val="ru-RU"/>
-        </w:rPr>
-        <w:t>Правила верстки текста начинаются с читаемости. Основной текст не должен быть слишком мелким, строки не должны быть чрезмерно длинными, интерлиньяж не должен быть тесным. Для длинного чтения лучше использовать спокойную гарнитуру, достаточный контраст и умеренную длину строки. В печатной верстке допустима выключка по ширине, если настроены переносы и пробелы. В цифровой среде чаще предпочтительно выравнивание по левому краю, потому что оно дает более естественный ритм чтения.</w:t>
-      </w:r>
-    </w:p>
-    <w:p>
-      <w:pPr>
-        <w:pStyle w:val="a0"/>
-        <w:rPr>
-          <w:rFonts w:ascii="Times New Roman" w:hAnsi="Times New Roman" w:cs="Times New Roman"/>
-          <w:color w:val="000000" w:themeColor="text1"/>
-          <w:sz w:val="28"/>
-          <w:szCs w:val="28"/>
-          <w:lang w:val="ru-RU"/>
-        </w:rPr>
-      </w:pPr>
-      <w:r>
-        <w:rPr>
-          <w:rFonts w:ascii="Times New Roman" w:hAnsi="Times New Roman" w:cs="Times New Roman"/>
-          <w:color w:val="000000" w:themeColor="text1"/>
-          <w:sz w:val="28"/>
-          <w:szCs w:val="28"/>
-          <w:lang w:val="ru-RU"/>
-        </w:rPr>
-        <w:lastRenderedPageBreak/>
-        <w:t>Второе правило — не смешивать слишком много шрифтов и стилей. Обычно достаточно одной-двух гарнитур и нескольких продуманных начертаний. Если в документе одновременно используются разные шрифты, размеры, цвета и выделения, иерархия разрушается. Выделения должны быть функциональными: жирное начертание — для смыслового акцента, курсив — для терминов или интонации, цвет — для навигации или особого уровня информации.</w:t>
-      </w:r>
-    </w:p>
-    <w:p>
-      <w:pPr>
-        <w:pStyle w:val="a0"/>
-        <w:rPr>
-          <w:rFonts w:ascii="Times New Roman" w:hAnsi="Times New Roman" w:cs="Times New Roman"/>
-          <w:color w:val="000000" w:themeColor="text1"/>
-          <w:sz w:val="28"/>
-          <w:szCs w:val="28"/>
-          <w:lang w:val="ru-RU"/>
-        </w:rPr>
-      </w:pPr>
-      <w:r>
-        <w:rPr>
-          <w:rFonts w:ascii="Times New Roman" w:hAnsi="Times New Roman" w:cs="Times New Roman"/>
-          <w:color w:val="000000" w:themeColor="text1"/>
-          <w:sz w:val="28"/>
-          <w:szCs w:val="28"/>
-          <w:lang w:val="ru-RU"/>
-        </w:rPr>
-        <w:t>Третье правило — соблюдать отступы. Отступ перед заголовком обычно больше, чем после него, потому что заголовок связан с последующим текстом. Абзацы должны отделяться системно: либо абзацным отступом, либо интервалом, но не хаотично. Списки должны иметь единые маркеры, отступы и межстрочные интервалы.</w:t>
-      </w:r>
-    </w:p>
-    <w:p>
-      <w:pPr>
-        <w:pStyle w:val="a0"/>
-        <w:rPr>
-          <w:rFonts w:ascii="Times New Roman" w:hAnsi="Times New Roman" w:cs="Times New Roman"/>
-          <w:color w:val="000000" w:themeColor="text1"/>
-          <w:sz w:val="28"/>
-          <w:szCs w:val="28"/>
-          <w:lang w:val="ru-RU"/>
-        </w:rPr>
-      </w:pPr>
-      <w:r>
-        <w:rPr>
-          <w:rFonts w:ascii="Times New Roman" w:hAnsi="Times New Roman" w:cs="Times New Roman"/>
-          <w:color w:val="000000" w:themeColor="text1"/>
-          <w:sz w:val="28"/>
-          <w:szCs w:val="28"/>
-          <w:lang w:val="ru-RU"/>
-        </w:rPr>
-        <w:t>Четвертое правило — избегать типографических ошибок: висячих строк, одиночных предлогов в конце строки, неправильных кавычек, смешения дефиса и тире, двойных пробелов, неправильных переносов. Такие ошибки визуально портят текст и снижают доверие к документу.</w:t>
-      </w:r>
-    </w:p>
-    <w:p>
-      <w:pPr>
-        <w:pStyle w:val="a0"/>
-        <w:rPr>
-          <w:rFonts w:ascii="Times New Roman" w:hAnsi="Times New Roman" w:cs="Times New Roman"/>
-          <w:color w:val="000000" w:themeColor="text1"/>
-          <w:sz w:val="28"/>
-          <w:szCs w:val="28"/>
-          <w:lang w:val="ru-RU"/>
-        </w:rPr>
-      </w:pPr>
-      <w:r>
-        <w:rPr>
-          <w:rFonts w:ascii="Times New Roman" w:hAnsi="Times New Roman" w:cs="Times New Roman"/>
-          <w:color w:val="000000" w:themeColor="text1"/>
-          <w:sz w:val="28"/>
-          <w:szCs w:val="28"/>
-          <w:lang w:val="ru-RU"/>
-        </w:rPr>
-        <w:t>Итог: верстка текста строится на визуальной иерархии, смысловых сущностях и системе стилей. Базовые элементы — гарнитура, кегль, интерлиньяж, ширина строки, выключка, отступы и акценты — должны работать на читаемость и ясность.</w:t>
-      </w:r>
-    </w:p>
-    <w:p>
-      <w:pPr>
-        <w:pStyle w:val="11"/>
-        <w:rPr>
-          <w:rFonts w:cs="Times New Roman"/>
-          <w:szCs w:val="28"/>
-        </w:rPr>
-      </w:pPr>
-      <w:bookmarkStart w:id="3" w:name="основы-типографики-при-работе-с-текстами"/>
-      <w:bookmarkEnd w:id="2"/>
-      <w:r>
-        <w:rPr>
-          <w:rFonts w:cs="Times New Roman"/>
-          <w:szCs w:val="28"/>
-          <w:highlight w:val="yellow"/>
-        </w:rPr>
-        <w:t>3. Основы типографики при работе с текстами</w:t>
-      </w:r>
-    </w:p>
-    <w:p>
-      <w:pPr>
-        <w:pStyle w:val="FirstParagraph"/>
-        <w:rPr>
-          <w:rFonts w:ascii="Times New Roman" w:hAnsi="Times New Roman" w:cs="Times New Roman"/>
-          <w:color w:val="000000" w:themeColor="text1"/>
-          <w:sz w:val="28"/>
-          <w:szCs w:val="28"/>
-          <w:lang w:val="ru-RU"/>
-        </w:rPr>
-      </w:pPr>
-      <w:r>
-        <w:rPr>
-          <w:rFonts w:ascii="Times New Roman" w:hAnsi="Times New Roman" w:cs="Times New Roman"/>
-          <w:color w:val="000000" w:themeColor="text1"/>
-          <w:sz w:val="28"/>
-          <w:szCs w:val="28"/>
-          <w:lang w:val="ru-RU"/>
-        </w:rPr>
-        <w:t>Типографика — это область графического дизайна, связанная с оформлением текста средствами шрифта, композиции и пространственной организации. Ее цель — сделать текст читаемым, выразительным, логично структурированным и соответствующим задаче коммуникации. Типографика работает не только с буквами, но и с ритмом, пустым пространством, иерархией и характером сообщения.</w:t>
-      </w:r>
-    </w:p>
-    <w:p>
-      <w:pPr>
-        <w:pStyle w:val="a0"/>
-        <w:rPr>
-          <w:rFonts w:ascii="Times New Roman" w:hAnsi="Times New Roman" w:cs="Times New Roman"/>
-          <w:color w:val="000000" w:themeColor="text1"/>
-          <w:sz w:val="28"/>
-          <w:szCs w:val="28"/>
-          <w:lang w:val="ru-RU"/>
-        </w:rPr>
-      </w:pPr>
-      <w:r>
-        <w:rPr>
-          <w:rFonts w:ascii="Times New Roman" w:hAnsi="Times New Roman" w:cs="Times New Roman"/>
-          <w:color w:val="000000" w:themeColor="text1"/>
-          <w:sz w:val="28"/>
-          <w:szCs w:val="28"/>
-          <w:lang w:val="ru-RU"/>
-        </w:rPr>
-        <w:t>Задачи типографики можно разделить на функциональные и выразительные. Функциональные задачи — обеспечить читаемость, навигацию, различие уровней текста и удобство восприятия. Выразительные задачи — передать характер издания, бренда, темы или эмоции. Например, научный журнал требует строгой и спокойной типографики, а модный журнал может использовать крупные контрастные заголовки и акцидентные шрифты.</w:t>
-      </w:r>
-    </w:p>
-    <w:p>
-      <w:pPr>
-        <w:pStyle w:val="a0"/>
-        <w:rPr>
-          <w:rFonts w:ascii="Times New Roman" w:hAnsi="Times New Roman" w:cs="Times New Roman"/>
-          <w:color w:val="000000" w:themeColor="text1"/>
-          <w:sz w:val="28"/>
-          <w:szCs w:val="28"/>
-          <w:lang w:val="ru-RU"/>
-        </w:rPr>
-      </w:pPr>
-      <w:r>
-        <w:rPr>
-          <w:rFonts w:ascii="Times New Roman" w:hAnsi="Times New Roman" w:cs="Times New Roman"/>
-          <w:color w:val="000000" w:themeColor="text1"/>
-          <w:sz w:val="28"/>
-          <w:szCs w:val="28"/>
-          <w:lang w:val="ru-RU"/>
-        </w:rPr>
-        <w:t xml:space="preserve">Гарнитура — это семейство шрифтов, объединенных общим рисунком. Например, в гарнитуре могут быть обычное, жирное, курсивное, светлое, узкое или расширенное начертание. Шрифт в узком смысле — конкретный вариант внутри гарнитуры: например, </w:t>
-      </w:r>
-      <w:r>
-        <w:rPr>
-          <w:rFonts w:ascii="Times New Roman" w:hAnsi="Times New Roman" w:cs="Times New Roman"/>
-          <w:color w:val="000000" w:themeColor="text1"/>
-          <w:sz w:val="28"/>
-          <w:szCs w:val="28"/>
-        </w:rPr>
-        <w:t>regular</w:t>
-      </w:r>
-      <w:r>
-        <w:rPr>
-          <w:rFonts w:ascii="Times New Roman" w:hAnsi="Times New Roman" w:cs="Times New Roman"/>
-          <w:color w:val="000000" w:themeColor="text1"/>
-          <w:sz w:val="28"/>
-          <w:szCs w:val="28"/>
-          <w:lang w:val="ru-RU"/>
-        </w:rPr>
-        <w:t xml:space="preserve"> 12 </w:t>
-      </w:r>
-      <w:r>
-        <w:rPr>
-          <w:rFonts w:ascii="Times New Roman" w:hAnsi="Times New Roman" w:cs="Times New Roman"/>
-          <w:color w:val="000000" w:themeColor="text1"/>
-          <w:sz w:val="28"/>
-          <w:szCs w:val="28"/>
-        </w:rPr>
-        <w:t>pt</w:t>
-      </w:r>
-      <w:r>
-        <w:rPr>
-          <w:rFonts w:ascii="Times New Roman" w:hAnsi="Times New Roman" w:cs="Times New Roman"/>
-          <w:color w:val="000000" w:themeColor="text1"/>
-          <w:sz w:val="28"/>
-          <w:szCs w:val="28"/>
-          <w:lang w:val="ru-RU"/>
-        </w:rPr>
-        <w:t xml:space="preserve"> или </w:t>
-      </w:r>
-      <w:r>
-        <w:rPr>
-          <w:rFonts w:ascii="Times New Roman" w:hAnsi="Times New Roman" w:cs="Times New Roman"/>
-          <w:color w:val="000000" w:themeColor="text1"/>
-          <w:sz w:val="28"/>
-          <w:szCs w:val="28"/>
-        </w:rPr>
-        <w:t>bold</w:t>
-      </w:r>
-      <w:r>
-        <w:rPr>
-          <w:rFonts w:ascii="Times New Roman" w:hAnsi="Times New Roman" w:cs="Times New Roman"/>
-          <w:color w:val="000000" w:themeColor="text1"/>
-          <w:sz w:val="28"/>
-          <w:szCs w:val="28"/>
-          <w:lang w:val="ru-RU"/>
-        </w:rPr>
-        <w:t xml:space="preserve"> </w:t>
-      </w:r>
-      <w:r>
-        <w:rPr>
-          <w:rFonts w:ascii="Times New Roman" w:hAnsi="Times New Roman" w:cs="Times New Roman"/>
-          <w:color w:val="000000" w:themeColor="text1"/>
-          <w:sz w:val="28"/>
-          <w:szCs w:val="28"/>
-        </w:rPr>
-        <w:t>italic</w:t>
-      </w:r>
-      <w:r>
-        <w:rPr>
-          <w:rFonts w:ascii="Times New Roman" w:hAnsi="Times New Roman" w:cs="Times New Roman"/>
-          <w:color w:val="000000" w:themeColor="text1"/>
-          <w:sz w:val="28"/>
-          <w:szCs w:val="28"/>
-          <w:lang w:val="ru-RU"/>
-        </w:rPr>
-        <w:t>. В обычной речи эти термины часто смешивают, но для профессиональной типографики различие важно.</w:t>
-      </w:r>
-    </w:p>
-    <w:p>
-      <w:pPr>
-        <w:pStyle w:val="a0"/>
-        <w:rPr>
-          <w:rFonts w:ascii="Times New Roman" w:hAnsi="Times New Roman" w:cs="Times New Roman"/>
-          <w:color w:val="000000" w:themeColor="text1"/>
-          <w:sz w:val="28"/>
-          <w:szCs w:val="28"/>
-          <w:lang w:val="ru-RU"/>
-        </w:rPr>
-      </w:pPr>
-      <w:r>
-        <w:rPr>
-          <w:rFonts w:ascii="Times New Roman" w:hAnsi="Times New Roman" w:cs="Times New Roman"/>
-          <w:color w:val="000000" w:themeColor="text1"/>
-          <w:sz w:val="28"/>
-          <w:szCs w:val="28"/>
-          <w:lang w:val="ru-RU"/>
-        </w:rPr>
-        <w:lastRenderedPageBreak/>
-        <w:t xml:space="preserve">Гарнитуры могут быть </w:t>
-      </w:r>
-      <w:proofErr w:type="spellStart"/>
-      <w:r>
-        <w:rPr>
-          <w:rFonts w:ascii="Times New Roman" w:hAnsi="Times New Roman" w:cs="Times New Roman"/>
-          <w:color w:val="000000" w:themeColor="text1"/>
-          <w:sz w:val="28"/>
-          <w:szCs w:val="28"/>
-          <w:lang w:val="ru-RU"/>
-        </w:rPr>
-        <w:t>антиквенными</w:t>
-      </w:r>
-      <w:proofErr w:type="spellEnd"/>
-      <w:r>
-        <w:rPr>
-          <w:rFonts w:ascii="Times New Roman" w:hAnsi="Times New Roman" w:cs="Times New Roman"/>
-          <w:color w:val="000000" w:themeColor="text1"/>
-          <w:sz w:val="28"/>
-          <w:szCs w:val="28"/>
-          <w:lang w:val="ru-RU"/>
-        </w:rPr>
-        <w:t>, гротесковыми, брусковыми, моноширинными, рукописными, декоративными. Антиква имеет засечки и часто ассоциируется с книгой, журналом, классической редакционной средой. Гротеск не имеет засечек и воспринимается как современный, нейтральный, технологичный. Моноширинные шрифты имеют одинаковую ширину знаков и часто связаны с кодом, таблицами, техническим стилем. Декоративные гарнитуры выразительны, но редко подходят для длинного чтения.</w:t>
-      </w:r>
-    </w:p>
-    <w:p>
-      <w:pPr>
-        <w:pStyle w:val="a0"/>
-        <w:rPr>
-          <w:rFonts w:ascii="Times New Roman" w:hAnsi="Times New Roman" w:cs="Times New Roman"/>
-          <w:color w:val="000000" w:themeColor="text1"/>
-          <w:sz w:val="28"/>
-          <w:szCs w:val="28"/>
-          <w:lang w:val="ru-RU"/>
-        </w:rPr>
-      </w:pPr>
-      <w:r>
-        <w:rPr>
-          <w:rFonts w:ascii="Times New Roman" w:hAnsi="Times New Roman" w:cs="Times New Roman"/>
-          <w:color w:val="000000" w:themeColor="text1"/>
-          <w:sz w:val="28"/>
-          <w:szCs w:val="28"/>
-          <w:lang w:val="ru-RU"/>
-        </w:rPr>
-        <w:t>Знаковый состав гарнитуры — это набор символов, которые поддерживает шрифт. Он включает прописные и строчные буквы, цифры, знаки препинания, кавычки, тире, математические символы, валютные знаки, лигатуры, диакритические знаки, специальные символы. Для русскоязычной верстки важно, чтобы гарнитура имела качественную кириллицу, а не только латиницу. Если кириллица нарисована плохо, текст будет выглядеть непрофессионально.</w:t>
-      </w:r>
-    </w:p>
-    <w:p>
-      <w:pPr>
-        <w:pStyle w:val="a0"/>
-        <w:rPr>
-          <w:rFonts w:ascii="Times New Roman" w:hAnsi="Times New Roman" w:cs="Times New Roman"/>
-          <w:color w:val="000000" w:themeColor="text1"/>
-          <w:sz w:val="28"/>
-          <w:szCs w:val="28"/>
-          <w:lang w:val="ru-RU"/>
-        </w:rPr>
-      </w:pPr>
-      <w:r>
-        <w:rPr>
-          <w:rFonts w:ascii="Times New Roman" w:hAnsi="Times New Roman" w:cs="Times New Roman"/>
-          <w:color w:val="000000" w:themeColor="text1"/>
-          <w:sz w:val="28"/>
-          <w:szCs w:val="28"/>
-          <w:lang w:val="ru-RU"/>
-        </w:rPr>
-        <w:t xml:space="preserve">Визуальные вариации шрифта — это изменения начертания, насыщенности, ширины, наклона и размера. </w:t>
-      </w:r>
-      <w:proofErr w:type="spellStart"/>
-      <w:r>
-        <w:rPr>
-          <w:rFonts w:ascii="Times New Roman" w:hAnsi="Times New Roman" w:cs="Times New Roman"/>
-          <w:color w:val="000000" w:themeColor="text1"/>
-          <w:sz w:val="28"/>
-          <w:szCs w:val="28"/>
-        </w:rPr>
-        <w:t>Начертания</w:t>
-      </w:r>
-      <w:proofErr w:type="spellEnd"/>
-      <w:r>
-        <w:rPr>
-          <w:rFonts w:ascii="Times New Roman" w:hAnsi="Times New Roman" w:cs="Times New Roman"/>
-          <w:color w:val="000000" w:themeColor="text1"/>
-          <w:sz w:val="28"/>
-          <w:szCs w:val="28"/>
-        </w:rPr>
-        <w:t xml:space="preserve"> </w:t>
-      </w:r>
-      <w:proofErr w:type="spellStart"/>
-      <w:r>
-        <w:rPr>
-          <w:rFonts w:ascii="Times New Roman" w:hAnsi="Times New Roman" w:cs="Times New Roman"/>
-          <w:color w:val="000000" w:themeColor="text1"/>
-          <w:sz w:val="28"/>
-          <w:szCs w:val="28"/>
-        </w:rPr>
-        <w:t>бывают</w:t>
-      </w:r>
-      <w:proofErr w:type="spellEnd"/>
-      <w:r>
-        <w:rPr>
-          <w:rFonts w:ascii="Times New Roman" w:hAnsi="Times New Roman" w:cs="Times New Roman"/>
-          <w:color w:val="000000" w:themeColor="text1"/>
-          <w:sz w:val="28"/>
-          <w:szCs w:val="28"/>
-        </w:rPr>
-        <w:t xml:space="preserve"> regular, medium, semibold, bold, black, light, thin, italic, condensed, extended. </w:t>
-      </w:r>
-      <w:r>
-        <w:rPr>
-          <w:rFonts w:ascii="Times New Roman" w:hAnsi="Times New Roman" w:cs="Times New Roman"/>
-          <w:color w:val="000000" w:themeColor="text1"/>
-          <w:sz w:val="28"/>
-          <w:szCs w:val="28"/>
-          <w:lang w:val="ru-RU"/>
-        </w:rPr>
-        <w:t>Насыщенность влияет на визуальный вес текста. Ширина может быть нормальной, узкой или широкой. Курсив может использоваться для выделения, но не должен применяться к большим массивам текста без необходимости.</w:t>
-      </w:r>
-    </w:p>
-    <w:p>
-      <w:pPr>
-        <w:pStyle w:val="a0"/>
-        <w:rPr>
-          <w:rFonts w:ascii="Times New Roman" w:hAnsi="Times New Roman" w:cs="Times New Roman"/>
-          <w:color w:val="000000" w:themeColor="text1"/>
-          <w:sz w:val="28"/>
-          <w:szCs w:val="28"/>
-          <w:lang w:val="ru-RU"/>
-        </w:rPr>
-      </w:pPr>
-      <w:r>
-        <w:rPr>
-          <w:rFonts w:ascii="Times New Roman" w:hAnsi="Times New Roman" w:cs="Times New Roman"/>
-          <w:color w:val="000000" w:themeColor="text1"/>
-          <w:sz w:val="28"/>
-          <w:szCs w:val="28"/>
-          <w:lang w:val="ru-RU"/>
-        </w:rPr>
-        <w:t>Основные параметры типографики — кегль, интерлиньяж, трекинг, кернинг, длина строки, выключка и контраст. Кегль определяет размер текста. Интерлиньяж задает расстояние между строками. Трекинг регулирует общее расстояние между буквами, а кернинг — расстояние в конкретных парах символов. Длина строки влияет на комфорт чтения: слишком длинные строки утомляют, слишком короткие создают рваный ритм.</w:t>
-      </w:r>
-    </w:p>
-    <w:p>
-      <w:pPr>
-        <w:pStyle w:val="a0"/>
-        <w:rPr>
-          <w:rFonts w:ascii="Times New Roman" w:hAnsi="Times New Roman" w:cs="Times New Roman"/>
-          <w:color w:val="000000" w:themeColor="text1"/>
-          <w:sz w:val="28"/>
-          <w:szCs w:val="28"/>
-          <w:lang w:val="ru-RU"/>
-        </w:rPr>
-      </w:pPr>
-      <w:r>
-        <w:rPr>
-          <w:rFonts w:ascii="Times New Roman" w:hAnsi="Times New Roman" w:cs="Times New Roman"/>
-          <w:color w:val="000000" w:themeColor="text1"/>
-          <w:sz w:val="28"/>
-          <w:szCs w:val="28"/>
-          <w:lang w:val="ru-RU"/>
-        </w:rPr>
-        <w:t xml:space="preserve">Типографика также связана с иерархией. Заголовок, подзаголовок, </w:t>
-      </w:r>
-      <w:proofErr w:type="spellStart"/>
-      <w:r>
-        <w:rPr>
-          <w:rFonts w:ascii="Times New Roman" w:hAnsi="Times New Roman" w:cs="Times New Roman"/>
-          <w:color w:val="000000" w:themeColor="text1"/>
-          <w:sz w:val="28"/>
-          <w:szCs w:val="28"/>
-          <w:lang w:val="ru-RU"/>
-        </w:rPr>
-        <w:t>лид</w:t>
-      </w:r>
-      <w:proofErr w:type="spellEnd"/>
-      <w:r>
-        <w:rPr>
-          <w:rFonts w:ascii="Times New Roman" w:hAnsi="Times New Roman" w:cs="Times New Roman"/>
-          <w:color w:val="000000" w:themeColor="text1"/>
-          <w:sz w:val="28"/>
-          <w:szCs w:val="28"/>
-          <w:lang w:val="ru-RU"/>
-        </w:rPr>
-        <w:t>, основной текст, подпись, сноска должны различаться, но быть частью одной системы. Иерархия может строиться не только на размере, но и на насыщенности, отступах, цвете и положении. Хорошая типографика не перегружает страницу выделениями: акцентов должно быть столько, сколько нужно для понимания структуры.</w:t>
-      </w:r>
-    </w:p>
-    <w:p>
-      <w:pPr>
-        <w:pStyle w:val="a0"/>
-        <w:rPr>
-          <w:rFonts w:ascii="Times New Roman" w:hAnsi="Times New Roman" w:cs="Times New Roman"/>
-          <w:color w:val="000000" w:themeColor="text1"/>
-          <w:sz w:val="28"/>
-          <w:szCs w:val="28"/>
-          <w:lang w:val="ru-RU"/>
-        </w:rPr>
-      </w:pPr>
-      <w:r>
-        <w:rPr>
-          <w:rFonts w:ascii="Times New Roman" w:hAnsi="Times New Roman" w:cs="Times New Roman"/>
-          <w:color w:val="000000" w:themeColor="text1"/>
-          <w:sz w:val="28"/>
-          <w:szCs w:val="28"/>
-          <w:lang w:val="ru-RU"/>
-        </w:rPr>
-        <w:t>При работе с текстами важно соблюдать правила набора. Нужно использовать правильные кавычки, длинное тире вместо дефиса в нужных случаях, не ставить лишние пробелы, следить за переносами, избегать висячих строк и одиночных коротких слов в конце строки. Эти детали кажутся мелкими, но именно они отличают профессиональную верстку от небрежной.</w:t>
-      </w:r>
-    </w:p>
-    <w:p>
-      <w:pPr>
-        <w:pStyle w:val="a0"/>
-        <w:rPr>
-          <w:rFonts w:ascii="Times New Roman" w:hAnsi="Times New Roman" w:cs="Times New Roman"/>
-          <w:color w:val="000000" w:themeColor="text1"/>
-          <w:sz w:val="28"/>
-          <w:szCs w:val="28"/>
-          <w:lang w:val="ru-RU"/>
-        </w:rPr>
-      </w:pPr>
-      <w:r>
-        <w:rPr>
-          <w:rFonts w:ascii="Times New Roman" w:hAnsi="Times New Roman" w:cs="Times New Roman"/>
-          <w:color w:val="000000" w:themeColor="text1"/>
-          <w:sz w:val="28"/>
-          <w:szCs w:val="28"/>
-          <w:lang w:val="ru-RU"/>
-        </w:rPr>
-        <w:lastRenderedPageBreak/>
-        <w:t>Итог: типографика — это система работы с текстом, в которой важны гарнитура, шрифт, знаковый состав, визуальные вариации, параметры набора и иерархия. Ее задача — сделать текст одновременно удобным и выразительным.</w:t>
-      </w:r>
-    </w:p>
-    <w:p>
-      <w:pPr>
-        <w:pStyle w:val="11"/>
-        <w:rPr>
-          <w:rFonts w:cs="Times New Roman"/>
-          <w:szCs w:val="28"/>
-        </w:rPr>
-      </w:pPr>
-      <w:bookmarkStart w:id="4" w:name="X057e5ee7389f53b078c194f153e38b1b6931d26"/>
-      <w:bookmarkEnd w:id="3"/>
-      <w:r>
-        <w:rPr>
-          <w:rFonts w:cs="Times New Roman"/>
-          <w:szCs w:val="28"/>
-          <w:highlight w:val="yellow"/>
-        </w:rPr>
-        <w:t>4. Работа с графикой. Правила визуализации данных. Инфографика</w:t>
-      </w:r>
-    </w:p>
-    <w:p>
-      <w:pPr>
-        <w:pStyle w:val="FirstParagraph"/>
-        <w:rPr>
-          <w:rFonts w:ascii="Times New Roman" w:hAnsi="Times New Roman" w:cs="Times New Roman"/>
-          <w:color w:val="000000" w:themeColor="text1"/>
-          <w:sz w:val="28"/>
-          <w:szCs w:val="28"/>
-          <w:lang w:val="ru-RU"/>
-        </w:rPr>
-      </w:pPr>
-      <w:r>
-        <w:rPr>
-          <w:rFonts w:ascii="Times New Roman" w:hAnsi="Times New Roman" w:cs="Times New Roman"/>
-          <w:color w:val="000000" w:themeColor="text1"/>
-          <w:sz w:val="28"/>
-          <w:szCs w:val="28"/>
-          <w:lang w:val="ru-RU"/>
-        </w:rPr>
-        <w:t>Работа с графикой в редакционном и цифровом дизайне включает подбор, создание, обработку и размещение визуальных элементов: фотографий, иллюстраций, иконок, схем, диаграмм, карт и инфографики. Графика нужна не только для украшения. Она помогает объяснять, сравнивать, выделять главное, создавать настроение и ускорять восприятие сложной информации.</w:t>
-      </w:r>
-    </w:p>
-    <w:p>
-      <w:pPr>
-        <w:pStyle w:val="a0"/>
-        <w:rPr>
-          <w:rFonts w:ascii="Times New Roman" w:hAnsi="Times New Roman" w:cs="Times New Roman"/>
-          <w:color w:val="000000" w:themeColor="text1"/>
-          <w:sz w:val="28"/>
-          <w:szCs w:val="28"/>
-          <w:lang w:val="ru-RU"/>
-        </w:rPr>
-      </w:pPr>
-      <w:r>
-        <w:rPr>
-          <w:rFonts w:ascii="Times New Roman" w:hAnsi="Times New Roman" w:cs="Times New Roman"/>
-          <w:color w:val="000000" w:themeColor="text1"/>
-          <w:sz w:val="28"/>
-          <w:szCs w:val="28"/>
-          <w:lang w:val="ru-RU"/>
-        </w:rPr>
-        <w:t>Форма графического элемента влияет на смысл. Прямоугольник воспринимается как устойчивый и структурный, круг — как мягкий, целостный или акцентный, диагональ — как динамичная, линия — как связь или направление. В инфографике форма особенно важна: стрелка обозначает движение, блок — этап, шкала — измерение, карта — пространство, пиктограмма — категорию или объект. Форма должна быть понятной и соответствовать сообщению.</w:t>
-      </w:r>
-    </w:p>
-    <w:p>
-      <w:pPr>
-        <w:pStyle w:val="a0"/>
-        <w:rPr>
-          <w:rFonts w:ascii="Times New Roman" w:hAnsi="Times New Roman" w:cs="Times New Roman"/>
-          <w:color w:val="000000" w:themeColor="text1"/>
-          <w:sz w:val="28"/>
-          <w:szCs w:val="28"/>
-          <w:lang w:val="ru-RU"/>
-        </w:rPr>
-      </w:pPr>
-      <w:r>
-        <w:rPr>
-          <w:rFonts w:ascii="Times New Roman" w:hAnsi="Times New Roman" w:cs="Times New Roman"/>
-          <w:color w:val="000000" w:themeColor="text1"/>
-          <w:sz w:val="28"/>
-          <w:szCs w:val="28"/>
-          <w:lang w:val="ru-RU"/>
-        </w:rPr>
-        <w:t>Цвет тоже несет смысл. Он может выделять главное, показывать категории, передавать эмоциональный характер, обозначать состояние. Например, в интерфейсах красный часто связывается с ошибкой или опасностью, зеленый — с успехом, синий — с нейтральным действием или доверием. Но цвет нельзя использовать как единственный носитель смысла: часть пользователей различает цвета иначе, поэтому цветовой сигнал лучше дублировать текстом, формой или иконкой.</w:t>
-      </w:r>
-    </w:p>
-    <w:p>
-      <w:pPr>
-        <w:pStyle w:val="a0"/>
-        <w:rPr>
-          <w:rFonts w:ascii="Times New Roman" w:hAnsi="Times New Roman" w:cs="Times New Roman"/>
-          <w:color w:val="000000" w:themeColor="text1"/>
-          <w:sz w:val="28"/>
-          <w:szCs w:val="28"/>
-          <w:lang w:val="ru-RU"/>
-        </w:rPr>
-      </w:pPr>
-      <w:r>
-        <w:rPr>
-          <w:rFonts w:ascii="Times New Roman" w:hAnsi="Times New Roman" w:cs="Times New Roman"/>
-          <w:color w:val="000000" w:themeColor="text1"/>
-          <w:sz w:val="28"/>
-          <w:szCs w:val="28"/>
-          <w:lang w:val="ru-RU"/>
-        </w:rPr>
-        <w:t>Иллюстрация и инфографика отличаются функцией. Иллюстрация может создавать образ, атмосферу, метафору, эмоциональную поддержку текста. Инфографика предназначена для объяснения информации: данных, процесса, структуры, сравнения, маршрута, хронологии. Иллюстрация может быть более свободной, а инфографика требует точности, логики и проверяемости.</w:t>
-      </w:r>
-    </w:p>
-    <w:p>
-      <w:pPr>
-        <w:pStyle w:val="a0"/>
-        <w:rPr>
-          <w:rFonts w:ascii="Times New Roman" w:hAnsi="Times New Roman" w:cs="Times New Roman"/>
-          <w:color w:val="000000" w:themeColor="text1"/>
-          <w:sz w:val="28"/>
-          <w:szCs w:val="28"/>
-          <w:lang w:val="ru-RU"/>
-        </w:rPr>
-      </w:pPr>
-      <w:r>
-        <w:rPr>
-          <w:rFonts w:ascii="Times New Roman" w:hAnsi="Times New Roman" w:cs="Times New Roman"/>
-          <w:color w:val="000000" w:themeColor="text1"/>
-          <w:sz w:val="28"/>
-          <w:szCs w:val="28"/>
-          <w:lang w:val="ru-RU"/>
-        </w:rPr>
-        <w:t>Визуализация данных — это графическое представление числовой или структурной информации. Ее задача — помочь увидеть закономерность, сравнение, изменение, долю, связь или распределение. Для динамики во времени подходят линейные графики. Для сравнения категорий — столбчатые диаграммы. Для долей целого — секторные диаграммы, но только если категорий немного. Для пространственных данных — карты. Для процесса — схемы и блок-диаграммы.</w:t>
-      </w:r>
-    </w:p>
-    <w:p>
-      <w:pPr>
-        <w:pStyle w:val="a0"/>
-        <w:rPr>
-          <w:rFonts w:ascii="Times New Roman" w:hAnsi="Times New Roman" w:cs="Times New Roman"/>
-          <w:color w:val="000000" w:themeColor="text1"/>
-          <w:sz w:val="28"/>
-          <w:szCs w:val="28"/>
-          <w:lang w:val="ru-RU"/>
-        </w:rPr>
-      </w:pPr>
-      <w:r>
-        <w:rPr>
-          <w:rFonts w:ascii="Times New Roman" w:hAnsi="Times New Roman" w:cs="Times New Roman"/>
-          <w:color w:val="000000" w:themeColor="text1"/>
-          <w:sz w:val="28"/>
-          <w:szCs w:val="28"/>
-          <w:lang w:val="ru-RU"/>
-        </w:rPr>
-        <w:t xml:space="preserve">Принцип логичности означает, что выбранная форма визуализации соответствует типу данных. Нельзя показывать временную динамику круговой диаграммой, если нужно увидеть рост или спад. Нельзя использовать сложную </w:t>
-      </w:r>
-      <w:r>
-        <w:rPr>
-          <w:rFonts w:ascii="Times New Roman" w:hAnsi="Times New Roman" w:cs="Times New Roman"/>
-          <w:color w:val="000000" w:themeColor="text1"/>
-          <w:sz w:val="28"/>
-          <w:szCs w:val="28"/>
-          <w:lang w:val="ru-RU"/>
-        </w:rPr>
-        <w:lastRenderedPageBreak/>
-        <w:t>декоративную схему, если простая таблица яснее. Форма должна помогать выводу.</w:t>
-      </w:r>
-    </w:p>
-    <w:p>
-      <w:pPr>
-        <w:pStyle w:val="a0"/>
-        <w:rPr>
-          <w:rFonts w:ascii="Times New Roman" w:hAnsi="Times New Roman" w:cs="Times New Roman"/>
-          <w:color w:val="000000" w:themeColor="text1"/>
-          <w:sz w:val="28"/>
-          <w:szCs w:val="28"/>
-          <w:lang w:val="ru-RU"/>
-        </w:rPr>
-      </w:pPr>
-      <w:r>
-        <w:rPr>
-          <w:rFonts w:ascii="Times New Roman" w:hAnsi="Times New Roman" w:cs="Times New Roman"/>
-          <w:color w:val="000000" w:themeColor="text1"/>
-          <w:sz w:val="28"/>
-          <w:szCs w:val="28"/>
-          <w:lang w:val="ru-RU"/>
-        </w:rPr>
-        <w:t>Принцип ясности означает, что пользователь должен понимать графику без долгого расшифровывания. Нужны заголовок, подписи, единицы измерения, легенда, источник данных, понятный масштаб. Если график показывает проценты, должно быть ясно, от чего они считаются. Если сравниваются периоды, должны быть указаны даты. Если используются цвета, их значения нужно объяснить.</w:t>
-      </w:r>
-    </w:p>
-    <w:p>
-      <w:pPr>
-        <w:pStyle w:val="a0"/>
-        <w:rPr>
-          <w:rFonts w:ascii="Times New Roman" w:hAnsi="Times New Roman" w:cs="Times New Roman"/>
-          <w:color w:val="000000" w:themeColor="text1"/>
-          <w:sz w:val="28"/>
-          <w:szCs w:val="28"/>
-          <w:lang w:val="ru-RU"/>
-        </w:rPr>
-      </w:pPr>
-      <w:r>
-        <w:rPr>
-          <w:rFonts w:ascii="Times New Roman" w:hAnsi="Times New Roman" w:cs="Times New Roman"/>
-          <w:color w:val="000000" w:themeColor="text1"/>
-          <w:sz w:val="28"/>
-          <w:szCs w:val="28"/>
-          <w:lang w:val="ru-RU"/>
-        </w:rPr>
-        <w:t>Принцип честности означает отсутствие визуального искажения. Нельзя произвольно обрезать ось так, чтобы рост казался драматичнее, использовать 3</w:t>
-      </w:r>
-      <w:r>
-        <w:rPr>
-          <w:rFonts w:ascii="Times New Roman" w:hAnsi="Times New Roman" w:cs="Times New Roman"/>
-          <w:color w:val="000000" w:themeColor="text1"/>
-          <w:sz w:val="28"/>
-          <w:szCs w:val="28"/>
-        </w:rPr>
-        <w:t>D</w:t>
-      </w:r>
-      <w:r>
-        <w:rPr>
-          <w:rFonts w:ascii="Times New Roman" w:hAnsi="Times New Roman" w:cs="Times New Roman"/>
-          <w:color w:val="000000" w:themeColor="text1"/>
-          <w:sz w:val="28"/>
-          <w:szCs w:val="28"/>
-          <w:lang w:val="ru-RU"/>
-        </w:rPr>
-        <w:t>-эффекты, которые искажают площади, менять масштаб без пояснения, исключать неудобные данные. Хорошая инфографика не манипулирует, а объясняет.</w:t>
-      </w:r>
-    </w:p>
-    <w:p>
-      <w:pPr>
-        <w:pStyle w:val="a0"/>
-        <w:rPr>
-          <w:rFonts w:ascii="Times New Roman" w:hAnsi="Times New Roman" w:cs="Times New Roman"/>
-          <w:color w:val="000000" w:themeColor="text1"/>
-          <w:sz w:val="28"/>
-          <w:szCs w:val="28"/>
-          <w:lang w:val="ru-RU"/>
-        </w:rPr>
-      </w:pPr>
-      <w:r>
-        <w:rPr>
-          <w:rFonts w:ascii="Times New Roman" w:hAnsi="Times New Roman" w:cs="Times New Roman"/>
-          <w:color w:val="000000" w:themeColor="text1"/>
-          <w:sz w:val="28"/>
-          <w:szCs w:val="28"/>
-          <w:lang w:val="ru-RU"/>
-        </w:rPr>
-        <w:t>Итог: графика и инфографика должны быть осмысленными. Форма задает структуру, цвет управляет вниманием, иллюстрация поддерживает образ, инфографика объясняет данные. Главные требования к визуализации — логичность, ясность, точность и честность.</w:t>
-      </w:r>
-    </w:p>
-    <w:p>
-      <w:pPr>
-        <w:pStyle w:val="11"/>
-        <w:rPr>
-          <w:rFonts w:cs="Times New Roman"/>
-          <w:szCs w:val="28"/>
-        </w:rPr>
-      </w:pPr>
-      <w:bookmarkStart w:id="5" w:name="X92d1fe88137b86a11279b162c02804568a98012"/>
-      <w:bookmarkEnd w:id="4"/>
-      <w:r>
-        <w:rPr>
-          <w:rFonts w:cs="Times New Roman"/>
-          <w:szCs w:val="28"/>
-          <w:highlight w:val="yellow"/>
-        </w:rPr>
-        <w:t>5. Бильд-редактура. Правила подбора, редактирования и композиционного оформления изображений в верстке</w:t>
-      </w:r>
-    </w:p>
-    <w:p>
-      <w:pPr>
-        <w:pStyle w:val="FirstParagraph"/>
-        <w:rPr>
-          <w:rFonts w:ascii="Times New Roman" w:hAnsi="Times New Roman" w:cs="Times New Roman"/>
-          <w:color w:val="000000" w:themeColor="text1"/>
-          <w:sz w:val="28"/>
-          <w:szCs w:val="28"/>
-          <w:lang w:val="ru-RU"/>
-        </w:rPr>
-      </w:pPr>
-      <w:r>
-        <w:rPr>
-          <w:rFonts w:ascii="Times New Roman" w:hAnsi="Times New Roman" w:cs="Times New Roman"/>
-          <w:color w:val="000000" w:themeColor="text1"/>
-          <w:sz w:val="28"/>
-          <w:szCs w:val="28"/>
-          <w:lang w:val="ru-RU"/>
-        </w:rPr>
-        <w:t xml:space="preserve">Бильд-редактура — это редакционная работа с изображениями: подбор, проверка, кадрирование, обработка, размещение и смысловое согласование визуального ряда с текстом. В многостраничной верстке </w:t>
-      </w:r>
-      <w:proofErr w:type="spellStart"/>
-      <w:r>
-        <w:rPr>
-          <w:rFonts w:ascii="Times New Roman" w:hAnsi="Times New Roman" w:cs="Times New Roman"/>
-          <w:color w:val="000000" w:themeColor="text1"/>
-          <w:sz w:val="28"/>
-          <w:szCs w:val="28"/>
-          <w:lang w:val="ru-RU"/>
-        </w:rPr>
-        <w:t>бильд</w:t>
-      </w:r>
-      <w:proofErr w:type="spellEnd"/>
-      <w:r>
-        <w:rPr>
-          <w:rFonts w:ascii="Times New Roman" w:hAnsi="Times New Roman" w:cs="Times New Roman"/>
-          <w:color w:val="000000" w:themeColor="text1"/>
-          <w:sz w:val="28"/>
-          <w:szCs w:val="28"/>
-          <w:lang w:val="ru-RU"/>
-        </w:rPr>
-        <w:t>-редактура особенно важна, потому что изображения формируют ритм документа, удерживают внимание и помогают раскрыть содержание материала.</w:t>
-      </w:r>
-    </w:p>
-    <w:p>
-      <w:pPr>
-        <w:pStyle w:val="a0"/>
-        <w:rPr>
-          <w:rFonts w:ascii="Times New Roman" w:hAnsi="Times New Roman" w:cs="Times New Roman"/>
-          <w:color w:val="000000" w:themeColor="text1"/>
-          <w:sz w:val="28"/>
-          <w:szCs w:val="28"/>
-          <w:lang w:val="ru-RU"/>
-        </w:rPr>
-      </w:pPr>
-      <w:r>
-        <w:rPr>
-          <w:rFonts w:ascii="Times New Roman" w:hAnsi="Times New Roman" w:cs="Times New Roman"/>
-          <w:color w:val="000000" w:themeColor="text1"/>
-          <w:sz w:val="28"/>
-          <w:szCs w:val="28"/>
-          <w:lang w:val="ru-RU"/>
-        </w:rPr>
-        <w:t xml:space="preserve">Главная задача </w:t>
-      </w:r>
-      <w:proofErr w:type="spellStart"/>
-      <w:r>
-        <w:rPr>
-          <w:rFonts w:ascii="Times New Roman" w:hAnsi="Times New Roman" w:cs="Times New Roman"/>
-          <w:color w:val="000000" w:themeColor="text1"/>
-          <w:sz w:val="28"/>
-          <w:szCs w:val="28"/>
-          <w:lang w:val="ru-RU"/>
-        </w:rPr>
-        <w:t>бильд</w:t>
-      </w:r>
-      <w:proofErr w:type="spellEnd"/>
-      <w:r>
-        <w:rPr>
-          <w:rFonts w:ascii="Times New Roman" w:hAnsi="Times New Roman" w:cs="Times New Roman"/>
-          <w:color w:val="000000" w:themeColor="text1"/>
-          <w:sz w:val="28"/>
-          <w:szCs w:val="28"/>
-          <w:lang w:val="ru-RU"/>
-        </w:rPr>
-        <w:t>-редактуры — подобрать изображение, которое работает на смысл. Фотография или иллюстрация должна соответствовать теме, жанру, аудитории и тону публикации. Изображение не должно быть случайным заполнителем. Если материал о конкретном событии, уместно документальное фото. Если речь об абстрактной идее, может подойти метафорическая иллюстрация. Если нужно объяснить процесс, лучше использовать схему или инфографику.</w:t>
-      </w:r>
-    </w:p>
-    <w:p>
-      <w:pPr>
-        <w:pStyle w:val="a0"/>
-        <w:rPr>
-          <w:rFonts w:ascii="Times New Roman" w:hAnsi="Times New Roman" w:cs="Times New Roman"/>
-          <w:color w:val="000000" w:themeColor="text1"/>
-          <w:sz w:val="28"/>
-          <w:szCs w:val="28"/>
-          <w:lang w:val="ru-RU"/>
-        </w:rPr>
-      </w:pPr>
-      <w:r>
-        <w:rPr>
-          <w:rFonts w:ascii="Times New Roman" w:hAnsi="Times New Roman" w:cs="Times New Roman"/>
-          <w:color w:val="000000" w:themeColor="text1"/>
-          <w:sz w:val="28"/>
-          <w:szCs w:val="28"/>
-          <w:lang w:val="ru-RU"/>
-        </w:rPr>
-        <w:t>Первое правило подбора — релевантность. Изображение должно отвечать содержанию текста. Второе правило — достоверность. Нельзя использовать изображение, которое вводит читателя в заблуждение: например, фото другого события как иллюстрацию к текущему. Третье правило — качество. Изображение должно иметь достаточное разрешение, корректную резкость, цвет и композицию. Четвертое правило — правовая чистота: нужно учитывать автора, лицензию, право использования, согласие модели при необходимости.</w:t>
-      </w:r>
-    </w:p>
-    <w:p>
-      <w:pPr>
-        <w:pStyle w:val="a0"/>
-        <w:rPr>
-          <w:rFonts w:ascii="Times New Roman" w:hAnsi="Times New Roman" w:cs="Times New Roman"/>
-          <w:color w:val="000000" w:themeColor="text1"/>
-          <w:sz w:val="28"/>
-          <w:szCs w:val="28"/>
-          <w:lang w:val="ru-RU"/>
-        </w:rPr>
-      </w:pPr>
-      <w:r>
-        <w:rPr>
-          <w:rFonts w:ascii="Times New Roman" w:hAnsi="Times New Roman" w:cs="Times New Roman"/>
-          <w:color w:val="000000" w:themeColor="text1"/>
-          <w:sz w:val="28"/>
-          <w:szCs w:val="28"/>
-          <w:lang w:val="ru-RU"/>
-        </w:rPr>
-        <w:lastRenderedPageBreak/>
-        <w:t>Редактирование изображения включает кадрирование, цветокоррекцию, ретушь, подготовку к печати или цифровой публикации. Кадрирование должно усиливать смысл: выделять героя, действие, предмет, эмоцию или деталь. Нельзя кадрировать так, чтобы менялся смысл события. Например, нельзя убрать из кадра важный контекст, из-за чего ситуация будет восприниматься иначе.</w:t>
-      </w:r>
-    </w:p>
-    <w:p>
-      <w:pPr>
-        <w:pStyle w:val="a0"/>
-        <w:rPr>
-          <w:rFonts w:ascii="Times New Roman" w:hAnsi="Times New Roman" w:cs="Times New Roman"/>
-          <w:color w:val="000000" w:themeColor="text1"/>
-          <w:sz w:val="28"/>
-          <w:szCs w:val="28"/>
-          <w:lang w:val="ru-RU"/>
-        </w:rPr>
-      </w:pPr>
-      <w:r>
-        <w:rPr>
-          <w:rFonts w:ascii="Times New Roman" w:hAnsi="Times New Roman" w:cs="Times New Roman"/>
-          <w:color w:val="000000" w:themeColor="text1"/>
-          <w:sz w:val="28"/>
-          <w:szCs w:val="28"/>
-          <w:lang w:val="ru-RU"/>
-        </w:rPr>
-        <w:t>Композиционное оформление изображений в верстке связано с их размером, положением и отношением к тексту. Главное изображение может занимать значительную часть разворота и задавать эмоциональный тон. Второстепенные изображения могут поддерживать отдельные фрагменты текста. Серия изображений может создавать ритм или показывать последовательность.</w:t>
-      </w:r>
-    </w:p>
-    <w:p>
-      <w:pPr>
-        <w:pStyle w:val="a0"/>
-        <w:rPr>
-          <w:rFonts w:ascii="Times New Roman" w:hAnsi="Times New Roman" w:cs="Times New Roman"/>
-          <w:color w:val="000000" w:themeColor="text1"/>
-          <w:sz w:val="28"/>
-          <w:szCs w:val="28"/>
-          <w:lang w:val="ru-RU"/>
-        </w:rPr>
-      </w:pPr>
-      <w:r>
-        <w:rPr>
-          <w:rFonts w:ascii="Times New Roman" w:hAnsi="Times New Roman" w:cs="Times New Roman"/>
-          <w:color w:val="000000" w:themeColor="text1"/>
-          <w:sz w:val="28"/>
-          <w:szCs w:val="28"/>
-          <w:lang w:val="ru-RU"/>
-        </w:rPr>
-        <w:t>В развороте важно учитывать визуальный вес. Большое темное изображение визуально тяжелее маленького светлого блока текста. Если все тяжелые элементы находятся на одной стороне разворота, композиция может «завалиться». Поэтому дизайнер распределяет изображения, заголовки, врезки и пустое пространство так, чтобы разворот был сбалансирован.</w:t>
-      </w:r>
-    </w:p>
-    <w:p>
-      <w:pPr>
-        <w:pStyle w:val="a0"/>
-        <w:rPr>
-          <w:rFonts w:ascii="Times New Roman" w:hAnsi="Times New Roman" w:cs="Times New Roman"/>
-          <w:color w:val="000000" w:themeColor="text1"/>
-          <w:sz w:val="28"/>
-          <w:szCs w:val="28"/>
-          <w:lang w:val="ru-RU"/>
-        </w:rPr>
-      </w:pPr>
-      <w:r>
-        <w:rPr>
-          <w:rFonts w:ascii="Times New Roman" w:hAnsi="Times New Roman" w:cs="Times New Roman"/>
-          <w:color w:val="000000" w:themeColor="text1"/>
-          <w:sz w:val="28"/>
-          <w:szCs w:val="28"/>
-          <w:lang w:val="ru-RU"/>
-        </w:rPr>
-        <w:t xml:space="preserve">Подпись к изображению — часть </w:t>
-      </w:r>
-      <w:proofErr w:type="spellStart"/>
-      <w:r>
-        <w:rPr>
-          <w:rFonts w:ascii="Times New Roman" w:hAnsi="Times New Roman" w:cs="Times New Roman"/>
-          <w:color w:val="000000" w:themeColor="text1"/>
-          <w:sz w:val="28"/>
-          <w:szCs w:val="28"/>
-          <w:lang w:val="ru-RU"/>
-        </w:rPr>
-        <w:t>бильд</w:t>
-      </w:r>
-      <w:proofErr w:type="spellEnd"/>
-      <w:r>
-        <w:rPr>
-          <w:rFonts w:ascii="Times New Roman" w:hAnsi="Times New Roman" w:cs="Times New Roman"/>
-          <w:color w:val="000000" w:themeColor="text1"/>
-          <w:sz w:val="28"/>
-          <w:szCs w:val="28"/>
-          <w:lang w:val="ru-RU"/>
-        </w:rPr>
-        <w:t>-редактуры. Она должна объяснять, кто или что изображено, где и когда сделан кадр, почему он связан с материалом. В редакционном документе также важно указывать автора изображения или источник. Подпись не должна просто повторять очевидное: она должна добавлять информацию.</w:t>
-      </w:r>
-    </w:p>
-    <w:p>
-      <w:pPr>
-        <w:pStyle w:val="a0"/>
-        <w:rPr>
-          <w:rFonts w:ascii="Times New Roman" w:hAnsi="Times New Roman" w:cs="Times New Roman"/>
-          <w:color w:val="000000" w:themeColor="text1"/>
-          <w:sz w:val="28"/>
-          <w:szCs w:val="28"/>
-          <w:lang w:val="ru-RU"/>
-        </w:rPr>
-      </w:pPr>
-      <w:r>
-        <w:rPr>
-          <w:rFonts w:ascii="Times New Roman" w:hAnsi="Times New Roman" w:cs="Times New Roman"/>
-          <w:color w:val="000000" w:themeColor="text1"/>
-          <w:sz w:val="28"/>
-          <w:szCs w:val="28"/>
-          <w:lang w:val="ru-RU"/>
-        </w:rPr>
-        <w:t>Типовые композиционные решения:</w:t>
-      </w:r>
-    </w:p>
-    <w:p>
-      <w:pPr>
-        <w:pStyle w:val="FirstParagraph"/>
+        <w:jc w:val="center"/>
         <w:rPr>
           <w:rFonts w:ascii="Times New Roman" w:hAnsi="Times New Roman" w:cs="Times New Roman"/>
           <w:color w:val="000000" w:themeColor="text1"/>
@@ -1900,16 +467,16 @@
         <w:rPr>
           <w:rStyle w:val="VerbatimChar"/>
           <w:rFonts w:ascii="Times New Roman" w:hAnsi="Times New Roman" w:cs="Times New Roman"/>
-          <w:color w:val="000000" w:themeColor="text1"/>
-          <w:sz w:val="28"/>
-          <w:szCs w:val="28"/>
+          <w:noProof/>
+          <w:color w:val="000000" w:themeColor="text1"/>
+          <w:sz w:val="24"/>
           <w:lang w:val="ru-RU"/>
         </w:rPr>
         <w:drawing>
-          <wp:inline distT="0" distB="0" distL="0" distR="0" wp14:anchorId="428BC0D9" wp14:editId="60885797">
-            <wp:extent cx="4391025" cy="3134763"/>
-            <wp:effectExtent l="0" t="0" r="0" b="8890"/>
-            <wp:docPr id="3" name="Рисунок 3"/>
+          <wp:inline distT="0" distB="0" distL="0" distR="0" wp14:anchorId="060E8950" wp14:editId="32AA1463">
+            <wp:extent cx="4287252" cy="1339850"/>
+            <wp:effectExtent l="0" t="0" r="0" b="0"/>
+            <wp:docPr id="2" name="Рисунок 2"/>
             <wp:cNvGraphicFramePr>
               <a:graphicFrameLocks xmlns:a="http://schemas.openxmlformats.org/drawingml/2006/main" noChangeAspect="1"/>
             </wp:cNvGraphicFramePr>
@@ -1929,7 +496,7 @@
                   <pic:spPr>
                     <a:xfrm>
                       <a:off x="0" y="0"/>
-                      <a:ext cx="4394886" cy="3137519"/>
+                      <a:ext cx="4297261" cy="1342978"/>
                     </a:xfrm>
                     <a:prstGeom prst="rect">
                       <a:avLst/>
@@ -1962,7 +529,1225 @@
           <w:lang w:val="ru-RU"/>
         </w:rPr>
         <w:lastRenderedPageBreak/>
-        <w:t xml:space="preserve">Итог: </w:t>
+        <w:t xml:space="preserve">Итог: актуальный </w:t>
+      </w:r>
+      <w:proofErr w:type="spellStart"/>
+      <w:r>
+        <w:rPr>
+          <w:rFonts w:ascii="Times New Roman" w:hAnsi="Times New Roman" w:cs="Times New Roman"/>
+          <w:color w:val="000000" w:themeColor="text1"/>
+          <w:sz w:val="28"/>
+          <w:szCs w:val="28"/>
+          <w:lang w:val="ru-RU"/>
+        </w:rPr>
+        <w:t>эдиториал</w:t>
+      </w:r>
+      <w:proofErr w:type="spellEnd"/>
+      <w:r>
+        <w:rPr>
+          <w:rFonts w:ascii="Times New Roman" w:hAnsi="Times New Roman" w:cs="Times New Roman"/>
+          <w:color w:val="000000" w:themeColor="text1"/>
+          <w:sz w:val="28"/>
+          <w:szCs w:val="28"/>
+          <w:lang w:val="ru-RU"/>
+        </w:rPr>
+        <w:t>-дизайн соединяет классические принципы многостраничной верстки с современными цифровыми приемами. Его основа — структура документа, полоса набора, разворот, сетка, стили, направляющие, колонтитулы и единая композиционная система.</w:t>
+      </w:r>
+    </w:p>
+    <w:p>
+      <w:pPr>
+        <w:pStyle w:val="2"/>
+        <w:rPr>
+          <w:rFonts w:ascii="Times New Roman" w:hAnsi="Times New Roman" w:cs="Times New Roman"/>
+          <w:b/>
+          <w:bCs/>
+          <w:color w:val="000000" w:themeColor="text1"/>
+          <w:sz w:val="28"/>
+          <w:szCs w:val="28"/>
+          <w:lang w:val="ru-RU"/>
+        </w:rPr>
+      </w:pPr>
+      <w:bookmarkStart w:id="2" w:name="X01181e1442b4913ea8cb6e12ad4b2690d88aaa7"/>
+      <w:bookmarkEnd w:id="0"/>
+      <w:r>
+        <w:rPr>
+          <w:rFonts w:ascii="Times New Roman" w:hAnsi="Times New Roman" w:cs="Times New Roman"/>
+          <w:b/>
+          <w:bCs/>
+          <w:color w:val="000000" w:themeColor="text1"/>
+          <w:sz w:val="28"/>
+          <w:szCs w:val="28"/>
+          <w:highlight w:val="yellow"/>
+          <w:lang w:val="ru-RU"/>
+        </w:rPr>
+        <w:t>2. Основные принципы верстки текста. Сущности и стили. Базовые элементы верстки текста</w:t>
+      </w:r>
+    </w:p>
+    <w:p>
+      <w:pPr>
+        <w:pStyle w:val="FirstParagraph"/>
+        <w:rPr>
+          <w:rFonts w:ascii="Times New Roman" w:hAnsi="Times New Roman" w:cs="Times New Roman"/>
+          <w:color w:val="000000" w:themeColor="text1"/>
+          <w:sz w:val="28"/>
+          <w:szCs w:val="28"/>
+          <w:lang w:val="ru-RU"/>
+        </w:rPr>
+      </w:pPr>
+      <w:r>
+        <w:rPr>
+          <w:rFonts w:ascii="Times New Roman" w:hAnsi="Times New Roman" w:cs="Times New Roman"/>
+          <w:color w:val="000000" w:themeColor="text1"/>
+          <w:sz w:val="28"/>
+          <w:szCs w:val="28"/>
+          <w:lang w:val="ru-RU"/>
+        </w:rPr>
+        <w:t>Верстка текста — это организация текстового материала на странице, развороте или экране. Ее задача — сделать текст читаемым, структурированным и визуально понятным. Хорошая верстка не просто размещает слова, а управляет вниманием читателя: показывает, что главное, где начинается новый смысловой блок, что является примером, цитатой, подписью или справкой.</w:t>
+      </w:r>
+    </w:p>
+    <w:p>
+      <w:pPr>
+        <w:pStyle w:val="a0"/>
+        <w:rPr>
+          <w:rFonts w:ascii="Times New Roman" w:hAnsi="Times New Roman" w:cs="Times New Roman"/>
+          <w:color w:val="000000" w:themeColor="text1"/>
+          <w:sz w:val="28"/>
+          <w:szCs w:val="28"/>
+          <w:lang w:val="ru-RU"/>
+        </w:rPr>
+      </w:pPr>
+      <w:r>
+        <w:rPr>
+          <w:rFonts w:ascii="Times New Roman" w:hAnsi="Times New Roman" w:cs="Times New Roman"/>
+          <w:color w:val="000000" w:themeColor="text1"/>
+          <w:sz w:val="28"/>
+          <w:szCs w:val="28"/>
+          <w:lang w:val="ru-RU"/>
+        </w:rPr>
+        <w:t xml:space="preserve">Главный принцип верстки текста — визуальная иерархия. Визуальная иерархия показывает порядок важности элементов. Читатель должен сразу отличать заголовок от подзаголовка, </w:t>
+      </w:r>
+      <w:proofErr w:type="spellStart"/>
+      <w:r>
+        <w:rPr>
+          <w:rFonts w:ascii="Times New Roman" w:hAnsi="Times New Roman" w:cs="Times New Roman"/>
+          <w:color w:val="000000" w:themeColor="text1"/>
+          <w:sz w:val="28"/>
+          <w:szCs w:val="28"/>
+          <w:lang w:val="ru-RU"/>
+        </w:rPr>
+        <w:t>лид</w:t>
+      </w:r>
+      <w:proofErr w:type="spellEnd"/>
+      <w:r>
+        <w:rPr>
+          <w:rFonts w:ascii="Times New Roman" w:hAnsi="Times New Roman" w:cs="Times New Roman"/>
+          <w:color w:val="000000" w:themeColor="text1"/>
+          <w:sz w:val="28"/>
+          <w:szCs w:val="28"/>
+          <w:lang w:val="ru-RU"/>
+        </w:rPr>
+        <w:t xml:space="preserve"> от основного текста, цитату от обычного абзаца, подпись от справочного текста. Иерархия строится с помощью размера шрифта, начертания, интерлиньяжа, отступов, цвета, положения на странице, ширины колонки и пространственных пауз.</w:t>
+      </w:r>
+    </w:p>
+    <w:p>
+      <w:pPr>
+        <w:pStyle w:val="a0"/>
+        <w:rPr>
+          <w:rFonts w:ascii="Times New Roman" w:hAnsi="Times New Roman" w:cs="Times New Roman"/>
+          <w:color w:val="000000" w:themeColor="text1"/>
+          <w:sz w:val="28"/>
+          <w:szCs w:val="28"/>
+          <w:lang w:val="ru-RU"/>
+        </w:rPr>
+      </w:pPr>
+      <w:r>
+        <w:rPr>
+          <w:rFonts w:ascii="Times New Roman" w:hAnsi="Times New Roman" w:cs="Times New Roman"/>
+          <w:color w:val="000000" w:themeColor="text1"/>
+          <w:sz w:val="28"/>
+          <w:szCs w:val="28"/>
+          <w:lang w:val="ru-RU"/>
+        </w:rPr>
+        <w:t xml:space="preserve">Смысловые сущности текста — это устойчивые элементы редакционного материала. К ним относятся заголовок, подзаголовок, </w:t>
+      </w:r>
+      <w:proofErr w:type="spellStart"/>
+      <w:r>
+        <w:rPr>
+          <w:rFonts w:ascii="Times New Roman" w:hAnsi="Times New Roman" w:cs="Times New Roman"/>
+          <w:color w:val="000000" w:themeColor="text1"/>
+          <w:sz w:val="28"/>
+          <w:szCs w:val="28"/>
+          <w:lang w:val="ru-RU"/>
+        </w:rPr>
+        <w:t>лид</w:t>
+      </w:r>
+      <w:proofErr w:type="spellEnd"/>
+      <w:r>
+        <w:rPr>
+          <w:rFonts w:ascii="Times New Roman" w:hAnsi="Times New Roman" w:cs="Times New Roman"/>
+          <w:color w:val="000000" w:themeColor="text1"/>
+          <w:sz w:val="28"/>
+          <w:szCs w:val="28"/>
+          <w:lang w:val="ru-RU"/>
+        </w:rPr>
+        <w:t>, основной текст, абзац, рубрика, списки, цитаты, врезки, подписи к изображениям, сноски, примечания, таблицы, ссылки, авторский блок, дата, номер страницы. У каждой сущности есть функция. Заголовок формулирует тему. Лид кратко вводит в материал. Основной текст раскрывает содержание. Врезка выделяет дополнительный факт. Подпись поясняет изображение. Сноска уточняет источник или комментарий.</w:t>
+      </w:r>
+    </w:p>
+    <w:p>
+      <w:pPr>
+        <w:pStyle w:val="a0"/>
+        <w:rPr>
+          <w:rFonts w:ascii="Times New Roman" w:hAnsi="Times New Roman" w:cs="Times New Roman"/>
+          <w:color w:val="000000" w:themeColor="text1"/>
+          <w:sz w:val="28"/>
+          <w:szCs w:val="28"/>
+          <w:lang w:val="ru-RU"/>
+        </w:rPr>
+      </w:pPr>
+      <w:r>
+        <w:rPr>
+          <w:rFonts w:ascii="Times New Roman" w:hAnsi="Times New Roman" w:cs="Times New Roman"/>
+          <w:color w:val="000000" w:themeColor="text1"/>
+          <w:sz w:val="28"/>
+          <w:szCs w:val="28"/>
+          <w:lang w:val="ru-RU"/>
+        </w:rPr>
+        <w:t xml:space="preserve">Стили текста — это заранее заданные параметры оформления для каждой смысловой сущности. Например, стиль </w:t>
+      </w:r>
+      <w:r>
+        <w:rPr>
+          <w:rFonts w:ascii="Times New Roman" w:hAnsi="Times New Roman" w:cs="Times New Roman"/>
+          <w:color w:val="000000" w:themeColor="text1"/>
+          <w:sz w:val="28"/>
+          <w:szCs w:val="28"/>
+        </w:rPr>
+        <w:t>H</w:t>
+      </w:r>
+      <w:r>
+        <w:rPr>
+          <w:rFonts w:ascii="Times New Roman" w:hAnsi="Times New Roman" w:cs="Times New Roman"/>
+          <w:color w:val="000000" w:themeColor="text1"/>
+          <w:sz w:val="28"/>
+          <w:szCs w:val="28"/>
+          <w:lang w:val="ru-RU"/>
+        </w:rPr>
+        <w:t xml:space="preserve">1 применяется к главному заголовку, </w:t>
+      </w:r>
+      <w:r>
+        <w:rPr>
+          <w:rFonts w:ascii="Times New Roman" w:hAnsi="Times New Roman" w:cs="Times New Roman"/>
+          <w:color w:val="000000" w:themeColor="text1"/>
+          <w:sz w:val="28"/>
+          <w:szCs w:val="28"/>
+        </w:rPr>
+        <w:t>H</w:t>
+      </w:r>
+      <w:r>
+        <w:rPr>
+          <w:rFonts w:ascii="Times New Roman" w:hAnsi="Times New Roman" w:cs="Times New Roman"/>
+          <w:color w:val="000000" w:themeColor="text1"/>
+          <w:sz w:val="28"/>
+          <w:szCs w:val="28"/>
+          <w:lang w:val="ru-RU"/>
+        </w:rPr>
+        <w:t xml:space="preserve">2 — к подзаголовкам, </w:t>
+      </w:r>
+      <w:r>
+        <w:rPr>
+          <w:rFonts w:ascii="Times New Roman" w:hAnsi="Times New Roman" w:cs="Times New Roman"/>
+          <w:color w:val="000000" w:themeColor="text1"/>
+          <w:sz w:val="28"/>
+          <w:szCs w:val="28"/>
+        </w:rPr>
+        <w:t>Body</w:t>
+      </w:r>
+      <w:r>
+        <w:rPr>
+          <w:rFonts w:ascii="Times New Roman" w:hAnsi="Times New Roman" w:cs="Times New Roman"/>
+          <w:color w:val="000000" w:themeColor="text1"/>
+          <w:sz w:val="28"/>
+          <w:szCs w:val="28"/>
+          <w:lang w:val="ru-RU"/>
+        </w:rPr>
+        <w:t xml:space="preserve"> — к основному тексту, </w:t>
+      </w:r>
+      <w:r>
+        <w:rPr>
+          <w:rFonts w:ascii="Times New Roman" w:hAnsi="Times New Roman" w:cs="Times New Roman"/>
+          <w:color w:val="000000" w:themeColor="text1"/>
+          <w:sz w:val="28"/>
+          <w:szCs w:val="28"/>
+        </w:rPr>
+        <w:t>Caption</w:t>
+      </w:r>
+      <w:r>
+        <w:rPr>
+          <w:rFonts w:ascii="Times New Roman" w:hAnsi="Times New Roman" w:cs="Times New Roman"/>
+          <w:color w:val="000000" w:themeColor="text1"/>
+          <w:sz w:val="28"/>
+          <w:szCs w:val="28"/>
+          <w:lang w:val="ru-RU"/>
+        </w:rPr>
+        <w:t xml:space="preserve"> — к подписям, </w:t>
+      </w:r>
+      <w:r>
+        <w:rPr>
+          <w:rFonts w:ascii="Times New Roman" w:hAnsi="Times New Roman" w:cs="Times New Roman"/>
+          <w:color w:val="000000" w:themeColor="text1"/>
+          <w:sz w:val="28"/>
+          <w:szCs w:val="28"/>
+        </w:rPr>
+        <w:t>Quote</w:t>
+      </w:r>
+      <w:r>
+        <w:rPr>
+          <w:rFonts w:ascii="Times New Roman" w:hAnsi="Times New Roman" w:cs="Times New Roman"/>
+          <w:color w:val="000000" w:themeColor="text1"/>
+          <w:sz w:val="28"/>
+          <w:szCs w:val="28"/>
+          <w:lang w:val="ru-RU"/>
+        </w:rPr>
+        <w:t xml:space="preserve"> — к цитатам. Стили помогают поддерживать единообразие в многостраничном документе. Если все элементы оформляются вручную, появляются случайные различия: один заголовок чуть больше, другой чуть жирнее, третий имеет другой отступ. Система стилей предотвращает такие ошибки.</w:t>
+      </w:r>
+    </w:p>
+    <w:p>
+      <w:pPr>
+        <w:pStyle w:val="a0"/>
+        <w:rPr>
+          <w:rFonts w:ascii="Times New Roman" w:hAnsi="Times New Roman" w:cs="Times New Roman"/>
+          <w:color w:val="000000" w:themeColor="text1"/>
+          <w:sz w:val="28"/>
+          <w:szCs w:val="28"/>
+          <w:lang w:val="ru-RU"/>
+        </w:rPr>
+      </w:pPr>
+      <w:r>
+        <w:rPr>
+          <w:rFonts w:ascii="Times New Roman" w:hAnsi="Times New Roman" w:cs="Times New Roman"/>
+          <w:color w:val="000000" w:themeColor="text1"/>
+          <w:sz w:val="28"/>
+          <w:szCs w:val="28"/>
+          <w:lang w:val="ru-RU"/>
+        </w:rPr>
+        <w:t xml:space="preserve">Основные настройки текста включают гарнитуру, кегль, начертание, интерлиньяж, трекинг, кернинг, ширину строки, выключку, абзацный отступ, интервалы до и после абзаца, цвет, переносы. Гарнитура — шрифтовая семья. Кегль — размер шрифта. Начертание — визуальная разновидность шрифта: </w:t>
+      </w:r>
+      <w:r>
+        <w:rPr>
+          <w:rFonts w:ascii="Times New Roman" w:hAnsi="Times New Roman" w:cs="Times New Roman"/>
+          <w:color w:val="000000" w:themeColor="text1"/>
+          <w:sz w:val="28"/>
+          <w:szCs w:val="28"/>
+        </w:rPr>
+        <w:t>regular</w:t>
+      </w:r>
+      <w:r>
+        <w:rPr>
+          <w:rFonts w:ascii="Times New Roman" w:hAnsi="Times New Roman" w:cs="Times New Roman"/>
+          <w:color w:val="000000" w:themeColor="text1"/>
+          <w:sz w:val="28"/>
+          <w:szCs w:val="28"/>
+          <w:lang w:val="ru-RU"/>
+        </w:rPr>
+        <w:t xml:space="preserve">, </w:t>
+      </w:r>
+      <w:r>
+        <w:rPr>
+          <w:rFonts w:ascii="Times New Roman" w:hAnsi="Times New Roman" w:cs="Times New Roman"/>
+          <w:color w:val="000000" w:themeColor="text1"/>
+          <w:sz w:val="28"/>
+          <w:szCs w:val="28"/>
+        </w:rPr>
+        <w:t>bold</w:t>
+      </w:r>
+      <w:r>
+        <w:rPr>
+          <w:rFonts w:ascii="Times New Roman" w:hAnsi="Times New Roman" w:cs="Times New Roman"/>
+          <w:color w:val="000000" w:themeColor="text1"/>
+          <w:sz w:val="28"/>
+          <w:szCs w:val="28"/>
+          <w:lang w:val="ru-RU"/>
+        </w:rPr>
+        <w:t xml:space="preserve">, </w:t>
+      </w:r>
+      <w:r>
+        <w:rPr>
+          <w:rFonts w:ascii="Times New Roman" w:hAnsi="Times New Roman" w:cs="Times New Roman"/>
+          <w:color w:val="000000" w:themeColor="text1"/>
+          <w:sz w:val="28"/>
+          <w:szCs w:val="28"/>
+        </w:rPr>
+        <w:t>italic</w:t>
+      </w:r>
+      <w:r>
+        <w:rPr>
+          <w:rFonts w:ascii="Times New Roman" w:hAnsi="Times New Roman" w:cs="Times New Roman"/>
+          <w:color w:val="000000" w:themeColor="text1"/>
+          <w:sz w:val="28"/>
+          <w:szCs w:val="28"/>
+          <w:lang w:val="ru-RU"/>
+        </w:rPr>
+        <w:t xml:space="preserve">, </w:t>
+      </w:r>
+      <w:r>
+        <w:rPr>
+          <w:rFonts w:ascii="Times New Roman" w:hAnsi="Times New Roman" w:cs="Times New Roman"/>
+          <w:color w:val="000000" w:themeColor="text1"/>
+          <w:sz w:val="28"/>
+          <w:szCs w:val="28"/>
+        </w:rPr>
+        <w:t>light</w:t>
+      </w:r>
+      <w:r>
+        <w:rPr>
+          <w:rFonts w:ascii="Times New Roman" w:hAnsi="Times New Roman" w:cs="Times New Roman"/>
+          <w:color w:val="000000" w:themeColor="text1"/>
+          <w:sz w:val="28"/>
+          <w:szCs w:val="28"/>
+          <w:lang w:val="ru-RU"/>
+        </w:rPr>
+        <w:t xml:space="preserve"> и т.д. Интерлиньяж — расстояние между строками. </w:t>
+      </w:r>
+      <w:r>
+        <w:rPr>
+          <w:rFonts w:ascii="Times New Roman" w:hAnsi="Times New Roman" w:cs="Times New Roman"/>
+          <w:color w:val="000000" w:themeColor="text1"/>
+          <w:sz w:val="28"/>
+          <w:szCs w:val="28"/>
+          <w:lang w:val="ru-RU"/>
+        </w:rPr>
+        <w:lastRenderedPageBreak/>
+        <w:t xml:space="preserve">Трекинг — общее </w:t>
+      </w:r>
+      <w:proofErr w:type="spellStart"/>
+      <w:r>
+        <w:rPr>
+          <w:rFonts w:ascii="Times New Roman" w:hAnsi="Times New Roman" w:cs="Times New Roman"/>
+          <w:color w:val="000000" w:themeColor="text1"/>
+          <w:sz w:val="28"/>
+          <w:szCs w:val="28"/>
+          <w:lang w:val="ru-RU"/>
+        </w:rPr>
+        <w:t>межбуквенное</w:t>
+      </w:r>
+      <w:proofErr w:type="spellEnd"/>
+      <w:r>
+        <w:rPr>
+          <w:rFonts w:ascii="Times New Roman" w:hAnsi="Times New Roman" w:cs="Times New Roman"/>
+          <w:color w:val="000000" w:themeColor="text1"/>
+          <w:sz w:val="28"/>
+          <w:szCs w:val="28"/>
+          <w:lang w:val="ru-RU"/>
+        </w:rPr>
+        <w:t xml:space="preserve"> расстояние. Кернинг — корректировка расстояния между конкретными парами знаков. Выключка — способ выравнивания текста: по левому краю, по правому, по центру, по ширине.</w:t>
+      </w:r>
+    </w:p>
+    <w:p>
+      <w:pPr>
+        <w:pStyle w:val="a0"/>
+        <w:rPr>
+          <w:rFonts w:ascii="Times New Roman" w:hAnsi="Times New Roman" w:cs="Times New Roman"/>
+          <w:color w:val="000000" w:themeColor="text1"/>
+          <w:sz w:val="28"/>
+          <w:szCs w:val="28"/>
+          <w:lang w:val="ru-RU"/>
+        </w:rPr>
+      </w:pPr>
+      <w:r>
+        <w:rPr>
+          <w:rFonts w:ascii="Times New Roman" w:hAnsi="Times New Roman" w:cs="Times New Roman"/>
+          <w:color w:val="000000" w:themeColor="text1"/>
+          <w:sz w:val="28"/>
+          <w:szCs w:val="28"/>
+          <w:lang w:val="ru-RU"/>
+        </w:rPr>
+        <w:t>Правила верстки текста начинаются с читаемости. Основной текст не должен быть слишком мелким, строки не должны быть чрезмерно длинными, интерлиньяж не должен быть тесным. Для длинного чтения лучше использовать спокойную гарнитуру, достаточный контраст и умеренную длину строки. В печатной верстке допустима выключка по ширине, если настроены переносы и пробелы. В цифровой среде чаще предпочтительно выравнивание по левому краю, потому что оно дает более естественный ритм чтения.</w:t>
+      </w:r>
+    </w:p>
+    <w:p>
+      <w:pPr>
+        <w:pStyle w:val="a0"/>
+        <w:rPr>
+          <w:rFonts w:ascii="Times New Roman" w:hAnsi="Times New Roman" w:cs="Times New Roman"/>
+          <w:color w:val="000000" w:themeColor="text1"/>
+          <w:sz w:val="28"/>
+          <w:szCs w:val="28"/>
+          <w:lang w:val="ru-RU"/>
+        </w:rPr>
+      </w:pPr>
+      <w:r>
+        <w:rPr>
+          <w:rFonts w:ascii="Times New Roman" w:hAnsi="Times New Roman" w:cs="Times New Roman"/>
+          <w:color w:val="000000" w:themeColor="text1"/>
+          <w:sz w:val="28"/>
+          <w:szCs w:val="28"/>
+          <w:lang w:val="ru-RU"/>
+        </w:rPr>
+        <w:t>Второе правило — не смешивать слишком много шрифтов и стилей. Обычно достаточно одной-двух гарнитур и нескольких продуманных начертаний. Если в документе одновременно используются разные шрифты, размеры, цвета и выделения, иерархия разрушается. Выделения должны быть функциональными: жирное начертание — для смыслового акцента, курсив — для терминов или интонации, цвет — для навигации или особого уровня информации.</w:t>
+      </w:r>
+    </w:p>
+    <w:p>
+      <w:pPr>
+        <w:pStyle w:val="a0"/>
+        <w:rPr>
+          <w:rFonts w:ascii="Times New Roman" w:hAnsi="Times New Roman" w:cs="Times New Roman"/>
+          <w:color w:val="000000" w:themeColor="text1"/>
+          <w:sz w:val="28"/>
+          <w:szCs w:val="28"/>
+          <w:lang w:val="ru-RU"/>
+        </w:rPr>
+      </w:pPr>
+      <w:r>
+        <w:rPr>
+          <w:rFonts w:ascii="Times New Roman" w:hAnsi="Times New Roman" w:cs="Times New Roman"/>
+          <w:color w:val="000000" w:themeColor="text1"/>
+          <w:sz w:val="28"/>
+          <w:szCs w:val="28"/>
+          <w:lang w:val="ru-RU"/>
+        </w:rPr>
+        <w:t>Третье правило — соблюдать отступы. Отступ перед заголовком обычно больше, чем после него, потому что заголовок связан с последующим текстом. Абзацы должны отделяться системно: либо абзацным отступом, либо интервалом, но не хаотично. Списки должны иметь единые маркеры, отступы и межстрочные интервалы.</w:t>
+      </w:r>
+    </w:p>
+    <w:p>
+      <w:pPr>
+        <w:pStyle w:val="a0"/>
+        <w:rPr>
+          <w:rFonts w:ascii="Times New Roman" w:hAnsi="Times New Roman" w:cs="Times New Roman"/>
+          <w:color w:val="000000" w:themeColor="text1"/>
+          <w:sz w:val="28"/>
+          <w:szCs w:val="28"/>
+          <w:lang w:val="ru-RU"/>
+        </w:rPr>
+      </w:pPr>
+      <w:r>
+        <w:rPr>
+          <w:rFonts w:ascii="Times New Roman" w:hAnsi="Times New Roman" w:cs="Times New Roman"/>
+          <w:color w:val="000000" w:themeColor="text1"/>
+          <w:sz w:val="28"/>
+          <w:szCs w:val="28"/>
+          <w:lang w:val="ru-RU"/>
+        </w:rPr>
+        <w:t>Четвертое правило — избегать типографических ошибок: висячих строк, одиночных предлогов в конце строки, неправильных кавычек, смешения дефиса и тире, двойных пробелов, неправильных переносов. Такие ошибки визуально портят текст и снижают доверие к документу.</w:t>
+      </w:r>
+    </w:p>
+    <w:p>
+      <w:pPr>
+        <w:pStyle w:val="a0"/>
+        <w:rPr>
+          <w:rFonts w:ascii="Times New Roman" w:hAnsi="Times New Roman" w:cs="Times New Roman"/>
+          <w:color w:val="000000" w:themeColor="text1"/>
+          <w:sz w:val="28"/>
+          <w:szCs w:val="28"/>
+          <w:lang w:val="ru-RU"/>
+        </w:rPr>
+      </w:pPr>
+      <w:r>
+        <w:rPr>
+          <w:rFonts w:ascii="Times New Roman" w:hAnsi="Times New Roman" w:cs="Times New Roman"/>
+          <w:color w:val="000000" w:themeColor="text1"/>
+          <w:sz w:val="28"/>
+          <w:szCs w:val="28"/>
+          <w:lang w:val="ru-RU"/>
+        </w:rPr>
+        <w:t>Итог: верстка текста строится на визуальной иерархии, смысловых сущностях и системе стилей. Базовые элементы — гарнитура, кегль, интерлиньяж, ширина строки, выключка, отступы и акценты — должны работать на читаемость и ясность.</w:t>
+      </w:r>
+    </w:p>
+    <w:p>
+      <w:pPr>
+        <w:pStyle w:val="11"/>
+        <w:rPr>
+          <w:rFonts w:cs="Times New Roman"/>
+          <w:szCs w:val="28"/>
+        </w:rPr>
+      </w:pPr>
+      <w:bookmarkStart w:id="3" w:name="основы-типографики-при-работе-с-текстами"/>
+      <w:bookmarkEnd w:id="2"/>
+      <w:r>
+        <w:rPr>
+          <w:rFonts w:cs="Times New Roman"/>
+          <w:szCs w:val="28"/>
+          <w:highlight w:val="yellow"/>
+        </w:rPr>
+        <w:t>3. Основы типографики при работе с текстами</w:t>
+      </w:r>
+    </w:p>
+    <w:p>
+      <w:pPr>
+        <w:pStyle w:val="FirstParagraph"/>
+        <w:rPr>
+          <w:rFonts w:ascii="Times New Roman" w:hAnsi="Times New Roman" w:cs="Times New Roman"/>
+          <w:color w:val="000000" w:themeColor="text1"/>
+          <w:sz w:val="28"/>
+          <w:szCs w:val="28"/>
+          <w:lang w:val="ru-RU"/>
+        </w:rPr>
+      </w:pPr>
+      <w:r>
+        <w:rPr>
+          <w:rFonts w:ascii="Times New Roman" w:hAnsi="Times New Roman" w:cs="Times New Roman"/>
+          <w:color w:val="000000" w:themeColor="text1"/>
+          <w:sz w:val="28"/>
+          <w:szCs w:val="28"/>
+          <w:lang w:val="ru-RU"/>
+        </w:rPr>
+        <w:t>Типографика — это область графического дизайна, связанная с оформлением текста средствами шрифта, композиции и пространственной организации. Ее цель — сделать текст читаемым, выразительным, логично структурированным и соответствующим задаче коммуникации. Типографика работает не только с буквами, но и с ритмом, пустым пространством, иерархией и характером сообщения.</w:t>
+      </w:r>
+    </w:p>
+    <w:p>
+      <w:pPr>
+        <w:pStyle w:val="a0"/>
+        <w:rPr>
+          <w:rFonts w:ascii="Times New Roman" w:hAnsi="Times New Roman" w:cs="Times New Roman"/>
+          <w:color w:val="000000" w:themeColor="text1"/>
+          <w:sz w:val="28"/>
+          <w:szCs w:val="28"/>
+          <w:lang w:val="ru-RU"/>
+        </w:rPr>
+      </w:pPr>
+      <w:r>
+        <w:rPr>
+          <w:rFonts w:ascii="Times New Roman" w:hAnsi="Times New Roman" w:cs="Times New Roman"/>
+          <w:color w:val="000000" w:themeColor="text1"/>
+          <w:sz w:val="28"/>
+          <w:szCs w:val="28"/>
+          <w:lang w:val="ru-RU"/>
+        </w:rPr>
+        <w:lastRenderedPageBreak/>
+        <w:t>Задачи типографики можно разделить на функциональные и выразительные. Функциональные задачи — обеспечить читаемость, навигацию, различие уровней текста и удобство восприятия. Выразительные задачи — передать характер издания, бренда, темы или эмоции. Например, научный журнал требует строгой и спокойной типографики, а модный журнал может использовать крупные контрастные заголовки и акцидентные шрифты.</w:t>
+      </w:r>
+    </w:p>
+    <w:p>
+      <w:pPr>
+        <w:pStyle w:val="a0"/>
+        <w:rPr>
+          <w:rFonts w:ascii="Times New Roman" w:hAnsi="Times New Roman" w:cs="Times New Roman"/>
+          <w:color w:val="000000" w:themeColor="text1"/>
+          <w:sz w:val="28"/>
+          <w:szCs w:val="28"/>
+          <w:lang w:val="ru-RU"/>
+        </w:rPr>
+      </w:pPr>
+      <w:r>
+        <w:rPr>
+          <w:rFonts w:ascii="Times New Roman" w:hAnsi="Times New Roman" w:cs="Times New Roman"/>
+          <w:color w:val="000000" w:themeColor="text1"/>
+          <w:sz w:val="28"/>
+          <w:szCs w:val="28"/>
+          <w:lang w:val="ru-RU"/>
+        </w:rPr>
+        <w:t xml:space="preserve">Гарнитура — это семейство шрифтов, объединенных общим рисунком. Например, в гарнитуре могут быть обычное, жирное, курсивное, светлое, узкое или расширенное начертание. Шрифт в узком смысле — конкретный вариант внутри гарнитуры: например, </w:t>
+      </w:r>
+      <w:r>
+        <w:rPr>
+          <w:rFonts w:ascii="Times New Roman" w:hAnsi="Times New Roman" w:cs="Times New Roman"/>
+          <w:color w:val="000000" w:themeColor="text1"/>
+          <w:sz w:val="28"/>
+          <w:szCs w:val="28"/>
+        </w:rPr>
+        <w:t>regular</w:t>
+      </w:r>
+      <w:r>
+        <w:rPr>
+          <w:rFonts w:ascii="Times New Roman" w:hAnsi="Times New Roman" w:cs="Times New Roman"/>
+          <w:color w:val="000000" w:themeColor="text1"/>
+          <w:sz w:val="28"/>
+          <w:szCs w:val="28"/>
+          <w:lang w:val="ru-RU"/>
+        </w:rPr>
+        <w:t xml:space="preserve"> 12 </w:t>
+      </w:r>
+      <w:r>
+        <w:rPr>
+          <w:rFonts w:ascii="Times New Roman" w:hAnsi="Times New Roman" w:cs="Times New Roman"/>
+          <w:color w:val="000000" w:themeColor="text1"/>
+          <w:sz w:val="28"/>
+          <w:szCs w:val="28"/>
+        </w:rPr>
+        <w:t>pt</w:t>
+      </w:r>
+      <w:r>
+        <w:rPr>
+          <w:rFonts w:ascii="Times New Roman" w:hAnsi="Times New Roman" w:cs="Times New Roman"/>
+          <w:color w:val="000000" w:themeColor="text1"/>
+          <w:sz w:val="28"/>
+          <w:szCs w:val="28"/>
+          <w:lang w:val="ru-RU"/>
+        </w:rPr>
+        <w:t xml:space="preserve"> или </w:t>
+      </w:r>
+      <w:r>
+        <w:rPr>
+          <w:rFonts w:ascii="Times New Roman" w:hAnsi="Times New Roman" w:cs="Times New Roman"/>
+          <w:color w:val="000000" w:themeColor="text1"/>
+          <w:sz w:val="28"/>
+          <w:szCs w:val="28"/>
+        </w:rPr>
+        <w:t>bold</w:t>
+      </w:r>
+      <w:r>
+        <w:rPr>
+          <w:rFonts w:ascii="Times New Roman" w:hAnsi="Times New Roman" w:cs="Times New Roman"/>
+          <w:color w:val="000000" w:themeColor="text1"/>
+          <w:sz w:val="28"/>
+          <w:szCs w:val="28"/>
+          <w:lang w:val="ru-RU"/>
+        </w:rPr>
+        <w:t xml:space="preserve"> </w:t>
+      </w:r>
+      <w:r>
+        <w:rPr>
+          <w:rFonts w:ascii="Times New Roman" w:hAnsi="Times New Roman" w:cs="Times New Roman"/>
+          <w:color w:val="000000" w:themeColor="text1"/>
+          <w:sz w:val="28"/>
+          <w:szCs w:val="28"/>
+        </w:rPr>
+        <w:t>italic</w:t>
+      </w:r>
+      <w:r>
+        <w:rPr>
+          <w:rFonts w:ascii="Times New Roman" w:hAnsi="Times New Roman" w:cs="Times New Roman"/>
+          <w:color w:val="000000" w:themeColor="text1"/>
+          <w:sz w:val="28"/>
+          <w:szCs w:val="28"/>
+          <w:lang w:val="ru-RU"/>
+        </w:rPr>
+        <w:t>. В обычной речи эти термины часто смешивают, но для профессиональной типографики различие важно.</w:t>
+      </w:r>
+    </w:p>
+    <w:p>
+      <w:pPr>
+        <w:pStyle w:val="a0"/>
+        <w:rPr>
+          <w:rFonts w:ascii="Times New Roman" w:hAnsi="Times New Roman" w:cs="Times New Roman"/>
+          <w:color w:val="000000" w:themeColor="text1"/>
+          <w:sz w:val="28"/>
+          <w:szCs w:val="28"/>
+          <w:lang w:val="ru-RU"/>
+        </w:rPr>
+      </w:pPr>
+      <w:r>
+        <w:rPr>
+          <w:rFonts w:ascii="Times New Roman" w:hAnsi="Times New Roman" w:cs="Times New Roman"/>
+          <w:color w:val="000000" w:themeColor="text1"/>
+          <w:sz w:val="28"/>
+          <w:szCs w:val="28"/>
+          <w:lang w:val="ru-RU"/>
+        </w:rPr>
+        <w:t xml:space="preserve">Гарнитуры могут быть </w:t>
+      </w:r>
+      <w:proofErr w:type="spellStart"/>
+      <w:r>
+        <w:rPr>
+          <w:rFonts w:ascii="Times New Roman" w:hAnsi="Times New Roman" w:cs="Times New Roman"/>
+          <w:color w:val="000000" w:themeColor="text1"/>
+          <w:sz w:val="28"/>
+          <w:szCs w:val="28"/>
+          <w:lang w:val="ru-RU"/>
+        </w:rPr>
+        <w:t>антиквенными</w:t>
+      </w:r>
+      <w:proofErr w:type="spellEnd"/>
+      <w:r>
+        <w:rPr>
+          <w:rFonts w:ascii="Times New Roman" w:hAnsi="Times New Roman" w:cs="Times New Roman"/>
+          <w:color w:val="000000" w:themeColor="text1"/>
+          <w:sz w:val="28"/>
+          <w:szCs w:val="28"/>
+          <w:lang w:val="ru-RU"/>
+        </w:rPr>
+        <w:t>, гротесковыми, брусковыми, моноширинными, рукописными, декоративными. Антиква имеет засечки и часто ассоциируется с книгой, журналом, классической редакционной средой. Гротеск не имеет засечек и воспринимается как современный, нейтральный, технологичный. Моноширинные шрифты имеют одинаковую ширину знаков и часто связаны с кодом, таблицами, техническим стилем. Декоративные гарнитуры выразительны, но редко подходят для длинного чтения.</w:t>
+      </w:r>
+    </w:p>
+    <w:p>
+      <w:pPr>
+        <w:pStyle w:val="a0"/>
+        <w:rPr>
+          <w:rFonts w:ascii="Times New Roman" w:hAnsi="Times New Roman" w:cs="Times New Roman"/>
+          <w:color w:val="000000" w:themeColor="text1"/>
+          <w:sz w:val="28"/>
+          <w:szCs w:val="28"/>
+          <w:lang w:val="ru-RU"/>
+        </w:rPr>
+      </w:pPr>
+      <w:r>
+        <w:rPr>
+          <w:rFonts w:ascii="Times New Roman" w:hAnsi="Times New Roman" w:cs="Times New Roman"/>
+          <w:color w:val="000000" w:themeColor="text1"/>
+          <w:sz w:val="28"/>
+          <w:szCs w:val="28"/>
+          <w:lang w:val="ru-RU"/>
+        </w:rPr>
+        <w:t>Знаковый состав гарнитуры — это набор символов, которые поддерживает шрифт. Он включает прописные и строчные буквы, цифры, знаки препинания, кавычки, тире, математические символы, валютные знаки, лигатуры, диакритические знаки, специальные символы. Для русскоязычной верстки важно, чтобы гарнитура имела качественную кириллицу, а не только латиницу. Если кириллица нарисована плохо, текст будет выглядеть непрофессионально.</w:t>
+      </w:r>
+    </w:p>
+    <w:p>
+      <w:pPr>
+        <w:pStyle w:val="a0"/>
+        <w:rPr>
+          <w:rFonts w:ascii="Times New Roman" w:hAnsi="Times New Roman" w:cs="Times New Roman"/>
+          <w:color w:val="000000" w:themeColor="text1"/>
+          <w:sz w:val="28"/>
+          <w:szCs w:val="28"/>
+          <w:lang w:val="ru-RU"/>
+        </w:rPr>
+      </w:pPr>
+      <w:r>
+        <w:rPr>
+          <w:rFonts w:ascii="Times New Roman" w:hAnsi="Times New Roman" w:cs="Times New Roman"/>
+          <w:color w:val="000000" w:themeColor="text1"/>
+          <w:sz w:val="28"/>
+          <w:szCs w:val="28"/>
+          <w:lang w:val="ru-RU"/>
+        </w:rPr>
+        <w:t xml:space="preserve">Визуальные вариации шрифта — это изменения начертания, насыщенности, ширины, наклона и размера. </w:t>
+      </w:r>
+      <w:proofErr w:type="spellStart"/>
+      <w:r>
+        <w:rPr>
+          <w:rFonts w:ascii="Times New Roman" w:hAnsi="Times New Roman" w:cs="Times New Roman"/>
+          <w:color w:val="000000" w:themeColor="text1"/>
+          <w:sz w:val="28"/>
+          <w:szCs w:val="28"/>
+        </w:rPr>
+        <w:t>Начертания</w:t>
+      </w:r>
+      <w:proofErr w:type="spellEnd"/>
+      <w:r>
+        <w:rPr>
+          <w:rFonts w:ascii="Times New Roman" w:hAnsi="Times New Roman" w:cs="Times New Roman"/>
+          <w:color w:val="000000" w:themeColor="text1"/>
+          <w:sz w:val="28"/>
+          <w:szCs w:val="28"/>
+        </w:rPr>
+        <w:t xml:space="preserve"> </w:t>
+      </w:r>
+      <w:proofErr w:type="spellStart"/>
+      <w:r>
+        <w:rPr>
+          <w:rFonts w:ascii="Times New Roman" w:hAnsi="Times New Roman" w:cs="Times New Roman"/>
+          <w:color w:val="000000" w:themeColor="text1"/>
+          <w:sz w:val="28"/>
+          <w:szCs w:val="28"/>
+        </w:rPr>
+        <w:t>бывают</w:t>
+      </w:r>
+      <w:proofErr w:type="spellEnd"/>
+      <w:r>
+        <w:rPr>
+          <w:rFonts w:ascii="Times New Roman" w:hAnsi="Times New Roman" w:cs="Times New Roman"/>
+          <w:color w:val="000000" w:themeColor="text1"/>
+          <w:sz w:val="28"/>
+          <w:szCs w:val="28"/>
+        </w:rPr>
+        <w:t xml:space="preserve"> regular, medium, semibold, bold, black, light, thin, italic, condensed, extended. </w:t>
+      </w:r>
+      <w:r>
+        <w:rPr>
+          <w:rFonts w:ascii="Times New Roman" w:hAnsi="Times New Roman" w:cs="Times New Roman"/>
+          <w:color w:val="000000" w:themeColor="text1"/>
+          <w:sz w:val="28"/>
+          <w:szCs w:val="28"/>
+          <w:lang w:val="ru-RU"/>
+        </w:rPr>
+        <w:t>Насыщенность влияет на визуальный вес текста. Ширина может быть нормальной, узкой или широкой. Курсив может использоваться для выделения, но не должен применяться к большим массивам текста без необходимости.</w:t>
+      </w:r>
+    </w:p>
+    <w:p>
+      <w:pPr>
+        <w:pStyle w:val="a0"/>
+        <w:rPr>
+          <w:rFonts w:ascii="Times New Roman" w:hAnsi="Times New Roman" w:cs="Times New Roman"/>
+          <w:color w:val="000000" w:themeColor="text1"/>
+          <w:sz w:val="28"/>
+          <w:szCs w:val="28"/>
+          <w:lang w:val="ru-RU"/>
+        </w:rPr>
+      </w:pPr>
+      <w:r>
+        <w:rPr>
+          <w:rFonts w:ascii="Times New Roman" w:hAnsi="Times New Roman" w:cs="Times New Roman"/>
+          <w:color w:val="000000" w:themeColor="text1"/>
+          <w:sz w:val="28"/>
+          <w:szCs w:val="28"/>
+          <w:lang w:val="ru-RU"/>
+        </w:rPr>
+        <w:t>Основные параметры типографики — кегль, интерлиньяж, трекинг, кернинг, длина строки, выключка и контраст. Кегль определяет размер текста. Интерлиньяж задает расстояние между строками. Трекинг регулирует общее расстояние между буквами, а кернинг — расстояние в конкретных парах символов. Длина строки влияет на комфорт чтения: слишком длинные строки утомляют, слишком короткие создают рваный ритм.</w:t>
+      </w:r>
+    </w:p>
+    <w:p>
+      <w:pPr>
+        <w:pStyle w:val="a0"/>
+        <w:rPr>
+          <w:rFonts w:ascii="Times New Roman" w:hAnsi="Times New Roman" w:cs="Times New Roman"/>
+          <w:color w:val="000000" w:themeColor="text1"/>
+          <w:sz w:val="28"/>
+          <w:szCs w:val="28"/>
+          <w:lang w:val="ru-RU"/>
+        </w:rPr>
+      </w:pPr>
+      <w:r>
+        <w:rPr>
+          <w:rFonts w:ascii="Times New Roman" w:hAnsi="Times New Roman" w:cs="Times New Roman"/>
+          <w:color w:val="000000" w:themeColor="text1"/>
+          <w:sz w:val="28"/>
+          <w:szCs w:val="28"/>
+          <w:lang w:val="ru-RU"/>
+        </w:rPr>
+        <w:lastRenderedPageBreak/>
+        <w:t xml:space="preserve">Типографика также связана с иерархией. Заголовок, подзаголовок, </w:t>
+      </w:r>
+      <w:proofErr w:type="spellStart"/>
+      <w:r>
+        <w:rPr>
+          <w:rFonts w:ascii="Times New Roman" w:hAnsi="Times New Roman" w:cs="Times New Roman"/>
+          <w:color w:val="000000" w:themeColor="text1"/>
+          <w:sz w:val="28"/>
+          <w:szCs w:val="28"/>
+          <w:lang w:val="ru-RU"/>
+        </w:rPr>
+        <w:t>лид</w:t>
+      </w:r>
+      <w:proofErr w:type="spellEnd"/>
+      <w:r>
+        <w:rPr>
+          <w:rFonts w:ascii="Times New Roman" w:hAnsi="Times New Roman" w:cs="Times New Roman"/>
+          <w:color w:val="000000" w:themeColor="text1"/>
+          <w:sz w:val="28"/>
+          <w:szCs w:val="28"/>
+          <w:lang w:val="ru-RU"/>
+        </w:rPr>
+        <w:t>, основной текст, подпись, сноска должны различаться, но быть частью одной системы. Иерархия может строиться не только на размере, но и на насыщенности, отступах, цвете и положении. Хорошая типографика не перегружает страницу выделениями: акцентов должно быть столько, сколько нужно для понимания структуры.</w:t>
+      </w:r>
+    </w:p>
+    <w:p>
+      <w:pPr>
+        <w:pStyle w:val="a0"/>
+        <w:rPr>
+          <w:rFonts w:ascii="Times New Roman" w:hAnsi="Times New Roman" w:cs="Times New Roman"/>
+          <w:color w:val="000000" w:themeColor="text1"/>
+          <w:sz w:val="28"/>
+          <w:szCs w:val="28"/>
+          <w:lang w:val="ru-RU"/>
+        </w:rPr>
+      </w:pPr>
+      <w:r>
+        <w:rPr>
+          <w:rFonts w:ascii="Times New Roman" w:hAnsi="Times New Roman" w:cs="Times New Roman"/>
+          <w:color w:val="000000" w:themeColor="text1"/>
+          <w:sz w:val="28"/>
+          <w:szCs w:val="28"/>
+          <w:lang w:val="ru-RU"/>
+        </w:rPr>
+        <w:t>При работе с текстами важно соблюдать правила набора. Нужно использовать правильные кавычки, длинное тире вместо дефиса в нужных случаях, не ставить лишние пробелы, следить за переносами, избегать висячих строк и одиночных коротких слов в конце строки. Эти детали кажутся мелкими, но именно они отличают профессиональную верстку от небрежной.</w:t>
+      </w:r>
+    </w:p>
+    <w:p>
+      <w:pPr>
+        <w:pStyle w:val="a0"/>
+        <w:rPr>
+          <w:rFonts w:ascii="Times New Roman" w:hAnsi="Times New Roman" w:cs="Times New Roman"/>
+          <w:color w:val="000000" w:themeColor="text1"/>
+          <w:sz w:val="28"/>
+          <w:szCs w:val="28"/>
+          <w:lang w:val="ru-RU"/>
+        </w:rPr>
+      </w:pPr>
+      <w:r>
+        <w:rPr>
+          <w:rFonts w:ascii="Times New Roman" w:hAnsi="Times New Roman" w:cs="Times New Roman"/>
+          <w:color w:val="000000" w:themeColor="text1"/>
+          <w:sz w:val="28"/>
+          <w:szCs w:val="28"/>
+          <w:lang w:val="ru-RU"/>
+        </w:rPr>
+        <w:t>Итог: типографика — это система работы с текстом, в которой важны гарнитура, шрифт, знаковый состав, визуальные вариации, параметры набора и иерархия. Ее задача — сделать текст одновременно удобным и выразительным.</w:t>
+      </w:r>
+    </w:p>
+    <w:p>
+      <w:pPr>
+        <w:pStyle w:val="11"/>
+        <w:rPr>
+          <w:rFonts w:cs="Times New Roman"/>
+          <w:szCs w:val="28"/>
+        </w:rPr>
+      </w:pPr>
+      <w:bookmarkStart w:id="4" w:name="X057e5ee7389f53b078c194f153e38b1b6931d26"/>
+      <w:bookmarkEnd w:id="3"/>
+      <w:r>
+        <w:rPr>
+          <w:rFonts w:cs="Times New Roman"/>
+          <w:szCs w:val="28"/>
+          <w:highlight w:val="yellow"/>
+        </w:rPr>
+        <w:t>4. Работа с графикой. Правила визуализации данных. Инфографика</w:t>
+      </w:r>
+    </w:p>
+    <w:p>
+      <w:pPr>
+        <w:pStyle w:val="FirstParagraph"/>
+        <w:rPr>
+          <w:rFonts w:ascii="Times New Roman" w:hAnsi="Times New Roman" w:cs="Times New Roman"/>
+          <w:color w:val="000000" w:themeColor="text1"/>
+          <w:sz w:val="28"/>
+          <w:szCs w:val="28"/>
+          <w:lang w:val="ru-RU"/>
+        </w:rPr>
+      </w:pPr>
+      <w:r>
+        <w:rPr>
+          <w:rFonts w:ascii="Times New Roman" w:hAnsi="Times New Roman" w:cs="Times New Roman"/>
+          <w:color w:val="000000" w:themeColor="text1"/>
+          <w:sz w:val="28"/>
+          <w:szCs w:val="28"/>
+          <w:lang w:val="ru-RU"/>
+        </w:rPr>
+        <w:t>Работа с графикой в редакционном и цифровом дизайне включает подбор, создание, обработку и размещение визуальных элементов: фотографий, иллюстраций, иконок, схем, диаграмм, карт и инфографики. Графика нужна не только для украшения. Она помогает объяснять, сравнивать, выделять главное, создавать настроение и ускорять восприятие сложной информации.</w:t>
+      </w:r>
+    </w:p>
+    <w:p>
+      <w:pPr>
+        <w:pStyle w:val="a0"/>
+        <w:rPr>
+          <w:rFonts w:ascii="Times New Roman" w:hAnsi="Times New Roman" w:cs="Times New Roman"/>
+          <w:color w:val="000000" w:themeColor="text1"/>
+          <w:sz w:val="28"/>
+          <w:szCs w:val="28"/>
+          <w:lang w:val="ru-RU"/>
+        </w:rPr>
+      </w:pPr>
+      <w:r>
+        <w:rPr>
+          <w:rFonts w:ascii="Times New Roman" w:hAnsi="Times New Roman" w:cs="Times New Roman"/>
+          <w:color w:val="000000" w:themeColor="text1"/>
+          <w:sz w:val="28"/>
+          <w:szCs w:val="28"/>
+          <w:lang w:val="ru-RU"/>
+        </w:rPr>
+        <w:t>Форма графического элемента влияет на смысл. Прямоугольник воспринимается как устойчивый и структурный, круг — как мягкий, целостный или акцентный, диагональ — как динамичная, линия — как связь или направление. В инфографике форма особенно важна: стрелка обозначает движение, блок — этап, шкала — измерение, карта — пространство, пиктограмма — категорию или объект. Форма должна быть понятной и соответствовать сообщению.</w:t>
+      </w:r>
+    </w:p>
+    <w:p>
+      <w:pPr>
+        <w:pStyle w:val="a0"/>
+        <w:rPr>
+          <w:rFonts w:ascii="Times New Roman" w:hAnsi="Times New Roman" w:cs="Times New Roman"/>
+          <w:color w:val="000000" w:themeColor="text1"/>
+          <w:sz w:val="28"/>
+          <w:szCs w:val="28"/>
+          <w:lang w:val="ru-RU"/>
+        </w:rPr>
+      </w:pPr>
+      <w:r>
+        <w:rPr>
+          <w:rFonts w:ascii="Times New Roman" w:hAnsi="Times New Roman" w:cs="Times New Roman"/>
+          <w:color w:val="000000" w:themeColor="text1"/>
+          <w:sz w:val="28"/>
+          <w:szCs w:val="28"/>
+          <w:lang w:val="ru-RU"/>
+        </w:rPr>
+        <w:t>Цвет тоже несет смысл. Он может выделять главное, показывать категории, передавать эмоциональный характер, обозначать состояние. Например, в интерфейсах красный часто связывается с ошибкой или опасностью, зеленый — с успехом, синий — с нейтральным действием или доверием. Но цвет нельзя использовать как единственный носитель смысла: часть пользователей различает цвета иначе, поэтому цветовой сигнал лучше дублировать текстом, формой или иконкой.</w:t>
+      </w:r>
+    </w:p>
+    <w:p>
+      <w:pPr>
+        <w:pStyle w:val="a0"/>
+        <w:rPr>
+          <w:rFonts w:ascii="Times New Roman" w:hAnsi="Times New Roman" w:cs="Times New Roman"/>
+          <w:color w:val="000000" w:themeColor="text1"/>
+          <w:sz w:val="28"/>
+          <w:szCs w:val="28"/>
+          <w:lang w:val="ru-RU"/>
+        </w:rPr>
+      </w:pPr>
+      <w:r>
+        <w:rPr>
+          <w:rFonts w:ascii="Times New Roman" w:hAnsi="Times New Roman" w:cs="Times New Roman"/>
+          <w:color w:val="000000" w:themeColor="text1"/>
+          <w:sz w:val="28"/>
+          <w:szCs w:val="28"/>
+          <w:lang w:val="ru-RU"/>
+        </w:rPr>
+        <w:t xml:space="preserve">Иллюстрация и инфографика отличаются функцией. Иллюстрация может создавать образ, атмосферу, метафору, эмоциональную поддержку текста. Инфографика предназначена для объяснения информации: данных, процесса, </w:t>
+      </w:r>
+      <w:r>
+        <w:rPr>
+          <w:rFonts w:ascii="Times New Roman" w:hAnsi="Times New Roman" w:cs="Times New Roman"/>
+          <w:color w:val="000000" w:themeColor="text1"/>
+          <w:sz w:val="28"/>
+          <w:szCs w:val="28"/>
+          <w:lang w:val="ru-RU"/>
+        </w:rPr>
+        <w:lastRenderedPageBreak/>
+        <w:t>структуры, сравнения, маршрута, хронологии. Иллюстрация может быть более свободной, а инфографика требует точности, логики и проверяемости.</w:t>
+      </w:r>
+    </w:p>
+    <w:p>
+      <w:pPr>
+        <w:pStyle w:val="a0"/>
+        <w:rPr>
+          <w:rFonts w:ascii="Times New Roman" w:hAnsi="Times New Roman" w:cs="Times New Roman"/>
+          <w:color w:val="000000" w:themeColor="text1"/>
+          <w:sz w:val="28"/>
+          <w:szCs w:val="28"/>
+          <w:lang w:val="ru-RU"/>
+        </w:rPr>
+      </w:pPr>
+      <w:r>
+        <w:rPr>
+          <w:rFonts w:ascii="Times New Roman" w:hAnsi="Times New Roman" w:cs="Times New Roman"/>
+          <w:color w:val="000000" w:themeColor="text1"/>
+          <w:sz w:val="28"/>
+          <w:szCs w:val="28"/>
+          <w:lang w:val="ru-RU"/>
+        </w:rPr>
+        <w:t>Визуализация данных — это графическое представление числовой или структурной информации. Ее задача — помочь увидеть закономерность, сравнение, изменение, долю, связь или распределение. Для динамики во времени подходят линейные графики. Для сравнения категорий — столбчатые диаграммы. Для долей целого — секторные диаграммы, но только если категорий немного. Для пространственных данных — карты. Для процесса — схемы и блок-диаграммы.</w:t>
+      </w:r>
+    </w:p>
+    <w:p>
+      <w:pPr>
+        <w:pStyle w:val="a0"/>
+        <w:rPr>
+          <w:rFonts w:ascii="Times New Roman" w:hAnsi="Times New Roman" w:cs="Times New Roman"/>
+          <w:color w:val="000000" w:themeColor="text1"/>
+          <w:sz w:val="28"/>
+          <w:szCs w:val="28"/>
+          <w:lang w:val="ru-RU"/>
+        </w:rPr>
+      </w:pPr>
+      <w:r>
+        <w:rPr>
+          <w:rFonts w:ascii="Times New Roman" w:hAnsi="Times New Roman" w:cs="Times New Roman"/>
+          <w:color w:val="000000" w:themeColor="text1"/>
+          <w:sz w:val="28"/>
+          <w:szCs w:val="28"/>
+          <w:lang w:val="ru-RU"/>
+        </w:rPr>
+        <w:t>Принцип логичности означает, что выбранная форма визуализации соответствует типу данных. Нельзя показывать временную динамику круговой диаграммой, если нужно увидеть рост или спад. Нельзя использовать сложную декоративную схему, если простая таблица яснее. Форма должна помогать выводу.</w:t>
+      </w:r>
+    </w:p>
+    <w:p>
+      <w:pPr>
+        <w:pStyle w:val="a0"/>
+        <w:rPr>
+          <w:rFonts w:ascii="Times New Roman" w:hAnsi="Times New Roman" w:cs="Times New Roman"/>
+          <w:color w:val="000000" w:themeColor="text1"/>
+          <w:sz w:val="28"/>
+          <w:szCs w:val="28"/>
+          <w:lang w:val="ru-RU"/>
+        </w:rPr>
+      </w:pPr>
+      <w:r>
+        <w:rPr>
+          <w:rFonts w:ascii="Times New Roman" w:hAnsi="Times New Roman" w:cs="Times New Roman"/>
+          <w:color w:val="000000" w:themeColor="text1"/>
+          <w:sz w:val="28"/>
+          <w:szCs w:val="28"/>
+          <w:lang w:val="ru-RU"/>
+        </w:rPr>
+        <w:t>Принцип ясности означает, что пользователь должен понимать графику без долгого расшифровывания. Нужны заголовок, подписи, единицы измерения, легенда, источник данных, понятный масштаб. Если график показывает проценты, должно быть ясно, от чего они считаются. Если сравниваются периоды, должны быть указаны даты. Если используются цвета, их значения нужно объяснить.</w:t>
+      </w:r>
+    </w:p>
+    <w:p>
+      <w:pPr>
+        <w:pStyle w:val="a0"/>
+        <w:rPr>
+          <w:rFonts w:ascii="Times New Roman" w:hAnsi="Times New Roman" w:cs="Times New Roman"/>
+          <w:color w:val="000000" w:themeColor="text1"/>
+          <w:sz w:val="28"/>
+          <w:szCs w:val="28"/>
+          <w:lang w:val="ru-RU"/>
+        </w:rPr>
+      </w:pPr>
+      <w:r>
+        <w:rPr>
+          <w:rFonts w:ascii="Times New Roman" w:hAnsi="Times New Roman" w:cs="Times New Roman"/>
+          <w:color w:val="000000" w:themeColor="text1"/>
+          <w:sz w:val="28"/>
+          <w:szCs w:val="28"/>
+          <w:lang w:val="ru-RU"/>
+        </w:rPr>
+        <w:t>Принцип честности означает отсутствие визуального искажения. Нельзя произвольно обрезать ось так, чтобы рост казался драматичнее, использовать 3</w:t>
+      </w:r>
+      <w:r>
+        <w:rPr>
+          <w:rFonts w:ascii="Times New Roman" w:hAnsi="Times New Roman" w:cs="Times New Roman"/>
+          <w:color w:val="000000" w:themeColor="text1"/>
+          <w:sz w:val="28"/>
+          <w:szCs w:val="28"/>
+        </w:rPr>
+        <w:t>D</w:t>
+      </w:r>
+      <w:r>
+        <w:rPr>
+          <w:rFonts w:ascii="Times New Roman" w:hAnsi="Times New Roman" w:cs="Times New Roman"/>
+          <w:color w:val="000000" w:themeColor="text1"/>
+          <w:sz w:val="28"/>
+          <w:szCs w:val="28"/>
+          <w:lang w:val="ru-RU"/>
+        </w:rPr>
+        <w:t>-эффекты, которые искажают площади, менять масштаб без пояснения, исключать неудобные данные. Хорошая инфографика не манипулирует, а объясняет.</w:t>
+      </w:r>
+    </w:p>
+    <w:p>
+      <w:pPr>
+        <w:pStyle w:val="a0"/>
+        <w:rPr>
+          <w:rFonts w:ascii="Times New Roman" w:hAnsi="Times New Roman" w:cs="Times New Roman"/>
+          <w:color w:val="000000" w:themeColor="text1"/>
+          <w:sz w:val="28"/>
+          <w:szCs w:val="28"/>
+          <w:lang w:val="ru-RU"/>
+        </w:rPr>
+      </w:pPr>
+      <w:r>
+        <w:rPr>
+          <w:rFonts w:ascii="Times New Roman" w:hAnsi="Times New Roman" w:cs="Times New Roman"/>
+          <w:color w:val="000000" w:themeColor="text1"/>
+          <w:sz w:val="28"/>
+          <w:szCs w:val="28"/>
+          <w:lang w:val="ru-RU"/>
+        </w:rPr>
+        <w:t>Итог: графика и инфографика должны быть осмысленными. Форма задает структуру, цвет управляет вниманием, иллюстрация поддерживает образ, инфографика объясняет данные. Главные требования к визуализации — логичность, ясность, точность и честность.</w:t>
+      </w:r>
+    </w:p>
+    <w:p>
+      <w:pPr>
+        <w:pStyle w:val="11"/>
+        <w:rPr>
+          <w:rFonts w:cs="Times New Roman"/>
+          <w:szCs w:val="28"/>
+        </w:rPr>
+      </w:pPr>
+      <w:bookmarkStart w:id="5" w:name="X92d1fe88137b86a11279b162c02804568a98012"/>
+      <w:bookmarkEnd w:id="4"/>
+      <w:r>
+        <w:rPr>
+          <w:rFonts w:cs="Times New Roman"/>
+          <w:szCs w:val="28"/>
+          <w:highlight w:val="yellow"/>
+        </w:rPr>
+        <w:t>5. Бильд-редактура. Правила подбора, редактирования и композиционного оформления изображений в верстке</w:t>
+      </w:r>
+    </w:p>
+    <w:p>
+      <w:pPr>
+        <w:pStyle w:val="FirstParagraph"/>
+        <w:rPr>
+          <w:rFonts w:ascii="Times New Roman" w:hAnsi="Times New Roman" w:cs="Times New Roman"/>
+          <w:color w:val="000000" w:themeColor="text1"/>
+          <w:sz w:val="28"/>
+          <w:szCs w:val="28"/>
+          <w:lang w:val="ru-RU"/>
+        </w:rPr>
+      </w:pPr>
+      <w:r>
+        <w:rPr>
+          <w:rFonts w:ascii="Times New Roman" w:hAnsi="Times New Roman" w:cs="Times New Roman"/>
+          <w:color w:val="000000" w:themeColor="text1"/>
+          <w:sz w:val="28"/>
+          <w:szCs w:val="28"/>
+          <w:lang w:val="ru-RU"/>
+        </w:rPr>
+        <w:t xml:space="preserve">Бильд-редактура — это редакционная работа с изображениями: подбор, проверка, кадрирование, обработка, размещение и смысловое согласование визуального ряда с текстом. В многостраничной верстке </w:t>
       </w:r>
       <w:proofErr w:type="spellStart"/>
       <w:r>
@@ -1984,267 +1769,254 @@
           <w:szCs w:val="28"/>
           <w:lang w:val="ru-RU"/>
         </w:rPr>
-        <w:t>-редактура отвечает за смысловую, композиционную, техническую и правовую корректность изображений. Хорошее изображение не конкурирует с текстом, а помогает раскрыть материал и удерживает композицию разворота.</w:t>
-      </w:r>
-    </w:p>
-    <w:p>
-      <w:pPr>
-        <w:pStyle w:val="11"/>
-        <w:rPr>
-          <w:rFonts w:cs="Times New Roman"/>
-          <w:szCs w:val="28"/>
-        </w:rPr>
-      </w:pPr>
-      <w:bookmarkStart w:id="6" w:name="понятие-модульной-верстки"/>
-      <w:bookmarkEnd w:id="5"/>
-      <w:r>
-        <w:rPr>
-          <w:rFonts w:cs="Times New Roman"/>
-          <w:szCs w:val="28"/>
-          <w:highlight w:val="yellow"/>
-        </w:rPr>
-        <w:t>6. Понятие модульной верстки</w:t>
+        <w:t>-редактура особенно важна, потому что изображения формируют ритм документа, удерживают внимание и помогают раскрыть содержание материала.</w:t>
+      </w:r>
+    </w:p>
+    <w:p>
+      <w:pPr>
+        <w:pStyle w:val="a0"/>
+        <w:rPr>
+          <w:rFonts w:ascii="Times New Roman" w:hAnsi="Times New Roman" w:cs="Times New Roman"/>
+          <w:color w:val="000000" w:themeColor="text1"/>
+          <w:sz w:val="28"/>
+          <w:szCs w:val="28"/>
+          <w:lang w:val="ru-RU"/>
+        </w:rPr>
+      </w:pPr>
+      <w:r>
+        <w:rPr>
+          <w:rFonts w:ascii="Times New Roman" w:hAnsi="Times New Roman" w:cs="Times New Roman"/>
+          <w:color w:val="000000" w:themeColor="text1"/>
+          <w:sz w:val="28"/>
+          <w:szCs w:val="28"/>
+          <w:lang w:val="ru-RU"/>
+        </w:rPr>
+        <w:lastRenderedPageBreak/>
+        <w:t xml:space="preserve">Главная задача </w:t>
+      </w:r>
+      <w:proofErr w:type="spellStart"/>
+      <w:r>
+        <w:rPr>
+          <w:rFonts w:ascii="Times New Roman" w:hAnsi="Times New Roman" w:cs="Times New Roman"/>
+          <w:color w:val="000000" w:themeColor="text1"/>
+          <w:sz w:val="28"/>
+          <w:szCs w:val="28"/>
+          <w:lang w:val="ru-RU"/>
+        </w:rPr>
+        <w:t>бильд</w:t>
+      </w:r>
+      <w:proofErr w:type="spellEnd"/>
+      <w:r>
+        <w:rPr>
+          <w:rFonts w:ascii="Times New Roman" w:hAnsi="Times New Roman" w:cs="Times New Roman"/>
+          <w:color w:val="000000" w:themeColor="text1"/>
+          <w:sz w:val="28"/>
+          <w:szCs w:val="28"/>
+          <w:lang w:val="ru-RU"/>
+        </w:rPr>
+        <w:t>-редактуры — подобрать изображение, которое работает на смысл. Фотография или иллюстрация должна соответствовать теме, жанру, аудитории и тону публикации. Изображение не должно быть случайным заполнителем. Если материал о конкретном событии, уместно документальное фото. Если речь об абстрактной идее, может подойти метафорическая иллюстрация. Если нужно объяснить процесс, лучше использовать схему или инфографику.</w:t>
+      </w:r>
+    </w:p>
+    <w:p>
+      <w:pPr>
+        <w:pStyle w:val="a0"/>
+        <w:rPr>
+          <w:rFonts w:ascii="Times New Roman" w:hAnsi="Times New Roman" w:cs="Times New Roman"/>
+          <w:color w:val="000000" w:themeColor="text1"/>
+          <w:sz w:val="28"/>
+          <w:szCs w:val="28"/>
+          <w:lang w:val="ru-RU"/>
+        </w:rPr>
+      </w:pPr>
+      <w:r>
+        <w:rPr>
+          <w:rFonts w:ascii="Times New Roman" w:hAnsi="Times New Roman" w:cs="Times New Roman"/>
+          <w:color w:val="000000" w:themeColor="text1"/>
+          <w:sz w:val="28"/>
+          <w:szCs w:val="28"/>
+          <w:lang w:val="ru-RU"/>
+        </w:rPr>
+        <w:t>Первое правило подбора — релевантность. Изображение должно отвечать содержанию текста. Второе правило — достоверность. Нельзя использовать изображение, которое вводит читателя в заблуждение: например, фото другого события как иллюстрацию к текущему. Третье правило — качество. Изображение должно иметь достаточное разрешение, корректную резкость, цвет и композицию. Четвертое правило — правовая чистота: нужно учитывать автора, лицензию, право использования, согласие модели при необходимости.</w:t>
+      </w:r>
+    </w:p>
+    <w:p>
+      <w:pPr>
+        <w:pStyle w:val="a0"/>
+        <w:rPr>
+          <w:rFonts w:ascii="Times New Roman" w:hAnsi="Times New Roman" w:cs="Times New Roman"/>
+          <w:color w:val="000000" w:themeColor="text1"/>
+          <w:sz w:val="28"/>
+          <w:szCs w:val="28"/>
+          <w:lang w:val="ru-RU"/>
+        </w:rPr>
+      </w:pPr>
+      <w:r>
+        <w:rPr>
+          <w:rFonts w:ascii="Times New Roman" w:hAnsi="Times New Roman" w:cs="Times New Roman"/>
+          <w:color w:val="000000" w:themeColor="text1"/>
+          <w:sz w:val="28"/>
+          <w:szCs w:val="28"/>
+          <w:lang w:val="ru-RU"/>
+        </w:rPr>
+        <w:t>Редактирование изображения включает кадрирование, цветокоррекцию, ретушь, подготовку к печати или цифровой публикации. Кадрирование должно усиливать смысл: выделять героя, действие, предмет, эмоцию или деталь. Нельзя кадрировать так, чтобы менялся смысл события. Например, нельзя убрать из кадра важный контекст, из-за чего ситуация будет восприниматься иначе.</w:t>
+      </w:r>
+    </w:p>
+    <w:p>
+      <w:pPr>
+        <w:pStyle w:val="a0"/>
+        <w:rPr>
+          <w:rFonts w:ascii="Times New Roman" w:hAnsi="Times New Roman" w:cs="Times New Roman"/>
+          <w:color w:val="000000" w:themeColor="text1"/>
+          <w:sz w:val="28"/>
+          <w:szCs w:val="28"/>
+          <w:lang w:val="ru-RU"/>
+        </w:rPr>
+      </w:pPr>
+      <w:r>
+        <w:rPr>
+          <w:rFonts w:ascii="Times New Roman" w:hAnsi="Times New Roman" w:cs="Times New Roman"/>
+          <w:color w:val="000000" w:themeColor="text1"/>
+          <w:sz w:val="28"/>
+          <w:szCs w:val="28"/>
+          <w:lang w:val="ru-RU"/>
+        </w:rPr>
+        <w:t>Композиционное оформление изображений в верстке связано с их размером, положением и отношением к тексту. Главное изображение может занимать значительную часть разворота и задавать эмоциональный тон. Второстепенные изображения могут поддерживать отдельные фрагменты текста. Серия изображений может создавать ритм или показывать последовательность.</w:t>
+      </w:r>
+    </w:p>
+    <w:p>
+      <w:pPr>
+        <w:pStyle w:val="a0"/>
+        <w:rPr>
+          <w:rFonts w:ascii="Times New Roman" w:hAnsi="Times New Roman" w:cs="Times New Roman"/>
+          <w:color w:val="000000" w:themeColor="text1"/>
+          <w:sz w:val="28"/>
+          <w:szCs w:val="28"/>
+          <w:lang w:val="ru-RU"/>
+        </w:rPr>
+      </w:pPr>
+      <w:r>
+        <w:rPr>
+          <w:rFonts w:ascii="Times New Roman" w:hAnsi="Times New Roman" w:cs="Times New Roman"/>
+          <w:color w:val="000000" w:themeColor="text1"/>
+          <w:sz w:val="28"/>
+          <w:szCs w:val="28"/>
+          <w:lang w:val="ru-RU"/>
+        </w:rPr>
+        <w:t>В развороте важно учитывать визуальный вес. Большое темное изображение визуально тяжелее маленького светлого блока текста. Если все тяжелые элементы находятся на одной стороне разворота, композиция может «завалиться». Поэтому дизайнер распределяет изображения, заголовки, врезки и пустое пространство так, чтобы разворот был сбалансирован.</w:t>
+      </w:r>
+    </w:p>
+    <w:p>
+      <w:pPr>
+        <w:pStyle w:val="a0"/>
+        <w:rPr>
+          <w:rFonts w:ascii="Times New Roman" w:hAnsi="Times New Roman" w:cs="Times New Roman"/>
+          <w:color w:val="000000" w:themeColor="text1"/>
+          <w:sz w:val="28"/>
+          <w:szCs w:val="28"/>
+          <w:lang w:val="ru-RU"/>
+        </w:rPr>
+      </w:pPr>
+      <w:r>
+        <w:rPr>
+          <w:rFonts w:ascii="Times New Roman" w:hAnsi="Times New Roman" w:cs="Times New Roman"/>
+          <w:color w:val="000000" w:themeColor="text1"/>
+          <w:sz w:val="28"/>
+          <w:szCs w:val="28"/>
+          <w:lang w:val="ru-RU"/>
+        </w:rPr>
+        <w:t xml:space="preserve">Подпись к изображению — часть </w:t>
+      </w:r>
+      <w:proofErr w:type="spellStart"/>
+      <w:r>
+        <w:rPr>
+          <w:rFonts w:ascii="Times New Roman" w:hAnsi="Times New Roman" w:cs="Times New Roman"/>
+          <w:color w:val="000000" w:themeColor="text1"/>
+          <w:sz w:val="28"/>
+          <w:szCs w:val="28"/>
+          <w:lang w:val="ru-RU"/>
+        </w:rPr>
+        <w:t>бильд</w:t>
+      </w:r>
+      <w:proofErr w:type="spellEnd"/>
+      <w:r>
+        <w:rPr>
+          <w:rFonts w:ascii="Times New Roman" w:hAnsi="Times New Roman" w:cs="Times New Roman"/>
+          <w:color w:val="000000" w:themeColor="text1"/>
+          <w:sz w:val="28"/>
+          <w:szCs w:val="28"/>
+          <w:lang w:val="ru-RU"/>
+        </w:rPr>
+        <w:t>-редактуры. Она должна объяснять, кто или что изображено, где и когда сделан кадр, почему он связан с материалом. В редакционном документе также важно указывать автора изображения или источник. Подпись не должна просто повторять очевидное: она должна добавлять информацию.</w:t>
+      </w:r>
+    </w:p>
+    <w:p>
+      <w:pPr>
+        <w:pStyle w:val="a0"/>
+        <w:rPr>
+          <w:rFonts w:ascii="Times New Roman" w:hAnsi="Times New Roman" w:cs="Times New Roman"/>
+          <w:color w:val="000000" w:themeColor="text1"/>
+          <w:sz w:val="28"/>
+          <w:szCs w:val="28"/>
+          <w:lang w:val="ru-RU"/>
+        </w:rPr>
+      </w:pPr>
+    </w:p>
+    <w:p>
+      <w:pPr>
+        <w:pStyle w:val="a0"/>
+        <w:rPr>
+          <w:rFonts w:ascii="Times New Roman" w:hAnsi="Times New Roman" w:cs="Times New Roman"/>
+          <w:color w:val="000000" w:themeColor="text1"/>
+          <w:sz w:val="28"/>
+          <w:szCs w:val="28"/>
+          <w:lang w:val="ru-RU"/>
+        </w:rPr>
+      </w:pPr>
+    </w:p>
+    <w:p>
+      <w:pPr>
+        <w:pStyle w:val="a0"/>
+        <w:rPr>
+          <w:rFonts w:ascii="Times New Roman" w:hAnsi="Times New Roman" w:cs="Times New Roman"/>
+          <w:color w:val="000000" w:themeColor="text1"/>
+          <w:sz w:val="28"/>
+          <w:szCs w:val="28"/>
+          <w:lang w:val="ru-RU"/>
+        </w:rPr>
+      </w:pPr>
+      <w:r>
+        <w:rPr>
+          <w:rFonts w:ascii="Times New Roman" w:hAnsi="Times New Roman" w:cs="Times New Roman"/>
+          <w:color w:val="000000" w:themeColor="text1"/>
+          <w:sz w:val="28"/>
+          <w:szCs w:val="28"/>
+          <w:lang w:val="ru-RU"/>
+        </w:rPr>
+        <w:lastRenderedPageBreak/>
+        <w:t>Типовые композиционные решения:</w:t>
       </w:r>
     </w:p>
     <w:p>
       <w:pPr>
         <w:pStyle w:val="FirstParagraph"/>
         <w:rPr>
-          <w:rFonts w:ascii="Times New Roman" w:hAnsi="Times New Roman" w:cs="Times New Roman"/>
-          <w:color w:val="000000" w:themeColor="text1"/>
-          <w:sz w:val="28"/>
-          <w:szCs w:val="28"/>
-          <w:lang w:val="ru-RU"/>
-        </w:rPr>
-      </w:pPr>
-      <w:r>
-        <w:rPr>
-          <w:rFonts w:ascii="Times New Roman" w:hAnsi="Times New Roman" w:cs="Times New Roman"/>
-          <w:color w:val="000000" w:themeColor="text1"/>
-          <w:sz w:val="28"/>
-          <w:szCs w:val="28"/>
-          <w:lang w:val="ru-RU"/>
-        </w:rPr>
-        <w:t>Модульная верстка — это способ построения страницы или разворота на основе сетки, состоящей из повторяющихся ячеек, колонок, строк и промежутков. Она помогает размещать текст, изображения, подписи, таблицы и декоративные элементы системно, а не случайно. Модульная верстка используется в журналах, каталогах, газетах, книгах, презентациях, сайтах и интерфейсах.</w:t>
-      </w:r>
-    </w:p>
-    <w:p>
-      <w:pPr>
-        <w:pStyle w:val="a0"/>
-        <w:rPr>
-          <w:rFonts w:ascii="Times New Roman" w:hAnsi="Times New Roman" w:cs="Times New Roman"/>
-          <w:color w:val="000000" w:themeColor="text1"/>
-          <w:sz w:val="28"/>
-          <w:szCs w:val="28"/>
-          <w:lang w:val="ru-RU"/>
-        </w:rPr>
-      </w:pPr>
-      <w:r>
-        <w:rPr>
-          <w:rFonts w:ascii="Times New Roman" w:hAnsi="Times New Roman" w:cs="Times New Roman"/>
-          <w:color w:val="000000" w:themeColor="text1"/>
-          <w:sz w:val="28"/>
-          <w:szCs w:val="28"/>
-          <w:lang w:val="ru-RU"/>
-        </w:rPr>
-        <w:t>Многоколоночная сетка — это сетка, в которой полоса набора делится на несколько вертикальных колонок. Она особенно полезна для текстов, потому что позволяет регулировать длину строки и создавать разные варианты композиции: текст может занимать одну колонку, две колонки, три колонки; изображение может занимать часть сетки или пересекать несколько колонок.</w:t>
-      </w:r>
-    </w:p>
-    <w:p>
-      <w:pPr>
-        <w:pStyle w:val="a0"/>
-        <w:rPr>
-          <w:rFonts w:ascii="Times New Roman" w:hAnsi="Times New Roman" w:cs="Times New Roman"/>
-          <w:color w:val="000000" w:themeColor="text1"/>
-          <w:sz w:val="28"/>
-          <w:szCs w:val="28"/>
-          <w:lang w:val="ru-RU"/>
-        </w:rPr>
-      </w:pPr>
-      <w:r>
-        <w:rPr>
-          <w:rFonts w:ascii="Times New Roman" w:hAnsi="Times New Roman" w:cs="Times New Roman"/>
-          <w:color w:val="000000" w:themeColor="text1"/>
-          <w:sz w:val="28"/>
-          <w:szCs w:val="28"/>
-          <w:lang w:val="ru-RU"/>
-        </w:rPr>
-        <w:t>Модульная сетка шире понятия многоколоночной. Она делит страницу не только на колонки, но и на горизонтальные модули. В результате образуется система ячеек, в которую можно вписывать текстовые и графические блоки. Такая сетка особенно удобна для сложных разворотов, каталогов, интерфейсных экранов и страниц с большим количеством разнотипного контента.</w:t>
-      </w:r>
-    </w:p>
-    <w:p>
-      <w:pPr>
-        <w:pStyle w:val="a0"/>
-        <w:rPr>
-          <w:rFonts w:ascii="Times New Roman" w:hAnsi="Times New Roman" w:cs="Times New Roman"/>
-          <w:color w:val="000000" w:themeColor="text1"/>
-          <w:sz w:val="28"/>
-          <w:szCs w:val="28"/>
-          <w:lang w:val="ru-RU"/>
-        </w:rPr>
-      </w:pPr>
-      <w:r>
-        <w:rPr>
-          <w:rFonts w:ascii="Times New Roman" w:hAnsi="Times New Roman" w:cs="Times New Roman"/>
-          <w:color w:val="000000" w:themeColor="text1"/>
-          <w:sz w:val="28"/>
-          <w:szCs w:val="28"/>
-          <w:lang w:val="ru-RU"/>
-        </w:rPr>
-        <w:t>Цель применения сетки — обеспечить порядок, единый ритм, композиционное единство и удобство верстки. Сетка помогает дизайнеру принимать решения: где начинается заголовок, какой ширины должен быть текст, насколько крупным может быть изображение, как выровнять подпись, где разместить колонтитул. Благодаря сетке разные страницы одного документа выглядят связанными между собой.</w:t>
-      </w:r>
-    </w:p>
-    <w:p>
-      <w:pPr>
-        <w:pStyle w:val="a0"/>
-        <w:rPr>
-          <w:rFonts w:ascii="Times New Roman" w:hAnsi="Times New Roman" w:cs="Times New Roman"/>
-          <w:color w:val="000000" w:themeColor="text1"/>
-          <w:sz w:val="28"/>
-          <w:szCs w:val="28"/>
-          <w:lang w:val="ru-RU"/>
-        </w:rPr>
-      </w:pPr>
-      <w:r>
-        <w:rPr>
-          <w:rFonts w:ascii="Times New Roman" w:hAnsi="Times New Roman" w:cs="Times New Roman"/>
-          <w:color w:val="000000" w:themeColor="text1"/>
-          <w:sz w:val="28"/>
-          <w:szCs w:val="28"/>
-          <w:lang w:val="ru-RU"/>
-        </w:rPr>
-        <w:t>Структура сетки включает поля, колонки, средники, модули, направляющие, базовую сетку и полосу набора. Поля — пустое пространство вокруг рабочей области. Колонки — вертикальные зоны размещения текста и изображений. Средник — промежуток между колонками. Модули — ячейки, образованные пересечением колонок и горизонтальных делений. Базовая сетка задает ритм строк текста по вертикали.</w:t>
-      </w:r>
-    </w:p>
-    <w:p>
-      <w:pPr>
-        <w:pStyle w:val="a0"/>
-        <w:rPr>
-          <w:rFonts w:ascii="Times New Roman" w:hAnsi="Times New Roman" w:cs="Times New Roman"/>
-          <w:color w:val="000000" w:themeColor="text1"/>
-          <w:sz w:val="28"/>
-          <w:szCs w:val="28"/>
-          <w:lang w:val="ru-RU"/>
-        </w:rPr>
-      </w:pPr>
-      <w:r>
-        <w:rPr>
-          <w:rFonts w:ascii="Times New Roman" w:hAnsi="Times New Roman" w:cs="Times New Roman"/>
-          <w:color w:val="000000" w:themeColor="text1"/>
-          <w:sz w:val="28"/>
-          <w:szCs w:val="28"/>
-          <w:lang w:val="ru-RU"/>
-        </w:rPr>
-        <w:t xml:space="preserve">Подходы к настройке полей и сетки могут различаться. В классической книжной верстке внутреннее поле часто рассчитывается с учетом переплета, а нижнее поле может быть больше верхнего. В журнальной и современной </w:t>
-      </w:r>
-      <w:r>
-        <w:rPr>
-          <w:rFonts w:ascii="Times New Roman" w:hAnsi="Times New Roman" w:cs="Times New Roman"/>
-          <w:color w:val="000000" w:themeColor="text1"/>
-          <w:sz w:val="28"/>
-          <w:szCs w:val="28"/>
-        </w:rPr>
-        <w:t>editorial</w:t>
-      </w:r>
-      <w:r>
-        <w:rPr>
-          <w:rFonts w:ascii="Times New Roman" w:hAnsi="Times New Roman" w:cs="Times New Roman"/>
-          <w:color w:val="000000" w:themeColor="text1"/>
-          <w:sz w:val="28"/>
-          <w:szCs w:val="28"/>
-          <w:lang w:val="ru-RU"/>
-        </w:rPr>
-        <w:t xml:space="preserve">-верстке поля могут быть более свободными, но они должны оставаться системными. В </w:t>
-      </w:r>
-      <w:r>
-        <w:rPr>
-          <w:rFonts w:ascii="Times New Roman" w:hAnsi="Times New Roman" w:cs="Times New Roman"/>
-          <w:color w:val="000000" w:themeColor="text1"/>
-          <w:sz w:val="28"/>
-          <w:szCs w:val="28"/>
-        </w:rPr>
-        <w:t>web</w:t>
-      </w:r>
-      <w:r>
-        <w:rPr>
-          <w:rFonts w:ascii="Times New Roman" w:hAnsi="Times New Roman" w:cs="Times New Roman"/>
-          <w:color w:val="000000" w:themeColor="text1"/>
-          <w:sz w:val="28"/>
-          <w:szCs w:val="28"/>
-          <w:lang w:val="ru-RU"/>
-        </w:rPr>
-        <w:t>-макетах поля и контейнеры зависят от ширины экрана и адаптивных точек.</w:t>
-      </w:r>
-    </w:p>
-    <w:p>
-      <w:pPr>
-        <w:pStyle w:val="a0"/>
-        <w:rPr>
-          <w:rFonts w:ascii="Times New Roman" w:hAnsi="Times New Roman" w:cs="Times New Roman"/>
-          <w:color w:val="000000" w:themeColor="text1"/>
-          <w:sz w:val="28"/>
-          <w:szCs w:val="28"/>
-          <w:lang w:val="ru-RU"/>
-        </w:rPr>
-      </w:pPr>
-      <w:r>
-        <w:rPr>
-          <w:rFonts w:ascii="Times New Roman" w:hAnsi="Times New Roman" w:cs="Times New Roman"/>
-          <w:color w:val="000000" w:themeColor="text1"/>
-          <w:sz w:val="28"/>
-          <w:szCs w:val="28"/>
-          <w:lang w:val="ru-RU"/>
-        </w:rPr>
-        <w:lastRenderedPageBreak/>
-        <w:t>Правила верстки по сетке: элементы должны выравниваться по направляющим; ширина текстовых блоков должна соответствовать колонкам; изображения лучше размещать так, чтобы их границы совпадали с линиями сетки; одинаковые элементы должны иметь одинаковые отступы; нарушение сетки допустимо только как осознанный акцент. Если каждый блок немного смещен, документ выглядит небрежным.</w:t>
-      </w:r>
-    </w:p>
-    <w:p>
-      <w:pPr>
-        <w:pStyle w:val="a0"/>
-        <w:rPr>
-          <w:rFonts w:ascii="Times New Roman" w:hAnsi="Times New Roman" w:cs="Times New Roman"/>
-          <w:color w:val="000000" w:themeColor="text1"/>
-          <w:sz w:val="28"/>
-          <w:szCs w:val="28"/>
-          <w:lang w:val="ru-RU"/>
-        </w:rPr>
-      </w:pPr>
-      <w:r>
-        <w:rPr>
-          <w:rFonts w:ascii="Times New Roman" w:hAnsi="Times New Roman" w:cs="Times New Roman"/>
-          <w:color w:val="000000" w:themeColor="text1"/>
-          <w:sz w:val="28"/>
-          <w:szCs w:val="28"/>
-          <w:lang w:val="ru-RU"/>
-        </w:rPr>
-        <w:t>Схема модульной сетки:</w:t>
-      </w:r>
-    </w:p>
-    <w:p>
-      <w:pPr>
-        <w:pStyle w:val="FirstParagraph"/>
-        <w:rPr>
-          <w:rFonts w:ascii="Times New Roman" w:hAnsi="Times New Roman" w:cs="Times New Roman"/>
-          <w:color w:val="000000" w:themeColor="text1"/>
-          <w:sz w:val="28"/>
-          <w:szCs w:val="28"/>
-          <w:lang w:val="ru-RU"/>
-        </w:rPr>
-      </w:pPr>
-      <w:r>
-        <w:rPr>
           <w:rStyle w:val="VerbatimChar"/>
           <w:rFonts w:ascii="Times New Roman" w:hAnsi="Times New Roman" w:cs="Times New Roman"/>
-          <w:color w:val="000000" w:themeColor="text1"/>
-          <w:sz w:val="28"/>
-          <w:szCs w:val="28"/>
-          <w:lang w:val="ru-RU"/>
+          <w:noProof/>
+          <w:color w:val="000000" w:themeColor="text1"/>
+          <w:sz w:val="28"/>
+          <w:szCs w:val="28"/>
+          <w:lang w:val="ru-RU"/>
+        </w:rPr>
+      </w:pPr>
+      <w:r>
+        <w:rPr>
+          <w:noProof/>
         </w:rPr>
         <w:drawing>
-          <wp:inline distT="0" distB="0" distL="0" distR="0" wp14:anchorId="5D6F53A1" wp14:editId="12E83B68">
-            <wp:extent cx="4143953" cy="2610214"/>
-            <wp:effectExtent l="0" t="0" r="9525" b="0"/>
+          <wp:inline distT="0" distB="0" distL="0" distR="0" wp14:anchorId="0D7C0D87" wp14:editId="297905FE">
+            <wp:extent cx="5063706" cy="4429944"/>
+            <wp:effectExtent l="0" t="0" r="3810" b="8890"/>
             <wp:docPr id="4" name="Рисунок 4"/>
             <wp:cNvGraphicFramePr>
               <a:graphicFrameLocks xmlns:a="http://schemas.openxmlformats.org/drawingml/2006/main" noChangeAspect="1"/>
@@ -2256,20 +2028,27 @@
                     <pic:cNvPr id="1" name=""/>
                     <pic:cNvPicPr/>
                   </pic:nvPicPr>
-                  <pic:blipFill>
+                  <pic:blipFill rotWithShape="1">
                     <a:blip r:embed="rId8"/>
-                    <a:stretch>
-                      <a:fillRect/>
-                    </a:stretch>
+                    <a:srcRect l="5326" t="8873" r="6158" b="13689"/>
+                    <a:stretch/>
                   </pic:blipFill>
-                  <pic:spPr>
+                  <pic:spPr bwMode="auto">
                     <a:xfrm>
                       <a:off x="0" y="0"/>
-                      <a:ext cx="4143953" cy="2610214"/>
+                      <a:ext cx="5130046" cy="4487981"/>
                     </a:xfrm>
                     <a:prstGeom prst="rect">
                       <a:avLst/>
                     </a:prstGeom>
+                    <a:ln>
+                      <a:noFill/>
+                    </a:ln>
+                    <a:extLst>
+                      <a:ext uri="{53640926-AAD7-44D8-BBD7-CCE9431645EC}">
+                        <a14:shadowObscured xmlns:a14="http://schemas.microsoft.com/office/drawing/2010/main"/>
+                      </a:ext>
+                    </a:extLst>
                   </pic:spPr>
                 </pic:pic>
               </a:graphicData>
@@ -2279,1246 +2058,19 @@
       </w:r>
       <w:r>
         <w:rPr>
-          <w:rFonts w:ascii="Times New Roman" w:hAnsi="Times New Roman" w:cs="Times New Roman"/>
-          <w:color w:val="000000" w:themeColor="text1"/>
-          <w:sz w:val="28"/>
-          <w:szCs w:val="28"/>
-          <w:lang w:val="ru-RU"/>
-        </w:rPr>
-        <w:t>Итог: модульная верстка — это организация многостраничного или цифрового макета по сетке. Ее элементы — поля, колонки, средники, модули, направляющие и базовая линия. Она нужна для порядка, читаемости, единства и адаптивности.</w:t>
-      </w:r>
-    </w:p>
-    <w:p>
-      <w:pPr>
-        <w:pStyle w:val="11"/>
-        <w:rPr>
-          <w:rFonts w:cs="Times New Roman"/>
-          <w:szCs w:val="28"/>
-        </w:rPr>
-      </w:pPr>
-      <w:bookmarkStart w:id="7" w:name="Xb1e530dac02d58c4ba656a2788edecb1f40817d"/>
-      <w:bookmarkEnd w:id="6"/>
-      <w:r>
-        <w:rPr>
-          <w:rFonts w:cs="Times New Roman"/>
-          <w:szCs w:val="28"/>
-          <w:highlight w:val="yellow"/>
-        </w:rPr>
-        <w:t xml:space="preserve">7. Верстка посадочных страниц в конструкторе </w:t>
-      </w:r>
-      <w:proofErr w:type="spellStart"/>
-      <w:r>
-        <w:rPr>
-          <w:rFonts w:cs="Times New Roman"/>
-          <w:szCs w:val="28"/>
-          <w:highlight w:val="yellow"/>
-        </w:rPr>
-        <w:t>Tilda</w:t>
-      </w:r>
-      <w:proofErr w:type="spellEnd"/>
-      <w:r>
-        <w:rPr>
-          <w:rFonts w:cs="Times New Roman"/>
-          <w:szCs w:val="28"/>
-          <w:highlight w:val="yellow"/>
-        </w:rPr>
-        <w:t>. Обзор функционала и шаблонов</w:t>
-      </w:r>
-    </w:p>
-    <w:p>
-      <w:pPr>
-        <w:pStyle w:val="FirstParagraph"/>
-        <w:rPr>
-          <w:rFonts w:ascii="Times New Roman" w:hAnsi="Times New Roman" w:cs="Times New Roman"/>
-          <w:color w:val="000000" w:themeColor="text1"/>
-          <w:sz w:val="28"/>
-          <w:szCs w:val="28"/>
-          <w:lang w:val="ru-RU"/>
-        </w:rPr>
-      </w:pPr>
-      <w:r>
-        <w:rPr>
-          <w:rFonts w:ascii="Times New Roman" w:hAnsi="Times New Roman" w:cs="Times New Roman"/>
-          <w:color w:val="000000" w:themeColor="text1"/>
-          <w:sz w:val="28"/>
-          <w:szCs w:val="28"/>
-          <w:lang w:val="ru-RU"/>
-        </w:rPr>
-        <w:t xml:space="preserve">Посадочная страница, или </w:t>
-      </w:r>
-      <w:r>
-        <w:rPr>
-          <w:rFonts w:ascii="Times New Roman" w:hAnsi="Times New Roman" w:cs="Times New Roman"/>
-          <w:color w:val="000000" w:themeColor="text1"/>
-          <w:sz w:val="28"/>
-          <w:szCs w:val="28"/>
-        </w:rPr>
-        <w:t>landing</w:t>
-      </w:r>
-      <w:r>
-        <w:rPr>
-          <w:rFonts w:ascii="Times New Roman" w:hAnsi="Times New Roman" w:cs="Times New Roman"/>
-          <w:color w:val="000000" w:themeColor="text1"/>
-          <w:sz w:val="28"/>
-          <w:szCs w:val="28"/>
-          <w:lang w:val="ru-RU"/>
-        </w:rPr>
-        <w:t xml:space="preserve"> </w:t>
-      </w:r>
-      <w:r>
-        <w:rPr>
-          <w:rFonts w:ascii="Times New Roman" w:hAnsi="Times New Roman" w:cs="Times New Roman"/>
-          <w:color w:val="000000" w:themeColor="text1"/>
-          <w:sz w:val="28"/>
-          <w:szCs w:val="28"/>
-        </w:rPr>
-        <w:t>page</w:t>
-      </w:r>
-      <w:r>
-        <w:rPr>
-          <w:rFonts w:ascii="Times New Roman" w:hAnsi="Times New Roman" w:cs="Times New Roman"/>
-          <w:color w:val="000000" w:themeColor="text1"/>
-          <w:sz w:val="28"/>
-          <w:szCs w:val="28"/>
-          <w:lang w:val="ru-RU"/>
-        </w:rPr>
-        <w:t xml:space="preserve">, — это страница, созданная под одно основное целевое действие: оставить заявку, зарегистрироваться, купить, скачать материал, записаться на мероприятие, пройти </w:t>
-      </w:r>
-      <w:proofErr w:type="spellStart"/>
-      <w:r>
-        <w:rPr>
-          <w:rFonts w:ascii="Times New Roman" w:hAnsi="Times New Roman" w:cs="Times New Roman"/>
-          <w:color w:val="000000" w:themeColor="text1"/>
-          <w:sz w:val="28"/>
-          <w:szCs w:val="28"/>
-          <w:lang w:val="ru-RU"/>
-        </w:rPr>
-        <w:t>квиз</w:t>
-      </w:r>
-      <w:proofErr w:type="spellEnd"/>
-      <w:r>
-        <w:rPr>
-          <w:rFonts w:ascii="Times New Roman" w:hAnsi="Times New Roman" w:cs="Times New Roman"/>
-          <w:color w:val="000000" w:themeColor="text1"/>
-          <w:sz w:val="28"/>
-          <w:szCs w:val="28"/>
-          <w:lang w:val="ru-RU"/>
-        </w:rPr>
-        <w:t xml:space="preserve"> или запросить консультацию. Ее цель — провести пользователя от первого интереса к конкретному действию.</w:t>
-      </w:r>
-    </w:p>
-    <w:p>
-      <w:pPr>
-        <w:pStyle w:val="a0"/>
-        <w:rPr>
-          <w:rFonts w:ascii="Times New Roman" w:hAnsi="Times New Roman" w:cs="Times New Roman"/>
-          <w:color w:val="000000" w:themeColor="text1"/>
-          <w:sz w:val="28"/>
-          <w:szCs w:val="28"/>
-          <w:lang w:val="ru-RU"/>
-        </w:rPr>
-      </w:pPr>
-      <w:r>
-        <w:rPr>
-          <w:rFonts w:ascii="Times New Roman" w:hAnsi="Times New Roman" w:cs="Times New Roman"/>
-          <w:color w:val="000000" w:themeColor="text1"/>
-          <w:sz w:val="28"/>
-          <w:szCs w:val="28"/>
-          <w:lang w:val="ru-RU"/>
-        </w:rPr>
-        <w:t>Структура посадочной страницы строится как последовательная аргументация. Обычно она включает первый экран, описание проблемы или потребности, предложение, преимущества, описание продукта или услуги, доказательства, кейсы, отзывы, тарифы, ответы на вопросы, форму заявки и финальный призыв к действию. Каждый блок должен отвечать на вопрос пользователя: что это, для кого, зачем, почему можно доверять, сколько стоит, что делать дальше.</w:t>
-      </w:r>
-    </w:p>
-    <w:p>
-      <w:pPr>
-        <w:pStyle w:val="a0"/>
-        <w:rPr>
-          <w:rFonts w:ascii="Times New Roman" w:hAnsi="Times New Roman" w:cs="Times New Roman"/>
-          <w:color w:val="000000" w:themeColor="text1"/>
-          <w:sz w:val="28"/>
-          <w:szCs w:val="28"/>
-          <w:lang w:val="ru-RU"/>
-        </w:rPr>
-      </w:pPr>
-      <w:r>
-        <w:rPr>
-          <w:rFonts w:ascii="Times New Roman" w:hAnsi="Times New Roman" w:cs="Times New Roman"/>
-          <w:color w:val="000000" w:themeColor="text1"/>
-          <w:sz w:val="28"/>
-          <w:szCs w:val="28"/>
-        </w:rPr>
-        <w:t>CTA</w:t>
-      </w:r>
-      <w:r>
-        <w:rPr>
-          <w:rFonts w:ascii="Times New Roman" w:hAnsi="Times New Roman" w:cs="Times New Roman"/>
-          <w:color w:val="000000" w:themeColor="text1"/>
-          <w:sz w:val="28"/>
-          <w:szCs w:val="28"/>
-          <w:lang w:val="ru-RU"/>
-        </w:rPr>
-        <w:t xml:space="preserve">, или </w:t>
-      </w:r>
-      <w:r>
-        <w:rPr>
-          <w:rFonts w:ascii="Times New Roman" w:hAnsi="Times New Roman" w:cs="Times New Roman"/>
-          <w:color w:val="000000" w:themeColor="text1"/>
-          <w:sz w:val="28"/>
-          <w:szCs w:val="28"/>
-        </w:rPr>
-        <w:t>call</w:t>
-      </w:r>
-      <w:r>
-        <w:rPr>
-          <w:rFonts w:ascii="Times New Roman" w:hAnsi="Times New Roman" w:cs="Times New Roman"/>
-          <w:color w:val="000000" w:themeColor="text1"/>
-          <w:sz w:val="28"/>
-          <w:szCs w:val="28"/>
-          <w:lang w:val="ru-RU"/>
-        </w:rPr>
-        <w:t xml:space="preserve"> </w:t>
-      </w:r>
-      <w:r>
-        <w:rPr>
-          <w:rFonts w:ascii="Times New Roman" w:hAnsi="Times New Roman" w:cs="Times New Roman"/>
-          <w:color w:val="000000" w:themeColor="text1"/>
-          <w:sz w:val="28"/>
-          <w:szCs w:val="28"/>
-        </w:rPr>
-        <w:t>to</w:t>
-      </w:r>
-      <w:r>
-        <w:rPr>
-          <w:rFonts w:ascii="Times New Roman" w:hAnsi="Times New Roman" w:cs="Times New Roman"/>
-          <w:color w:val="000000" w:themeColor="text1"/>
-          <w:sz w:val="28"/>
-          <w:szCs w:val="28"/>
-          <w:lang w:val="ru-RU"/>
-        </w:rPr>
-        <w:t xml:space="preserve"> </w:t>
-      </w:r>
-      <w:r>
-        <w:rPr>
-          <w:rFonts w:ascii="Times New Roman" w:hAnsi="Times New Roman" w:cs="Times New Roman"/>
-          <w:color w:val="000000" w:themeColor="text1"/>
-          <w:sz w:val="28"/>
-          <w:szCs w:val="28"/>
-        </w:rPr>
-        <w:t>action</w:t>
-      </w:r>
-      <w:r>
-        <w:rPr>
-          <w:rFonts w:ascii="Times New Roman" w:hAnsi="Times New Roman" w:cs="Times New Roman"/>
-          <w:color w:val="000000" w:themeColor="text1"/>
-          <w:sz w:val="28"/>
-          <w:szCs w:val="28"/>
-          <w:lang w:val="ru-RU"/>
-        </w:rPr>
-        <w:t xml:space="preserve">, — это призыв к действию. В </w:t>
-      </w:r>
-      <w:proofErr w:type="spellStart"/>
-      <w:r>
-        <w:rPr>
-          <w:rFonts w:ascii="Times New Roman" w:hAnsi="Times New Roman" w:cs="Times New Roman"/>
-          <w:color w:val="000000" w:themeColor="text1"/>
-          <w:sz w:val="28"/>
-          <w:szCs w:val="28"/>
-          <w:lang w:val="ru-RU"/>
-        </w:rPr>
-        <w:t>лендинге</w:t>
-      </w:r>
-      <w:proofErr w:type="spellEnd"/>
-      <w:r>
-        <w:rPr>
-          <w:rFonts w:ascii="Times New Roman" w:hAnsi="Times New Roman" w:cs="Times New Roman"/>
-          <w:color w:val="000000" w:themeColor="text1"/>
-          <w:sz w:val="28"/>
-          <w:szCs w:val="28"/>
-          <w:lang w:val="ru-RU"/>
-        </w:rPr>
-        <w:t xml:space="preserve"> </w:t>
-      </w:r>
-      <w:r>
-        <w:rPr>
-          <w:rFonts w:ascii="Times New Roman" w:hAnsi="Times New Roman" w:cs="Times New Roman"/>
-          <w:color w:val="000000" w:themeColor="text1"/>
-          <w:sz w:val="28"/>
-          <w:szCs w:val="28"/>
-        </w:rPr>
-        <w:t>CTA</w:t>
-      </w:r>
-      <w:r>
-        <w:rPr>
-          <w:rFonts w:ascii="Times New Roman" w:hAnsi="Times New Roman" w:cs="Times New Roman"/>
-          <w:color w:val="000000" w:themeColor="text1"/>
-          <w:sz w:val="28"/>
-          <w:szCs w:val="28"/>
-          <w:lang w:val="ru-RU"/>
-        </w:rPr>
-        <w:t xml:space="preserve"> обычно выражается кнопкой или формой. Примеры </w:t>
-      </w:r>
-      <w:r>
-        <w:rPr>
-          <w:rFonts w:ascii="Times New Roman" w:hAnsi="Times New Roman" w:cs="Times New Roman"/>
-          <w:color w:val="000000" w:themeColor="text1"/>
-          <w:sz w:val="28"/>
-          <w:szCs w:val="28"/>
-        </w:rPr>
-        <w:t>CTA</w:t>
-      </w:r>
-      <w:r>
-        <w:rPr>
-          <w:rFonts w:ascii="Times New Roman" w:hAnsi="Times New Roman" w:cs="Times New Roman"/>
-          <w:color w:val="000000" w:themeColor="text1"/>
-          <w:sz w:val="28"/>
-          <w:szCs w:val="28"/>
-          <w:lang w:val="ru-RU"/>
-        </w:rPr>
-        <w:t xml:space="preserve">: «Оставить заявку», </w:t>
-      </w:r>
-      <w:r>
-        <w:rPr>
-          <w:rFonts w:ascii="Times New Roman" w:hAnsi="Times New Roman" w:cs="Times New Roman"/>
-          <w:color w:val="000000" w:themeColor="text1"/>
-          <w:sz w:val="28"/>
-          <w:szCs w:val="28"/>
-          <w:lang w:val="ru-RU"/>
-        </w:rPr>
-        <w:lastRenderedPageBreak/>
-        <w:t xml:space="preserve">«Записаться на курс», «Получить консультацию», «Скачать программу», «Рассчитать стоимость», «Пройти тест», «Купить билет». Хороший </w:t>
-      </w:r>
-      <w:r>
-        <w:rPr>
-          <w:rFonts w:ascii="Times New Roman" w:hAnsi="Times New Roman" w:cs="Times New Roman"/>
-          <w:color w:val="000000" w:themeColor="text1"/>
-          <w:sz w:val="28"/>
-          <w:szCs w:val="28"/>
-        </w:rPr>
-        <w:t>CTA</w:t>
-      </w:r>
-      <w:r>
-        <w:rPr>
-          <w:rFonts w:ascii="Times New Roman" w:hAnsi="Times New Roman" w:cs="Times New Roman"/>
-          <w:color w:val="000000" w:themeColor="text1"/>
-          <w:sz w:val="28"/>
-          <w:szCs w:val="28"/>
-          <w:lang w:val="ru-RU"/>
-        </w:rPr>
-        <w:t xml:space="preserve"> конкретен и связан с ожиданием пользователя. Плохой </w:t>
-      </w:r>
-      <w:r>
-        <w:rPr>
-          <w:rFonts w:ascii="Times New Roman" w:hAnsi="Times New Roman" w:cs="Times New Roman"/>
-          <w:color w:val="000000" w:themeColor="text1"/>
-          <w:sz w:val="28"/>
-          <w:szCs w:val="28"/>
-        </w:rPr>
-        <w:t>CTA</w:t>
-      </w:r>
-      <w:r>
-        <w:rPr>
-          <w:rFonts w:ascii="Times New Roman" w:hAnsi="Times New Roman" w:cs="Times New Roman"/>
-          <w:color w:val="000000" w:themeColor="text1"/>
-          <w:sz w:val="28"/>
-          <w:szCs w:val="28"/>
-          <w:lang w:val="ru-RU"/>
-        </w:rPr>
-        <w:t xml:space="preserve"> слишком общий: например, «Отправить» без контекста.</w:t>
-      </w:r>
-    </w:p>
-    <w:p>
-      <w:pPr>
-        <w:pStyle w:val="a0"/>
-        <w:rPr>
-          <w:rFonts w:ascii="Times New Roman" w:hAnsi="Times New Roman" w:cs="Times New Roman"/>
-          <w:color w:val="000000" w:themeColor="text1"/>
-          <w:sz w:val="28"/>
-          <w:szCs w:val="28"/>
-          <w:lang w:val="ru-RU"/>
-        </w:rPr>
-      </w:pPr>
-      <w:r>
-        <w:rPr>
-          <w:rFonts w:ascii="Times New Roman" w:hAnsi="Times New Roman" w:cs="Times New Roman"/>
-          <w:color w:val="000000" w:themeColor="text1"/>
-          <w:sz w:val="28"/>
-          <w:szCs w:val="28"/>
-        </w:rPr>
-        <w:t>Tilda</w:t>
-      </w:r>
-      <w:r>
-        <w:rPr>
-          <w:rFonts w:ascii="Times New Roman" w:hAnsi="Times New Roman" w:cs="Times New Roman"/>
-          <w:color w:val="000000" w:themeColor="text1"/>
-          <w:sz w:val="28"/>
-          <w:szCs w:val="28"/>
-          <w:lang w:val="ru-RU"/>
-        </w:rPr>
-        <w:t xml:space="preserve"> — конструктор сайтов, который позволяет собирать страницы из готовых блоков и создавать собственные композиции без полноценного программирования. Сфера применения </w:t>
-      </w:r>
-      <w:r>
-        <w:rPr>
-          <w:rFonts w:ascii="Times New Roman" w:hAnsi="Times New Roman" w:cs="Times New Roman"/>
-          <w:color w:val="000000" w:themeColor="text1"/>
-          <w:sz w:val="28"/>
-          <w:szCs w:val="28"/>
-        </w:rPr>
-        <w:t>Tilda</w:t>
-      </w:r>
-      <w:r>
-        <w:rPr>
-          <w:rFonts w:ascii="Times New Roman" w:hAnsi="Times New Roman" w:cs="Times New Roman"/>
-          <w:color w:val="000000" w:themeColor="text1"/>
-          <w:sz w:val="28"/>
-          <w:szCs w:val="28"/>
-          <w:lang w:val="ru-RU"/>
-        </w:rPr>
-        <w:t xml:space="preserve">: </w:t>
-      </w:r>
-      <w:proofErr w:type="spellStart"/>
-      <w:r>
-        <w:rPr>
-          <w:rFonts w:ascii="Times New Roman" w:hAnsi="Times New Roman" w:cs="Times New Roman"/>
-          <w:color w:val="000000" w:themeColor="text1"/>
-          <w:sz w:val="28"/>
-          <w:szCs w:val="28"/>
-          <w:lang w:val="ru-RU"/>
-        </w:rPr>
-        <w:t>лендинги</w:t>
-      </w:r>
-      <w:proofErr w:type="spellEnd"/>
-      <w:r>
-        <w:rPr>
-          <w:rFonts w:ascii="Times New Roman" w:hAnsi="Times New Roman" w:cs="Times New Roman"/>
-          <w:color w:val="000000" w:themeColor="text1"/>
-          <w:sz w:val="28"/>
-          <w:szCs w:val="28"/>
-          <w:lang w:val="ru-RU"/>
-        </w:rPr>
-        <w:t xml:space="preserve">, портфолио, промо-страницы, сайты мероприятий, небольшие корпоративные сайты, образовательные страницы, спецпроекты, бренд-медиа, простые интернет-магазины. </w:t>
-      </w:r>
-      <w:r>
-        <w:rPr>
-          <w:rFonts w:ascii="Times New Roman" w:hAnsi="Times New Roman" w:cs="Times New Roman"/>
-          <w:color w:val="000000" w:themeColor="text1"/>
-          <w:sz w:val="28"/>
-          <w:szCs w:val="28"/>
-        </w:rPr>
-        <w:t>Tilda</w:t>
-      </w:r>
-      <w:r>
-        <w:rPr>
-          <w:rFonts w:ascii="Times New Roman" w:hAnsi="Times New Roman" w:cs="Times New Roman"/>
-          <w:color w:val="000000" w:themeColor="text1"/>
-          <w:sz w:val="28"/>
-          <w:szCs w:val="28"/>
-          <w:lang w:val="ru-RU"/>
-        </w:rPr>
-        <w:t xml:space="preserve"> удобна там, где важны скорость сборки, визуальная презентация и работа с готовыми шаблонами.</w:t>
-      </w:r>
-    </w:p>
-    <w:p>
-      <w:pPr>
-        <w:pStyle w:val="a0"/>
-        <w:rPr>
-          <w:rFonts w:ascii="Times New Roman" w:hAnsi="Times New Roman" w:cs="Times New Roman"/>
-          <w:color w:val="000000" w:themeColor="text1"/>
-          <w:sz w:val="28"/>
-          <w:szCs w:val="28"/>
-          <w:lang w:val="ru-RU"/>
-        </w:rPr>
-      </w:pPr>
-      <w:r>
-        <w:rPr>
-          <w:rFonts w:ascii="Times New Roman" w:hAnsi="Times New Roman" w:cs="Times New Roman"/>
-          <w:color w:val="000000" w:themeColor="text1"/>
-          <w:sz w:val="28"/>
-          <w:szCs w:val="28"/>
-          <w:lang w:val="ru-RU"/>
-        </w:rPr>
-        <w:t xml:space="preserve">Основной принцип сборки в </w:t>
-      </w:r>
-      <w:r>
-        <w:rPr>
-          <w:rFonts w:ascii="Times New Roman" w:hAnsi="Times New Roman" w:cs="Times New Roman"/>
-          <w:color w:val="000000" w:themeColor="text1"/>
-          <w:sz w:val="28"/>
-          <w:szCs w:val="28"/>
-        </w:rPr>
-        <w:t>Tilda</w:t>
-      </w:r>
-      <w:r>
-        <w:rPr>
-          <w:rFonts w:ascii="Times New Roman" w:hAnsi="Times New Roman" w:cs="Times New Roman"/>
-          <w:color w:val="000000" w:themeColor="text1"/>
-          <w:sz w:val="28"/>
-          <w:szCs w:val="28"/>
-          <w:lang w:val="ru-RU"/>
-        </w:rPr>
-        <w:t xml:space="preserve"> — блочная структура. Пользователь выбирает готовые блоки: обложки, текстовые секции, изображения, галереи, карточки, формы, тарифы, отзывы, меню, футеры, видео, таблицы. Эти блоки можно настраивать по содержанию, цвету, типографике, отступам и композиции. Для уникальных решений используется </w:t>
-      </w:r>
-      <w:r>
-        <w:rPr>
-          <w:rFonts w:ascii="Times New Roman" w:hAnsi="Times New Roman" w:cs="Times New Roman"/>
-          <w:color w:val="000000" w:themeColor="text1"/>
-          <w:sz w:val="28"/>
-          <w:szCs w:val="28"/>
-        </w:rPr>
-        <w:t>Zero</w:t>
-      </w:r>
-      <w:r>
-        <w:rPr>
-          <w:rFonts w:ascii="Times New Roman" w:hAnsi="Times New Roman" w:cs="Times New Roman"/>
-          <w:color w:val="000000" w:themeColor="text1"/>
-          <w:sz w:val="28"/>
-          <w:szCs w:val="28"/>
-          <w:lang w:val="ru-RU"/>
-        </w:rPr>
-        <w:t xml:space="preserve"> </w:t>
-      </w:r>
-      <w:r>
-        <w:rPr>
-          <w:rFonts w:ascii="Times New Roman" w:hAnsi="Times New Roman" w:cs="Times New Roman"/>
-          <w:color w:val="000000" w:themeColor="text1"/>
-          <w:sz w:val="28"/>
-          <w:szCs w:val="28"/>
-        </w:rPr>
-        <w:t>Block</w:t>
-      </w:r>
-      <w:r>
-        <w:rPr>
-          <w:rFonts w:ascii="Times New Roman" w:hAnsi="Times New Roman" w:cs="Times New Roman"/>
-          <w:color w:val="000000" w:themeColor="text1"/>
-          <w:sz w:val="28"/>
-          <w:szCs w:val="28"/>
-          <w:lang w:val="ru-RU"/>
-        </w:rPr>
-        <w:t xml:space="preserve"> — более свободный редактор, где элементы можно размещать вручную.</w:t>
-      </w:r>
-    </w:p>
-    <w:p>
-      <w:pPr>
-        <w:pStyle w:val="a0"/>
-        <w:rPr>
-          <w:rFonts w:ascii="Times New Roman" w:hAnsi="Times New Roman" w:cs="Times New Roman"/>
-          <w:color w:val="000000" w:themeColor="text1"/>
-          <w:sz w:val="28"/>
-          <w:szCs w:val="28"/>
-          <w:lang w:val="ru-RU"/>
-        </w:rPr>
-      </w:pPr>
-      <w:r>
-        <w:rPr>
-          <w:rFonts w:ascii="Times New Roman" w:hAnsi="Times New Roman" w:cs="Times New Roman"/>
-          <w:color w:val="000000" w:themeColor="text1"/>
-          <w:sz w:val="28"/>
-          <w:szCs w:val="28"/>
-          <w:lang w:val="ru-RU"/>
-        </w:rPr>
-        <w:t xml:space="preserve">Шаблоны </w:t>
-      </w:r>
-      <w:r>
-        <w:rPr>
-          <w:rFonts w:ascii="Times New Roman" w:hAnsi="Times New Roman" w:cs="Times New Roman"/>
-          <w:color w:val="000000" w:themeColor="text1"/>
-          <w:sz w:val="28"/>
-          <w:szCs w:val="28"/>
-        </w:rPr>
-        <w:t>Tilda</w:t>
-      </w:r>
-      <w:r>
-        <w:rPr>
-          <w:rFonts w:ascii="Times New Roman" w:hAnsi="Times New Roman" w:cs="Times New Roman"/>
-          <w:color w:val="000000" w:themeColor="text1"/>
-          <w:sz w:val="28"/>
-          <w:szCs w:val="28"/>
-          <w:lang w:val="ru-RU"/>
-        </w:rPr>
-        <w:t xml:space="preserve"> помогают быстро создать основу страницы. Есть шаблоны для бизнеса, мероприятий, портфолио, курсов, услуг, магазинов, </w:t>
-      </w:r>
-      <w:proofErr w:type="spellStart"/>
-      <w:r>
-        <w:rPr>
-          <w:rFonts w:ascii="Times New Roman" w:hAnsi="Times New Roman" w:cs="Times New Roman"/>
-          <w:color w:val="000000" w:themeColor="text1"/>
-          <w:sz w:val="28"/>
-          <w:szCs w:val="28"/>
-          <w:lang w:val="ru-RU"/>
-        </w:rPr>
-        <w:t>квизов</w:t>
-      </w:r>
-      <w:proofErr w:type="spellEnd"/>
-      <w:r>
-        <w:rPr>
-          <w:rFonts w:ascii="Times New Roman" w:hAnsi="Times New Roman" w:cs="Times New Roman"/>
-          <w:color w:val="000000" w:themeColor="text1"/>
-          <w:sz w:val="28"/>
-          <w:szCs w:val="28"/>
-          <w:lang w:val="ru-RU"/>
-        </w:rPr>
-        <w:t>. Но шаблон нельзя использовать механически. Его нужно адаптировать под конкретную аудиторию, продукт, визуальный стиль и структуру смысла. Иначе страница будет выглядеть типовой и неубедительной.</w:t>
-      </w:r>
-    </w:p>
-    <w:p>
-      <w:pPr>
-        <w:pStyle w:val="a0"/>
-        <w:rPr>
-          <w:rFonts w:ascii="Times New Roman" w:hAnsi="Times New Roman" w:cs="Times New Roman"/>
-          <w:color w:val="000000" w:themeColor="text1"/>
-          <w:sz w:val="28"/>
-          <w:szCs w:val="28"/>
-          <w:lang w:val="ru-RU"/>
-        </w:rPr>
-      </w:pPr>
-      <w:r>
-        <w:rPr>
-          <w:rFonts w:ascii="Times New Roman" w:hAnsi="Times New Roman" w:cs="Times New Roman"/>
-          <w:color w:val="000000" w:themeColor="text1"/>
-          <w:sz w:val="28"/>
-          <w:szCs w:val="28"/>
-          <w:lang w:val="ru-RU"/>
-        </w:rPr>
-        <w:t xml:space="preserve">Особенности сборки посадочной страницы в </w:t>
-      </w:r>
-      <w:r>
-        <w:rPr>
-          <w:rFonts w:ascii="Times New Roman" w:hAnsi="Times New Roman" w:cs="Times New Roman"/>
-          <w:color w:val="000000" w:themeColor="text1"/>
-          <w:sz w:val="28"/>
-          <w:szCs w:val="28"/>
-        </w:rPr>
-        <w:t>Tilda</w:t>
-      </w:r>
-      <w:r>
-        <w:rPr>
-          <w:rFonts w:ascii="Times New Roman" w:hAnsi="Times New Roman" w:cs="Times New Roman"/>
-          <w:color w:val="000000" w:themeColor="text1"/>
-          <w:sz w:val="28"/>
-          <w:szCs w:val="28"/>
-          <w:lang w:val="ru-RU"/>
-        </w:rPr>
-        <w:t xml:space="preserve">: сначала определяется цель и структура, затем подбираются блоки, затем заполняется реальный контент, настраиваются стили, формы, адаптивность, анимации и интеграции. Важно проверять мобильную версию, потому что многие пользователи открывают </w:t>
-      </w:r>
-      <w:proofErr w:type="spellStart"/>
-      <w:r>
-        <w:rPr>
-          <w:rFonts w:ascii="Times New Roman" w:hAnsi="Times New Roman" w:cs="Times New Roman"/>
-          <w:color w:val="000000" w:themeColor="text1"/>
-          <w:sz w:val="28"/>
-          <w:szCs w:val="28"/>
-          <w:lang w:val="ru-RU"/>
-        </w:rPr>
-        <w:t>лендинги</w:t>
-      </w:r>
-      <w:proofErr w:type="spellEnd"/>
-      <w:r>
-        <w:rPr>
-          <w:rFonts w:ascii="Times New Roman" w:hAnsi="Times New Roman" w:cs="Times New Roman"/>
-          <w:color w:val="000000" w:themeColor="text1"/>
-          <w:sz w:val="28"/>
-          <w:szCs w:val="28"/>
-          <w:lang w:val="ru-RU"/>
-        </w:rPr>
-        <w:t xml:space="preserve"> с телефона. Текст должен быть читаемым, кнопки — заметными, формы — короткими, изображения — оптимизированными.</w:t>
-      </w:r>
-    </w:p>
-    <w:p>
-      <w:pPr>
-        <w:pStyle w:val="a0"/>
-        <w:rPr>
-          <w:rFonts w:ascii="Times New Roman" w:hAnsi="Times New Roman" w:cs="Times New Roman"/>
-          <w:color w:val="000000" w:themeColor="text1"/>
-          <w:sz w:val="28"/>
-          <w:szCs w:val="28"/>
-          <w:lang w:val="ru-RU"/>
-        </w:rPr>
-      </w:pPr>
-      <w:r>
-        <w:rPr>
-          <w:rFonts w:ascii="Times New Roman" w:hAnsi="Times New Roman" w:cs="Times New Roman"/>
-          <w:color w:val="000000" w:themeColor="text1"/>
-          <w:sz w:val="28"/>
-          <w:szCs w:val="28"/>
-        </w:rPr>
-        <w:t>Tilda</w:t>
-      </w:r>
-      <w:r>
-        <w:rPr>
-          <w:rFonts w:ascii="Times New Roman" w:hAnsi="Times New Roman" w:cs="Times New Roman"/>
-          <w:color w:val="000000" w:themeColor="text1"/>
-          <w:sz w:val="28"/>
-          <w:szCs w:val="28"/>
-          <w:lang w:val="ru-RU"/>
-        </w:rPr>
-        <w:t xml:space="preserve"> также поддерживает формы и </w:t>
-      </w:r>
-      <w:proofErr w:type="spellStart"/>
-      <w:r>
-        <w:rPr>
-          <w:rFonts w:ascii="Times New Roman" w:hAnsi="Times New Roman" w:cs="Times New Roman"/>
-          <w:color w:val="000000" w:themeColor="text1"/>
-          <w:sz w:val="28"/>
-          <w:szCs w:val="28"/>
-          <w:lang w:val="ru-RU"/>
-        </w:rPr>
-        <w:t>квизы</w:t>
-      </w:r>
-      <w:proofErr w:type="spellEnd"/>
-      <w:r>
-        <w:rPr>
-          <w:rFonts w:ascii="Times New Roman" w:hAnsi="Times New Roman" w:cs="Times New Roman"/>
-          <w:color w:val="000000" w:themeColor="text1"/>
-          <w:sz w:val="28"/>
-          <w:szCs w:val="28"/>
-          <w:lang w:val="ru-RU"/>
-        </w:rPr>
-        <w:t xml:space="preserve">. </w:t>
-      </w:r>
-      <w:proofErr w:type="spellStart"/>
-      <w:r>
-        <w:rPr>
-          <w:rFonts w:ascii="Times New Roman" w:hAnsi="Times New Roman" w:cs="Times New Roman"/>
-          <w:color w:val="000000" w:themeColor="text1"/>
-          <w:sz w:val="28"/>
-          <w:szCs w:val="28"/>
-          <w:lang w:val="ru-RU"/>
-        </w:rPr>
-        <w:t>Квиз</w:t>
-      </w:r>
-      <w:proofErr w:type="spellEnd"/>
-      <w:r>
-        <w:rPr>
-          <w:rFonts w:ascii="Times New Roman" w:hAnsi="Times New Roman" w:cs="Times New Roman"/>
-          <w:color w:val="000000" w:themeColor="text1"/>
-          <w:sz w:val="28"/>
-          <w:szCs w:val="28"/>
-          <w:lang w:val="ru-RU"/>
-        </w:rPr>
-        <w:t xml:space="preserve"> может работать как многошаговая форма: пользователь отвечает на вопросы, а затем оставляет контактные данные или получает рекомендацию. Это полезно для подбора услуги, расчета стоимости, диагностики потребности и сбора </w:t>
-      </w:r>
-      <w:proofErr w:type="spellStart"/>
-      <w:r>
-        <w:rPr>
-          <w:rFonts w:ascii="Times New Roman" w:hAnsi="Times New Roman" w:cs="Times New Roman"/>
-          <w:color w:val="000000" w:themeColor="text1"/>
-          <w:sz w:val="28"/>
-          <w:szCs w:val="28"/>
-          <w:lang w:val="ru-RU"/>
-        </w:rPr>
-        <w:t>лидов</w:t>
-      </w:r>
-      <w:proofErr w:type="spellEnd"/>
-      <w:r>
-        <w:rPr>
-          <w:rFonts w:ascii="Times New Roman" w:hAnsi="Times New Roman" w:cs="Times New Roman"/>
-          <w:color w:val="000000" w:themeColor="text1"/>
-          <w:sz w:val="28"/>
-          <w:szCs w:val="28"/>
-          <w:lang w:val="ru-RU"/>
-        </w:rPr>
-        <w:t>.</w:t>
-      </w:r>
-    </w:p>
-    <w:p>
-      <w:pPr>
-        <w:pStyle w:val="a0"/>
-        <w:rPr>
-          <w:rFonts w:ascii="Times New Roman" w:hAnsi="Times New Roman" w:cs="Times New Roman"/>
-          <w:color w:val="000000" w:themeColor="text1"/>
-          <w:sz w:val="28"/>
-          <w:szCs w:val="28"/>
-          <w:lang w:val="ru-RU"/>
-        </w:rPr>
-      </w:pPr>
-      <w:r>
-        <w:rPr>
-          <w:rFonts w:ascii="Times New Roman" w:hAnsi="Times New Roman" w:cs="Times New Roman"/>
-          <w:color w:val="000000" w:themeColor="text1"/>
-          <w:sz w:val="28"/>
-          <w:szCs w:val="28"/>
-          <w:lang w:val="ru-RU"/>
-        </w:rPr>
-        <w:t xml:space="preserve">Итог: посадочная страница — это не просто красивая страница, а последовательный сценарий убеждения. </w:t>
-      </w:r>
-      <w:r>
-        <w:rPr>
-          <w:rFonts w:ascii="Times New Roman" w:hAnsi="Times New Roman" w:cs="Times New Roman"/>
-          <w:color w:val="000000" w:themeColor="text1"/>
-          <w:sz w:val="28"/>
-          <w:szCs w:val="28"/>
-        </w:rPr>
-        <w:t>Tilda</w:t>
-      </w:r>
-      <w:r>
-        <w:rPr>
-          <w:rFonts w:ascii="Times New Roman" w:hAnsi="Times New Roman" w:cs="Times New Roman"/>
-          <w:color w:val="000000" w:themeColor="text1"/>
-          <w:sz w:val="28"/>
-          <w:szCs w:val="28"/>
-          <w:lang w:val="ru-RU"/>
-        </w:rPr>
-        <w:t xml:space="preserve"> позволяет быстро собрать такой сценарий из блоков и шаблонов, но эффективность зависит от структуры, текста, </w:t>
-      </w:r>
-      <w:r>
-        <w:rPr>
-          <w:rFonts w:ascii="Times New Roman" w:hAnsi="Times New Roman" w:cs="Times New Roman"/>
-          <w:color w:val="000000" w:themeColor="text1"/>
-          <w:sz w:val="28"/>
-          <w:szCs w:val="28"/>
-        </w:rPr>
-        <w:t>CTA</w:t>
-      </w:r>
-      <w:r>
-        <w:rPr>
-          <w:rFonts w:ascii="Times New Roman" w:hAnsi="Times New Roman" w:cs="Times New Roman"/>
-          <w:color w:val="000000" w:themeColor="text1"/>
-          <w:sz w:val="28"/>
-          <w:szCs w:val="28"/>
-          <w:lang w:val="ru-RU"/>
-        </w:rPr>
-        <w:t>, визуальной иерархии и адаптивности.</w:t>
-      </w:r>
-    </w:p>
-    <w:p>
-      <w:pPr>
-        <w:pStyle w:val="11"/>
-        <w:rPr>
-          <w:rFonts w:cs="Times New Roman"/>
-          <w:szCs w:val="28"/>
-        </w:rPr>
-      </w:pPr>
-      <w:bookmarkStart w:id="8" w:name="X04acea1ada44f60ccc89b5e68315246a8993a81"/>
-      <w:bookmarkEnd w:id="7"/>
-      <w:r>
-        <w:rPr>
-          <w:rFonts w:cs="Times New Roman"/>
-          <w:szCs w:val="28"/>
-          <w:highlight w:val="yellow"/>
-        </w:rPr>
-        <w:lastRenderedPageBreak/>
-        <w:t>8. Правила оформления текста в цифровых носителях</w:t>
-      </w:r>
-    </w:p>
-    <w:p>
-      <w:pPr>
-        <w:pStyle w:val="FirstParagraph"/>
-        <w:rPr>
-          <w:rFonts w:ascii="Times New Roman" w:hAnsi="Times New Roman" w:cs="Times New Roman"/>
-          <w:color w:val="000000" w:themeColor="text1"/>
-          <w:sz w:val="28"/>
-          <w:szCs w:val="28"/>
-          <w:lang w:val="ru-RU"/>
-        </w:rPr>
-      </w:pPr>
-      <w:r>
-        <w:rPr>
-          <w:rFonts w:ascii="Times New Roman" w:hAnsi="Times New Roman" w:cs="Times New Roman"/>
-          <w:color w:val="000000" w:themeColor="text1"/>
-          <w:sz w:val="28"/>
-          <w:szCs w:val="28"/>
-          <w:lang w:val="ru-RU"/>
-        </w:rPr>
-        <w:t xml:space="preserve">Текст в цифровых носителях — это текст, который читается с экрана: на сайте, </w:t>
-      </w:r>
-      <w:proofErr w:type="spellStart"/>
-      <w:r>
-        <w:rPr>
-          <w:rFonts w:ascii="Times New Roman" w:hAnsi="Times New Roman" w:cs="Times New Roman"/>
-          <w:color w:val="000000" w:themeColor="text1"/>
-          <w:sz w:val="28"/>
-          <w:szCs w:val="28"/>
-          <w:lang w:val="ru-RU"/>
-        </w:rPr>
-        <w:t>лендинге</w:t>
-      </w:r>
-      <w:proofErr w:type="spellEnd"/>
-      <w:r>
-        <w:rPr>
-          <w:rFonts w:ascii="Times New Roman" w:hAnsi="Times New Roman" w:cs="Times New Roman"/>
-          <w:color w:val="000000" w:themeColor="text1"/>
-          <w:sz w:val="28"/>
-          <w:szCs w:val="28"/>
-          <w:lang w:val="ru-RU"/>
-        </w:rPr>
-        <w:t>, в интерфейсе приложения, онлайн-журнале, презентации, рассылке, социальной сети. В отличие от печати, цифровой текст воспринимается в условиях прокрутки, разных экранов, разной скорости чтения и постоянного переключения внимания. Поэтому оформление должно помогать быстрому сканированию и комфортному чтению.</w:t>
-      </w:r>
-    </w:p>
-    <w:p>
-      <w:pPr>
-        <w:pStyle w:val="a0"/>
-        <w:rPr>
-          <w:rFonts w:ascii="Times New Roman" w:hAnsi="Times New Roman" w:cs="Times New Roman"/>
-          <w:color w:val="000000" w:themeColor="text1"/>
-          <w:sz w:val="28"/>
-          <w:szCs w:val="28"/>
-          <w:lang w:val="ru-RU"/>
-        </w:rPr>
-      </w:pPr>
-      <w:r>
-        <w:rPr>
-          <w:rFonts w:ascii="Times New Roman" w:hAnsi="Times New Roman" w:cs="Times New Roman"/>
-          <w:color w:val="000000" w:themeColor="text1"/>
-          <w:sz w:val="28"/>
-          <w:szCs w:val="28"/>
-          <w:lang w:val="ru-RU"/>
-        </w:rPr>
-        <w:t xml:space="preserve">Рекомендации к цифровой типографике начинаются с размера. Основной текст должен быть достаточно крупным для чтения с экрана. Заголовки должны заметно отличаться от основного текста. Подзаголовки, </w:t>
-      </w:r>
-      <w:proofErr w:type="spellStart"/>
-      <w:r>
-        <w:rPr>
-          <w:rFonts w:ascii="Times New Roman" w:hAnsi="Times New Roman" w:cs="Times New Roman"/>
-          <w:color w:val="000000" w:themeColor="text1"/>
-          <w:sz w:val="28"/>
-          <w:szCs w:val="28"/>
-          <w:lang w:val="ru-RU"/>
-        </w:rPr>
-        <w:t>лиды</w:t>
-      </w:r>
-      <w:proofErr w:type="spellEnd"/>
-      <w:r>
-        <w:rPr>
-          <w:rFonts w:ascii="Times New Roman" w:hAnsi="Times New Roman" w:cs="Times New Roman"/>
-          <w:color w:val="000000" w:themeColor="text1"/>
-          <w:sz w:val="28"/>
-          <w:szCs w:val="28"/>
-          <w:lang w:val="ru-RU"/>
-        </w:rPr>
-        <w:t xml:space="preserve">, подписи и служебные элементы должны иметь свои уровни. Важно использовать не случайные размеры, а типографическую шкалу: например, основной текст, малый текст, </w:t>
-      </w:r>
-      <w:r>
-        <w:rPr>
-          <w:rFonts w:ascii="Times New Roman" w:hAnsi="Times New Roman" w:cs="Times New Roman"/>
-          <w:color w:val="000000" w:themeColor="text1"/>
-          <w:sz w:val="28"/>
-          <w:szCs w:val="28"/>
-        </w:rPr>
-        <w:t>H</w:t>
-      </w:r>
-      <w:r>
-        <w:rPr>
-          <w:rFonts w:ascii="Times New Roman" w:hAnsi="Times New Roman" w:cs="Times New Roman"/>
-          <w:color w:val="000000" w:themeColor="text1"/>
-          <w:sz w:val="28"/>
-          <w:szCs w:val="28"/>
-          <w:lang w:val="ru-RU"/>
-        </w:rPr>
-        <w:t xml:space="preserve">3, </w:t>
-      </w:r>
-      <w:r>
-        <w:rPr>
-          <w:rFonts w:ascii="Times New Roman" w:hAnsi="Times New Roman" w:cs="Times New Roman"/>
-          <w:color w:val="000000" w:themeColor="text1"/>
-          <w:sz w:val="28"/>
-          <w:szCs w:val="28"/>
-        </w:rPr>
-        <w:t>H</w:t>
-      </w:r>
-      <w:r>
-        <w:rPr>
-          <w:rFonts w:ascii="Times New Roman" w:hAnsi="Times New Roman" w:cs="Times New Roman"/>
-          <w:color w:val="000000" w:themeColor="text1"/>
-          <w:sz w:val="28"/>
-          <w:szCs w:val="28"/>
-          <w:lang w:val="ru-RU"/>
-        </w:rPr>
-        <w:t xml:space="preserve">2, </w:t>
-      </w:r>
-      <w:r>
-        <w:rPr>
-          <w:rFonts w:ascii="Times New Roman" w:hAnsi="Times New Roman" w:cs="Times New Roman"/>
-          <w:color w:val="000000" w:themeColor="text1"/>
-          <w:sz w:val="28"/>
-          <w:szCs w:val="28"/>
-        </w:rPr>
-        <w:t>H</w:t>
-      </w:r>
-      <w:r>
-        <w:rPr>
-          <w:rFonts w:ascii="Times New Roman" w:hAnsi="Times New Roman" w:cs="Times New Roman"/>
-          <w:color w:val="000000" w:themeColor="text1"/>
-          <w:sz w:val="28"/>
-          <w:szCs w:val="28"/>
-          <w:lang w:val="ru-RU"/>
-        </w:rPr>
-        <w:t>1.</w:t>
-      </w:r>
-    </w:p>
-    <w:p>
-      <w:pPr>
-        <w:pStyle w:val="a0"/>
-        <w:rPr>
-          <w:rFonts w:ascii="Times New Roman" w:hAnsi="Times New Roman" w:cs="Times New Roman"/>
-          <w:color w:val="000000" w:themeColor="text1"/>
-          <w:sz w:val="28"/>
-          <w:szCs w:val="28"/>
-          <w:lang w:val="ru-RU"/>
-        </w:rPr>
-      </w:pPr>
-      <w:r>
-        <w:rPr>
-          <w:rFonts w:ascii="Times New Roman" w:hAnsi="Times New Roman" w:cs="Times New Roman"/>
-          <w:color w:val="000000" w:themeColor="text1"/>
-          <w:sz w:val="28"/>
-          <w:szCs w:val="28"/>
-          <w:lang w:val="ru-RU"/>
-        </w:rPr>
-        <w:t>Стиль текста должен соответствовать задаче. Для длинного чтения лучше использовать спокойную гарнитуру, хороший интерлиньяж, достаточный контраст и ограниченную ширину текстовой колонки. Для промо-блоков можно применять более крупные заголовки и выразительные акценты. Для интерфейсных элементов важна максимальная ясность: кнопки, подписи, ошибки и подсказки должны быть короткими и понятными.</w:t>
-      </w:r>
-    </w:p>
-    <w:p>
-      <w:pPr>
-        <w:pStyle w:val="a0"/>
-        <w:rPr>
-          <w:rFonts w:ascii="Times New Roman" w:hAnsi="Times New Roman" w:cs="Times New Roman"/>
-          <w:color w:val="000000" w:themeColor="text1"/>
-          <w:sz w:val="28"/>
-          <w:szCs w:val="28"/>
-          <w:lang w:val="ru-RU"/>
-        </w:rPr>
-      </w:pPr>
-      <w:r>
-        <w:rPr>
-          <w:rFonts w:ascii="Times New Roman" w:hAnsi="Times New Roman" w:cs="Times New Roman"/>
-          <w:color w:val="000000" w:themeColor="text1"/>
-          <w:sz w:val="28"/>
-          <w:szCs w:val="28"/>
-          <w:lang w:val="ru-RU"/>
-        </w:rPr>
-        <w:t>Визуальная иерархия в цифровом тексте особенно важна, потому что пользователь часто не читает страницу последовательно, а сканирует ее. Иерархия создается заголовками, подзаголовками, списками, карточками, врезками, цитатами, цветом, отступами и расположением. На экране длинный сплошной текст воспринимается хуже, чем материал, разделенный на смысловые блоки.</w:t>
-      </w:r>
-    </w:p>
-    <w:p>
-      <w:pPr>
-        <w:pStyle w:val="a0"/>
-        <w:rPr>
-          <w:rFonts w:ascii="Times New Roman" w:hAnsi="Times New Roman" w:cs="Times New Roman"/>
-          <w:color w:val="000000" w:themeColor="text1"/>
-          <w:sz w:val="28"/>
-          <w:szCs w:val="28"/>
-          <w:lang w:val="ru-RU"/>
-        </w:rPr>
-      </w:pPr>
-      <w:r>
-        <w:rPr>
-          <w:rFonts w:ascii="Times New Roman" w:hAnsi="Times New Roman" w:cs="Times New Roman"/>
-          <w:color w:val="000000" w:themeColor="text1"/>
-          <w:sz w:val="28"/>
-          <w:szCs w:val="28"/>
-          <w:lang w:val="ru-RU"/>
-        </w:rPr>
-        <w:t xml:space="preserve">Структура сетки </w:t>
-      </w:r>
-      <w:r>
-        <w:rPr>
-          <w:rFonts w:ascii="Times New Roman" w:hAnsi="Times New Roman" w:cs="Times New Roman"/>
-          <w:color w:val="000000" w:themeColor="text1"/>
-          <w:sz w:val="28"/>
-          <w:szCs w:val="28"/>
-        </w:rPr>
-        <w:t>web</w:t>
-      </w:r>
-      <w:r>
-        <w:rPr>
-          <w:rFonts w:ascii="Times New Roman" w:hAnsi="Times New Roman" w:cs="Times New Roman"/>
-          <w:color w:val="000000" w:themeColor="text1"/>
-          <w:sz w:val="28"/>
-          <w:szCs w:val="28"/>
-          <w:lang w:val="ru-RU"/>
-        </w:rPr>
-        <w:t xml:space="preserve">-макета обычно включает внешний контейнер, колонки, </w:t>
-      </w:r>
-      <w:proofErr w:type="spellStart"/>
-      <w:r>
-        <w:rPr>
-          <w:rFonts w:ascii="Times New Roman" w:hAnsi="Times New Roman" w:cs="Times New Roman"/>
-          <w:color w:val="000000" w:themeColor="text1"/>
-          <w:sz w:val="28"/>
-          <w:szCs w:val="28"/>
-          <w:lang w:val="ru-RU"/>
-        </w:rPr>
-        <w:t>межколонники</w:t>
-      </w:r>
-      <w:proofErr w:type="spellEnd"/>
-      <w:r>
-        <w:rPr>
-          <w:rFonts w:ascii="Times New Roman" w:hAnsi="Times New Roman" w:cs="Times New Roman"/>
-          <w:color w:val="000000" w:themeColor="text1"/>
-          <w:sz w:val="28"/>
-          <w:szCs w:val="28"/>
-          <w:lang w:val="ru-RU"/>
-        </w:rPr>
-        <w:t xml:space="preserve">, поля и адаптивные точки. На </w:t>
-      </w:r>
-      <w:r>
-        <w:rPr>
-          <w:rFonts w:ascii="Times New Roman" w:hAnsi="Times New Roman" w:cs="Times New Roman"/>
-          <w:color w:val="000000" w:themeColor="text1"/>
-          <w:sz w:val="28"/>
-          <w:szCs w:val="28"/>
-        </w:rPr>
-        <w:t>desktop</w:t>
-      </w:r>
-      <w:r>
-        <w:rPr>
-          <w:rFonts w:ascii="Times New Roman" w:hAnsi="Times New Roman" w:cs="Times New Roman"/>
-          <w:color w:val="000000" w:themeColor="text1"/>
-          <w:sz w:val="28"/>
-          <w:szCs w:val="28"/>
-          <w:lang w:val="ru-RU"/>
-        </w:rPr>
-        <w:t xml:space="preserve"> сетка может быть 12-колоночной, на планшете — 6- или 8-колоночной, на мобильном — фактически </w:t>
-      </w:r>
-      <w:proofErr w:type="spellStart"/>
-      <w:r>
-        <w:rPr>
-          <w:rFonts w:ascii="Times New Roman" w:hAnsi="Times New Roman" w:cs="Times New Roman"/>
-          <w:color w:val="000000" w:themeColor="text1"/>
-          <w:sz w:val="28"/>
-          <w:szCs w:val="28"/>
-          <w:lang w:val="ru-RU"/>
-        </w:rPr>
-        <w:t>одноколоночной</w:t>
-      </w:r>
-      <w:proofErr w:type="spellEnd"/>
-      <w:r>
-        <w:rPr>
-          <w:rFonts w:ascii="Times New Roman" w:hAnsi="Times New Roman" w:cs="Times New Roman"/>
-          <w:color w:val="000000" w:themeColor="text1"/>
-          <w:sz w:val="28"/>
-          <w:szCs w:val="28"/>
-          <w:lang w:val="ru-RU"/>
-        </w:rPr>
-        <w:t>. Текстовые блоки не обязательно занимают всю ширину контейнера: для длинного чтения ширину строки ограничивают, чтобы глазу было удобно переходить на следующую строку.</w:t>
-      </w:r>
-    </w:p>
-    <w:p>
-      <w:pPr>
-        <w:pStyle w:val="a0"/>
-        <w:rPr>
-          <w:rFonts w:ascii="Times New Roman" w:hAnsi="Times New Roman" w:cs="Times New Roman"/>
-          <w:color w:val="000000" w:themeColor="text1"/>
-          <w:sz w:val="28"/>
-          <w:szCs w:val="28"/>
-          <w:lang w:val="ru-RU"/>
-        </w:rPr>
-      </w:pPr>
-    </w:p>
-    <w:p>
-      <w:pPr>
-        <w:pStyle w:val="a0"/>
-        <w:rPr>
-          <w:rFonts w:ascii="Times New Roman" w:hAnsi="Times New Roman" w:cs="Times New Roman"/>
-          <w:color w:val="000000" w:themeColor="text1"/>
-          <w:sz w:val="28"/>
-          <w:szCs w:val="28"/>
-          <w:lang w:val="ru-RU"/>
-        </w:rPr>
-      </w:pPr>
-    </w:p>
-    <w:p>
-      <w:pPr>
-        <w:pStyle w:val="a0"/>
-        <w:rPr>
-          <w:rFonts w:ascii="Times New Roman" w:hAnsi="Times New Roman" w:cs="Times New Roman"/>
-          <w:color w:val="000000" w:themeColor="text1"/>
-          <w:sz w:val="28"/>
-          <w:szCs w:val="28"/>
-          <w:lang w:val="ru-RU"/>
-        </w:rPr>
-      </w:pPr>
-    </w:p>
-    <w:p>
-      <w:pPr>
-        <w:pStyle w:val="a0"/>
-        <w:rPr>
-          <w:rFonts w:ascii="Times New Roman" w:hAnsi="Times New Roman" w:cs="Times New Roman"/>
-          <w:color w:val="000000" w:themeColor="text1"/>
-          <w:sz w:val="28"/>
-          <w:szCs w:val="28"/>
-          <w:lang w:val="ru-RU"/>
-        </w:rPr>
-      </w:pPr>
-    </w:p>
-    <w:p>
-      <w:pPr>
-        <w:pStyle w:val="a0"/>
-        <w:rPr>
-          <w:rFonts w:ascii="Times New Roman" w:hAnsi="Times New Roman" w:cs="Times New Roman"/>
-          <w:color w:val="000000" w:themeColor="text1"/>
-          <w:sz w:val="28"/>
-          <w:szCs w:val="28"/>
-          <w:lang w:val="ru-RU"/>
-        </w:rPr>
-      </w:pPr>
-    </w:p>
-    <w:p>
-      <w:pPr>
-        <w:pStyle w:val="a0"/>
-        <w:rPr>
-          <w:rFonts w:ascii="Times New Roman" w:hAnsi="Times New Roman" w:cs="Times New Roman"/>
-          <w:color w:val="000000" w:themeColor="text1"/>
-          <w:sz w:val="28"/>
-          <w:szCs w:val="28"/>
-          <w:lang w:val="ru-RU"/>
-        </w:rPr>
-      </w:pPr>
-      <w:r>
-        <w:rPr>
-          <w:rFonts w:ascii="Times New Roman" w:hAnsi="Times New Roman" w:cs="Times New Roman"/>
-          <w:color w:val="000000" w:themeColor="text1"/>
-          <w:sz w:val="28"/>
-          <w:szCs w:val="28"/>
-          <w:lang w:val="ru-RU"/>
-        </w:rPr>
-        <w:lastRenderedPageBreak/>
-        <w:t xml:space="preserve">Схема </w:t>
-      </w:r>
-      <w:r>
-        <w:rPr>
-          <w:rFonts w:ascii="Times New Roman" w:hAnsi="Times New Roman" w:cs="Times New Roman"/>
-          <w:color w:val="000000" w:themeColor="text1"/>
-          <w:sz w:val="28"/>
-          <w:szCs w:val="28"/>
-        </w:rPr>
-        <w:t>web</w:t>
-      </w:r>
-      <w:r>
-        <w:rPr>
-          <w:rFonts w:ascii="Times New Roman" w:hAnsi="Times New Roman" w:cs="Times New Roman"/>
-          <w:color w:val="000000" w:themeColor="text1"/>
-          <w:sz w:val="28"/>
-          <w:szCs w:val="28"/>
-          <w:lang w:val="ru-RU"/>
-        </w:rPr>
-        <w:t>-сетки:</w:t>
-      </w:r>
-    </w:p>
-    <w:p>
-      <w:pPr>
-        <w:pStyle w:val="FirstParagraph"/>
-        <w:rPr>
-          <w:rFonts w:ascii="Times New Roman" w:hAnsi="Times New Roman" w:cs="Times New Roman"/>
-          <w:color w:val="000000" w:themeColor="text1"/>
-          <w:sz w:val="28"/>
-          <w:szCs w:val="28"/>
-          <w:lang w:val="ru-RU"/>
-        </w:rPr>
-      </w:pPr>
-      <w:r>
-        <w:rPr>
           <w:rStyle w:val="VerbatimChar"/>
           <w:rFonts w:ascii="Times New Roman" w:hAnsi="Times New Roman" w:cs="Times New Roman"/>
+          <w:noProof/>
           <w:color w:val="000000" w:themeColor="text1"/>
           <w:sz w:val="28"/>
           <w:szCs w:val="28"/>
           <w:lang w:val="ru-RU"/>
         </w:rPr>
         <w:drawing>
-          <wp:inline distT="0" distB="0" distL="0" distR="0" wp14:anchorId="33867DC7" wp14:editId="27CF80A3">
-            <wp:extent cx="5076825" cy="2626179"/>
-            <wp:effectExtent l="0" t="0" r="0" b="3175"/>
-            <wp:docPr id="5" name="Рисунок 5"/>
+          <wp:inline distT="0" distB="0" distL="0" distR="0" wp14:anchorId="7989F98C" wp14:editId="740070D7">
+            <wp:extent cx="3347049" cy="3849289"/>
+            <wp:effectExtent l="0" t="0" r="6350" b="0"/>
+            <wp:docPr id="3" name="Рисунок 3"/>
             <wp:cNvGraphicFramePr>
               <a:graphicFrameLocks xmlns:a="http://schemas.openxmlformats.org/drawingml/2006/main" noChangeAspect="1"/>
             </wp:cNvGraphicFramePr>
@@ -3529,20 +2081,27 @@
                     <pic:cNvPr id="1" name=""/>
                     <pic:cNvPicPr/>
                   </pic:nvPicPr>
-                  <pic:blipFill>
+                  <pic:blipFill rotWithShape="1">
                     <a:blip r:embed="rId9"/>
-                    <a:stretch>
-                      <a:fillRect/>
-                    </a:stretch>
+                    <a:srcRect r="37924"/>
+                    <a:stretch/>
                   </pic:blipFill>
-                  <pic:spPr>
+                  <pic:spPr bwMode="auto">
                     <a:xfrm>
                       <a:off x="0" y="0"/>
-                      <a:ext cx="5094499" cy="2635322"/>
+                      <a:ext cx="3359649" cy="3863780"/>
                     </a:xfrm>
                     <a:prstGeom prst="rect">
                       <a:avLst/>
                     </a:prstGeom>
+                    <a:ln>
+                      <a:noFill/>
+                    </a:ln>
+                    <a:extLst>
+                      <a:ext uri="{53640926-AAD7-44D8-BBD7-CCE9431645EC}">
+                        <a14:shadowObscured xmlns:a14="http://schemas.microsoft.com/office/drawing/2010/main"/>
+                      </a:ext>
+                    </a:extLst>
                   </pic:spPr>
                 </pic:pic>
               </a:graphicData>
@@ -3562,15 +2121,1836 @@
           <w:lang w:val="ru-RU"/>
         </w:rPr>
       </w:pPr>
-      <w:r>
-        <w:rPr>
-          <w:rFonts w:ascii="Times New Roman" w:hAnsi="Times New Roman" w:cs="Times New Roman"/>
-          <w:color w:val="000000" w:themeColor="text1"/>
-          <w:sz w:val="28"/>
-          <w:szCs w:val="28"/>
-          <w:lang w:val="ru-RU"/>
-        </w:rPr>
-        <w:t>Правила верстки текста в интерфейсах отличаются от редакционного текста. Интерфейсный текст должен помогать действию: подписывать поля, объяснять выбор, показывать ошибку, подтверждать результат. Здесь важны короткие формулировки, логичный порядок, единые термины и понятные состояния. Например, текст кнопки должен описывать действие: «Сохранить», «Оплатить», «Отправить заявку», а не абстрактно «ОК».</w:t>
+    </w:p>
+    <w:p>
+      <w:pPr>
+        <w:pStyle w:val="FirstParagraph"/>
+        <w:rPr>
+          <w:rFonts w:ascii="Times New Roman" w:hAnsi="Times New Roman" w:cs="Times New Roman"/>
+          <w:color w:val="000000" w:themeColor="text1"/>
+          <w:sz w:val="28"/>
+          <w:szCs w:val="28"/>
+          <w:lang w:val="ru-RU"/>
+        </w:rPr>
+      </w:pPr>
+      <w:r>
+        <w:rPr>
+          <w:rFonts w:ascii="Times New Roman" w:hAnsi="Times New Roman" w:cs="Times New Roman"/>
+          <w:color w:val="000000" w:themeColor="text1"/>
+          <w:sz w:val="28"/>
+          <w:szCs w:val="28"/>
+          <w:lang w:val="ru-RU"/>
+        </w:rPr>
+        <w:t xml:space="preserve">Итог: </w:t>
+      </w:r>
+      <w:proofErr w:type="spellStart"/>
+      <w:r>
+        <w:rPr>
+          <w:rFonts w:ascii="Times New Roman" w:hAnsi="Times New Roman" w:cs="Times New Roman"/>
+          <w:color w:val="000000" w:themeColor="text1"/>
+          <w:sz w:val="28"/>
+          <w:szCs w:val="28"/>
+          <w:lang w:val="ru-RU"/>
+        </w:rPr>
+        <w:t>бильд</w:t>
+      </w:r>
+      <w:proofErr w:type="spellEnd"/>
+      <w:r>
+        <w:rPr>
+          <w:rFonts w:ascii="Times New Roman" w:hAnsi="Times New Roman" w:cs="Times New Roman"/>
+          <w:color w:val="000000" w:themeColor="text1"/>
+          <w:sz w:val="28"/>
+          <w:szCs w:val="28"/>
+          <w:lang w:val="ru-RU"/>
+        </w:rPr>
+        <w:t>-редактура отвечает за смысловую, композиционную, техническую и правовую корректность изображений. Хорошее изображение не конкурирует с текстом, а помогает раскрыть материал и удерживает композицию разворота.</w:t>
+      </w:r>
+    </w:p>
+    <w:p>
+      <w:pPr>
+        <w:pStyle w:val="11"/>
+        <w:rPr>
+          <w:rFonts w:cs="Times New Roman"/>
+          <w:szCs w:val="28"/>
+        </w:rPr>
+      </w:pPr>
+      <w:bookmarkStart w:id="6" w:name="понятие-модульной-верстки"/>
+      <w:bookmarkEnd w:id="5"/>
+      <w:r>
+        <w:rPr>
+          <w:rFonts w:cs="Times New Roman"/>
+          <w:szCs w:val="28"/>
+          <w:highlight w:val="yellow"/>
+        </w:rPr>
+        <w:t>6. Понятие модульной верстки</w:t>
+      </w:r>
+    </w:p>
+    <w:p>
+      <w:pPr>
+        <w:pStyle w:val="FirstParagraph"/>
+        <w:rPr>
+          <w:rFonts w:ascii="Times New Roman" w:hAnsi="Times New Roman" w:cs="Times New Roman"/>
+          <w:color w:val="000000" w:themeColor="text1"/>
+          <w:sz w:val="28"/>
+          <w:szCs w:val="28"/>
+          <w:lang w:val="ru-RU"/>
+        </w:rPr>
+      </w:pPr>
+      <w:r>
+        <w:rPr>
+          <w:rFonts w:ascii="Times New Roman" w:hAnsi="Times New Roman" w:cs="Times New Roman"/>
+          <w:color w:val="000000" w:themeColor="text1"/>
+          <w:sz w:val="28"/>
+          <w:szCs w:val="28"/>
+          <w:lang w:val="ru-RU"/>
+        </w:rPr>
+        <w:t>Модульная верстка — это способ построения страницы или разворота на основе сетки, состоящей из повторяющихся ячеек, колонок, строк и промежутков. Она помогает размещать текст, изображения, подписи, таблицы и декоративные элементы системно, а не случайно. Модульная верстка используется в журналах, каталогах, газетах, книгах, презентациях, сайтах и интерфейсах.</w:t>
+      </w:r>
+    </w:p>
+    <w:p>
+      <w:pPr>
+        <w:pStyle w:val="a0"/>
+        <w:rPr>
+          <w:rFonts w:ascii="Times New Roman" w:hAnsi="Times New Roman" w:cs="Times New Roman"/>
+          <w:color w:val="000000" w:themeColor="text1"/>
+          <w:sz w:val="28"/>
+          <w:szCs w:val="28"/>
+          <w:lang w:val="ru-RU"/>
+        </w:rPr>
+      </w:pPr>
+      <w:r>
+        <w:rPr>
+          <w:rFonts w:ascii="Times New Roman" w:hAnsi="Times New Roman" w:cs="Times New Roman"/>
+          <w:color w:val="000000" w:themeColor="text1"/>
+          <w:sz w:val="28"/>
+          <w:szCs w:val="28"/>
+          <w:lang w:val="ru-RU"/>
+        </w:rPr>
+        <w:t>Многоколоночная сетка — это сетка, в которой полоса набора делится на несколько вертикальных колонок. Она особенно полезна для текстов, потому что позволяет регулировать длину строки и создавать разные варианты композиции: текст может занимать одну колонку, две колонки, три колонки; изображение может занимать часть сетки или пересекать несколько колонок.</w:t>
+      </w:r>
+    </w:p>
+    <w:p>
+      <w:pPr>
+        <w:pStyle w:val="a0"/>
+        <w:rPr>
+          <w:rFonts w:ascii="Times New Roman" w:hAnsi="Times New Roman" w:cs="Times New Roman"/>
+          <w:color w:val="000000" w:themeColor="text1"/>
+          <w:sz w:val="28"/>
+          <w:szCs w:val="28"/>
+          <w:lang w:val="ru-RU"/>
+        </w:rPr>
+      </w:pPr>
+      <w:r>
+        <w:rPr>
+          <w:rFonts w:ascii="Times New Roman" w:hAnsi="Times New Roman" w:cs="Times New Roman"/>
+          <w:color w:val="000000" w:themeColor="text1"/>
+          <w:sz w:val="28"/>
+          <w:szCs w:val="28"/>
+          <w:lang w:val="ru-RU"/>
+        </w:rPr>
+        <w:t>Модульная сетка шире понятия многоколоночной. Она делит страницу не только на колонки, но и на горизонтальные модули. В результате образуется система ячеек, в которую можно вписывать текстовые и графические блоки. Такая сетка особенно удобна для сложных разворотов, каталогов, интерфейсных экранов и страниц с большим количеством разнотипного контента.</w:t>
+      </w:r>
+    </w:p>
+    <w:p>
+      <w:pPr>
+        <w:pStyle w:val="a0"/>
+        <w:rPr>
+          <w:rFonts w:ascii="Times New Roman" w:hAnsi="Times New Roman" w:cs="Times New Roman"/>
+          <w:color w:val="000000" w:themeColor="text1"/>
+          <w:sz w:val="28"/>
+          <w:szCs w:val="28"/>
+          <w:lang w:val="ru-RU"/>
+        </w:rPr>
+      </w:pPr>
+      <w:r>
+        <w:rPr>
+          <w:rFonts w:ascii="Times New Roman" w:hAnsi="Times New Roman" w:cs="Times New Roman"/>
+          <w:color w:val="000000" w:themeColor="text1"/>
+          <w:sz w:val="28"/>
+          <w:szCs w:val="28"/>
+          <w:lang w:val="ru-RU"/>
+        </w:rPr>
+        <w:t>Цель применения сетки — обеспечить порядок, единый ритм, композиционное единство и удобство верстки. Сетка помогает дизайнеру принимать решения: где начинается заголовок, какой ширины должен быть текст, насколько крупным может быть изображение, как выровнять подпись, где разместить колонтитул. Благодаря сетке разные страницы одного документа выглядят связанными между собой.</w:t>
+      </w:r>
+    </w:p>
+    <w:p>
+      <w:pPr>
+        <w:pStyle w:val="a0"/>
+        <w:rPr>
+          <w:rFonts w:ascii="Times New Roman" w:hAnsi="Times New Roman" w:cs="Times New Roman"/>
+          <w:color w:val="000000" w:themeColor="text1"/>
+          <w:sz w:val="28"/>
+          <w:szCs w:val="28"/>
+          <w:lang w:val="ru-RU"/>
+        </w:rPr>
+      </w:pPr>
+      <w:r>
+        <w:rPr>
+          <w:rFonts w:ascii="Times New Roman" w:hAnsi="Times New Roman" w:cs="Times New Roman"/>
+          <w:color w:val="000000" w:themeColor="text1"/>
+          <w:sz w:val="28"/>
+          <w:szCs w:val="28"/>
+          <w:lang w:val="ru-RU"/>
+        </w:rPr>
+        <w:t>Структура сетки включает поля, колонки, средники, модули, направляющие, базовую сетку и полосу набора. Поля — пустое пространство вокруг рабочей области. Колонки — вертикальные зоны размещения текста и изображений. Средник — промежуток между колонками. Модули — ячейки, образованные пересечением колонок и горизонтальных делений. Базовая сетка задает ритм строк текста по вертикали.</w:t>
+      </w:r>
+    </w:p>
+    <w:p>
+      <w:pPr>
+        <w:pStyle w:val="a0"/>
+        <w:rPr>
+          <w:rFonts w:ascii="Times New Roman" w:hAnsi="Times New Roman" w:cs="Times New Roman"/>
+          <w:color w:val="000000" w:themeColor="text1"/>
+          <w:sz w:val="28"/>
+          <w:szCs w:val="28"/>
+          <w:lang w:val="ru-RU"/>
+        </w:rPr>
+      </w:pPr>
+      <w:r>
+        <w:rPr>
+          <w:rFonts w:ascii="Times New Roman" w:hAnsi="Times New Roman" w:cs="Times New Roman"/>
+          <w:color w:val="000000" w:themeColor="text1"/>
+          <w:sz w:val="28"/>
+          <w:szCs w:val="28"/>
+          <w:lang w:val="ru-RU"/>
+        </w:rPr>
+        <w:t xml:space="preserve">Подходы к настройке полей и сетки могут различаться. В классической книжной верстке внутреннее поле часто рассчитывается с учетом переплета, а нижнее поле может быть больше верхнего. В журнальной и современной </w:t>
+      </w:r>
+      <w:r>
+        <w:rPr>
+          <w:rFonts w:ascii="Times New Roman" w:hAnsi="Times New Roman" w:cs="Times New Roman"/>
+          <w:color w:val="000000" w:themeColor="text1"/>
+          <w:sz w:val="28"/>
+          <w:szCs w:val="28"/>
+        </w:rPr>
+        <w:t>editorial</w:t>
+      </w:r>
+      <w:r>
+        <w:rPr>
+          <w:rFonts w:ascii="Times New Roman" w:hAnsi="Times New Roman" w:cs="Times New Roman"/>
+          <w:color w:val="000000" w:themeColor="text1"/>
+          <w:sz w:val="28"/>
+          <w:szCs w:val="28"/>
+          <w:lang w:val="ru-RU"/>
+        </w:rPr>
+        <w:t xml:space="preserve">-верстке поля могут быть более свободными, но они должны оставаться </w:t>
+      </w:r>
+      <w:r>
+        <w:rPr>
+          <w:rFonts w:ascii="Times New Roman" w:hAnsi="Times New Roman" w:cs="Times New Roman"/>
+          <w:color w:val="000000" w:themeColor="text1"/>
+          <w:sz w:val="28"/>
+          <w:szCs w:val="28"/>
+          <w:lang w:val="ru-RU"/>
+        </w:rPr>
+        <w:lastRenderedPageBreak/>
+        <w:t xml:space="preserve">системными. В </w:t>
+      </w:r>
+      <w:r>
+        <w:rPr>
+          <w:rFonts w:ascii="Times New Roman" w:hAnsi="Times New Roman" w:cs="Times New Roman"/>
+          <w:color w:val="000000" w:themeColor="text1"/>
+          <w:sz w:val="28"/>
+          <w:szCs w:val="28"/>
+        </w:rPr>
+        <w:t>web</w:t>
+      </w:r>
+      <w:r>
+        <w:rPr>
+          <w:rFonts w:ascii="Times New Roman" w:hAnsi="Times New Roman" w:cs="Times New Roman"/>
+          <w:color w:val="000000" w:themeColor="text1"/>
+          <w:sz w:val="28"/>
+          <w:szCs w:val="28"/>
+          <w:lang w:val="ru-RU"/>
+        </w:rPr>
+        <w:t>-макетах поля и контейнеры зависят от ширины экрана и адаптивных точек.</w:t>
+      </w:r>
+    </w:p>
+    <w:p>
+      <w:pPr>
+        <w:pStyle w:val="a0"/>
+        <w:rPr>
+          <w:rFonts w:ascii="Times New Roman" w:hAnsi="Times New Roman" w:cs="Times New Roman"/>
+          <w:color w:val="000000" w:themeColor="text1"/>
+          <w:sz w:val="28"/>
+          <w:szCs w:val="28"/>
+          <w:lang w:val="ru-RU"/>
+        </w:rPr>
+      </w:pPr>
+      <w:r>
+        <w:rPr>
+          <w:rFonts w:ascii="Times New Roman" w:hAnsi="Times New Roman" w:cs="Times New Roman"/>
+          <w:color w:val="000000" w:themeColor="text1"/>
+          <w:sz w:val="28"/>
+          <w:szCs w:val="28"/>
+          <w:lang w:val="ru-RU"/>
+        </w:rPr>
+        <w:t>Правила верстки по сетке: элементы должны выравниваться по направляющим; ширина текстовых блоков должна соответствовать колонкам; изображения лучше размещать так, чтобы их границы совпадали с линиями сетки; одинаковые элементы должны иметь одинаковые отступы; нарушение сетки допустимо только как осознанный акцент. Если каждый блок немного смещен, документ выглядит небрежным.</w:t>
+      </w:r>
+    </w:p>
+    <w:p>
+      <w:pPr>
+        <w:pStyle w:val="a0"/>
+        <w:rPr>
+          <w:rFonts w:ascii="Times New Roman" w:hAnsi="Times New Roman" w:cs="Times New Roman"/>
+          <w:color w:val="000000" w:themeColor="text1"/>
+          <w:sz w:val="28"/>
+          <w:szCs w:val="28"/>
+          <w:lang w:val="ru-RU"/>
+        </w:rPr>
+      </w:pPr>
+      <w:r>
+        <w:rPr>
+          <w:rFonts w:ascii="Times New Roman" w:hAnsi="Times New Roman" w:cs="Times New Roman"/>
+          <w:color w:val="000000" w:themeColor="text1"/>
+          <w:sz w:val="28"/>
+          <w:szCs w:val="28"/>
+          <w:lang w:val="ru-RU"/>
+        </w:rPr>
+        <w:t>Схема модульной сетки:</w:t>
+      </w:r>
+      <w:r>
+        <w:rPr>
+          <w:rFonts w:ascii="Times New Roman" w:hAnsi="Times New Roman" w:cs="Times New Roman"/>
+          <w:color w:val="000000" w:themeColor="text1"/>
+          <w:sz w:val="28"/>
+          <w:szCs w:val="28"/>
+          <w:lang w:val="ru-RU"/>
+        </w:rPr>
+        <w:br/>
+      </w:r>
+      <w:r>
+        <w:rPr>
+          <w:noProof/>
+        </w:rPr>
+        <w:drawing>
+          <wp:inline distT="0" distB="0" distL="0" distR="0" wp14:anchorId="422D9012" wp14:editId="04C693D7">
+            <wp:extent cx="3657600" cy="3651938"/>
+            <wp:effectExtent l="0" t="0" r="0" b="5715"/>
+            <wp:docPr id="10" name="Рисунок 10" descr="швейцарская сетка в дизайне"/>
+            <wp:cNvGraphicFramePr>
+              <a:graphicFrameLocks xmlns:a="http://schemas.openxmlformats.org/drawingml/2006/main" noChangeAspect="1"/>
+            </wp:cNvGraphicFramePr>
+            <a:graphic xmlns:a="http://schemas.openxmlformats.org/drawingml/2006/main">
+              <a:graphicData uri="http://schemas.openxmlformats.org/drawingml/2006/picture">
+                <pic:pic xmlns:pic="http://schemas.openxmlformats.org/drawingml/2006/picture">
+                  <pic:nvPicPr>
+                    <pic:cNvPr id="0" name="Picture 18" descr="швейцарская сетка в дизайне"/>
+                    <pic:cNvPicPr>
+                      <a:picLocks noChangeAspect="1" noChangeArrowheads="1"/>
+                    </pic:cNvPicPr>
+                  </pic:nvPicPr>
+                  <pic:blipFill>
+                    <a:blip r:embed="rId10" cstate="print">
+                      <a:extLst>
+                        <a:ext uri="{28A0092B-C50C-407E-A947-70E740481C1C}">
+                          <a14:useLocalDpi xmlns:a14="http://schemas.microsoft.com/office/drawing/2010/main" val="0"/>
+                        </a:ext>
+                      </a:extLst>
+                    </a:blip>
+                    <a:srcRect/>
+                    <a:stretch>
+                      <a:fillRect/>
+                    </a:stretch>
+                  </pic:blipFill>
+                  <pic:spPr bwMode="auto">
+                    <a:xfrm>
+                      <a:off x="0" y="0"/>
+                      <a:ext cx="3665332" cy="3659658"/>
+                    </a:xfrm>
+                    <a:prstGeom prst="rect">
+                      <a:avLst/>
+                    </a:prstGeom>
+                    <a:noFill/>
+                    <a:ln>
+                      <a:noFill/>
+                    </a:ln>
+                  </pic:spPr>
+                </pic:pic>
+              </a:graphicData>
+            </a:graphic>
+          </wp:inline>
+        </w:drawing>
+      </w:r>
+    </w:p>
+    <w:p>
+      <w:pPr>
+        <w:pStyle w:val="FirstParagraph"/>
+        <w:rPr>
+          <w:rFonts w:ascii="Times New Roman" w:hAnsi="Times New Roman" w:cs="Times New Roman"/>
+          <w:color w:val="000000" w:themeColor="text1"/>
+          <w:sz w:val="28"/>
+          <w:szCs w:val="28"/>
+          <w:lang w:val="ru-RU"/>
+        </w:rPr>
+      </w:pPr>
+    </w:p>
+    <w:p>
+      <w:pPr>
+        <w:pStyle w:val="FirstParagraph"/>
+        <w:rPr>
+          <w:rFonts w:ascii="Times New Roman" w:hAnsi="Times New Roman" w:cs="Times New Roman"/>
+          <w:color w:val="000000" w:themeColor="text1"/>
+          <w:sz w:val="28"/>
+          <w:szCs w:val="28"/>
+          <w:lang w:val="ru-RU"/>
+        </w:rPr>
+      </w:pPr>
+    </w:p>
+    <w:p>
+      <w:pPr>
+        <w:pStyle w:val="FirstParagraph"/>
+        <w:rPr>
+          <w:rFonts w:ascii="Times New Roman" w:hAnsi="Times New Roman" w:cs="Times New Roman"/>
+          <w:color w:val="000000" w:themeColor="text1"/>
+          <w:sz w:val="28"/>
+          <w:szCs w:val="28"/>
+          <w:lang w:val="ru-RU"/>
+        </w:rPr>
+      </w:pPr>
+      <w:r>
+        <w:rPr>
+          <w:rFonts w:ascii="Times New Roman" w:hAnsi="Times New Roman" w:cs="Times New Roman"/>
+          <w:color w:val="000000" w:themeColor="text1"/>
+          <w:sz w:val="28"/>
+          <w:szCs w:val="28"/>
+          <w:lang w:val="ru-RU"/>
+        </w:rPr>
+        <w:t>Итог: модульная верстка — это организация многостраничного или цифрового макета по сетке. Ее элементы — поля, колонки, средники, модули, направляющие и базовая линия. Она нужна для порядка, читаемости, единства и адаптивности.</w:t>
+      </w:r>
+    </w:p>
+    <w:p>
+      <w:pPr>
+        <w:pStyle w:val="11"/>
+        <w:rPr>
+          <w:rFonts w:cs="Times New Roman"/>
+          <w:szCs w:val="28"/>
+        </w:rPr>
+      </w:pPr>
+      <w:bookmarkStart w:id="7" w:name="Xb1e530dac02d58c4ba656a2788edecb1f40817d"/>
+      <w:bookmarkEnd w:id="6"/>
+      <w:r>
+        <w:rPr>
+          <w:rFonts w:cs="Times New Roman"/>
+          <w:szCs w:val="28"/>
+          <w:highlight w:val="yellow"/>
+        </w:rPr>
+        <w:t xml:space="preserve">7. Верстка посадочных страниц в конструкторе </w:t>
+      </w:r>
+      <w:proofErr w:type="spellStart"/>
+      <w:r>
+        <w:rPr>
+          <w:rFonts w:cs="Times New Roman"/>
+          <w:szCs w:val="28"/>
+          <w:highlight w:val="yellow"/>
+        </w:rPr>
+        <w:t>Tilda</w:t>
+      </w:r>
+      <w:proofErr w:type="spellEnd"/>
+      <w:r>
+        <w:rPr>
+          <w:rFonts w:cs="Times New Roman"/>
+          <w:szCs w:val="28"/>
+          <w:highlight w:val="yellow"/>
+        </w:rPr>
+        <w:t>. Обзор функционала и шаблонов</w:t>
+      </w:r>
+    </w:p>
+    <w:p>
+      <w:pPr>
+        <w:pStyle w:val="FirstParagraph"/>
+        <w:rPr>
+          <w:rFonts w:ascii="Times New Roman" w:hAnsi="Times New Roman" w:cs="Times New Roman"/>
+          <w:color w:val="000000" w:themeColor="text1"/>
+          <w:sz w:val="28"/>
+          <w:szCs w:val="28"/>
+          <w:lang w:val="ru-RU"/>
+        </w:rPr>
+      </w:pPr>
+      <w:r>
+        <w:rPr>
+          <w:rFonts w:ascii="Times New Roman" w:hAnsi="Times New Roman" w:cs="Times New Roman"/>
+          <w:color w:val="000000" w:themeColor="text1"/>
+          <w:sz w:val="28"/>
+          <w:szCs w:val="28"/>
+          <w:lang w:val="ru-RU"/>
+        </w:rPr>
+        <w:t xml:space="preserve">Посадочная страница, или </w:t>
+      </w:r>
+      <w:r>
+        <w:rPr>
+          <w:rFonts w:ascii="Times New Roman" w:hAnsi="Times New Roman" w:cs="Times New Roman"/>
+          <w:color w:val="000000" w:themeColor="text1"/>
+          <w:sz w:val="28"/>
+          <w:szCs w:val="28"/>
+        </w:rPr>
+        <w:t>landing</w:t>
+      </w:r>
+      <w:r>
+        <w:rPr>
+          <w:rFonts w:ascii="Times New Roman" w:hAnsi="Times New Roman" w:cs="Times New Roman"/>
+          <w:color w:val="000000" w:themeColor="text1"/>
+          <w:sz w:val="28"/>
+          <w:szCs w:val="28"/>
+          <w:lang w:val="ru-RU"/>
+        </w:rPr>
+        <w:t xml:space="preserve"> </w:t>
+      </w:r>
+      <w:r>
+        <w:rPr>
+          <w:rFonts w:ascii="Times New Roman" w:hAnsi="Times New Roman" w:cs="Times New Roman"/>
+          <w:color w:val="000000" w:themeColor="text1"/>
+          <w:sz w:val="28"/>
+          <w:szCs w:val="28"/>
+        </w:rPr>
+        <w:t>page</w:t>
+      </w:r>
+      <w:r>
+        <w:rPr>
+          <w:rFonts w:ascii="Times New Roman" w:hAnsi="Times New Roman" w:cs="Times New Roman"/>
+          <w:color w:val="000000" w:themeColor="text1"/>
+          <w:sz w:val="28"/>
+          <w:szCs w:val="28"/>
+          <w:lang w:val="ru-RU"/>
+        </w:rPr>
+        <w:t xml:space="preserve">, — это страница, созданная под одно основное целевое действие: оставить заявку, зарегистрироваться, купить, скачать материал, записаться на мероприятие, пройти </w:t>
+      </w:r>
+      <w:proofErr w:type="spellStart"/>
+      <w:r>
+        <w:rPr>
+          <w:rFonts w:ascii="Times New Roman" w:hAnsi="Times New Roman" w:cs="Times New Roman"/>
+          <w:color w:val="000000" w:themeColor="text1"/>
+          <w:sz w:val="28"/>
+          <w:szCs w:val="28"/>
+          <w:lang w:val="ru-RU"/>
+        </w:rPr>
+        <w:t>квиз</w:t>
+      </w:r>
+      <w:proofErr w:type="spellEnd"/>
+      <w:r>
+        <w:rPr>
+          <w:rFonts w:ascii="Times New Roman" w:hAnsi="Times New Roman" w:cs="Times New Roman"/>
+          <w:color w:val="000000" w:themeColor="text1"/>
+          <w:sz w:val="28"/>
+          <w:szCs w:val="28"/>
+          <w:lang w:val="ru-RU"/>
+        </w:rPr>
+        <w:t xml:space="preserve"> или запросить </w:t>
+      </w:r>
+      <w:r>
+        <w:rPr>
+          <w:rFonts w:ascii="Times New Roman" w:hAnsi="Times New Roman" w:cs="Times New Roman"/>
+          <w:color w:val="000000" w:themeColor="text1"/>
+          <w:sz w:val="28"/>
+          <w:szCs w:val="28"/>
+          <w:lang w:val="ru-RU"/>
+        </w:rPr>
+        <w:lastRenderedPageBreak/>
+        <w:t>консультацию. Ее цель — провести пользователя от первого интереса к конкретному действию.</w:t>
+      </w:r>
+    </w:p>
+    <w:p>
+      <w:pPr>
+        <w:pStyle w:val="a0"/>
+        <w:rPr>
+          <w:rFonts w:ascii="Times New Roman" w:hAnsi="Times New Roman" w:cs="Times New Roman"/>
+          <w:color w:val="000000" w:themeColor="text1"/>
+          <w:sz w:val="28"/>
+          <w:szCs w:val="28"/>
+          <w:lang w:val="ru-RU"/>
+        </w:rPr>
+      </w:pPr>
+      <w:r>
+        <w:rPr>
+          <w:rFonts w:ascii="Times New Roman" w:hAnsi="Times New Roman" w:cs="Times New Roman"/>
+          <w:color w:val="000000" w:themeColor="text1"/>
+          <w:sz w:val="28"/>
+          <w:szCs w:val="28"/>
+          <w:lang w:val="ru-RU"/>
+        </w:rPr>
+        <w:t>Структура посадочной страницы строится как последовательная аргументация. Обычно она включает первый экран, описание проблемы или потребности, предложение, преимущества, описание продукта или услуги, доказательства, кейсы, отзывы, тарифы, ответы на вопросы, форму заявки и финальный призыв к действию. Каждый блок должен отвечать на вопрос пользователя: что это, для кого, зачем, почему можно доверять, сколько стоит, что делать дальше.</w:t>
+      </w:r>
+    </w:p>
+    <w:p>
+      <w:pPr>
+        <w:pStyle w:val="a0"/>
+        <w:rPr>
+          <w:rFonts w:ascii="Times New Roman" w:hAnsi="Times New Roman" w:cs="Times New Roman"/>
+          <w:color w:val="000000" w:themeColor="text1"/>
+          <w:sz w:val="28"/>
+          <w:szCs w:val="28"/>
+          <w:lang w:val="ru-RU"/>
+        </w:rPr>
+      </w:pPr>
+      <w:r>
+        <w:rPr>
+          <w:rFonts w:ascii="Times New Roman" w:hAnsi="Times New Roman" w:cs="Times New Roman"/>
+          <w:color w:val="000000" w:themeColor="text1"/>
+          <w:sz w:val="28"/>
+          <w:szCs w:val="28"/>
+        </w:rPr>
+        <w:t>CTA</w:t>
+      </w:r>
+      <w:r>
+        <w:rPr>
+          <w:rFonts w:ascii="Times New Roman" w:hAnsi="Times New Roman" w:cs="Times New Roman"/>
+          <w:color w:val="000000" w:themeColor="text1"/>
+          <w:sz w:val="28"/>
+          <w:szCs w:val="28"/>
+          <w:lang w:val="ru-RU"/>
+        </w:rPr>
+        <w:t xml:space="preserve">, или </w:t>
+      </w:r>
+      <w:r>
+        <w:rPr>
+          <w:rFonts w:ascii="Times New Roman" w:hAnsi="Times New Roman" w:cs="Times New Roman"/>
+          <w:color w:val="000000" w:themeColor="text1"/>
+          <w:sz w:val="28"/>
+          <w:szCs w:val="28"/>
+        </w:rPr>
+        <w:t>call</w:t>
+      </w:r>
+      <w:r>
+        <w:rPr>
+          <w:rFonts w:ascii="Times New Roman" w:hAnsi="Times New Roman" w:cs="Times New Roman"/>
+          <w:color w:val="000000" w:themeColor="text1"/>
+          <w:sz w:val="28"/>
+          <w:szCs w:val="28"/>
+          <w:lang w:val="ru-RU"/>
+        </w:rPr>
+        <w:t xml:space="preserve"> </w:t>
+      </w:r>
+      <w:r>
+        <w:rPr>
+          <w:rFonts w:ascii="Times New Roman" w:hAnsi="Times New Roman" w:cs="Times New Roman"/>
+          <w:color w:val="000000" w:themeColor="text1"/>
+          <w:sz w:val="28"/>
+          <w:szCs w:val="28"/>
+        </w:rPr>
+        <w:t>to</w:t>
+      </w:r>
+      <w:r>
+        <w:rPr>
+          <w:rFonts w:ascii="Times New Roman" w:hAnsi="Times New Roman" w:cs="Times New Roman"/>
+          <w:color w:val="000000" w:themeColor="text1"/>
+          <w:sz w:val="28"/>
+          <w:szCs w:val="28"/>
+          <w:lang w:val="ru-RU"/>
+        </w:rPr>
+        <w:t xml:space="preserve"> </w:t>
+      </w:r>
+      <w:r>
+        <w:rPr>
+          <w:rFonts w:ascii="Times New Roman" w:hAnsi="Times New Roman" w:cs="Times New Roman"/>
+          <w:color w:val="000000" w:themeColor="text1"/>
+          <w:sz w:val="28"/>
+          <w:szCs w:val="28"/>
+        </w:rPr>
+        <w:t>action</w:t>
+      </w:r>
+      <w:r>
+        <w:rPr>
+          <w:rFonts w:ascii="Times New Roman" w:hAnsi="Times New Roman" w:cs="Times New Roman"/>
+          <w:color w:val="000000" w:themeColor="text1"/>
+          <w:sz w:val="28"/>
+          <w:szCs w:val="28"/>
+          <w:lang w:val="ru-RU"/>
+        </w:rPr>
+        <w:t xml:space="preserve">, — это призыв к действию. В </w:t>
+      </w:r>
+      <w:proofErr w:type="spellStart"/>
+      <w:r>
+        <w:rPr>
+          <w:rFonts w:ascii="Times New Roman" w:hAnsi="Times New Roman" w:cs="Times New Roman"/>
+          <w:color w:val="000000" w:themeColor="text1"/>
+          <w:sz w:val="28"/>
+          <w:szCs w:val="28"/>
+          <w:lang w:val="ru-RU"/>
+        </w:rPr>
+        <w:t>лендинге</w:t>
+      </w:r>
+      <w:proofErr w:type="spellEnd"/>
+      <w:r>
+        <w:rPr>
+          <w:rFonts w:ascii="Times New Roman" w:hAnsi="Times New Roman" w:cs="Times New Roman"/>
+          <w:color w:val="000000" w:themeColor="text1"/>
+          <w:sz w:val="28"/>
+          <w:szCs w:val="28"/>
+          <w:lang w:val="ru-RU"/>
+        </w:rPr>
+        <w:t xml:space="preserve"> </w:t>
+      </w:r>
+      <w:r>
+        <w:rPr>
+          <w:rFonts w:ascii="Times New Roman" w:hAnsi="Times New Roman" w:cs="Times New Roman"/>
+          <w:color w:val="000000" w:themeColor="text1"/>
+          <w:sz w:val="28"/>
+          <w:szCs w:val="28"/>
+        </w:rPr>
+        <w:t>CTA</w:t>
+      </w:r>
+      <w:r>
+        <w:rPr>
+          <w:rFonts w:ascii="Times New Roman" w:hAnsi="Times New Roman" w:cs="Times New Roman"/>
+          <w:color w:val="000000" w:themeColor="text1"/>
+          <w:sz w:val="28"/>
+          <w:szCs w:val="28"/>
+          <w:lang w:val="ru-RU"/>
+        </w:rPr>
+        <w:t xml:space="preserve"> обычно выражается кнопкой или формой. Примеры </w:t>
+      </w:r>
+      <w:r>
+        <w:rPr>
+          <w:rFonts w:ascii="Times New Roman" w:hAnsi="Times New Roman" w:cs="Times New Roman"/>
+          <w:color w:val="000000" w:themeColor="text1"/>
+          <w:sz w:val="28"/>
+          <w:szCs w:val="28"/>
+        </w:rPr>
+        <w:t>CTA</w:t>
+      </w:r>
+      <w:r>
+        <w:rPr>
+          <w:rFonts w:ascii="Times New Roman" w:hAnsi="Times New Roman" w:cs="Times New Roman"/>
+          <w:color w:val="000000" w:themeColor="text1"/>
+          <w:sz w:val="28"/>
+          <w:szCs w:val="28"/>
+          <w:lang w:val="ru-RU"/>
+        </w:rPr>
+        <w:t xml:space="preserve">: «Оставить заявку», «Записаться на курс», «Получить консультацию», «Скачать программу», «Рассчитать стоимость», «Пройти тест», «Купить билет». Хороший </w:t>
+      </w:r>
+      <w:r>
+        <w:rPr>
+          <w:rFonts w:ascii="Times New Roman" w:hAnsi="Times New Roman" w:cs="Times New Roman"/>
+          <w:color w:val="000000" w:themeColor="text1"/>
+          <w:sz w:val="28"/>
+          <w:szCs w:val="28"/>
+        </w:rPr>
+        <w:t>CTA</w:t>
+      </w:r>
+      <w:r>
+        <w:rPr>
+          <w:rFonts w:ascii="Times New Roman" w:hAnsi="Times New Roman" w:cs="Times New Roman"/>
+          <w:color w:val="000000" w:themeColor="text1"/>
+          <w:sz w:val="28"/>
+          <w:szCs w:val="28"/>
+          <w:lang w:val="ru-RU"/>
+        </w:rPr>
+        <w:t xml:space="preserve"> конкретен и связан с ожиданием пользователя. Плохой </w:t>
+      </w:r>
+      <w:r>
+        <w:rPr>
+          <w:rFonts w:ascii="Times New Roman" w:hAnsi="Times New Roman" w:cs="Times New Roman"/>
+          <w:color w:val="000000" w:themeColor="text1"/>
+          <w:sz w:val="28"/>
+          <w:szCs w:val="28"/>
+        </w:rPr>
+        <w:t>CTA</w:t>
+      </w:r>
+      <w:r>
+        <w:rPr>
+          <w:rFonts w:ascii="Times New Roman" w:hAnsi="Times New Roman" w:cs="Times New Roman"/>
+          <w:color w:val="000000" w:themeColor="text1"/>
+          <w:sz w:val="28"/>
+          <w:szCs w:val="28"/>
+          <w:lang w:val="ru-RU"/>
+        </w:rPr>
+        <w:t xml:space="preserve"> слишком общий: например, «Отправить» без контекста.</w:t>
+      </w:r>
+    </w:p>
+    <w:p>
+      <w:pPr>
+        <w:pStyle w:val="a0"/>
+        <w:rPr>
+          <w:rFonts w:ascii="Times New Roman" w:hAnsi="Times New Roman" w:cs="Times New Roman"/>
+          <w:color w:val="000000" w:themeColor="text1"/>
+          <w:sz w:val="28"/>
+          <w:szCs w:val="28"/>
+          <w:lang w:val="ru-RU"/>
+        </w:rPr>
+      </w:pPr>
+      <w:r>
+        <w:rPr>
+          <w:rFonts w:ascii="Times New Roman" w:hAnsi="Times New Roman" w:cs="Times New Roman"/>
+          <w:color w:val="000000" w:themeColor="text1"/>
+          <w:sz w:val="28"/>
+          <w:szCs w:val="28"/>
+        </w:rPr>
+        <w:t>Tilda</w:t>
+      </w:r>
+      <w:r>
+        <w:rPr>
+          <w:rFonts w:ascii="Times New Roman" w:hAnsi="Times New Roman" w:cs="Times New Roman"/>
+          <w:color w:val="000000" w:themeColor="text1"/>
+          <w:sz w:val="28"/>
+          <w:szCs w:val="28"/>
+          <w:lang w:val="ru-RU"/>
+        </w:rPr>
+        <w:t xml:space="preserve"> — конструктор сайтов, который позволяет собирать страницы из готовых блоков и создавать собственные композиции без полноценного программирования. Сфера применения </w:t>
+      </w:r>
+      <w:r>
+        <w:rPr>
+          <w:rFonts w:ascii="Times New Roman" w:hAnsi="Times New Roman" w:cs="Times New Roman"/>
+          <w:color w:val="000000" w:themeColor="text1"/>
+          <w:sz w:val="28"/>
+          <w:szCs w:val="28"/>
+        </w:rPr>
+        <w:t>Tilda</w:t>
+      </w:r>
+      <w:r>
+        <w:rPr>
+          <w:rFonts w:ascii="Times New Roman" w:hAnsi="Times New Roman" w:cs="Times New Roman"/>
+          <w:color w:val="000000" w:themeColor="text1"/>
+          <w:sz w:val="28"/>
+          <w:szCs w:val="28"/>
+          <w:lang w:val="ru-RU"/>
+        </w:rPr>
+        <w:t xml:space="preserve">: </w:t>
+      </w:r>
+      <w:proofErr w:type="spellStart"/>
+      <w:r>
+        <w:rPr>
+          <w:rFonts w:ascii="Times New Roman" w:hAnsi="Times New Roman" w:cs="Times New Roman"/>
+          <w:color w:val="000000" w:themeColor="text1"/>
+          <w:sz w:val="28"/>
+          <w:szCs w:val="28"/>
+          <w:lang w:val="ru-RU"/>
+        </w:rPr>
+        <w:t>лендинги</w:t>
+      </w:r>
+      <w:proofErr w:type="spellEnd"/>
+      <w:r>
+        <w:rPr>
+          <w:rFonts w:ascii="Times New Roman" w:hAnsi="Times New Roman" w:cs="Times New Roman"/>
+          <w:color w:val="000000" w:themeColor="text1"/>
+          <w:sz w:val="28"/>
+          <w:szCs w:val="28"/>
+          <w:lang w:val="ru-RU"/>
+        </w:rPr>
+        <w:t xml:space="preserve">, портфолио, промо-страницы, сайты мероприятий, небольшие корпоративные сайты, образовательные страницы, спецпроекты, бренд-медиа, простые интернет-магазины. </w:t>
+      </w:r>
+      <w:r>
+        <w:rPr>
+          <w:rFonts w:ascii="Times New Roman" w:hAnsi="Times New Roman" w:cs="Times New Roman"/>
+          <w:color w:val="000000" w:themeColor="text1"/>
+          <w:sz w:val="28"/>
+          <w:szCs w:val="28"/>
+        </w:rPr>
+        <w:t>Tilda</w:t>
+      </w:r>
+      <w:r>
+        <w:rPr>
+          <w:rFonts w:ascii="Times New Roman" w:hAnsi="Times New Roman" w:cs="Times New Roman"/>
+          <w:color w:val="000000" w:themeColor="text1"/>
+          <w:sz w:val="28"/>
+          <w:szCs w:val="28"/>
+          <w:lang w:val="ru-RU"/>
+        </w:rPr>
+        <w:t xml:space="preserve"> удобна там, где важны скорость сборки, визуальная презентация и работа с готовыми шаблонами.</w:t>
+      </w:r>
+    </w:p>
+    <w:p>
+      <w:pPr>
+        <w:pStyle w:val="a0"/>
+        <w:rPr>
+          <w:rFonts w:ascii="Times New Roman" w:hAnsi="Times New Roman" w:cs="Times New Roman"/>
+          <w:color w:val="000000" w:themeColor="text1"/>
+          <w:sz w:val="28"/>
+          <w:szCs w:val="28"/>
+          <w:lang w:val="ru-RU"/>
+        </w:rPr>
+      </w:pPr>
+      <w:r>
+        <w:rPr>
+          <w:rFonts w:ascii="Times New Roman" w:hAnsi="Times New Roman" w:cs="Times New Roman"/>
+          <w:color w:val="000000" w:themeColor="text1"/>
+          <w:sz w:val="28"/>
+          <w:szCs w:val="28"/>
+          <w:lang w:val="ru-RU"/>
+        </w:rPr>
+        <w:t xml:space="preserve">Основной принцип сборки в </w:t>
+      </w:r>
+      <w:r>
+        <w:rPr>
+          <w:rFonts w:ascii="Times New Roman" w:hAnsi="Times New Roman" w:cs="Times New Roman"/>
+          <w:color w:val="000000" w:themeColor="text1"/>
+          <w:sz w:val="28"/>
+          <w:szCs w:val="28"/>
+        </w:rPr>
+        <w:t>Tilda</w:t>
+      </w:r>
+      <w:r>
+        <w:rPr>
+          <w:rFonts w:ascii="Times New Roman" w:hAnsi="Times New Roman" w:cs="Times New Roman"/>
+          <w:color w:val="000000" w:themeColor="text1"/>
+          <w:sz w:val="28"/>
+          <w:szCs w:val="28"/>
+          <w:lang w:val="ru-RU"/>
+        </w:rPr>
+        <w:t xml:space="preserve"> — блочная структура. Пользователь выбирает готовые блоки: обложки, текстовые секции, изображения, галереи, карточки, формы, тарифы, отзывы, меню, футеры, видео, таблицы. Эти блоки можно настраивать по содержанию, цвету, типографике, отступам и композиции. Для уникальных решений используется </w:t>
+      </w:r>
+      <w:r>
+        <w:rPr>
+          <w:rFonts w:ascii="Times New Roman" w:hAnsi="Times New Roman" w:cs="Times New Roman"/>
+          <w:color w:val="000000" w:themeColor="text1"/>
+          <w:sz w:val="28"/>
+          <w:szCs w:val="28"/>
+        </w:rPr>
+        <w:t>Zero</w:t>
+      </w:r>
+      <w:r>
+        <w:rPr>
+          <w:rFonts w:ascii="Times New Roman" w:hAnsi="Times New Roman" w:cs="Times New Roman"/>
+          <w:color w:val="000000" w:themeColor="text1"/>
+          <w:sz w:val="28"/>
+          <w:szCs w:val="28"/>
+          <w:lang w:val="ru-RU"/>
+        </w:rPr>
+        <w:t xml:space="preserve"> </w:t>
+      </w:r>
+      <w:r>
+        <w:rPr>
+          <w:rFonts w:ascii="Times New Roman" w:hAnsi="Times New Roman" w:cs="Times New Roman"/>
+          <w:color w:val="000000" w:themeColor="text1"/>
+          <w:sz w:val="28"/>
+          <w:szCs w:val="28"/>
+        </w:rPr>
+        <w:t>Block</w:t>
+      </w:r>
+      <w:r>
+        <w:rPr>
+          <w:rFonts w:ascii="Times New Roman" w:hAnsi="Times New Roman" w:cs="Times New Roman"/>
+          <w:color w:val="000000" w:themeColor="text1"/>
+          <w:sz w:val="28"/>
+          <w:szCs w:val="28"/>
+          <w:lang w:val="ru-RU"/>
+        </w:rPr>
+        <w:t xml:space="preserve"> — более свободный редактор, где элементы можно размещать вручную.</w:t>
+      </w:r>
+    </w:p>
+    <w:p>
+      <w:pPr>
+        <w:pStyle w:val="a0"/>
+        <w:rPr>
+          <w:rFonts w:ascii="Times New Roman" w:hAnsi="Times New Roman" w:cs="Times New Roman"/>
+          <w:color w:val="000000" w:themeColor="text1"/>
+          <w:sz w:val="28"/>
+          <w:szCs w:val="28"/>
+          <w:lang w:val="ru-RU"/>
+        </w:rPr>
+      </w:pPr>
+      <w:r>
+        <w:rPr>
+          <w:rFonts w:ascii="Times New Roman" w:hAnsi="Times New Roman" w:cs="Times New Roman"/>
+          <w:color w:val="000000" w:themeColor="text1"/>
+          <w:sz w:val="28"/>
+          <w:szCs w:val="28"/>
+          <w:lang w:val="ru-RU"/>
+        </w:rPr>
+        <w:t xml:space="preserve">Шаблоны </w:t>
+      </w:r>
+      <w:r>
+        <w:rPr>
+          <w:rFonts w:ascii="Times New Roman" w:hAnsi="Times New Roman" w:cs="Times New Roman"/>
+          <w:color w:val="000000" w:themeColor="text1"/>
+          <w:sz w:val="28"/>
+          <w:szCs w:val="28"/>
+        </w:rPr>
+        <w:t>Tilda</w:t>
+      </w:r>
+      <w:r>
+        <w:rPr>
+          <w:rFonts w:ascii="Times New Roman" w:hAnsi="Times New Roman" w:cs="Times New Roman"/>
+          <w:color w:val="000000" w:themeColor="text1"/>
+          <w:sz w:val="28"/>
+          <w:szCs w:val="28"/>
+          <w:lang w:val="ru-RU"/>
+        </w:rPr>
+        <w:t xml:space="preserve"> помогают быстро создать основу страницы. Есть шаблоны для бизнеса, мероприятий, портфолио, курсов, услуг, магазинов, </w:t>
+      </w:r>
+      <w:proofErr w:type="spellStart"/>
+      <w:r>
+        <w:rPr>
+          <w:rFonts w:ascii="Times New Roman" w:hAnsi="Times New Roman" w:cs="Times New Roman"/>
+          <w:color w:val="000000" w:themeColor="text1"/>
+          <w:sz w:val="28"/>
+          <w:szCs w:val="28"/>
+          <w:lang w:val="ru-RU"/>
+        </w:rPr>
+        <w:t>квизов</w:t>
+      </w:r>
+      <w:proofErr w:type="spellEnd"/>
+      <w:r>
+        <w:rPr>
+          <w:rFonts w:ascii="Times New Roman" w:hAnsi="Times New Roman" w:cs="Times New Roman"/>
+          <w:color w:val="000000" w:themeColor="text1"/>
+          <w:sz w:val="28"/>
+          <w:szCs w:val="28"/>
+          <w:lang w:val="ru-RU"/>
+        </w:rPr>
+        <w:t>. Но шаблон нельзя использовать механически. Его нужно адаптировать под конкретную аудиторию, продукт, визуальный стиль и структуру смысла. Иначе страница будет выглядеть типовой и неубедительной.</w:t>
+      </w:r>
+    </w:p>
+    <w:p>
+      <w:pPr>
+        <w:pStyle w:val="a0"/>
+        <w:rPr>
+          <w:rFonts w:ascii="Times New Roman" w:hAnsi="Times New Roman" w:cs="Times New Roman"/>
+          <w:color w:val="000000" w:themeColor="text1"/>
+          <w:sz w:val="28"/>
+          <w:szCs w:val="28"/>
+          <w:lang w:val="ru-RU"/>
+        </w:rPr>
+      </w:pPr>
+      <w:r>
+        <w:rPr>
+          <w:rFonts w:ascii="Times New Roman" w:hAnsi="Times New Roman" w:cs="Times New Roman"/>
+          <w:color w:val="000000" w:themeColor="text1"/>
+          <w:sz w:val="28"/>
+          <w:szCs w:val="28"/>
+          <w:lang w:val="ru-RU"/>
+        </w:rPr>
+        <w:t xml:space="preserve">Особенности сборки посадочной страницы в </w:t>
+      </w:r>
+      <w:r>
+        <w:rPr>
+          <w:rFonts w:ascii="Times New Roman" w:hAnsi="Times New Roman" w:cs="Times New Roman"/>
+          <w:color w:val="000000" w:themeColor="text1"/>
+          <w:sz w:val="28"/>
+          <w:szCs w:val="28"/>
+        </w:rPr>
+        <w:t>Tilda</w:t>
+      </w:r>
+      <w:r>
+        <w:rPr>
+          <w:rFonts w:ascii="Times New Roman" w:hAnsi="Times New Roman" w:cs="Times New Roman"/>
+          <w:color w:val="000000" w:themeColor="text1"/>
+          <w:sz w:val="28"/>
+          <w:szCs w:val="28"/>
+          <w:lang w:val="ru-RU"/>
+        </w:rPr>
+        <w:t xml:space="preserve">: сначала определяется цель и структура, затем подбираются блоки, затем заполняется реальный контент, настраиваются стили, формы, адаптивность, анимации и интеграции. Важно проверять мобильную версию, потому что многие пользователи открывают </w:t>
+      </w:r>
+      <w:proofErr w:type="spellStart"/>
+      <w:r>
+        <w:rPr>
+          <w:rFonts w:ascii="Times New Roman" w:hAnsi="Times New Roman" w:cs="Times New Roman"/>
+          <w:color w:val="000000" w:themeColor="text1"/>
+          <w:sz w:val="28"/>
+          <w:szCs w:val="28"/>
+          <w:lang w:val="ru-RU"/>
+        </w:rPr>
+        <w:t>лендинги</w:t>
+      </w:r>
+      <w:proofErr w:type="spellEnd"/>
+      <w:r>
+        <w:rPr>
+          <w:rFonts w:ascii="Times New Roman" w:hAnsi="Times New Roman" w:cs="Times New Roman"/>
+          <w:color w:val="000000" w:themeColor="text1"/>
+          <w:sz w:val="28"/>
+          <w:szCs w:val="28"/>
+          <w:lang w:val="ru-RU"/>
+        </w:rPr>
+        <w:t xml:space="preserve"> с телефона. Текст должен быть читаемым, кнопки — заметными, формы — короткими, изображения — оптимизированными.</w:t>
+      </w:r>
+    </w:p>
+    <w:p>
+      <w:pPr>
+        <w:pStyle w:val="a0"/>
+        <w:rPr>
+          <w:rFonts w:ascii="Times New Roman" w:hAnsi="Times New Roman" w:cs="Times New Roman"/>
+          <w:color w:val="000000" w:themeColor="text1"/>
+          <w:sz w:val="28"/>
+          <w:szCs w:val="28"/>
+          <w:lang w:val="ru-RU"/>
+        </w:rPr>
+      </w:pPr>
+      <w:r>
+        <w:rPr>
+          <w:rFonts w:ascii="Times New Roman" w:hAnsi="Times New Roman" w:cs="Times New Roman"/>
+          <w:color w:val="000000" w:themeColor="text1"/>
+          <w:sz w:val="28"/>
+          <w:szCs w:val="28"/>
+        </w:rPr>
+        <w:lastRenderedPageBreak/>
+        <w:t>Tilda</w:t>
+      </w:r>
+      <w:r>
+        <w:rPr>
+          <w:rFonts w:ascii="Times New Roman" w:hAnsi="Times New Roman" w:cs="Times New Roman"/>
+          <w:color w:val="000000" w:themeColor="text1"/>
+          <w:sz w:val="28"/>
+          <w:szCs w:val="28"/>
+          <w:lang w:val="ru-RU"/>
+        </w:rPr>
+        <w:t xml:space="preserve"> также поддерживает формы и </w:t>
+      </w:r>
+      <w:proofErr w:type="spellStart"/>
+      <w:r>
+        <w:rPr>
+          <w:rFonts w:ascii="Times New Roman" w:hAnsi="Times New Roman" w:cs="Times New Roman"/>
+          <w:color w:val="000000" w:themeColor="text1"/>
+          <w:sz w:val="28"/>
+          <w:szCs w:val="28"/>
+          <w:lang w:val="ru-RU"/>
+        </w:rPr>
+        <w:t>квизы</w:t>
+      </w:r>
+      <w:proofErr w:type="spellEnd"/>
+      <w:r>
+        <w:rPr>
+          <w:rFonts w:ascii="Times New Roman" w:hAnsi="Times New Roman" w:cs="Times New Roman"/>
+          <w:color w:val="000000" w:themeColor="text1"/>
+          <w:sz w:val="28"/>
+          <w:szCs w:val="28"/>
+          <w:lang w:val="ru-RU"/>
+        </w:rPr>
+        <w:t xml:space="preserve">. </w:t>
+      </w:r>
+      <w:proofErr w:type="spellStart"/>
+      <w:r>
+        <w:rPr>
+          <w:rFonts w:ascii="Times New Roman" w:hAnsi="Times New Roman" w:cs="Times New Roman"/>
+          <w:color w:val="000000" w:themeColor="text1"/>
+          <w:sz w:val="28"/>
+          <w:szCs w:val="28"/>
+          <w:lang w:val="ru-RU"/>
+        </w:rPr>
+        <w:t>Квиз</w:t>
+      </w:r>
+      <w:proofErr w:type="spellEnd"/>
+      <w:r>
+        <w:rPr>
+          <w:rFonts w:ascii="Times New Roman" w:hAnsi="Times New Roman" w:cs="Times New Roman"/>
+          <w:color w:val="000000" w:themeColor="text1"/>
+          <w:sz w:val="28"/>
+          <w:szCs w:val="28"/>
+          <w:lang w:val="ru-RU"/>
+        </w:rPr>
+        <w:t xml:space="preserve"> может работать как многошаговая форма: пользователь отвечает на вопросы, а затем оставляет контактные данные или получает рекомендацию. Это полезно для подбора услуги, расчета стоимости, диагностики потребности и сбора </w:t>
+      </w:r>
+      <w:proofErr w:type="spellStart"/>
+      <w:r>
+        <w:rPr>
+          <w:rFonts w:ascii="Times New Roman" w:hAnsi="Times New Roman" w:cs="Times New Roman"/>
+          <w:color w:val="000000" w:themeColor="text1"/>
+          <w:sz w:val="28"/>
+          <w:szCs w:val="28"/>
+          <w:lang w:val="ru-RU"/>
+        </w:rPr>
+        <w:t>лидов</w:t>
+      </w:r>
+      <w:proofErr w:type="spellEnd"/>
+      <w:r>
+        <w:rPr>
+          <w:rFonts w:ascii="Times New Roman" w:hAnsi="Times New Roman" w:cs="Times New Roman"/>
+          <w:color w:val="000000" w:themeColor="text1"/>
+          <w:sz w:val="28"/>
+          <w:szCs w:val="28"/>
+          <w:lang w:val="ru-RU"/>
+        </w:rPr>
+        <w:t>.</w:t>
+      </w:r>
+    </w:p>
+    <w:p>
+      <w:pPr>
+        <w:pStyle w:val="a0"/>
+        <w:rPr>
+          <w:rFonts w:ascii="Times New Roman" w:hAnsi="Times New Roman" w:cs="Times New Roman"/>
+          <w:color w:val="000000" w:themeColor="text1"/>
+          <w:sz w:val="28"/>
+          <w:szCs w:val="28"/>
+          <w:lang w:val="ru-RU"/>
+        </w:rPr>
+      </w:pPr>
+      <w:r>
+        <w:rPr>
+          <w:rFonts w:ascii="Times New Roman" w:hAnsi="Times New Roman" w:cs="Times New Roman"/>
+          <w:color w:val="000000" w:themeColor="text1"/>
+          <w:sz w:val="28"/>
+          <w:szCs w:val="28"/>
+          <w:lang w:val="ru-RU"/>
+        </w:rPr>
+        <w:t xml:space="preserve">Итог: посадочная страница — это не просто красивая страница, а последовательный сценарий убеждения. </w:t>
+      </w:r>
+      <w:r>
+        <w:rPr>
+          <w:rFonts w:ascii="Times New Roman" w:hAnsi="Times New Roman" w:cs="Times New Roman"/>
+          <w:color w:val="000000" w:themeColor="text1"/>
+          <w:sz w:val="28"/>
+          <w:szCs w:val="28"/>
+        </w:rPr>
+        <w:t>Tilda</w:t>
+      </w:r>
+      <w:r>
+        <w:rPr>
+          <w:rFonts w:ascii="Times New Roman" w:hAnsi="Times New Roman" w:cs="Times New Roman"/>
+          <w:color w:val="000000" w:themeColor="text1"/>
+          <w:sz w:val="28"/>
+          <w:szCs w:val="28"/>
+          <w:lang w:val="ru-RU"/>
+        </w:rPr>
+        <w:t xml:space="preserve"> позволяет быстро собрать такой сценарий из блоков и шаблонов, но эффективность зависит от структуры, текста, </w:t>
+      </w:r>
+      <w:r>
+        <w:rPr>
+          <w:rFonts w:ascii="Times New Roman" w:hAnsi="Times New Roman" w:cs="Times New Roman"/>
+          <w:color w:val="000000" w:themeColor="text1"/>
+          <w:sz w:val="28"/>
+          <w:szCs w:val="28"/>
+        </w:rPr>
+        <w:t>CTA</w:t>
+      </w:r>
+      <w:r>
+        <w:rPr>
+          <w:rFonts w:ascii="Times New Roman" w:hAnsi="Times New Roman" w:cs="Times New Roman"/>
+          <w:color w:val="000000" w:themeColor="text1"/>
+          <w:sz w:val="28"/>
+          <w:szCs w:val="28"/>
+          <w:lang w:val="ru-RU"/>
+        </w:rPr>
+        <w:t>, визуальной иерархии и адаптивности.</w:t>
+      </w:r>
+    </w:p>
+    <w:p>
+      <w:pPr>
+        <w:pStyle w:val="11"/>
+        <w:rPr>
+          <w:rFonts w:cs="Times New Roman"/>
+          <w:szCs w:val="28"/>
+        </w:rPr>
+      </w:pPr>
+      <w:bookmarkStart w:id="8" w:name="X04acea1ada44f60ccc89b5e68315246a8993a81"/>
+      <w:bookmarkEnd w:id="7"/>
+      <w:r>
+        <w:rPr>
+          <w:rFonts w:cs="Times New Roman"/>
+          <w:szCs w:val="28"/>
+          <w:highlight w:val="yellow"/>
+        </w:rPr>
+        <w:t>8. Правила оформления текста в цифровых носителях</w:t>
+      </w:r>
+    </w:p>
+    <w:p>
+      <w:pPr>
+        <w:pStyle w:val="FirstParagraph"/>
+        <w:rPr>
+          <w:rFonts w:ascii="Times New Roman" w:hAnsi="Times New Roman" w:cs="Times New Roman"/>
+          <w:color w:val="000000" w:themeColor="text1"/>
+          <w:sz w:val="28"/>
+          <w:szCs w:val="28"/>
+          <w:lang w:val="ru-RU"/>
+        </w:rPr>
+      </w:pPr>
+      <w:r>
+        <w:rPr>
+          <w:rFonts w:ascii="Times New Roman" w:hAnsi="Times New Roman" w:cs="Times New Roman"/>
+          <w:color w:val="000000" w:themeColor="text1"/>
+          <w:sz w:val="28"/>
+          <w:szCs w:val="28"/>
+          <w:lang w:val="ru-RU"/>
+        </w:rPr>
+        <w:t xml:space="preserve">Текст в цифровых носителях — это текст, который читается с экрана: на сайте, </w:t>
+      </w:r>
+      <w:proofErr w:type="spellStart"/>
+      <w:r>
+        <w:rPr>
+          <w:rFonts w:ascii="Times New Roman" w:hAnsi="Times New Roman" w:cs="Times New Roman"/>
+          <w:color w:val="000000" w:themeColor="text1"/>
+          <w:sz w:val="28"/>
+          <w:szCs w:val="28"/>
+          <w:lang w:val="ru-RU"/>
+        </w:rPr>
+        <w:t>лендинге</w:t>
+      </w:r>
+      <w:proofErr w:type="spellEnd"/>
+      <w:r>
+        <w:rPr>
+          <w:rFonts w:ascii="Times New Roman" w:hAnsi="Times New Roman" w:cs="Times New Roman"/>
+          <w:color w:val="000000" w:themeColor="text1"/>
+          <w:sz w:val="28"/>
+          <w:szCs w:val="28"/>
+          <w:lang w:val="ru-RU"/>
+        </w:rPr>
+        <w:t>, в интерфейсе приложения, онлайн-журнале, презентации, рассылке, социальной сети. В отличие от печати, цифровой текст воспринимается в условиях прокрутки, разных экранов, разной скорости чтения и постоянного переключения внимания. Поэтому оформление должно помогать быстрому сканированию и комфортному чтению.</w:t>
+      </w:r>
+    </w:p>
+    <w:p>
+      <w:pPr>
+        <w:pStyle w:val="a0"/>
+        <w:rPr>
+          <w:rFonts w:ascii="Times New Roman" w:hAnsi="Times New Roman" w:cs="Times New Roman"/>
+          <w:color w:val="000000" w:themeColor="text1"/>
+          <w:sz w:val="28"/>
+          <w:szCs w:val="28"/>
+          <w:lang w:val="ru-RU"/>
+        </w:rPr>
+      </w:pPr>
+      <w:r>
+        <w:rPr>
+          <w:rFonts w:ascii="Times New Roman" w:hAnsi="Times New Roman" w:cs="Times New Roman"/>
+          <w:color w:val="000000" w:themeColor="text1"/>
+          <w:sz w:val="28"/>
+          <w:szCs w:val="28"/>
+          <w:lang w:val="ru-RU"/>
+        </w:rPr>
+        <w:t xml:space="preserve">Рекомендации к цифровой типографике начинаются с размера. Основной текст должен быть достаточно крупным для чтения с экрана. Заголовки должны заметно отличаться от основного текста. Подзаголовки, </w:t>
+      </w:r>
+      <w:proofErr w:type="spellStart"/>
+      <w:r>
+        <w:rPr>
+          <w:rFonts w:ascii="Times New Roman" w:hAnsi="Times New Roman" w:cs="Times New Roman"/>
+          <w:color w:val="000000" w:themeColor="text1"/>
+          <w:sz w:val="28"/>
+          <w:szCs w:val="28"/>
+          <w:lang w:val="ru-RU"/>
+        </w:rPr>
+        <w:t>лиды</w:t>
+      </w:r>
+      <w:proofErr w:type="spellEnd"/>
+      <w:r>
+        <w:rPr>
+          <w:rFonts w:ascii="Times New Roman" w:hAnsi="Times New Roman" w:cs="Times New Roman"/>
+          <w:color w:val="000000" w:themeColor="text1"/>
+          <w:sz w:val="28"/>
+          <w:szCs w:val="28"/>
+          <w:lang w:val="ru-RU"/>
+        </w:rPr>
+        <w:t xml:space="preserve">, подписи и служебные элементы должны иметь свои уровни. Важно использовать не случайные размеры, а типографическую шкалу: например, основной текст, малый текст, </w:t>
+      </w:r>
+      <w:r>
+        <w:rPr>
+          <w:rFonts w:ascii="Times New Roman" w:hAnsi="Times New Roman" w:cs="Times New Roman"/>
+          <w:color w:val="000000" w:themeColor="text1"/>
+          <w:sz w:val="28"/>
+          <w:szCs w:val="28"/>
+        </w:rPr>
+        <w:t>H</w:t>
+      </w:r>
+      <w:r>
+        <w:rPr>
+          <w:rFonts w:ascii="Times New Roman" w:hAnsi="Times New Roman" w:cs="Times New Roman"/>
+          <w:color w:val="000000" w:themeColor="text1"/>
+          <w:sz w:val="28"/>
+          <w:szCs w:val="28"/>
+          <w:lang w:val="ru-RU"/>
+        </w:rPr>
+        <w:t xml:space="preserve">3, </w:t>
+      </w:r>
+      <w:r>
+        <w:rPr>
+          <w:rFonts w:ascii="Times New Roman" w:hAnsi="Times New Roman" w:cs="Times New Roman"/>
+          <w:color w:val="000000" w:themeColor="text1"/>
+          <w:sz w:val="28"/>
+          <w:szCs w:val="28"/>
+        </w:rPr>
+        <w:t>H</w:t>
+      </w:r>
+      <w:r>
+        <w:rPr>
+          <w:rFonts w:ascii="Times New Roman" w:hAnsi="Times New Roman" w:cs="Times New Roman"/>
+          <w:color w:val="000000" w:themeColor="text1"/>
+          <w:sz w:val="28"/>
+          <w:szCs w:val="28"/>
+          <w:lang w:val="ru-RU"/>
+        </w:rPr>
+        <w:t xml:space="preserve">2, </w:t>
+      </w:r>
+      <w:r>
+        <w:rPr>
+          <w:rFonts w:ascii="Times New Roman" w:hAnsi="Times New Roman" w:cs="Times New Roman"/>
+          <w:color w:val="000000" w:themeColor="text1"/>
+          <w:sz w:val="28"/>
+          <w:szCs w:val="28"/>
+        </w:rPr>
+        <w:t>H</w:t>
+      </w:r>
+      <w:r>
+        <w:rPr>
+          <w:rFonts w:ascii="Times New Roman" w:hAnsi="Times New Roman" w:cs="Times New Roman"/>
+          <w:color w:val="000000" w:themeColor="text1"/>
+          <w:sz w:val="28"/>
+          <w:szCs w:val="28"/>
+          <w:lang w:val="ru-RU"/>
+        </w:rPr>
+        <w:t>1.</w:t>
+      </w:r>
+    </w:p>
+    <w:p>
+      <w:pPr>
+        <w:pStyle w:val="a0"/>
+        <w:rPr>
+          <w:rFonts w:ascii="Times New Roman" w:hAnsi="Times New Roman" w:cs="Times New Roman"/>
+          <w:color w:val="000000" w:themeColor="text1"/>
+          <w:sz w:val="28"/>
+          <w:szCs w:val="28"/>
+          <w:lang w:val="ru-RU"/>
+        </w:rPr>
+      </w:pPr>
+      <w:r>
+        <w:rPr>
+          <w:rFonts w:ascii="Times New Roman" w:hAnsi="Times New Roman" w:cs="Times New Roman"/>
+          <w:color w:val="000000" w:themeColor="text1"/>
+          <w:sz w:val="28"/>
+          <w:szCs w:val="28"/>
+          <w:lang w:val="ru-RU"/>
+        </w:rPr>
+        <w:t>Стиль текста должен соответствовать задаче. Для длинного чтения лучше использовать спокойную гарнитуру, хороший интерлиньяж, достаточный контраст и ограниченную ширину текстовой колонки. Для промо-блоков можно применять более крупные заголовки и выразительные акценты. Для интерфейсных элементов важна максимальная ясность: кнопки, подписи, ошибки и подсказки должны быть короткими и понятными.</w:t>
+      </w:r>
+    </w:p>
+    <w:p>
+      <w:pPr>
+        <w:pStyle w:val="a0"/>
+        <w:rPr>
+          <w:rFonts w:ascii="Times New Roman" w:hAnsi="Times New Roman" w:cs="Times New Roman"/>
+          <w:color w:val="000000" w:themeColor="text1"/>
+          <w:sz w:val="28"/>
+          <w:szCs w:val="28"/>
+          <w:lang w:val="ru-RU"/>
+        </w:rPr>
+      </w:pPr>
+      <w:r>
+        <w:rPr>
+          <w:rFonts w:ascii="Times New Roman" w:hAnsi="Times New Roman" w:cs="Times New Roman"/>
+          <w:color w:val="000000" w:themeColor="text1"/>
+          <w:sz w:val="28"/>
+          <w:szCs w:val="28"/>
+          <w:lang w:val="ru-RU"/>
+        </w:rPr>
+        <w:t>Визуальная иерархия в цифровом тексте особенно важна, потому что пользователь часто не читает страницу последовательно, а сканирует ее. Иерархия создается заголовками, подзаголовками, списками, карточками, врезками, цитатами, цветом, отступами и расположением. На экране длинный сплошной текст воспринимается хуже, чем материал, разделенный на смысловые блоки.</w:t>
+      </w:r>
+    </w:p>
+    <w:p>
+      <w:pPr>
+        <w:pStyle w:val="a0"/>
+        <w:rPr>
+          <w:rFonts w:ascii="Times New Roman" w:hAnsi="Times New Roman" w:cs="Times New Roman"/>
+          <w:color w:val="000000" w:themeColor="text1"/>
+          <w:sz w:val="28"/>
+          <w:szCs w:val="28"/>
+          <w:lang w:val="ru-RU"/>
+        </w:rPr>
+      </w:pPr>
+      <w:r>
+        <w:rPr>
+          <w:rFonts w:ascii="Times New Roman" w:hAnsi="Times New Roman" w:cs="Times New Roman"/>
+          <w:color w:val="000000" w:themeColor="text1"/>
+          <w:sz w:val="28"/>
+          <w:szCs w:val="28"/>
+          <w:lang w:val="ru-RU"/>
+        </w:rPr>
+        <w:t xml:space="preserve">Структура сетки </w:t>
+      </w:r>
+      <w:r>
+        <w:rPr>
+          <w:rFonts w:ascii="Times New Roman" w:hAnsi="Times New Roman" w:cs="Times New Roman"/>
+          <w:color w:val="000000" w:themeColor="text1"/>
+          <w:sz w:val="28"/>
+          <w:szCs w:val="28"/>
+        </w:rPr>
+        <w:t>web</w:t>
+      </w:r>
+      <w:r>
+        <w:rPr>
+          <w:rFonts w:ascii="Times New Roman" w:hAnsi="Times New Roman" w:cs="Times New Roman"/>
+          <w:color w:val="000000" w:themeColor="text1"/>
+          <w:sz w:val="28"/>
+          <w:szCs w:val="28"/>
+          <w:lang w:val="ru-RU"/>
+        </w:rPr>
+        <w:t xml:space="preserve">-макета обычно включает внешний контейнер, колонки, </w:t>
+      </w:r>
+      <w:proofErr w:type="spellStart"/>
+      <w:r>
+        <w:rPr>
+          <w:rFonts w:ascii="Times New Roman" w:hAnsi="Times New Roman" w:cs="Times New Roman"/>
+          <w:color w:val="000000" w:themeColor="text1"/>
+          <w:sz w:val="28"/>
+          <w:szCs w:val="28"/>
+          <w:lang w:val="ru-RU"/>
+        </w:rPr>
+        <w:t>межколонники</w:t>
+      </w:r>
+      <w:proofErr w:type="spellEnd"/>
+      <w:r>
+        <w:rPr>
+          <w:rFonts w:ascii="Times New Roman" w:hAnsi="Times New Roman" w:cs="Times New Roman"/>
+          <w:color w:val="000000" w:themeColor="text1"/>
+          <w:sz w:val="28"/>
+          <w:szCs w:val="28"/>
+          <w:lang w:val="ru-RU"/>
+        </w:rPr>
+        <w:t xml:space="preserve">, поля и адаптивные точки. На </w:t>
+      </w:r>
+      <w:r>
+        <w:rPr>
+          <w:rFonts w:ascii="Times New Roman" w:hAnsi="Times New Roman" w:cs="Times New Roman"/>
+          <w:color w:val="000000" w:themeColor="text1"/>
+          <w:sz w:val="28"/>
+          <w:szCs w:val="28"/>
+        </w:rPr>
+        <w:t>desktop</w:t>
+      </w:r>
+      <w:r>
+        <w:rPr>
+          <w:rFonts w:ascii="Times New Roman" w:hAnsi="Times New Roman" w:cs="Times New Roman"/>
+          <w:color w:val="000000" w:themeColor="text1"/>
+          <w:sz w:val="28"/>
+          <w:szCs w:val="28"/>
+          <w:lang w:val="ru-RU"/>
+        </w:rPr>
+        <w:t xml:space="preserve"> сетка может быть 12-колоночной, на планшете — 6- или 8-колоночной, на мобильном — фактически </w:t>
+      </w:r>
+      <w:proofErr w:type="spellStart"/>
+      <w:r>
+        <w:rPr>
+          <w:rFonts w:ascii="Times New Roman" w:hAnsi="Times New Roman" w:cs="Times New Roman"/>
+          <w:color w:val="000000" w:themeColor="text1"/>
+          <w:sz w:val="28"/>
+          <w:szCs w:val="28"/>
+          <w:lang w:val="ru-RU"/>
+        </w:rPr>
+        <w:t>одноколоночной</w:t>
+      </w:r>
+      <w:proofErr w:type="spellEnd"/>
+      <w:r>
+        <w:rPr>
+          <w:rFonts w:ascii="Times New Roman" w:hAnsi="Times New Roman" w:cs="Times New Roman"/>
+          <w:color w:val="000000" w:themeColor="text1"/>
+          <w:sz w:val="28"/>
+          <w:szCs w:val="28"/>
+          <w:lang w:val="ru-RU"/>
+        </w:rPr>
+        <w:t xml:space="preserve">. Текстовые блоки не обязательно занимают всю ширину </w:t>
+      </w:r>
+      <w:r>
+        <w:rPr>
+          <w:rFonts w:ascii="Times New Roman" w:hAnsi="Times New Roman" w:cs="Times New Roman"/>
+          <w:color w:val="000000" w:themeColor="text1"/>
+          <w:sz w:val="28"/>
+          <w:szCs w:val="28"/>
+          <w:lang w:val="ru-RU"/>
+        </w:rPr>
+        <w:lastRenderedPageBreak/>
+        <w:t>контейнера: для длинного чтения ширину строки ограничивают, чтобы глазу было удобно переходить на следующую строку.</w:t>
+      </w:r>
+    </w:p>
+    <w:p>
+      <w:pPr>
+        <w:pStyle w:val="a0"/>
+        <w:rPr>
+          <w:rFonts w:ascii="Times New Roman" w:hAnsi="Times New Roman" w:cs="Times New Roman"/>
+          <w:color w:val="000000" w:themeColor="text1"/>
+          <w:sz w:val="28"/>
+          <w:szCs w:val="28"/>
+          <w:lang w:val="ru-RU"/>
+        </w:rPr>
+      </w:pPr>
+      <w:r>
+        <w:rPr>
+          <w:rFonts w:ascii="Times New Roman" w:hAnsi="Times New Roman" w:cs="Times New Roman"/>
+          <w:color w:val="000000" w:themeColor="text1"/>
+          <w:sz w:val="28"/>
+          <w:szCs w:val="28"/>
+          <w:lang w:val="ru-RU"/>
+        </w:rPr>
+        <w:t xml:space="preserve">Схема </w:t>
+      </w:r>
+      <w:r>
+        <w:rPr>
+          <w:rFonts w:ascii="Times New Roman" w:hAnsi="Times New Roman" w:cs="Times New Roman"/>
+          <w:color w:val="000000" w:themeColor="text1"/>
+          <w:sz w:val="28"/>
+          <w:szCs w:val="28"/>
+        </w:rPr>
+        <w:t>web</w:t>
+      </w:r>
+      <w:r>
+        <w:rPr>
+          <w:rFonts w:ascii="Times New Roman" w:hAnsi="Times New Roman" w:cs="Times New Roman"/>
+          <w:color w:val="000000" w:themeColor="text1"/>
+          <w:sz w:val="28"/>
+          <w:szCs w:val="28"/>
+          <w:lang w:val="ru-RU"/>
+        </w:rPr>
+        <w:t>-сетки:</w:t>
+      </w:r>
+    </w:p>
+    <w:p>
+      <w:pPr>
+        <w:pStyle w:val="FirstParagraph"/>
+        <w:rPr>
+          <w:rFonts w:ascii="Times New Roman" w:hAnsi="Times New Roman" w:cs="Times New Roman"/>
+          <w:color w:val="000000" w:themeColor="text1"/>
+          <w:sz w:val="28"/>
+          <w:szCs w:val="28"/>
+          <w:lang w:val="ru-RU"/>
+        </w:rPr>
+      </w:pPr>
+      <w:r>
+        <w:rPr>
+          <w:noProof/>
+        </w:rPr>
+        <w:drawing>
+          <wp:inline distT="0" distB="0" distL="0" distR="0" wp14:anchorId="380D9004" wp14:editId="77116C7E">
+            <wp:extent cx="2784143" cy="1981572"/>
+            <wp:effectExtent l="0" t="0" r="0" b="0"/>
+            <wp:docPr id="9" name="Рисунок 9" descr="Прототип лендинга с использованием модульной сетки"/>
+            <wp:cNvGraphicFramePr>
+              <a:graphicFrameLocks xmlns:a="http://schemas.openxmlformats.org/drawingml/2006/main" noChangeAspect="1"/>
+            </wp:cNvGraphicFramePr>
+            <a:graphic xmlns:a="http://schemas.openxmlformats.org/drawingml/2006/main">
+              <a:graphicData uri="http://schemas.openxmlformats.org/drawingml/2006/picture">
+                <pic:pic xmlns:pic="http://schemas.openxmlformats.org/drawingml/2006/picture">
+                  <pic:nvPicPr>
+                    <pic:cNvPr id="0" name="Picture 14" descr="Прототип лендинга с использованием модульной сетки"/>
+                    <pic:cNvPicPr>
+                      <a:picLocks noChangeAspect="1" noChangeArrowheads="1"/>
+                    </pic:cNvPicPr>
+                  </pic:nvPicPr>
+                  <pic:blipFill>
+                    <a:blip r:embed="rId11" cstate="print">
+                      <a:extLst>
+                        <a:ext uri="{28A0092B-C50C-407E-A947-70E740481C1C}">
+                          <a14:useLocalDpi xmlns:a14="http://schemas.microsoft.com/office/drawing/2010/main" val="0"/>
+                        </a:ext>
+                      </a:extLst>
+                    </a:blip>
+                    <a:srcRect/>
+                    <a:stretch>
+                      <a:fillRect/>
+                    </a:stretch>
+                  </pic:blipFill>
+                  <pic:spPr bwMode="auto">
+                    <a:xfrm>
+                      <a:off x="0" y="0"/>
+                      <a:ext cx="2802230" cy="1994445"/>
+                    </a:xfrm>
+                    <a:prstGeom prst="rect">
+                      <a:avLst/>
+                    </a:prstGeom>
+                    <a:noFill/>
+                    <a:ln>
+                      <a:noFill/>
+                    </a:ln>
+                  </pic:spPr>
+                </pic:pic>
+              </a:graphicData>
+            </a:graphic>
+          </wp:inline>
+        </w:drawing>
+      </w:r>
+      <w:r>
+        <w:rPr>
+          <w:noProof/>
+        </w:rPr>
+        <w:drawing>
+          <wp:inline distT="0" distB="0" distL="0" distR="0" wp14:anchorId="1CBF2B94" wp14:editId="2CA9543D">
+            <wp:extent cx="2988860" cy="1995248"/>
+            <wp:effectExtent l="0" t="0" r="2540" b="5080"/>
+            <wp:docPr id="12" name="Рисунок 12" descr="Сетки в веб-дизайне — построение модульных сеток в web-дизайне"/>
+            <wp:cNvGraphicFramePr>
+              <a:graphicFrameLocks xmlns:a="http://schemas.openxmlformats.org/drawingml/2006/main" noChangeAspect="1"/>
+            </wp:cNvGraphicFramePr>
+            <a:graphic xmlns:a="http://schemas.openxmlformats.org/drawingml/2006/main">
+              <a:graphicData uri="http://schemas.openxmlformats.org/drawingml/2006/picture">
+                <pic:pic xmlns:pic="http://schemas.openxmlformats.org/drawingml/2006/picture">
+                  <pic:nvPicPr>
+                    <pic:cNvPr id="0" name="Picture 22" descr="Сетки в веб-дизайне — построение модульных сеток в web-дизайне"/>
+                    <pic:cNvPicPr>
+                      <a:picLocks noChangeAspect="1" noChangeArrowheads="1"/>
+                    </pic:cNvPicPr>
+                  </pic:nvPicPr>
+                  <pic:blipFill>
+                    <a:blip r:embed="rId12" cstate="print">
+                      <a:extLst>
+                        <a:ext uri="{28A0092B-C50C-407E-A947-70E740481C1C}">
+                          <a14:useLocalDpi xmlns:a14="http://schemas.microsoft.com/office/drawing/2010/main" val="0"/>
+                        </a:ext>
+                      </a:extLst>
+                    </a:blip>
+                    <a:srcRect/>
+                    <a:stretch>
+                      <a:fillRect/>
+                    </a:stretch>
+                  </pic:blipFill>
+                  <pic:spPr bwMode="auto">
+                    <a:xfrm>
+                      <a:off x="0" y="0"/>
+                      <a:ext cx="3000208" cy="2002824"/>
+                    </a:xfrm>
+                    <a:prstGeom prst="rect">
+                      <a:avLst/>
+                    </a:prstGeom>
+                    <a:noFill/>
+                    <a:ln>
+                      <a:noFill/>
+                    </a:ln>
+                  </pic:spPr>
+                </pic:pic>
+              </a:graphicData>
+            </a:graphic>
+          </wp:inline>
+        </w:drawing>
+      </w:r>
+      <w:r>
+        <w:rPr>
+          <w:rStyle w:val="VerbatimChar"/>
+          <w:rFonts w:ascii="Times New Roman" w:hAnsi="Times New Roman" w:cs="Times New Roman"/>
+          <w:noProof/>
+          <w:color w:val="000000" w:themeColor="text1"/>
+          <w:sz w:val="28"/>
+          <w:szCs w:val="28"/>
+          <w:lang w:val="ru-RU"/>
+        </w:rPr>
+        <w:br/>
+      </w:r>
+      <w:r>
+        <w:rPr>
+          <w:rStyle w:val="VerbatimChar"/>
+          <w:rFonts w:ascii="Times New Roman" w:hAnsi="Times New Roman" w:cs="Times New Roman"/>
+          <w:noProof/>
+          <w:color w:val="000000" w:themeColor="text1"/>
+          <w:sz w:val="28"/>
+          <w:szCs w:val="28"/>
+          <w:lang w:val="ru-RU"/>
+        </w:rPr>
+        <w:br/>
+        <w:t>десктоп</w:t>
+      </w:r>
+      <w:r>
+        <w:rPr>
+          <w:rStyle w:val="VerbatimChar"/>
+          <w:rFonts w:ascii="Times New Roman" w:hAnsi="Times New Roman" w:cs="Times New Roman"/>
+          <w:noProof/>
+          <w:color w:val="000000" w:themeColor="text1"/>
+          <w:sz w:val="28"/>
+          <w:szCs w:val="28"/>
+          <w:lang w:val="ru-RU"/>
+        </w:rPr>
+        <w:br/>
+      </w:r>
+      <w:r>
+        <w:rPr>
+          <w:rStyle w:val="VerbatimChar"/>
+          <w:rFonts w:ascii="Times New Roman" w:hAnsi="Times New Roman" w:cs="Times New Roman"/>
+          <w:noProof/>
+          <w:color w:val="000000" w:themeColor="text1"/>
+          <w:sz w:val="28"/>
+          <w:szCs w:val="28"/>
+          <w:lang w:val="ru-RU"/>
+        </w:rPr>
+        <w:br/>
+      </w:r>
+      <w:r>
+        <w:rPr>
+          <w:rStyle w:val="VerbatimChar"/>
+          <w:rFonts w:ascii="Times New Roman" w:hAnsi="Times New Roman" w:cs="Times New Roman"/>
+          <w:noProof/>
+          <w:color w:val="000000" w:themeColor="text1"/>
+          <w:sz w:val="28"/>
+          <w:szCs w:val="28"/>
+          <w:lang w:val="ru-RU"/>
+        </w:rPr>
+        <w:br/>
+      </w:r>
+      <w:r>
+        <w:rPr>
+          <w:noProof/>
+        </w:rPr>
+        <w:drawing>
+          <wp:inline distT="0" distB="0" distL="0" distR="0" wp14:anchorId="542C7B02" wp14:editId="22E7AB74">
+            <wp:extent cx="1334723" cy="3493827"/>
+            <wp:effectExtent l="0" t="0" r="0" b="0"/>
+            <wp:docPr id="11" name="Рисунок 11" descr="Сетка в помощь при создании адаптивного сайта — CMS Magazine"/>
+            <wp:cNvGraphicFramePr>
+              <a:graphicFrameLocks xmlns:a="http://schemas.openxmlformats.org/drawingml/2006/main" noChangeAspect="1"/>
+            </wp:cNvGraphicFramePr>
+            <a:graphic xmlns:a="http://schemas.openxmlformats.org/drawingml/2006/main">
+              <a:graphicData uri="http://schemas.openxmlformats.org/drawingml/2006/picture">
+                <pic:pic xmlns:pic="http://schemas.openxmlformats.org/drawingml/2006/picture">
+                  <pic:nvPicPr>
+                    <pic:cNvPr id="0" name="Picture 20" descr="Сетка в помощь при создании адаптивного сайта — CMS Magazine"/>
+                    <pic:cNvPicPr>
+                      <a:picLocks noChangeAspect="1" noChangeArrowheads="1"/>
+                    </pic:cNvPicPr>
+                  </pic:nvPicPr>
+                  <pic:blipFill>
+                    <a:blip r:embed="rId13" cstate="print">
+                      <a:extLst>
+                        <a:ext uri="{28A0092B-C50C-407E-A947-70E740481C1C}">
+                          <a14:useLocalDpi xmlns:a14="http://schemas.microsoft.com/office/drawing/2010/main" val="0"/>
+                        </a:ext>
+                      </a:extLst>
+                    </a:blip>
+                    <a:srcRect/>
+                    <a:stretch>
+                      <a:fillRect/>
+                    </a:stretch>
+                  </pic:blipFill>
+                  <pic:spPr bwMode="auto">
+                    <a:xfrm>
+                      <a:off x="0" y="0"/>
+                      <a:ext cx="1346587" cy="3524883"/>
+                    </a:xfrm>
+                    <a:prstGeom prst="rect">
+                      <a:avLst/>
+                    </a:prstGeom>
+                    <a:noFill/>
+                    <a:ln>
+                      <a:noFill/>
+                    </a:ln>
+                  </pic:spPr>
+                </pic:pic>
+              </a:graphicData>
+            </a:graphic>
+          </wp:inline>
+        </w:drawing>
+      </w:r>
+      <w:r>
+        <w:rPr>
+          <w:rStyle w:val="VerbatimChar"/>
+          <w:rFonts w:ascii="Times New Roman" w:hAnsi="Times New Roman" w:cs="Times New Roman"/>
+          <w:noProof/>
+          <w:color w:val="000000" w:themeColor="text1"/>
+          <w:sz w:val="28"/>
+          <w:szCs w:val="28"/>
+          <w:lang w:val="ru-RU"/>
+        </w:rPr>
+        <w:br/>
+        <w:t>мобилка</w:t>
+      </w:r>
+    </w:p>
+    <w:p>
+      <w:pPr>
+        <w:pStyle w:val="FirstParagraph"/>
+        <w:rPr>
+          <w:rFonts w:ascii="Times New Roman" w:hAnsi="Times New Roman" w:cs="Times New Roman"/>
+          <w:color w:val="000000" w:themeColor="text1"/>
+          <w:sz w:val="28"/>
+          <w:szCs w:val="28"/>
+          <w:lang w:val="ru-RU"/>
+        </w:rPr>
+      </w:pPr>
+      <w:r>
+        <w:rPr>
+          <w:rFonts w:ascii="Times New Roman" w:hAnsi="Times New Roman" w:cs="Times New Roman"/>
+          <w:color w:val="000000" w:themeColor="text1"/>
+          <w:sz w:val="28"/>
+          <w:szCs w:val="28"/>
+          <w:lang w:val="ru-RU"/>
+        </w:rPr>
+        <w:t xml:space="preserve">Правила верстки текста в интерфейсах отличаются от редакционного текста. Интерфейсный текст должен помогать действию: подписывать поля, объяснять выбор, показывать ошибку, подтверждать результат. Здесь важны короткие формулировки, логичный порядок, единые термины и понятные состояния. </w:t>
+      </w:r>
+      <w:r>
+        <w:rPr>
+          <w:rFonts w:ascii="Times New Roman" w:hAnsi="Times New Roman" w:cs="Times New Roman"/>
+          <w:color w:val="000000" w:themeColor="text1"/>
+          <w:sz w:val="28"/>
+          <w:szCs w:val="28"/>
+          <w:lang w:val="ru-RU"/>
+        </w:rPr>
+        <w:lastRenderedPageBreak/>
+        <w:t>Например, текст кнопки должен описывать действие: «Сохранить», «Оплатить», «Отправить заявку», а не абстрактно «ОК».</w:t>
       </w:r>
     </w:p>
     <w:p>
@@ -3762,7 +4142,199 @@
           <w:szCs w:val="28"/>
           <w:lang w:val="ru-RU"/>
         </w:rPr>
-        <w:t xml:space="preserve">, </w:t>
+        <w:t xml:space="preserve">, подсказки, сообщения об ошибках, уведомления, пустые состояния, тексты чекбоксов, радиокнопок, форм и экранов подтверждения. Работа с такими текстами называется </w:t>
+      </w:r>
+      <w:r>
+        <w:rPr>
+          <w:rFonts w:ascii="Times New Roman" w:hAnsi="Times New Roman" w:cs="Times New Roman"/>
+          <w:color w:val="000000" w:themeColor="text1"/>
+          <w:sz w:val="28"/>
+          <w:szCs w:val="28"/>
+        </w:rPr>
+        <w:t>UX</w:t>
+      </w:r>
+      <w:r>
+        <w:rPr>
+          <w:rFonts w:ascii="Times New Roman" w:hAnsi="Times New Roman" w:cs="Times New Roman"/>
+          <w:color w:val="000000" w:themeColor="text1"/>
+          <w:sz w:val="28"/>
+          <w:szCs w:val="28"/>
+          <w:lang w:val="ru-RU"/>
+        </w:rPr>
+        <w:t xml:space="preserve">-копирайтингом или </w:t>
+      </w:r>
+      <w:r>
+        <w:rPr>
+          <w:rFonts w:ascii="Times New Roman" w:hAnsi="Times New Roman" w:cs="Times New Roman"/>
+          <w:color w:val="000000" w:themeColor="text1"/>
+          <w:sz w:val="28"/>
+          <w:szCs w:val="28"/>
+        </w:rPr>
+        <w:t>UX</w:t>
+      </w:r>
+      <w:r>
+        <w:rPr>
+          <w:rFonts w:ascii="Times New Roman" w:hAnsi="Times New Roman" w:cs="Times New Roman"/>
+          <w:color w:val="000000" w:themeColor="text1"/>
+          <w:sz w:val="28"/>
+          <w:szCs w:val="28"/>
+          <w:lang w:val="ru-RU"/>
+        </w:rPr>
+        <w:t>-</w:t>
+      </w:r>
+      <w:r>
+        <w:rPr>
+          <w:rFonts w:ascii="Times New Roman" w:hAnsi="Times New Roman" w:cs="Times New Roman"/>
+          <w:color w:val="000000" w:themeColor="text1"/>
+          <w:sz w:val="28"/>
+          <w:szCs w:val="28"/>
+        </w:rPr>
+        <w:t>writing</w:t>
+      </w:r>
+      <w:r>
+        <w:rPr>
+          <w:rFonts w:ascii="Times New Roman" w:hAnsi="Times New Roman" w:cs="Times New Roman"/>
+          <w:color w:val="000000" w:themeColor="text1"/>
+          <w:sz w:val="28"/>
+          <w:szCs w:val="28"/>
+          <w:lang w:val="ru-RU"/>
+        </w:rPr>
+        <w:t>.</w:t>
+      </w:r>
+    </w:p>
+    <w:p>
+      <w:pPr>
+        <w:pStyle w:val="a0"/>
+        <w:rPr>
+          <w:rFonts w:ascii="Times New Roman" w:hAnsi="Times New Roman" w:cs="Times New Roman"/>
+          <w:color w:val="000000" w:themeColor="text1"/>
+          <w:sz w:val="28"/>
+          <w:szCs w:val="28"/>
+          <w:lang w:val="ru-RU"/>
+        </w:rPr>
+      </w:pPr>
+      <w:r>
+        <w:rPr>
+          <w:rFonts w:ascii="Times New Roman" w:hAnsi="Times New Roman" w:cs="Times New Roman"/>
+          <w:color w:val="000000" w:themeColor="text1"/>
+          <w:sz w:val="28"/>
+          <w:szCs w:val="28"/>
+        </w:rPr>
+        <w:t>UX</w:t>
+      </w:r>
+      <w:r>
+        <w:rPr>
+          <w:rFonts w:ascii="Times New Roman" w:hAnsi="Times New Roman" w:cs="Times New Roman"/>
+          <w:color w:val="000000" w:themeColor="text1"/>
+          <w:sz w:val="28"/>
+          <w:szCs w:val="28"/>
+          <w:lang w:val="ru-RU"/>
+        </w:rPr>
+        <w:t>-копирайтинг — это создание текстов для пользовательского интерфейса, которые делают взаимодействие понятным, быстрым и предсказуемым. Его цель — снизить неопределенность. Пользователь должен понимать, что от него требуется, что произойдет после нажатия кнопки, почему возникла ошибка и как ее исправить.</w:t>
+      </w:r>
+    </w:p>
+    <w:p>
+      <w:pPr>
+        <w:pStyle w:val="a0"/>
+        <w:rPr>
+          <w:rFonts w:ascii="Times New Roman" w:hAnsi="Times New Roman" w:cs="Times New Roman"/>
+          <w:color w:val="000000" w:themeColor="text1"/>
+          <w:sz w:val="28"/>
+          <w:szCs w:val="28"/>
+          <w:lang w:val="ru-RU"/>
+        </w:rPr>
+      </w:pPr>
+      <w:r>
+        <w:rPr>
+          <w:rFonts w:ascii="Times New Roman" w:hAnsi="Times New Roman" w:cs="Times New Roman"/>
+          <w:color w:val="000000" w:themeColor="text1"/>
+          <w:sz w:val="28"/>
+          <w:szCs w:val="28"/>
+          <w:lang w:val="ru-RU"/>
+        </w:rPr>
+        <w:t xml:space="preserve">Задачи внедрения </w:t>
+      </w:r>
+      <w:r>
+        <w:rPr>
+          <w:rFonts w:ascii="Times New Roman" w:hAnsi="Times New Roman" w:cs="Times New Roman"/>
+          <w:color w:val="000000" w:themeColor="text1"/>
+          <w:sz w:val="28"/>
+          <w:szCs w:val="28"/>
+        </w:rPr>
+        <w:t>UX</w:t>
+      </w:r>
+      <w:r>
+        <w:rPr>
+          <w:rFonts w:ascii="Times New Roman" w:hAnsi="Times New Roman" w:cs="Times New Roman"/>
+          <w:color w:val="000000" w:themeColor="text1"/>
+          <w:sz w:val="28"/>
+          <w:szCs w:val="28"/>
+          <w:lang w:val="ru-RU"/>
+        </w:rPr>
+        <w:t>-текстов: объяснить функцию элемента, направить пользователя по сценарию, предупредить ошибку, помочь исправить ошибку, подтвердить действие, снизить тревогу, поддержать тон бренда. Хороший интерфейсный текст не просто «подписывает» элементы, а участвует в проектировании пользовательского опыта.</w:t>
+      </w:r>
+    </w:p>
+    <w:p>
+      <w:pPr>
+        <w:pStyle w:val="a0"/>
+        <w:rPr>
+          <w:rFonts w:ascii="Times New Roman" w:hAnsi="Times New Roman" w:cs="Times New Roman"/>
+          <w:color w:val="000000" w:themeColor="text1"/>
+          <w:sz w:val="28"/>
+          <w:szCs w:val="28"/>
+          <w:lang w:val="ru-RU"/>
+        </w:rPr>
+      </w:pPr>
+      <w:r>
+        <w:rPr>
+          <w:rFonts w:ascii="Times New Roman" w:hAnsi="Times New Roman" w:cs="Times New Roman"/>
+          <w:color w:val="000000" w:themeColor="text1"/>
+          <w:sz w:val="28"/>
+          <w:szCs w:val="28"/>
+          <w:lang w:val="ru-RU"/>
+        </w:rPr>
+        <w:t>Текст в формах должен быть особенно точным. Подпись поля должна находиться рядом с полем и ясно говорить, что нужно ввести: «</w:t>
+      </w:r>
+      <w:r>
+        <w:rPr>
+          <w:rFonts w:ascii="Times New Roman" w:hAnsi="Times New Roman" w:cs="Times New Roman"/>
+          <w:color w:val="000000" w:themeColor="text1"/>
+          <w:sz w:val="28"/>
+          <w:szCs w:val="28"/>
+        </w:rPr>
+        <w:t>Email</w:t>
+      </w:r>
+      <w:r>
+        <w:rPr>
+          <w:rFonts w:ascii="Times New Roman" w:hAnsi="Times New Roman" w:cs="Times New Roman"/>
+          <w:color w:val="000000" w:themeColor="text1"/>
+          <w:sz w:val="28"/>
+          <w:szCs w:val="28"/>
+          <w:lang w:val="ru-RU"/>
+        </w:rPr>
+        <w:t xml:space="preserve">», «Телефон», «Имя», «Дата рождения». </w:t>
+      </w:r>
+      <w:proofErr w:type="spellStart"/>
+      <w:r>
+        <w:rPr>
+          <w:rFonts w:ascii="Times New Roman" w:hAnsi="Times New Roman" w:cs="Times New Roman"/>
+          <w:color w:val="000000" w:themeColor="text1"/>
+          <w:sz w:val="28"/>
+          <w:szCs w:val="28"/>
+          <w:lang w:val="ru-RU"/>
+        </w:rPr>
+        <w:t>Плейсхолдер</w:t>
+      </w:r>
+      <w:proofErr w:type="spellEnd"/>
+      <w:r>
+        <w:rPr>
+          <w:rFonts w:ascii="Times New Roman" w:hAnsi="Times New Roman" w:cs="Times New Roman"/>
+          <w:color w:val="000000" w:themeColor="text1"/>
+          <w:sz w:val="28"/>
+          <w:szCs w:val="28"/>
+          <w:lang w:val="ru-RU"/>
+        </w:rPr>
+        <w:t xml:space="preserve"> можно использовать как </w:t>
       </w:r>
       <w:r>
         <w:rPr>
@@ -3773,54 +4345,142 @@
           <w:lang w:val="ru-RU"/>
         </w:rPr>
         <w:lastRenderedPageBreak/>
-        <w:t xml:space="preserve">подсказки, сообщения об ошибках, уведомления, пустые состояния, тексты чекбоксов, радиокнопок, форм и экранов подтверждения. Работа с такими текстами называется </w:t>
-      </w:r>
-      <w:r>
-        <w:rPr>
-          <w:rFonts w:ascii="Times New Roman" w:hAnsi="Times New Roman" w:cs="Times New Roman"/>
-          <w:color w:val="000000" w:themeColor="text1"/>
-          <w:sz w:val="28"/>
-          <w:szCs w:val="28"/>
-        </w:rPr>
-        <w:t>UX</w:t>
-      </w:r>
-      <w:r>
-        <w:rPr>
-          <w:rFonts w:ascii="Times New Roman" w:hAnsi="Times New Roman" w:cs="Times New Roman"/>
-          <w:color w:val="000000" w:themeColor="text1"/>
-          <w:sz w:val="28"/>
-          <w:szCs w:val="28"/>
-          <w:lang w:val="ru-RU"/>
-        </w:rPr>
-        <w:t xml:space="preserve">-копирайтингом или </w:t>
-      </w:r>
-      <w:r>
-        <w:rPr>
-          <w:rFonts w:ascii="Times New Roman" w:hAnsi="Times New Roman" w:cs="Times New Roman"/>
-          <w:color w:val="000000" w:themeColor="text1"/>
-          <w:sz w:val="28"/>
-          <w:szCs w:val="28"/>
-        </w:rPr>
-        <w:t>UX</w:t>
-      </w:r>
-      <w:r>
-        <w:rPr>
-          <w:rFonts w:ascii="Times New Roman" w:hAnsi="Times New Roman" w:cs="Times New Roman"/>
-          <w:color w:val="000000" w:themeColor="text1"/>
-          <w:sz w:val="28"/>
-          <w:szCs w:val="28"/>
-          <w:lang w:val="ru-RU"/>
-        </w:rPr>
-        <w:t>-</w:t>
-      </w:r>
-      <w:r>
-        <w:rPr>
-          <w:rFonts w:ascii="Times New Roman" w:hAnsi="Times New Roman" w:cs="Times New Roman"/>
-          <w:color w:val="000000" w:themeColor="text1"/>
-          <w:sz w:val="28"/>
-          <w:szCs w:val="28"/>
-        </w:rPr>
-        <w:t>writing</w:t>
+        <w:t xml:space="preserve">пример формата, но он не должен заменять подпись, потому что исчезает при вводе. Например, подпись — «Телефон», </w:t>
+      </w:r>
+      <w:proofErr w:type="spellStart"/>
+      <w:r>
+        <w:rPr>
+          <w:rFonts w:ascii="Times New Roman" w:hAnsi="Times New Roman" w:cs="Times New Roman"/>
+          <w:color w:val="000000" w:themeColor="text1"/>
+          <w:sz w:val="28"/>
+          <w:szCs w:val="28"/>
+          <w:lang w:val="ru-RU"/>
+        </w:rPr>
+        <w:t>плейсхолдер</w:t>
+      </w:r>
+      <w:proofErr w:type="spellEnd"/>
+      <w:r>
+        <w:rPr>
+          <w:rFonts w:ascii="Times New Roman" w:hAnsi="Times New Roman" w:cs="Times New Roman"/>
+          <w:color w:val="000000" w:themeColor="text1"/>
+          <w:sz w:val="28"/>
+          <w:szCs w:val="28"/>
+          <w:lang w:val="ru-RU"/>
+        </w:rPr>
+        <w:t xml:space="preserve"> — «+7 999 123-45-67».</w:t>
+      </w:r>
+    </w:p>
+    <w:p>
+      <w:pPr>
+        <w:pStyle w:val="a0"/>
+        <w:rPr>
+          <w:rFonts w:ascii="Times New Roman" w:hAnsi="Times New Roman" w:cs="Times New Roman"/>
+          <w:color w:val="000000" w:themeColor="text1"/>
+          <w:sz w:val="28"/>
+          <w:szCs w:val="28"/>
+          <w:lang w:val="ru-RU"/>
+        </w:rPr>
+      </w:pPr>
+      <w:r>
+        <w:rPr>
+          <w:rFonts w:ascii="Times New Roman" w:hAnsi="Times New Roman" w:cs="Times New Roman"/>
+          <w:color w:val="000000" w:themeColor="text1"/>
+          <w:sz w:val="28"/>
+          <w:szCs w:val="28"/>
+          <w:lang w:val="ru-RU"/>
+        </w:rPr>
+        <w:t>Текст кнопки должен обозначать действие. Лучше писать «Отправить заявку», «Сохранить изменения», «Перейти к оплате», «Скачать файл», чем «ОК», «Далее» или «Отправить», если контекст неясен. Кнопка должна соответствовать результату действия. Если пользователь нажимает «Удалить», система должна предупредить о последствиях, если действие необратимо.</w:t>
+      </w:r>
+    </w:p>
+    <w:p>
+      <w:pPr>
+        <w:pStyle w:val="a0"/>
+        <w:rPr>
+          <w:rFonts w:ascii="Times New Roman" w:hAnsi="Times New Roman" w:cs="Times New Roman"/>
+          <w:color w:val="000000" w:themeColor="text1"/>
+          <w:sz w:val="28"/>
+          <w:szCs w:val="28"/>
+          <w:lang w:val="ru-RU"/>
+        </w:rPr>
+      </w:pPr>
+      <w:r>
+        <w:rPr>
+          <w:rFonts w:ascii="Times New Roman" w:hAnsi="Times New Roman" w:cs="Times New Roman"/>
+          <w:color w:val="000000" w:themeColor="text1"/>
+          <w:sz w:val="28"/>
+          <w:szCs w:val="28"/>
+          <w:lang w:val="ru-RU"/>
+        </w:rPr>
+        <w:t>Радиокнопки используются для выбора одного варианта из нескольких. Тексты рядом с ними должны быть параллельными по структуре и понятными. Например: «Самовывоз», «Курьерская доставка», «Доставка в пункт выдачи». Чекбоксы используются для независимого выбора или согласия. Текст чекбокса должен четко объяснять, с чем пользователь соглашается или какую опцию включает.</w:t>
+      </w:r>
+    </w:p>
+    <w:p>
+      <w:pPr>
+        <w:pStyle w:val="a0"/>
+        <w:rPr>
+          <w:rFonts w:ascii="Times New Roman" w:hAnsi="Times New Roman" w:cs="Times New Roman"/>
+          <w:color w:val="000000" w:themeColor="text1"/>
+          <w:sz w:val="28"/>
+          <w:szCs w:val="28"/>
+          <w:lang w:val="ru-RU"/>
+        </w:rPr>
+      </w:pPr>
+      <w:r>
+        <w:rPr>
+          <w:rFonts w:ascii="Times New Roman" w:hAnsi="Times New Roman" w:cs="Times New Roman"/>
+          <w:color w:val="000000" w:themeColor="text1"/>
+          <w:sz w:val="28"/>
+          <w:szCs w:val="28"/>
+          <w:lang w:val="ru-RU"/>
+        </w:rPr>
+        <w:t xml:space="preserve">Поля ввода требуют подсказок и сообщений об ошибках. Ошибка должна быть конкретной и полезной. Плохой пример: «Ошибка ввода». Хороший пример: «Введите </w:t>
+      </w:r>
+      <w:r>
+        <w:rPr>
+          <w:rFonts w:ascii="Times New Roman" w:hAnsi="Times New Roman" w:cs="Times New Roman"/>
+          <w:color w:val="000000" w:themeColor="text1"/>
+          <w:sz w:val="28"/>
+          <w:szCs w:val="28"/>
+        </w:rPr>
+        <w:t>email</w:t>
+      </w:r>
+      <w:r>
+        <w:rPr>
+          <w:rFonts w:ascii="Times New Roman" w:hAnsi="Times New Roman" w:cs="Times New Roman"/>
+          <w:color w:val="000000" w:themeColor="text1"/>
+          <w:sz w:val="28"/>
+          <w:szCs w:val="28"/>
+          <w:lang w:val="ru-RU"/>
+        </w:rPr>
+        <w:t xml:space="preserve"> в формате </w:t>
+      </w:r>
+      <w:r>
+        <w:rPr>
+          <w:rFonts w:ascii="Times New Roman" w:hAnsi="Times New Roman" w:cs="Times New Roman"/>
+          <w:color w:val="000000" w:themeColor="text1"/>
+          <w:sz w:val="28"/>
+          <w:szCs w:val="28"/>
+        </w:rPr>
+        <w:t>name</w:t>
+      </w:r>
+      <w:r>
+        <w:rPr>
+          <w:rFonts w:ascii="Times New Roman" w:hAnsi="Times New Roman" w:cs="Times New Roman"/>
+          <w:color w:val="000000" w:themeColor="text1"/>
+          <w:sz w:val="28"/>
+          <w:szCs w:val="28"/>
+          <w:lang w:val="ru-RU"/>
+        </w:rPr>
+        <w:t>@</w:t>
+      </w:r>
+      <w:r>
+        <w:rPr>
+          <w:rFonts w:ascii="Times New Roman" w:hAnsi="Times New Roman" w:cs="Times New Roman"/>
+          <w:color w:val="000000" w:themeColor="text1"/>
+          <w:sz w:val="28"/>
+          <w:szCs w:val="28"/>
+        </w:rPr>
+        <w:t>example</w:t>
       </w:r>
       <w:r>
         <w:rPr>
@@ -3832,6 +4492,25 @@
         </w:rPr>
         <w:t>.</w:t>
       </w:r>
+      <w:r>
+        <w:rPr>
+          <w:rFonts w:ascii="Times New Roman" w:hAnsi="Times New Roman" w:cs="Times New Roman"/>
+          <w:color w:val="000000" w:themeColor="text1"/>
+          <w:sz w:val="28"/>
+          <w:szCs w:val="28"/>
+        </w:rPr>
+        <w:t>com</w:t>
+      </w:r>
+      <w:r>
+        <w:rPr>
+          <w:rFonts w:ascii="Times New Roman" w:hAnsi="Times New Roman" w:cs="Times New Roman"/>
+          <w:color w:val="000000" w:themeColor="text1"/>
+          <w:sz w:val="28"/>
+          <w:szCs w:val="28"/>
+          <w:lang w:val="ru-RU"/>
+        </w:rPr>
+        <w:t>». Если поле обязательно, это нужно обозначить. Если есть ограничение по длине, формату или размеру файла, лучше предупредить до ошибки.</w:t>
+      </w:r>
     </w:p>
     <w:p>
       <w:pPr>
@@ -3850,18 +4529,9 @@
           <w:color w:val="000000" w:themeColor="text1"/>
           <w:sz w:val="28"/>
           <w:szCs w:val="28"/>
-        </w:rPr>
-        <w:t>UX</w:t>
-      </w:r>
-      <w:r>
-        <w:rPr>
-          <w:rFonts w:ascii="Times New Roman" w:hAnsi="Times New Roman" w:cs="Times New Roman"/>
-          <w:color w:val="000000" w:themeColor="text1"/>
-          <w:sz w:val="28"/>
-          <w:szCs w:val="28"/>
-          <w:lang w:val="ru-RU"/>
-        </w:rPr>
-        <w:t>-копирайтинг — это создание текстов для пользовательского интерфейса, которые делают взаимодействие понятным, быстрым и предсказуемым. Его цель — снизить неопределенность. Пользователь должен понимать, что от него требуется, что произойдет после нажатия кнопки, почему возникла ошибка и как ее исправить.</w:t>
+          <w:lang w:val="ru-RU"/>
+        </w:rPr>
+        <w:t>Пустые состояния — важная часть интерфейсного текста. Если у пользователя еще нет проектов, заказов или файлов, экран не должен быть просто пустым. Текст должен объяснить ситуацию и предложить следующий шаг: «У вас пока нет проектов. Создайте первый проект, чтобы начать работу».</w:t>
       </w:r>
     </w:p>
     <w:p>
@@ -3883,297 +4553,6 @@
           <w:szCs w:val="28"/>
           <w:lang w:val="ru-RU"/>
         </w:rPr>
-        <w:t xml:space="preserve">Задачи внедрения </w:t>
-      </w:r>
-      <w:r>
-        <w:rPr>
-          <w:rFonts w:ascii="Times New Roman" w:hAnsi="Times New Roman" w:cs="Times New Roman"/>
-          <w:color w:val="000000" w:themeColor="text1"/>
-          <w:sz w:val="28"/>
-          <w:szCs w:val="28"/>
-        </w:rPr>
-        <w:t>UX</w:t>
-      </w:r>
-      <w:r>
-        <w:rPr>
-          <w:rFonts w:ascii="Times New Roman" w:hAnsi="Times New Roman" w:cs="Times New Roman"/>
-          <w:color w:val="000000" w:themeColor="text1"/>
-          <w:sz w:val="28"/>
-          <w:szCs w:val="28"/>
-          <w:lang w:val="ru-RU"/>
-        </w:rPr>
-        <w:t>-текстов: объяснить функцию элемента, направить пользователя по сценарию, предупредить ошибку, помочь исправить ошибку, подтвердить действие, снизить тревогу, поддержать тон бренда. Хороший интерфейсный текст не просто «подписывает» элементы, а участвует в проектировании пользовательского опыта.</w:t>
-      </w:r>
-    </w:p>
-    <w:p>
-      <w:pPr>
-        <w:pStyle w:val="a0"/>
-        <w:rPr>
-          <w:rFonts w:ascii="Times New Roman" w:hAnsi="Times New Roman" w:cs="Times New Roman"/>
-          <w:color w:val="000000" w:themeColor="text1"/>
-          <w:sz w:val="28"/>
-          <w:szCs w:val="28"/>
-          <w:lang w:val="ru-RU"/>
-        </w:rPr>
-      </w:pPr>
-      <w:r>
-        <w:rPr>
-          <w:rFonts w:ascii="Times New Roman" w:hAnsi="Times New Roman" w:cs="Times New Roman"/>
-          <w:color w:val="000000" w:themeColor="text1"/>
-          <w:sz w:val="28"/>
-          <w:szCs w:val="28"/>
-          <w:lang w:val="ru-RU"/>
-        </w:rPr>
-        <w:t>Текст в формах должен быть особенно точным. Подпись поля должна находиться рядом с полем и ясно говорить, что нужно ввести: «</w:t>
-      </w:r>
-      <w:r>
-        <w:rPr>
-          <w:rFonts w:ascii="Times New Roman" w:hAnsi="Times New Roman" w:cs="Times New Roman"/>
-          <w:color w:val="000000" w:themeColor="text1"/>
-          <w:sz w:val="28"/>
-          <w:szCs w:val="28"/>
-        </w:rPr>
-        <w:t>Email</w:t>
-      </w:r>
-      <w:r>
-        <w:rPr>
-          <w:rFonts w:ascii="Times New Roman" w:hAnsi="Times New Roman" w:cs="Times New Roman"/>
-          <w:color w:val="000000" w:themeColor="text1"/>
-          <w:sz w:val="28"/>
-          <w:szCs w:val="28"/>
-          <w:lang w:val="ru-RU"/>
-        </w:rPr>
-        <w:t xml:space="preserve">», «Телефон», «Имя», «Дата рождения». </w:t>
-      </w:r>
-      <w:proofErr w:type="spellStart"/>
-      <w:r>
-        <w:rPr>
-          <w:rFonts w:ascii="Times New Roman" w:hAnsi="Times New Roman" w:cs="Times New Roman"/>
-          <w:color w:val="000000" w:themeColor="text1"/>
-          <w:sz w:val="28"/>
-          <w:szCs w:val="28"/>
-          <w:lang w:val="ru-RU"/>
-        </w:rPr>
-        <w:t>Плейсхолдер</w:t>
-      </w:r>
-      <w:proofErr w:type="spellEnd"/>
-      <w:r>
-        <w:rPr>
-          <w:rFonts w:ascii="Times New Roman" w:hAnsi="Times New Roman" w:cs="Times New Roman"/>
-          <w:color w:val="000000" w:themeColor="text1"/>
-          <w:sz w:val="28"/>
-          <w:szCs w:val="28"/>
-          <w:lang w:val="ru-RU"/>
-        </w:rPr>
-        <w:t xml:space="preserve"> можно использовать как пример формата, но он не должен заменять подпись, потому что исчезает при вводе. Например, подпись — «Телефон», </w:t>
-      </w:r>
-      <w:proofErr w:type="spellStart"/>
-      <w:r>
-        <w:rPr>
-          <w:rFonts w:ascii="Times New Roman" w:hAnsi="Times New Roman" w:cs="Times New Roman"/>
-          <w:color w:val="000000" w:themeColor="text1"/>
-          <w:sz w:val="28"/>
-          <w:szCs w:val="28"/>
-          <w:lang w:val="ru-RU"/>
-        </w:rPr>
-        <w:t>плейсхолдер</w:t>
-      </w:r>
-      <w:proofErr w:type="spellEnd"/>
-      <w:r>
-        <w:rPr>
-          <w:rFonts w:ascii="Times New Roman" w:hAnsi="Times New Roman" w:cs="Times New Roman"/>
-          <w:color w:val="000000" w:themeColor="text1"/>
-          <w:sz w:val="28"/>
-          <w:szCs w:val="28"/>
-          <w:lang w:val="ru-RU"/>
-        </w:rPr>
-        <w:t xml:space="preserve"> — «+7 999 123-45-67».</w:t>
-      </w:r>
-    </w:p>
-    <w:p>
-      <w:pPr>
-        <w:pStyle w:val="a0"/>
-        <w:rPr>
-          <w:rFonts w:ascii="Times New Roman" w:hAnsi="Times New Roman" w:cs="Times New Roman"/>
-          <w:color w:val="000000" w:themeColor="text1"/>
-          <w:sz w:val="28"/>
-          <w:szCs w:val="28"/>
-          <w:lang w:val="ru-RU"/>
-        </w:rPr>
-      </w:pPr>
-      <w:r>
-        <w:rPr>
-          <w:rFonts w:ascii="Times New Roman" w:hAnsi="Times New Roman" w:cs="Times New Roman"/>
-          <w:color w:val="000000" w:themeColor="text1"/>
-          <w:sz w:val="28"/>
-          <w:szCs w:val="28"/>
-          <w:lang w:val="ru-RU"/>
-        </w:rPr>
-        <w:t>Текст кнопки должен обозначать действие. Лучше писать «Отправить заявку», «Сохранить изменения», «Перейти к оплате», «Скачать файл», чем «ОК», «Далее» или «Отправить», если контекст неясен. Кнопка должна соответствовать результату действия. Если пользователь нажимает «Удалить», система должна предупредить о последствиях, если действие необратимо.</w:t>
-      </w:r>
-    </w:p>
-    <w:p>
-      <w:pPr>
-        <w:pStyle w:val="a0"/>
-        <w:rPr>
-          <w:rFonts w:ascii="Times New Roman" w:hAnsi="Times New Roman" w:cs="Times New Roman"/>
-          <w:color w:val="000000" w:themeColor="text1"/>
-          <w:sz w:val="28"/>
-          <w:szCs w:val="28"/>
-          <w:lang w:val="ru-RU"/>
-        </w:rPr>
-      </w:pPr>
-      <w:r>
-        <w:rPr>
-          <w:rFonts w:ascii="Times New Roman" w:hAnsi="Times New Roman" w:cs="Times New Roman"/>
-          <w:color w:val="000000" w:themeColor="text1"/>
-          <w:sz w:val="28"/>
-          <w:szCs w:val="28"/>
-          <w:lang w:val="ru-RU"/>
-        </w:rPr>
-        <w:t>Радиокнопки используются для выбора одного варианта из нескольких. Тексты рядом с ними должны быть параллельными по структуре и понятными. Например: «Самовывоз», «Курьерская доставка», «Доставка в пункт выдачи». Чекбоксы используются для независимого выбора или согласия. Текст чекбокса должен четко объяснять, с чем пользователь соглашается или какую опцию включает.</w:t>
-      </w:r>
-    </w:p>
-    <w:p>
-      <w:pPr>
-        <w:pStyle w:val="a0"/>
-        <w:rPr>
-          <w:rFonts w:ascii="Times New Roman" w:hAnsi="Times New Roman" w:cs="Times New Roman"/>
-          <w:color w:val="000000" w:themeColor="text1"/>
-          <w:sz w:val="28"/>
-          <w:szCs w:val="28"/>
-          <w:lang w:val="ru-RU"/>
-        </w:rPr>
-      </w:pPr>
-      <w:r>
-        <w:rPr>
-          <w:rFonts w:ascii="Times New Roman" w:hAnsi="Times New Roman" w:cs="Times New Roman"/>
-          <w:color w:val="000000" w:themeColor="text1"/>
-          <w:sz w:val="28"/>
-          <w:szCs w:val="28"/>
-          <w:lang w:val="ru-RU"/>
-        </w:rPr>
-        <w:t xml:space="preserve">Поля ввода требуют подсказок и сообщений об ошибках. Ошибка должна быть конкретной и полезной. Плохой пример: «Ошибка ввода». Хороший пример: «Введите </w:t>
-      </w:r>
-      <w:r>
-        <w:rPr>
-          <w:rFonts w:ascii="Times New Roman" w:hAnsi="Times New Roman" w:cs="Times New Roman"/>
-          <w:color w:val="000000" w:themeColor="text1"/>
-          <w:sz w:val="28"/>
-          <w:szCs w:val="28"/>
-        </w:rPr>
-        <w:t>email</w:t>
-      </w:r>
-      <w:r>
-        <w:rPr>
-          <w:rFonts w:ascii="Times New Roman" w:hAnsi="Times New Roman" w:cs="Times New Roman"/>
-          <w:color w:val="000000" w:themeColor="text1"/>
-          <w:sz w:val="28"/>
-          <w:szCs w:val="28"/>
-          <w:lang w:val="ru-RU"/>
-        </w:rPr>
-        <w:t xml:space="preserve"> в формате </w:t>
-      </w:r>
-      <w:r>
-        <w:rPr>
-          <w:rFonts w:ascii="Times New Roman" w:hAnsi="Times New Roman" w:cs="Times New Roman"/>
-          <w:color w:val="000000" w:themeColor="text1"/>
-          <w:sz w:val="28"/>
-          <w:szCs w:val="28"/>
-        </w:rPr>
-        <w:t>name</w:t>
-      </w:r>
-      <w:r>
-        <w:rPr>
-          <w:rFonts w:ascii="Times New Roman" w:hAnsi="Times New Roman" w:cs="Times New Roman"/>
-          <w:color w:val="000000" w:themeColor="text1"/>
-          <w:sz w:val="28"/>
-          <w:szCs w:val="28"/>
-          <w:lang w:val="ru-RU"/>
-        </w:rPr>
-        <w:t>@</w:t>
-      </w:r>
-      <w:r>
-        <w:rPr>
-          <w:rFonts w:ascii="Times New Roman" w:hAnsi="Times New Roman" w:cs="Times New Roman"/>
-          <w:color w:val="000000" w:themeColor="text1"/>
-          <w:sz w:val="28"/>
-          <w:szCs w:val="28"/>
-        </w:rPr>
-        <w:t>example</w:t>
-      </w:r>
-      <w:r>
-        <w:rPr>
-          <w:rFonts w:ascii="Times New Roman" w:hAnsi="Times New Roman" w:cs="Times New Roman"/>
-          <w:color w:val="000000" w:themeColor="text1"/>
-          <w:sz w:val="28"/>
-          <w:szCs w:val="28"/>
-          <w:lang w:val="ru-RU"/>
-        </w:rPr>
-        <w:t>.</w:t>
-      </w:r>
-      <w:r>
-        <w:rPr>
-          <w:rFonts w:ascii="Times New Roman" w:hAnsi="Times New Roman" w:cs="Times New Roman"/>
-          <w:color w:val="000000" w:themeColor="text1"/>
-          <w:sz w:val="28"/>
-          <w:szCs w:val="28"/>
-        </w:rPr>
-        <w:t>com</w:t>
-      </w:r>
-      <w:r>
-        <w:rPr>
-          <w:rFonts w:ascii="Times New Roman" w:hAnsi="Times New Roman" w:cs="Times New Roman"/>
-          <w:color w:val="000000" w:themeColor="text1"/>
-          <w:sz w:val="28"/>
-          <w:szCs w:val="28"/>
-          <w:lang w:val="ru-RU"/>
-        </w:rPr>
-        <w:t>». Если поле обязательно, это нужно обозначить. Если есть ограничение по длине, формату или размеру файла, лучше предупредить до ошибки.</w:t>
-      </w:r>
-    </w:p>
-    <w:p>
-      <w:pPr>
-        <w:pStyle w:val="a0"/>
-        <w:rPr>
-          <w:rFonts w:ascii="Times New Roman" w:hAnsi="Times New Roman" w:cs="Times New Roman"/>
-          <w:color w:val="000000" w:themeColor="text1"/>
-          <w:sz w:val="28"/>
-          <w:szCs w:val="28"/>
-          <w:lang w:val="ru-RU"/>
-        </w:rPr>
-      </w:pPr>
-      <w:r>
-        <w:rPr>
-          <w:rFonts w:ascii="Times New Roman" w:hAnsi="Times New Roman" w:cs="Times New Roman"/>
-          <w:color w:val="000000" w:themeColor="text1"/>
-          <w:sz w:val="28"/>
-          <w:szCs w:val="28"/>
-          <w:lang w:val="ru-RU"/>
-        </w:rPr>
-        <w:t>Пустые состояния — важная часть интерфейсного текста. Если у пользователя еще нет проектов, заказов или файлов, экран не должен быть просто пустым. Текст должен объяснить ситуацию и предложить следующий шаг: «У вас пока нет проектов. Создайте первый проект, чтобы начать работу».</w:t>
-      </w:r>
-    </w:p>
-    <w:p>
-      <w:pPr>
-        <w:pStyle w:val="a0"/>
-        <w:rPr>
-          <w:rFonts w:ascii="Times New Roman" w:hAnsi="Times New Roman" w:cs="Times New Roman"/>
-          <w:color w:val="000000" w:themeColor="text1"/>
-          <w:sz w:val="28"/>
-          <w:szCs w:val="28"/>
-          <w:lang w:val="ru-RU"/>
-        </w:rPr>
-      </w:pPr>
-      <w:r>
-        <w:rPr>
-          <w:rFonts w:ascii="Times New Roman" w:hAnsi="Times New Roman" w:cs="Times New Roman"/>
-          <w:color w:val="000000" w:themeColor="text1"/>
-          <w:sz w:val="28"/>
-          <w:szCs w:val="28"/>
-          <w:lang w:val="ru-RU"/>
-        </w:rPr>
-        <w:lastRenderedPageBreak/>
         <w:t xml:space="preserve">Итог: </w:t>
       </w:r>
       <w:r>
@@ -4212,18 +4591,8 @@
           <w:szCs w:val="28"/>
           <w:highlight w:val="yellow"/>
         </w:rPr>
-        <w:t xml:space="preserve">10. Контент-стратегия. Отличия от контент-плана и </w:t>
-      </w:r>
-      <w:proofErr w:type="gramStart"/>
-      <w:r>
-        <w:rPr>
-          <w:rFonts w:cs="Times New Roman"/>
-          <w:szCs w:val="28"/>
-          <w:highlight w:val="yellow"/>
-        </w:rPr>
-        <w:t>медиа-стратегии</w:t>
-      </w:r>
-      <w:proofErr w:type="gramEnd"/>
+        <w:t>10. Контент-стратегия. Отличия от контент-плана и медиа-стратегии</w:t>
+      </w:r>
     </w:p>
     <w:p>
       <w:pPr>
@@ -4236,49 +4605,15 @@
           <w:lang w:val="ru-RU"/>
         </w:rPr>
       </w:pPr>
-      <w:proofErr w:type="gramStart"/>
-      <w:r>
-        <w:rPr>
-          <w:rFonts w:ascii="Times New Roman" w:hAnsi="Times New Roman" w:cs="Times New Roman"/>
-          <w:color w:val="000000" w:themeColor="text1"/>
-          <w:sz w:val="28"/>
-          <w:szCs w:val="28"/>
-          <w:lang w:val="ru-RU"/>
-        </w:rPr>
-        <w:t>Медиа-стратегия</w:t>
-      </w:r>
-      <w:proofErr w:type="gramEnd"/>
-      <w:r>
-        <w:rPr>
-          <w:rFonts w:ascii="Times New Roman" w:hAnsi="Times New Roman" w:cs="Times New Roman"/>
-          <w:color w:val="000000" w:themeColor="text1"/>
-          <w:sz w:val="28"/>
-          <w:szCs w:val="28"/>
-          <w:lang w:val="ru-RU"/>
-        </w:rPr>
-        <w:t xml:space="preserve">, контент-стратегия и контент-план связаны между собой, но относятся к разным уровням планирования. Их часто путают, поэтому важно различать масштаб: </w:t>
-      </w:r>
-      <w:proofErr w:type="gramStart"/>
-      <w:r>
-        <w:rPr>
-          <w:rFonts w:ascii="Times New Roman" w:hAnsi="Times New Roman" w:cs="Times New Roman"/>
-          <w:color w:val="000000" w:themeColor="text1"/>
-          <w:sz w:val="28"/>
-          <w:szCs w:val="28"/>
-          <w:lang w:val="ru-RU"/>
-        </w:rPr>
-        <w:t>медиа-стратегия</w:t>
-      </w:r>
-      <w:proofErr w:type="gramEnd"/>
-      <w:r>
-        <w:rPr>
-          <w:rFonts w:ascii="Times New Roman" w:hAnsi="Times New Roman" w:cs="Times New Roman"/>
-          <w:color w:val="000000" w:themeColor="text1"/>
-          <w:sz w:val="28"/>
-          <w:szCs w:val="28"/>
-          <w:lang w:val="ru-RU"/>
-        </w:rPr>
-        <w:t xml:space="preserve"> отвечает за коммуникацию и каналы, контент-стратегия — за смысл и систему контента, контент-план — за конкретный календарь публикаций.</w:t>
+      <w:r>
+        <w:rPr>
+          <w:rFonts w:ascii="Times New Roman" w:hAnsi="Times New Roman" w:cs="Times New Roman"/>
+          <w:color w:val="000000" w:themeColor="text1"/>
+          <w:sz w:val="28"/>
+          <w:szCs w:val="28"/>
+          <w:lang w:val="ru-RU"/>
+        </w:rPr>
+        <w:t>Медиа-стратегия, контент-стратегия и контент-план связаны между собой, но относятся к разным уровням планирования. Их часто путают, поэтому важно различать масштаб: медиа-стратегия отвечает за коммуникацию и каналы, контент-стратегия — за смысл и систему контента, контент-план — за конкретный календарь публикаций.</w:t>
       </w:r>
     </w:p>
     <w:p>
@@ -4292,49 +4627,15 @@
           <w:lang w:val="ru-RU"/>
         </w:rPr>
       </w:pPr>
-      <w:proofErr w:type="gramStart"/>
-      <w:r>
-        <w:rPr>
-          <w:rFonts w:ascii="Times New Roman" w:hAnsi="Times New Roman" w:cs="Times New Roman"/>
-          <w:color w:val="000000" w:themeColor="text1"/>
-          <w:sz w:val="28"/>
-          <w:szCs w:val="28"/>
-          <w:lang w:val="ru-RU"/>
-        </w:rPr>
-        <w:t>Медиа-стратегия</w:t>
-      </w:r>
-      <w:proofErr w:type="gramEnd"/>
-      <w:r>
-        <w:rPr>
-          <w:rFonts w:ascii="Times New Roman" w:hAnsi="Times New Roman" w:cs="Times New Roman"/>
-          <w:color w:val="000000" w:themeColor="text1"/>
-          <w:sz w:val="28"/>
-          <w:szCs w:val="28"/>
-          <w:lang w:val="ru-RU"/>
-        </w:rPr>
-        <w:t xml:space="preserve"> — это общий план продвижения и коммуникации бренда, проекта или ресурса в медийной среде. Она определяет, через какие каналы и площадки организация будет общаться с аудиторией: сайт, социальные сети, рассылки, СМИ, блогеры, реклама, поисковые системы, мероприятия, партнерские публикации. </w:t>
-      </w:r>
-      <w:proofErr w:type="gramStart"/>
-      <w:r>
-        <w:rPr>
-          <w:rFonts w:ascii="Times New Roman" w:hAnsi="Times New Roman" w:cs="Times New Roman"/>
-          <w:color w:val="000000" w:themeColor="text1"/>
-          <w:sz w:val="28"/>
-          <w:szCs w:val="28"/>
-          <w:lang w:val="ru-RU"/>
-        </w:rPr>
-        <w:t>Медиа-стратегия</w:t>
-      </w:r>
-      <w:proofErr w:type="gramEnd"/>
-      <w:r>
-        <w:rPr>
-          <w:rFonts w:ascii="Times New Roman" w:hAnsi="Times New Roman" w:cs="Times New Roman"/>
-          <w:color w:val="000000" w:themeColor="text1"/>
-          <w:sz w:val="28"/>
-          <w:szCs w:val="28"/>
-          <w:lang w:val="ru-RU"/>
-        </w:rPr>
-        <w:t xml:space="preserve"> отвечает на вопрос: как донести сообщение до аудитории и с каким охватом.</w:t>
+      <w:r>
+        <w:rPr>
+          <w:rFonts w:ascii="Times New Roman" w:hAnsi="Times New Roman" w:cs="Times New Roman"/>
+          <w:color w:val="000000" w:themeColor="text1"/>
+          <w:sz w:val="28"/>
+          <w:szCs w:val="28"/>
+          <w:lang w:val="ru-RU"/>
+        </w:rPr>
+        <w:t>Медиа-стратегия — это общий план продвижения и коммуникации бренда, проекта или ресурса в медийной среде. Она определяет, через какие каналы и площадки организация будет общаться с аудиторией: сайт, социальные сети, рассылки, СМИ, блогеры, реклама, поисковые системы, мероприятия, партнерские публикации. Медиа-стратегия отвечает на вопрос: как донести сообщение до аудитории и с каким охватом.</w:t>
       </w:r>
     </w:p>
     <w:p>
@@ -4356,6 +4657,7 @@
           <w:szCs w:val="28"/>
           <w:lang w:val="ru-RU"/>
         </w:rPr>
+        <w:lastRenderedPageBreak/>
         <w:t xml:space="preserve">Контент-стратегия — это система решений о том, какой контент создается, для кого, зачем, в каком стиле, с какими рубриками, форматами и правилами. Она связывает цели проекта с потребностями аудитории. Контент-стратегия отвечает на вопросы: какие темы раскрывать, какие форматы использовать, какой </w:t>
       </w:r>
       <w:r>
@@ -4457,29 +4759,7 @@
           <w:szCs w:val="28"/>
           <w:lang w:val="ru-RU"/>
         </w:rPr>
-        <w:t xml:space="preserve">Отличие можно сформулировать так: </w:t>
-      </w:r>
-      <w:proofErr w:type="gramStart"/>
-      <w:r>
-        <w:rPr>
-          <w:rFonts w:ascii="Times New Roman" w:hAnsi="Times New Roman" w:cs="Times New Roman"/>
-          <w:color w:val="000000" w:themeColor="text1"/>
-          <w:sz w:val="28"/>
-          <w:szCs w:val="28"/>
-          <w:lang w:val="ru-RU"/>
-        </w:rPr>
-        <w:t>медиа-стратегия</w:t>
-      </w:r>
-      <w:proofErr w:type="gramEnd"/>
-      <w:r>
-        <w:rPr>
-          <w:rFonts w:ascii="Times New Roman" w:hAnsi="Times New Roman" w:cs="Times New Roman"/>
-          <w:color w:val="000000" w:themeColor="text1"/>
-          <w:sz w:val="28"/>
-          <w:szCs w:val="28"/>
-          <w:lang w:val="ru-RU"/>
-        </w:rPr>
-        <w:t xml:space="preserve"> — про каналы и коммуникационную систему; контент-стратегия — про смысл, темы, форматы и принципы; контент-план — про календарь и производство конкретных материалов. Все три уровня должны быть согласованы.</w:t>
+        <w:t>Отличие можно сформулировать так: медиа-стратегия — про каналы и коммуникационную систему; контент-стратегия — про смысл, темы, форматы и принципы; контент-план — про календарь и производство конкретных материалов. Все три уровня должны быть согласованы.</w:t>
       </w:r>
     </w:p>
     <w:p>
@@ -4561,7 +4841,6 @@
           <w:szCs w:val="28"/>
           <w:lang w:val="ru-RU"/>
         </w:rPr>
-        <w:lastRenderedPageBreak/>
         <w:t>Контент-план должен быть реалистичным. Он не должен включать больше материалов, чем команда способна качественно создать. Лучше публиковать меньше, но системно и с понятной целью. План также должен учитывать сезонность, инфоповоды, кампании, образовательные циклы и повторное использование контента.</w:t>
       </w:r>
     </w:p>
@@ -4584,29 +4863,7 @@
           <w:szCs w:val="28"/>
           <w:lang w:val="ru-RU"/>
         </w:rPr>
-        <w:t xml:space="preserve">Итог: </w:t>
-      </w:r>
-      <w:proofErr w:type="gramStart"/>
-      <w:r>
-        <w:rPr>
-          <w:rFonts w:ascii="Times New Roman" w:hAnsi="Times New Roman" w:cs="Times New Roman"/>
-          <w:color w:val="000000" w:themeColor="text1"/>
-          <w:sz w:val="28"/>
-          <w:szCs w:val="28"/>
-          <w:lang w:val="ru-RU"/>
-        </w:rPr>
-        <w:t>медиа-стратегия</w:t>
-      </w:r>
-      <w:proofErr w:type="gramEnd"/>
-      <w:r>
-        <w:rPr>
-          <w:rFonts w:ascii="Times New Roman" w:hAnsi="Times New Roman" w:cs="Times New Roman"/>
-          <w:color w:val="000000" w:themeColor="text1"/>
-          <w:sz w:val="28"/>
-          <w:szCs w:val="28"/>
-          <w:lang w:val="ru-RU"/>
-        </w:rPr>
-        <w:t xml:space="preserve"> определяет каналы, контент-стратегия — содержание и принципы, контент-план — расписание конкретных публикаций. Контент-план без стратегии превращается в хаотичный календарь, а стратегия без плана не реализуется.</w:t>
+        <w:t>Итог: медиа-стратегия определяет каналы, контент-стратегия — содержание и принципы, контент-план — расписание конкретных публикаций. Контент-план без стратегии превращается в хаотичный календарь, а стратегия без плана не реализуется.</w:t>
       </w:r>
     </w:p>
     <w:p>
@@ -4691,6 +4948,7 @@
           <w:szCs w:val="28"/>
           <w:lang w:val="ru-RU"/>
         </w:rPr>
+        <w:lastRenderedPageBreak/>
         <w:t>Этап исследования в дизайн-проектировании обычно включает сбор информации, анализ конкурентов, анализ целевой аудитории, изучение контекста использования, формулирование проблем, создание выводов и проектных гипотез. На этом этапе дизайнер или команда не рисует финальный макет, а выясняет, что именно нужно проектировать и почему.</w:t>
       </w:r>
     </w:p>
@@ -4899,8 +5157,184 @@
           <w:szCs w:val="28"/>
           <w:lang w:val="ru-RU"/>
         </w:rPr>
-        <w:t xml:space="preserve">Целевая аудитория — это группа людей, для которых создается продукт, ресурс или коммуникация. Ее нельзя описывать только возрастом и полом. Важнее </w:t>
-      </w:r>
+        <w:t>Целевая аудитория — это группа людей, для которых создается продукт, ресурс или коммуникация. Ее нельзя описывать только возрастом и полом. Важнее понимать потребности, мотивацию, поведение, уровень знаний, критерии выбора и барьеры. Сегментация делит аудиторию на группы с разными задачами. Например, у образовательного проекта могут быть новички, продолжающие специалисты, родители абитуриентов, работодатели.</w:t>
+      </w:r>
+    </w:p>
+    <w:p>
+      <w:pPr>
+        <w:pStyle w:val="a0"/>
+        <w:rPr>
+          <w:rFonts w:ascii="Times New Roman" w:hAnsi="Times New Roman" w:cs="Times New Roman"/>
+          <w:color w:val="000000" w:themeColor="text1"/>
+          <w:sz w:val="28"/>
+          <w:szCs w:val="28"/>
+          <w:lang w:val="ru-RU"/>
+        </w:rPr>
+      </w:pPr>
+      <w:r>
+        <w:rPr>
+          <w:rFonts w:ascii="Times New Roman" w:hAnsi="Times New Roman" w:cs="Times New Roman"/>
+          <w:color w:val="000000" w:themeColor="text1"/>
+          <w:sz w:val="28"/>
+          <w:szCs w:val="28"/>
+          <w:lang w:val="ru-RU"/>
+        </w:rPr>
+        <w:t xml:space="preserve">Характеристики ЦА делятся на демографические, </w:t>
+      </w:r>
+      <w:proofErr w:type="spellStart"/>
+      <w:r>
+        <w:rPr>
+          <w:rFonts w:ascii="Times New Roman" w:hAnsi="Times New Roman" w:cs="Times New Roman"/>
+          <w:color w:val="000000" w:themeColor="text1"/>
+          <w:sz w:val="28"/>
+          <w:szCs w:val="28"/>
+          <w:lang w:val="ru-RU"/>
+        </w:rPr>
+        <w:t>психографические</w:t>
+      </w:r>
+      <w:proofErr w:type="spellEnd"/>
+      <w:r>
+        <w:rPr>
+          <w:rFonts w:ascii="Times New Roman" w:hAnsi="Times New Roman" w:cs="Times New Roman"/>
+          <w:color w:val="000000" w:themeColor="text1"/>
+          <w:sz w:val="28"/>
+          <w:szCs w:val="28"/>
+          <w:lang w:val="ru-RU"/>
+        </w:rPr>
+        <w:t xml:space="preserve"> и поведенческие. Демографические — возраст, пол, город, образование, доход, семейное положение. </w:t>
+      </w:r>
+      <w:proofErr w:type="spellStart"/>
+      <w:r>
+        <w:rPr>
+          <w:rFonts w:ascii="Times New Roman" w:hAnsi="Times New Roman" w:cs="Times New Roman"/>
+          <w:color w:val="000000" w:themeColor="text1"/>
+          <w:sz w:val="28"/>
+          <w:szCs w:val="28"/>
+          <w:lang w:val="ru-RU"/>
+        </w:rPr>
+        <w:t>Психографические</w:t>
+      </w:r>
+      <w:proofErr w:type="spellEnd"/>
+      <w:r>
+        <w:rPr>
+          <w:rFonts w:ascii="Times New Roman" w:hAnsi="Times New Roman" w:cs="Times New Roman"/>
+          <w:color w:val="000000" w:themeColor="text1"/>
+          <w:sz w:val="28"/>
+          <w:szCs w:val="28"/>
+          <w:lang w:val="ru-RU"/>
+        </w:rPr>
+        <w:t xml:space="preserve"> — ценности, интересы, образ жизни, мотивация, страхи, установки. Поведенческие — как человек ищет информацию, какие каналы использует, как принимает решение, как часто покупает, что мешает действию.</w:t>
+      </w:r>
+    </w:p>
+    <w:p>
+      <w:pPr>
+        <w:pStyle w:val="a0"/>
+        <w:rPr>
+          <w:rFonts w:ascii="Times New Roman" w:hAnsi="Times New Roman" w:cs="Times New Roman"/>
+          <w:color w:val="000000" w:themeColor="text1"/>
+          <w:sz w:val="28"/>
+          <w:szCs w:val="28"/>
+          <w:lang w:val="ru-RU"/>
+        </w:rPr>
+      </w:pPr>
+      <w:r>
+        <w:rPr>
+          <w:rFonts w:ascii="Times New Roman" w:hAnsi="Times New Roman" w:cs="Times New Roman"/>
+          <w:color w:val="000000" w:themeColor="text1"/>
+          <w:sz w:val="28"/>
+          <w:szCs w:val="28"/>
+          <w:lang w:val="ru-RU"/>
+        </w:rPr>
+        <w:t xml:space="preserve">Методы анализа аудитории: интервью, опросы, анкетирование, наблюдение, анализ веб-аналитики, анализ социальных сетей, изучение отзывов, анализ поисковых запросов, карты пользовательского пути, персонажи, </w:t>
+      </w:r>
+      <w:r>
+        <w:rPr>
+          <w:rFonts w:ascii="Times New Roman" w:hAnsi="Times New Roman" w:cs="Times New Roman"/>
+          <w:color w:val="000000" w:themeColor="text1"/>
+          <w:sz w:val="28"/>
+          <w:szCs w:val="28"/>
+        </w:rPr>
+        <w:t>Jobs</w:t>
+      </w:r>
+      <w:r>
+        <w:rPr>
+          <w:rFonts w:ascii="Times New Roman" w:hAnsi="Times New Roman" w:cs="Times New Roman"/>
+          <w:color w:val="000000" w:themeColor="text1"/>
+          <w:sz w:val="28"/>
+          <w:szCs w:val="28"/>
+          <w:lang w:val="ru-RU"/>
+        </w:rPr>
+        <w:t xml:space="preserve"> </w:t>
+      </w:r>
+      <w:r>
+        <w:rPr>
+          <w:rFonts w:ascii="Times New Roman" w:hAnsi="Times New Roman" w:cs="Times New Roman"/>
+          <w:color w:val="000000" w:themeColor="text1"/>
+          <w:sz w:val="28"/>
+          <w:szCs w:val="28"/>
+        </w:rPr>
+        <w:t>To</w:t>
+      </w:r>
+      <w:r>
+        <w:rPr>
+          <w:rFonts w:ascii="Times New Roman" w:hAnsi="Times New Roman" w:cs="Times New Roman"/>
+          <w:color w:val="000000" w:themeColor="text1"/>
+          <w:sz w:val="28"/>
+          <w:szCs w:val="28"/>
+          <w:lang w:val="ru-RU"/>
+        </w:rPr>
+        <w:t xml:space="preserve"> </w:t>
+      </w:r>
+      <w:r>
+        <w:rPr>
+          <w:rFonts w:ascii="Times New Roman" w:hAnsi="Times New Roman" w:cs="Times New Roman"/>
+          <w:color w:val="000000" w:themeColor="text1"/>
+          <w:sz w:val="28"/>
+          <w:szCs w:val="28"/>
+        </w:rPr>
+        <w:t>Be</w:t>
+      </w:r>
+      <w:r>
+        <w:rPr>
+          <w:rFonts w:ascii="Times New Roman" w:hAnsi="Times New Roman" w:cs="Times New Roman"/>
+          <w:color w:val="000000" w:themeColor="text1"/>
+          <w:sz w:val="28"/>
+          <w:szCs w:val="28"/>
+          <w:lang w:val="ru-RU"/>
+        </w:rPr>
+        <w:t xml:space="preserve"> </w:t>
+      </w:r>
+      <w:r>
+        <w:rPr>
+          <w:rFonts w:ascii="Times New Roman" w:hAnsi="Times New Roman" w:cs="Times New Roman"/>
+          <w:color w:val="000000" w:themeColor="text1"/>
+          <w:sz w:val="28"/>
+          <w:szCs w:val="28"/>
+        </w:rPr>
+        <w:t>Done</w:t>
+      </w:r>
+      <w:r>
+        <w:rPr>
+          <w:rFonts w:ascii="Times New Roman" w:hAnsi="Times New Roman" w:cs="Times New Roman"/>
+          <w:color w:val="000000" w:themeColor="text1"/>
+          <w:sz w:val="28"/>
+          <w:szCs w:val="28"/>
+          <w:lang w:val="ru-RU"/>
+        </w:rPr>
+        <w:t>. Интервью дают глубину, опросы позволяют проверить гипотезы количественно, аналитика показывает реальное поведение, отзывы показывают язык аудитории и типичные проблемы.</w:t>
+      </w:r>
+    </w:p>
+    <w:p>
+      <w:pPr>
+        <w:pStyle w:val="a0"/>
+        <w:rPr>
+          <w:rFonts w:ascii="Times New Roman" w:hAnsi="Times New Roman" w:cs="Times New Roman"/>
+          <w:color w:val="000000" w:themeColor="text1"/>
+          <w:sz w:val="28"/>
+          <w:szCs w:val="28"/>
+          <w:lang w:val="ru-RU"/>
+        </w:rPr>
+      </w:pPr>
       <w:r>
         <w:rPr>
           <w:rFonts w:ascii="Times New Roman" w:hAnsi="Times New Roman" w:cs="Times New Roman"/>
@@ -4910,192 +5344,6 @@
           <w:lang w:val="ru-RU"/>
         </w:rPr>
         <w:lastRenderedPageBreak/>
-        <w:t>понимать потребности, мотивацию, поведение, уровень знаний, критерии выбора и барьеры. Сегментация делит аудиторию на группы с разными задачами. Например, у образовательного проекта могут быть новички, продолжающие специалисты, родители абитуриентов, работодатели.</w:t>
-      </w:r>
-    </w:p>
-    <w:p>
-      <w:pPr>
-        <w:pStyle w:val="a0"/>
-        <w:rPr>
-          <w:rFonts w:ascii="Times New Roman" w:hAnsi="Times New Roman" w:cs="Times New Roman"/>
-          <w:color w:val="000000" w:themeColor="text1"/>
-          <w:sz w:val="28"/>
-          <w:szCs w:val="28"/>
-          <w:lang w:val="ru-RU"/>
-        </w:rPr>
-      </w:pPr>
-      <w:r>
-        <w:rPr>
-          <w:rFonts w:ascii="Times New Roman" w:hAnsi="Times New Roman" w:cs="Times New Roman"/>
-          <w:color w:val="000000" w:themeColor="text1"/>
-          <w:sz w:val="28"/>
-          <w:szCs w:val="28"/>
-          <w:lang w:val="ru-RU"/>
-        </w:rPr>
-        <w:t xml:space="preserve">Характеристики ЦА делятся на демографические, </w:t>
-      </w:r>
-      <w:proofErr w:type="spellStart"/>
-      <w:r>
-        <w:rPr>
-          <w:rFonts w:ascii="Times New Roman" w:hAnsi="Times New Roman" w:cs="Times New Roman"/>
-          <w:color w:val="000000" w:themeColor="text1"/>
-          <w:sz w:val="28"/>
-          <w:szCs w:val="28"/>
-          <w:lang w:val="ru-RU"/>
-        </w:rPr>
-        <w:t>психографические</w:t>
-      </w:r>
-      <w:proofErr w:type="spellEnd"/>
-      <w:r>
-        <w:rPr>
-          <w:rFonts w:ascii="Times New Roman" w:hAnsi="Times New Roman" w:cs="Times New Roman"/>
-          <w:color w:val="000000" w:themeColor="text1"/>
-          <w:sz w:val="28"/>
-          <w:szCs w:val="28"/>
-          <w:lang w:val="ru-RU"/>
-        </w:rPr>
-        <w:t xml:space="preserve"> и поведенческие. Демографические — возраст, пол, город, образование, доход, семейное положение. </w:t>
-      </w:r>
-      <w:proofErr w:type="spellStart"/>
-      <w:r>
-        <w:rPr>
-          <w:rFonts w:ascii="Times New Roman" w:hAnsi="Times New Roman" w:cs="Times New Roman"/>
-          <w:color w:val="000000" w:themeColor="text1"/>
-          <w:sz w:val="28"/>
-          <w:szCs w:val="28"/>
-          <w:lang w:val="ru-RU"/>
-        </w:rPr>
-        <w:t>Психографические</w:t>
-      </w:r>
-      <w:proofErr w:type="spellEnd"/>
-      <w:r>
-        <w:rPr>
-          <w:rFonts w:ascii="Times New Roman" w:hAnsi="Times New Roman" w:cs="Times New Roman"/>
-          <w:color w:val="000000" w:themeColor="text1"/>
-          <w:sz w:val="28"/>
-          <w:szCs w:val="28"/>
-          <w:lang w:val="ru-RU"/>
-        </w:rPr>
-        <w:t xml:space="preserve"> — ценности, интересы, образ жизни, мотивация, страхи, установки. Поведенческие — как человек ищет информацию, какие каналы использует, как принимает решение, как часто покупает, что мешает действию.</w:t>
-      </w:r>
-    </w:p>
-    <w:p>
-      <w:pPr>
-        <w:pStyle w:val="a0"/>
-        <w:rPr>
-          <w:rFonts w:ascii="Times New Roman" w:hAnsi="Times New Roman" w:cs="Times New Roman"/>
-          <w:color w:val="000000" w:themeColor="text1"/>
-          <w:sz w:val="28"/>
-          <w:szCs w:val="28"/>
-          <w:lang w:val="ru-RU"/>
-        </w:rPr>
-      </w:pPr>
-      <w:r>
-        <w:rPr>
-          <w:rFonts w:ascii="Times New Roman" w:hAnsi="Times New Roman" w:cs="Times New Roman"/>
-          <w:color w:val="000000" w:themeColor="text1"/>
-          <w:sz w:val="28"/>
-          <w:szCs w:val="28"/>
-          <w:lang w:val="ru-RU"/>
-        </w:rPr>
-        <w:t xml:space="preserve">Методы анализа аудитории: интервью, опросы, анкетирование, наблюдение, анализ веб-аналитики, анализ социальных сетей, изучение отзывов, анализ поисковых запросов, карты пользовательского пути, персонажи, </w:t>
-      </w:r>
-      <w:r>
-        <w:rPr>
-          <w:rFonts w:ascii="Times New Roman" w:hAnsi="Times New Roman" w:cs="Times New Roman"/>
-          <w:color w:val="000000" w:themeColor="text1"/>
-          <w:sz w:val="28"/>
-          <w:szCs w:val="28"/>
-        </w:rPr>
-        <w:t>Jobs</w:t>
-      </w:r>
-      <w:r>
-        <w:rPr>
-          <w:rFonts w:ascii="Times New Roman" w:hAnsi="Times New Roman" w:cs="Times New Roman"/>
-          <w:color w:val="000000" w:themeColor="text1"/>
-          <w:sz w:val="28"/>
-          <w:szCs w:val="28"/>
-          <w:lang w:val="ru-RU"/>
-        </w:rPr>
-        <w:t xml:space="preserve"> </w:t>
-      </w:r>
-      <w:r>
-        <w:rPr>
-          <w:rFonts w:ascii="Times New Roman" w:hAnsi="Times New Roman" w:cs="Times New Roman"/>
-          <w:color w:val="000000" w:themeColor="text1"/>
-          <w:sz w:val="28"/>
-          <w:szCs w:val="28"/>
-        </w:rPr>
-        <w:t>To</w:t>
-      </w:r>
-      <w:r>
-        <w:rPr>
-          <w:rFonts w:ascii="Times New Roman" w:hAnsi="Times New Roman" w:cs="Times New Roman"/>
-          <w:color w:val="000000" w:themeColor="text1"/>
-          <w:sz w:val="28"/>
-          <w:szCs w:val="28"/>
-          <w:lang w:val="ru-RU"/>
-        </w:rPr>
-        <w:t xml:space="preserve"> </w:t>
-      </w:r>
-      <w:r>
-        <w:rPr>
-          <w:rFonts w:ascii="Times New Roman" w:hAnsi="Times New Roman" w:cs="Times New Roman"/>
-          <w:color w:val="000000" w:themeColor="text1"/>
-          <w:sz w:val="28"/>
-          <w:szCs w:val="28"/>
-        </w:rPr>
-        <w:t>Be</w:t>
-      </w:r>
-      <w:r>
-        <w:rPr>
-          <w:rFonts w:ascii="Times New Roman" w:hAnsi="Times New Roman" w:cs="Times New Roman"/>
-          <w:color w:val="000000" w:themeColor="text1"/>
-          <w:sz w:val="28"/>
-          <w:szCs w:val="28"/>
-          <w:lang w:val="ru-RU"/>
-        </w:rPr>
-        <w:t xml:space="preserve"> </w:t>
-      </w:r>
-      <w:r>
-        <w:rPr>
-          <w:rFonts w:ascii="Times New Roman" w:hAnsi="Times New Roman" w:cs="Times New Roman"/>
-          <w:color w:val="000000" w:themeColor="text1"/>
-          <w:sz w:val="28"/>
-          <w:szCs w:val="28"/>
-        </w:rPr>
-        <w:t>Done</w:t>
-      </w:r>
-      <w:r>
-        <w:rPr>
-          <w:rFonts w:ascii="Times New Roman" w:hAnsi="Times New Roman" w:cs="Times New Roman"/>
-          <w:color w:val="000000" w:themeColor="text1"/>
-          <w:sz w:val="28"/>
-          <w:szCs w:val="28"/>
-          <w:lang w:val="ru-RU"/>
-        </w:rPr>
-        <w:t>. Интервью дают глубину, опросы позволяют проверить гипотезы количественно, аналитика показывает реальное поведение, отзывы показывают язык аудитории и типичные проблемы.</w:t>
-      </w:r>
-    </w:p>
-    <w:p>
-      <w:pPr>
-        <w:pStyle w:val="a0"/>
-        <w:rPr>
-          <w:rFonts w:ascii="Times New Roman" w:hAnsi="Times New Roman" w:cs="Times New Roman"/>
-          <w:color w:val="000000" w:themeColor="text1"/>
-          <w:sz w:val="28"/>
-          <w:szCs w:val="28"/>
-          <w:lang w:val="ru-RU"/>
-        </w:rPr>
-      </w:pPr>
-      <w:r>
-        <w:rPr>
-          <w:rFonts w:ascii="Times New Roman" w:hAnsi="Times New Roman" w:cs="Times New Roman"/>
-          <w:color w:val="000000" w:themeColor="text1"/>
-          <w:sz w:val="28"/>
-          <w:szCs w:val="28"/>
-          <w:lang w:val="ru-RU"/>
-        </w:rPr>
         <w:t>Методы сбора информации могут быть первичными и вторичными. Первичные — интервью, опросы, наблюдения, тестирования, собственная аналитика. Вторичные — отчеты, исследования рынка, открытая статистика, публикации, сайты конкурентов, обзоры, рейтинги, комментарии, поисковые данные. Надежнее сочетать несколько методов, потому что один источник может искажать картину.</w:t>
       </w:r>
     </w:p>
@@ -5203,8 +5451,149 @@
           <w:szCs w:val="28"/>
           <w:lang w:val="ru-RU"/>
         </w:rPr>
-        <w:t xml:space="preserve">, интерактивный, игровой, пользовательский, смешанный. Текстовый контент — статьи, новости, описания, инструкции, посты, интерфейсные тексты. Графический — иллюстрации, иконки, схемы, баннеры. Видео — ролики, интервью, обзоры, лекции. Аудио — подкасты, </w:t>
-      </w:r>
+        <w:t xml:space="preserve">, интерактивный, игровой, пользовательский, смешанный. Текстовый контент — статьи, новости, описания, инструкции, посты, интерфейсные тексты. Графический — иллюстрации, иконки, схемы, баннеры. Видео — ролики, интервью, обзоры, лекции. Аудио — подкасты, аудиогиды, голосовые инструкции. Интерактивный — </w:t>
+      </w:r>
+      <w:proofErr w:type="spellStart"/>
+      <w:r>
+        <w:rPr>
+          <w:rFonts w:ascii="Times New Roman" w:hAnsi="Times New Roman" w:cs="Times New Roman"/>
+          <w:color w:val="000000" w:themeColor="text1"/>
+          <w:sz w:val="28"/>
+          <w:szCs w:val="28"/>
+          <w:lang w:val="ru-RU"/>
+        </w:rPr>
+        <w:t>квизы</w:t>
+      </w:r>
+      <w:proofErr w:type="spellEnd"/>
+      <w:r>
+        <w:rPr>
+          <w:rFonts w:ascii="Times New Roman" w:hAnsi="Times New Roman" w:cs="Times New Roman"/>
+          <w:color w:val="000000" w:themeColor="text1"/>
+          <w:sz w:val="28"/>
+          <w:szCs w:val="28"/>
+          <w:lang w:val="ru-RU"/>
+        </w:rPr>
+        <w:t>, тесты, калькуляторы, карты, конфигураторы.</w:t>
+      </w:r>
+    </w:p>
+    <w:p>
+      <w:pPr>
+        <w:pStyle w:val="a0"/>
+        <w:rPr>
+          <w:rFonts w:ascii="Times New Roman" w:hAnsi="Times New Roman" w:cs="Times New Roman"/>
+          <w:color w:val="000000" w:themeColor="text1"/>
+          <w:sz w:val="28"/>
+          <w:szCs w:val="28"/>
+          <w:lang w:val="ru-RU"/>
+        </w:rPr>
+      </w:pPr>
+      <w:r>
+        <w:rPr>
+          <w:rFonts w:ascii="Times New Roman" w:hAnsi="Times New Roman" w:cs="Times New Roman"/>
+          <w:color w:val="000000" w:themeColor="text1"/>
+          <w:sz w:val="28"/>
+          <w:szCs w:val="28"/>
+          <w:lang w:val="ru-RU"/>
+        </w:rPr>
+        <w:t>По методу создания контент может быть авторским, редакционным, пользовательским, агрегированным, сгенерированным, кураторским. Авторский создается конкретным автором или командой. Редакционный проходит отбор и редактирование. Пользовательский создается аудиторией: отзывы, комментарии, фото, посты. Агрегированный собирает материалы из разных источников. Кураторский отбирает и объясняет чужие материалы с добавленной ценностью.</w:t>
+      </w:r>
+    </w:p>
+    <w:p>
+      <w:pPr>
+        <w:pStyle w:val="a0"/>
+        <w:rPr>
+          <w:rFonts w:ascii="Times New Roman" w:hAnsi="Times New Roman" w:cs="Times New Roman"/>
+          <w:color w:val="000000" w:themeColor="text1"/>
+          <w:sz w:val="28"/>
+          <w:szCs w:val="28"/>
+          <w:lang w:val="ru-RU"/>
+        </w:rPr>
+      </w:pPr>
+      <w:r>
+        <w:rPr>
+          <w:rFonts w:ascii="Times New Roman" w:hAnsi="Times New Roman" w:cs="Times New Roman"/>
+          <w:color w:val="000000" w:themeColor="text1"/>
+          <w:sz w:val="28"/>
+          <w:szCs w:val="28"/>
+          <w:lang w:val="ru-RU"/>
+        </w:rPr>
+        <w:t xml:space="preserve">По цели контент делится на информационный, продающий, развлекательный, вовлекающий, обучающий, имиджевый, сервисный. Информационный контент сообщает факты, новости, инструкции, справочную информацию. Его задача — дать пользователю ответ. Примеры: новость, справка, инструкция, </w:t>
+      </w:r>
+      <w:r>
+        <w:rPr>
+          <w:rFonts w:ascii="Times New Roman" w:hAnsi="Times New Roman" w:cs="Times New Roman"/>
+          <w:color w:val="000000" w:themeColor="text1"/>
+          <w:sz w:val="28"/>
+          <w:szCs w:val="28"/>
+        </w:rPr>
+        <w:t>FAQ</w:t>
+      </w:r>
+      <w:r>
+        <w:rPr>
+          <w:rFonts w:ascii="Times New Roman" w:hAnsi="Times New Roman" w:cs="Times New Roman"/>
+          <w:color w:val="000000" w:themeColor="text1"/>
+          <w:sz w:val="28"/>
+          <w:szCs w:val="28"/>
+          <w:lang w:val="ru-RU"/>
+        </w:rPr>
+        <w:t>.</w:t>
+      </w:r>
+    </w:p>
+    <w:p>
+      <w:pPr>
+        <w:pStyle w:val="a0"/>
+        <w:rPr>
+          <w:rFonts w:ascii="Times New Roman" w:hAnsi="Times New Roman" w:cs="Times New Roman"/>
+          <w:color w:val="000000" w:themeColor="text1"/>
+          <w:sz w:val="28"/>
+          <w:szCs w:val="28"/>
+          <w:lang w:val="ru-RU"/>
+        </w:rPr>
+      </w:pPr>
+      <w:r>
+        <w:rPr>
+          <w:rFonts w:ascii="Times New Roman" w:hAnsi="Times New Roman" w:cs="Times New Roman"/>
+          <w:color w:val="000000" w:themeColor="text1"/>
+          <w:sz w:val="28"/>
+          <w:szCs w:val="28"/>
+          <w:lang w:val="ru-RU"/>
+        </w:rPr>
+        <w:t xml:space="preserve">Продающий контент мотивирует к покупке или заявке. Он объясняет ценность продукта, преимущества, условия, цену, доказательства, отзывы, кейсы. Примеры: </w:t>
+      </w:r>
+      <w:proofErr w:type="spellStart"/>
+      <w:r>
+        <w:rPr>
+          <w:rFonts w:ascii="Times New Roman" w:hAnsi="Times New Roman" w:cs="Times New Roman"/>
+          <w:color w:val="000000" w:themeColor="text1"/>
+          <w:sz w:val="28"/>
+          <w:szCs w:val="28"/>
+          <w:lang w:val="ru-RU"/>
+        </w:rPr>
+        <w:t>лендинг</w:t>
+      </w:r>
+      <w:proofErr w:type="spellEnd"/>
+      <w:r>
+        <w:rPr>
+          <w:rFonts w:ascii="Times New Roman" w:hAnsi="Times New Roman" w:cs="Times New Roman"/>
+          <w:color w:val="000000" w:themeColor="text1"/>
+          <w:sz w:val="28"/>
+          <w:szCs w:val="28"/>
+          <w:lang w:val="ru-RU"/>
+        </w:rPr>
+        <w:t>, карточка товара, коммерческое предложение, промо-пост, рассылка с предложением.</w:t>
+      </w:r>
+    </w:p>
+    <w:p>
+      <w:pPr>
+        <w:pStyle w:val="a0"/>
+        <w:rPr>
+          <w:rFonts w:ascii="Times New Roman" w:hAnsi="Times New Roman" w:cs="Times New Roman"/>
+          <w:color w:val="000000" w:themeColor="text1"/>
+          <w:sz w:val="28"/>
+          <w:szCs w:val="28"/>
+          <w:lang w:val="ru-RU"/>
+        </w:rPr>
+      </w:pPr>
       <w:r>
         <w:rPr>
           <w:rFonts w:ascii="Times New Roman" w:hAnsi="Times New Roman" w:cs="Times New Roman"/>
@@ -5214,29 +5603,7 @@
           <w:lang w:val="ru-RU"/>
         </w:rPr>
         <w:lastRenderedPageBreak/>
-        <w:t xml:space="preserve">аудиогиды, голосовые инструкции. Интерактивный — </w:t>
-      </w:r>
-      <w:proofErr w:type="spellStart"/>
-      <w:r>
-        <w:rPr>
-          <w:rFonts w:ascii="Times New Roman" w:hAnsi="Times New Roman" w:cs="Times New Roman"/>
-          <w:color w:val="000000" w:themeColor="text1"/>
-          <w:sz w:val="28"/>
-          <w:szCs w:val="28"/>
-          <w:lang w:val="ru-RU"/>
-        </w:rPr>
-        <w:t>квизы</w:t>
-      </w:r>
-      <w:proofErr w:type="spellEnd"/>
-      <w:r>
-        <w:rPr>
-          <w:rFonts w:ascii="Times New Roman" w:hAnsi="Times New Roman" w:cs="Times New Roman"/>
-          <w:color w:val="000000" w:themeColor="text1"/>
-          <w:sz w:val="28"/>
-          <w:szCs w:val="28"/>
-          <w:lang w:val="ru-RU"/>
-        </w:rPr>
-        <w:t>, тесты, калькуляторы, карты, конфигураторы.</w:t>
+        <w:t>Развлекательный контент дает эмоции и удерживает внимание. Его задача — отдых, интерес, юмор, впечатление. Примеры: мем, короткое видео, подборка, игра, интерактивная история. Такой контент часто используется в социальных сетях для повышения охвата и лояльности.</w:t>
       </w:r>
     </w:p>
     <w:p>
@@ -5258,7 +5625,29 @@
           <w:szCs w:val="28"/>
           <w:lang w:val="ru-RU"/>
         </w:rPr>
-        <w:t>По методу создания контент может быть авторским, редакционным, пользовательским, агрегированным, сгенерированным, кураторским. Авторский создается конкретным автором или командой. Редакционный проходит отбор и редактирование. Пользовательский создается аудиторией: отзывы, комментарии, фото, посты. Агрегированный собирает материалы из разных источников. Кураторский отбирает и объясняет чужие материалы с добавленной ценностью.</w:t>
+        <w:t xml:space="preserve">Вовлекающий контент стимулирует участие аудитории. Примеры: опрос, </w:t>
+      </w:r>
+      <w:proofErr w:type="spellStart"/>
+      <w:r>
+        <w:rPr>
+          <w:rFonts w:ascii="Times New Roman" w:hAnsi="Times New Roman" w:cs="Times New Roman"/>
+          <w:color w:val="000000" w:themeColor="text1"/>
+          <w:sz w:val="28"/>
+          <w:szCs w:val="28"/>
+          <w:lang w:val="ru-RU"/>
+        </w:rPr>
+        <w:t>квиз</w:t>
+      </w:r>
+      <w:proofErr w:type="spellEnd"/>
+      <w:r>
+        <w:rPr>
+          <w:rFonts w:ascii="Times New Roman" w:hAnsi="Times New Roman" w:cs="Times New Roman"/>
+          <w:color w:val="000000" w:themeColor="text1"/>
+          <w:sz w:val="28"/>
+          <w:szCs w:val="28"/>
+          <w:lang w:val="ru-RU"/>
+        </w:rPr>
+        <w:t>, челлендж, конкурс, комментарий, голосование, вопрос к аудитории, интерактивная карта. Его задача — не только показать информацию, но и вызвать действие пользователя.</w:t>
       </w:r>
     </w:p>
     <w:p>
@@ -5280,26 +5669,7 @@
           <w:szCs w:val="28"/>
           <w:lang w:val="ru-RU"/>
         </w:rPr>
-        <w:t xml:space="preserve">По цели контент делится на информационный, продающий, развлекательный, вовлекающий, обучающий, имиджевый, сервисный. Информационный контент сообщает факты, новости, инструкции, справочную информацию. Его задача — дать пользователю ответ. Примеры: новость, справка, инструкция, </w:t>
-      </w:r>
-      <w:r>
-        <w:rPr>
-          <w:rFonts w:ascii="Times New Roman" w:hAnsi="Times New Roman" w:cs="Times New Roman"/>
-          <w:color w:val="000000" w:themeColor="text1"/>
-          <w:sz w:val="28"/>
-          <w:szCs w:val="28"/>
-        </w:rPr>
-        <w:t>FAQ</w:t>
-      </w:r>
-      <w:r>
-        <w:rPr>
-          <w:rFonts w:ascii="Times New Roman" w:hAnsi="Times New Roman" w:cs="Times New Roman"/>
-          <w:color w:val="000000" w:themeColor="text1"/>
-          <w:sz w:val="28"/>
-          <w:szCs w:val="28"/>
-          <w:lang w:val="ru-RU"/>
-        </w:rPr>
-        <w:t>.</w:t>
+        <w:t>Обучающий контент формирует знания или навыки. Примеры: урок, гайд, чек-лист, вебинар, тест, схема, тренажер, практическое задание. Такой контент должен быть структурированным, понятным и проверяемым.</w:t>
       </w:r>
     </w:p>
     <w:p>
@@ -5321,29 +5691,26 @@
           <w:szCs w:val="28"/>
           <w:lang w:val="ru-RU"/>
         </w:rPr>
-        <w:t xml:space="preserve">Продающий контент мотивирует к покупке или заявке. Он объясняет ценность продукта, преимущества, условия, цену, доказательства, отзывы, кейсы. Примеры: </w:t>
-      </w:r>
-      <w:proofErr w:type="spellStart"/>
-      <w:r>
-        <w:rPr>
-          <w:rFonts w:ascii="Times New Roman" w:hAnsi="Times New Roman" w:cs="Times New Roman"/>
-          <w:color w:val="000000" w:themeColor="text1"/>
-          <w:sz w:val="28"/>
-          <w:szCs w:val="28"/>
-          <w:lang w:val="ru-RU"/>
-        </w:rPr>
-        <w:t>лендинг</w:t>
-      </w:r>
-      <w:proofErr w:type="spellEnd"/>
-      <w:r>
-        <w:rPr>
-          <w:rFonts w:ascii="Times New Roman" w:hAnsi="Times New Roman" w:cs="Times New Roman"/>
-          <w:color w:val="000000" w:themeColor="text1"/>
-          <w:sz w:val="28"/>
-          <w:szCs w:val="28"/>
-          <w:lang w:val="ru-RU"/>
-        </w:rPr>
-        <w:t>, карточка товара, коммерческое предложение, промо-пост, рассылка с предложением.</w:t>
+        <w:t xml:space="preserve">Имиджевый контент формирует образ бренда или проекта. Примеры: история компании, миссия, интервью с командой, кейс, закулисье, ценностный манифест. Сервисный контент помогает использовать продукт: подсказки, инструкции, уведомления, </w:t>
+      </w:r>
+      <w:r>
+        <w:rPr>
+          <w:rFonts w:ascii="Times New Roman" w:hAnsi="Times New Roman" w:cs="Times New Roman"/>
+          <w:color w:val="000000" w:themeColor="text1"/>
+          <w:sz w:val="28"/>
+          <w:szCs w:val="28"/>
+        </w:rPr>
+        <w:t>onboarding</w:t>
+      </w:r>
+      <w:r>
+        <w:rPr>
+          <w:rFonts w:ascii="Times New Roman" w:hAnsi="Times New Roman" w:cs="Times New Roman"/>
+          <w:color w:val="000000" w:themeColor="text1"/>
+          <w:sz w:val="28"/>
+          <w:szCs w:val="28"/>
+          <w:lang w:val="ru-RU"/>
+        </w:rPr>
+        <w:t>, база знаний.</w:t>
       </w:r>
     </w:p>
     <w:p>
@@ -5365,7 +5732,29 @@
           <w:szCs w:val="28"/>
           <w:lang w:val="ru-RU"/>
         </w:rPr>
-        <w:t>Развлекательный контент дает эмоции и удерживает внимание. Его задача — отдых, интерес, юмор, впечатление. Примеры: мем, короткое видео, подборка, игра, интерактивная история. Такой контент часто используется в социальных сетях для повышения охвата и лояльности.</w:t>
+        <w:t xml:space="preserve">По представлению контент может быть линейным и нелинейным. Линейный читается или просматривается последовательно: статья, видео, подкаст. Нелинейный позволяет выбирать путь: интерактивная карта, база знаний, каталог, </w:t>
+      </w:r>
+      <w:proofErr w:type="spellStart"/>
+      <w:r>
+        <w:rPr>
+          <w:rFonts w:ascii="Times New Roman" w:hAnsi="Times New Roman" w:cs="Times New Roman"/>
+          <w:color w:val="000000" w:themeColor="text1"/>
+          <w:sz w:val="28"/>
+          <w:szCs w:val="28"/>
+          <w:lang w:val="ru-RU"/>
+        </w:rPr>
+        <w:t>квиз</w:t>
+      </w:r>
+      <w:proofErr w:type="spellEnd"/>
+      <w:r>
+        <w:rPr>
+          <w:rFonts w:ascii="Times New Roman" w:hAnsi="Times New Roman" w:cs="Times New Roman"/>
+          <w:color w:val="000000" w:themeColor="text1"/>
+          <w:sz w:val="28"/>
+          <w:szCs w:val="28"/>
+          <w:lang w:val="ru-RU"/>
+        </w:rPr>
+        <w:t>. В цифровых ресурсах часто используется смешанная модель.</w:t>
       </w:r>
     </w:p>
     <w:p>
@@ -5387,158 +5776,6 @@
           <w:szCs w:val="28"/>
           <w:lang w:val="ru-RU"/>
         </w:rPr>
-        <w:t xml:space="preserve">Вовлекающий контент стимулирует участие аудитории. Примеры: опрос, </w:t>
-      </w:r>
-      <w:proofErr w:type="spellStart"/>
-      <w:r>
-        <w:rPr>
-          <w:rFonts w:ascii="Times New Roman" w:hAnsi="Times New Roman" w:cs="Times New Roman"/>
-          <w:color w:val="000000" w:themeColor="text1"/>
-          <w:sz w:val="28"/>
-          <w:szCs w:val="28"/>
-          <w:lang w:val="ru-RU"/>
-        </w:rPr>
-        <w:t>квиз</w:t>
-      </w:r>
-      <w:proofErr w:type="spellEnd"/>
-      <w:r>
-        <w:rPr>
-          <w:rFonts w:ascii="Times New Roman" w:hAnsi="Times New Roman" w:cs="Times New Roman"/>
-          <w:color w:val="000000" w:themeColor="text1"/>
-          <w:sz w:val="28"/>
-          <w:szCs w:val="28"/>
-          <w:lang w:val="ru-RU"/>
-        </w:rPr>
-        <w:t>, челлендж, конкурс, комментарий, голосование, вопрос к аудитории, интерактивная карта. Его задача — не только показать информацию, но и вызвать действие пользователя.</w:t>
-      </w:r>
-    </w:p>
-    <w:p>
-      <w:pPr>
-        <w:pStyle w:val="a0"/>
-        <w:rPr>
-          <w:rFonts w:ascii="Times New Roman" w:hAnsi="Times New Roman" w:cs="Times New Roman"/>
-          <w:color w:val="000000" w:themeColor="text1"/>
-          <w:sz w:val="28"/>
-          <w:szCs w:val="28"/>
-          <w:lang w:val="ru-RU"/>
-        </w:rPr>
-      </w:pPr>
-      <w:r>
-        <w:rPr>
-          <w:rFonts w:ascii="Times New Roman" w:hAnsi="Times New Roman" w:cs="Times New Roman"/>
-          <w:color w:val="000000" w:themeColor="text1"/>
-          <w:sz w:val="28"/>
-          <w:szCs w:val="28"/>
-          <w:lang w:val="ru-RU"/>
-        </w:rPr>
-        <w:t>Обучающий контент формирует знания или навыки. Примеры: урок, гайд, чек-лист, вебинар, тест, схема, тренажер, практическое задание. Такой контент должен быть структурированным, понятным и проверяемым.</w:t>
-      </w:r>
-    </w:p>
-    <w:p>
-      <w:pPr>
-        <w:pStyle w:val="a0"/>
-        <w:rPr>
-          <w:rFonts w:ascii="Times New Roman" w:hAnsi="Times New Roman" w:cs="Times New Roman"/>
-          <w:color w:val="000000" w:themeColor="text1"/>
-          <w:sz w:val="28"/>
-          <w:szCs w:val="28"/>
-          <w:lang w:val="ru-RU"/>
-        </w:rPr>
-      </w:pPr>
-      <w:r>
-        <w:rPr>
-          <w:rFonts w:ascii="Times New Roman" w:hAnsi="Times New Roman" w:cs="Times New Roman"/>
-          <w:color w:val="000000" w:themeColor="text1"/>
-          <w:sz w:val="28"/>
-          <w:szCs w:val="28"/>
-          <w:lang w:val="ru-RU"/>
-        </w:rPr>
-        <w:t xml:space="preserve">Имиджевый контент формирует образ бренда или проекта. Примеры: история компании, миссия, интервью с командой, кейс, закулисье, ценностный манифест. Сервисный контент помогает использовать продукт: подсказки, инструкции, уведомления, </w:t>
-      </w:r>
-      <w:r>
-        <w:rPr>
-          <w:rFonts w:ascii="Times New Roman" w:hAnsi="Times New Roman" w:cs="Times New Roman"/>
-          <w:color w:val="000000" w:themeColor="text1"/>
-          <w:sz w:val="28"/>
-          <w:szCs w:val="28"/>
-        </w:rPr>
-        <w:t>onboarding</w:t>
-      </w:r>
-      <w:r>
-        <w:rPr>
-          <w:rFonts w:ascii="Times New Roman" w:hAnsi="Times New Roman" w:cs="Times New Roman"/>
-          <w:color w:val="000000" w:themeColor="text1"/>
-          <w:sz w:val="28"/>
-          <w:szCs w:val="28"/>
-          <w:lang w:val="ru-RU"/>
-        </w:rPr>
-        <w:t>, база знаний.</w:t>
-      </w:r>
-    </w:p>
-    <w:p>
-      <w:pPr>
-        <w:pStyle w:val="a0"/>
-        <w:rPr>
-          <w:rFonts w:ascii="Times New Roman" w:hAnsi="Times New Roman" w:cs="Times New Roman"/>
-          <w:color w:val="000000" w:themeColor="text1"/>
-          <w:sz w:val="28"/>
-          <w:szCs w:val="28"/>
-          <w:lang w:val="ru-RU"/>
-        </w:rPr>
-      </w:pPr>
-      <w:r>
-        <w:rPr>
-          <w:rFonts w:ascii="Times New Roman" w:hAnsi="Times New Roman" w:cs="Times New Roman"/>
-          <w:color w:val="000000" w:themeColor="text1"/>
-          <w:sz w:val="28"/>
-          <w:szCs w:val="28"/>
-          <w:lang w:val="ru-RU"/>
-        </w:rPr>
-        <w:t xml:space="preserve">По представлению контент может быть линейным и нелинейным. Линейный читается или просматривается последовательно: статья, видео, подкаст. Нелинейный позволяет выбирать путь: интерактивная карта, база знаний, каталог, </w:t>
-      </w:r>
-      <w:proofErr w:type="spellStart"/>
-      <w:r>
-        <w:rPr>
-          <w:rFonts w:ascii="Times New Roman" w:hAnsi="Times New Roman" w:cs="Times New Roman"/>
-          <w:color w:val="000000" w:themeColor="text1"/>
-          <w:sz w:val="28"/>
-          <w:szCs w:val="28"/>
-          <w:lang w:val="ru-RU"/>
-        </w:rPr>
-        <w:t>квиз</w:t>
-      </w:r>
-      <w:proofErr w:type="spellEnd"/>
-      <w:r>
-        <w:rPr>
-          <w:rFonts w:ascii="Times New Roman" w:hAnsi="Times New Roman" w:cs="Times New Roman"/>
-          <w:color w:val="000000" w:themeColor="text1"/>
-          <w:sz w:val="28"/>
-          <w:szCs w:val="28"/>
-          <w:lang w:val="ru-RU"/>
-        </w:rPr>
-        <w:t>. В цифровых ресурсах часто используется смешанная модель.</w:t>
-      </w:r>
-    </w:p>
-    <w:p>
-      <w:pPr>
-        <w:pStyle w:val="a0"/>
-        <w:rPr>
-          <w:rFonts w:ascii="Times New Roman" w:hAnsi="Times New Roman" w:cs="Times New Roman"/>
-          <w:color w:val="000000" w:themeColor="text1"/>
-          <w:sz w:val="28"/>
-          <w:szCs w:val="28"/>
-          <w:lang w:val="ru-RU"/>
-        </w:rPr>
-      </w:pPr>
-      <w:r>
-        <w:rPr>
-          <w:rFonts w:ascii="Times New Roman" w:hAnsi="Times New Roman" w:cs="Times New Roman"/>
-          <w:color w:val="000000" w:themeColor="text1"/>
-          <w:sz w:val="28"/>
-          <w:szCs w:val="28"/>
-          <w:lang w:val="ru-RU"/>
-        </w:rPr>
-        <w:lastRenderedPageBreak/>
         <w:t>Итог: контент классифицируется по формату, способу создания, цели и способу представления. Выбор типа и формата зависит от задачи: информировать, продать, развлечь, вовлечь, обучить или помочь пользователю.</w:t>
       </w:r>
     </w:p>
@@ -5570,25 +5807,7 @@
           <w:szCs w:val="28"/>
           <w:highlight w:val="yellow"/>
         </w:rPr>
-        <w:t xml:space="preserve">13. </w:t>
-      </w:r>
-      <w:proofErr w:type="gramStart"/>
-      <w:r>
-        <w:rPr>
-          <w:rFonts w:cs="Times New Roman"/>
-          <w:szCs w:val="28"/>
-          <w:highlight w:val="yellow"/>
-        </w:rPr>
-        <w:t>Медиа-контент</w:t>
-      </w:r>
-      <w:proofErr w:type="gramEnd"/>
-      <w:r>
-        <w:rPr>
-          <w:rFonts w:cs="Times New Roman"/>
-          <w:szCs w:val="28"/>
-          <w:highlight w:val="yellow"/>
-        </w:rPr>
-        <w:t xml:space="preserve"> тестовых цифровых ресурсов. Интерактивный контент. Игры</w:t>
+        <w:t>13. Медиа-контент тестовых цифровых ресурсов. Интерактивный контент. Игры</w:t>
       </w:r>
     </w:p>
     <w:p>
@@ -5602,27 +5821,15 @@
           <w:lang w:val="ru-RU"/>
         </w:rPr>
       </w:pPr>
-      <w:proofErr w:type="gramStart"/>
-      <w:r>
-        <w:rPr>
-          <w:rFonts w:ascii="Times New Roman" w:hAnsi="Times New Roman" w:cs="Times New Roman"/>
-          <w:color w:val="000000" w:themeColor="text1"/>
-          <w:sz w:val="28"/>
-          <w:szCs w:val="28"/>
-          <w:lang w:val="ru-RU"/>
-        </w:rPr>
-        <w:t>Медиа-контент</w:t>
-      </w:r>
-      <w:proofErr w:type="gramEnd"/>
-      <w:r>
-        <w:rPr>
-          <w:rFonts w:ascii="Times New Roman" w:hAnsi="Times New Roman" w:cs="Times New Roman"/>
-          <w:color w:val="000000" w:themeColor="text1"/>
-          <w:sz w:val="28"/>
-          <w:szCs w:val="28"/>
-          <w:lang w:val="ru-RU"/>
-        </w:rPr>
-        <w:t xml:space="preserve"> цифровых ресурсов — это контент, который использует разные </w:t>
+      <w:r>
+        <w:rPr>
+          <w:rFonts w:ascii="Times New Roman" w:hAnsi="Times New Roman" w:cs="Times New Roman"/>
+          <w:color w:val="000000" w:themeColor="text1"/>
+          <w:sz w:val="28"/>
+          <w:szCs w:val="28"/>
+          <w:lang w:val="ru-RU"/>
+        </w:rPr>
+        <w:t xml:space="preserve">Медиа-контент цифровых ресурсов — это контент, который использует разные </w:t>
       </w:r>
       <w:proofErr w:type="spellStart"/>
       <w:r>
@@ -5644,29 +5851,7 @@
           <w:szCs w:val="28"/>
           <w:lang w:val="ru-RU"/>
         </w:rPr>
-        <w:t xml:space="preserve">: текст, изображение, видео, аудио, анимацию, инфографику, интерактивные элементы и игровые механики. В тестовых цифровых ресурсах </w:t>
-      </w:r>
-      <w:proofErr w:type="gramStart"/>
-      <w:r>
-        <w:rPr>
-          <w:rFonts w:ascii="Times New Roman" w:hAnsi="Times New Roman" w:cs="Times New Roman"/>
-          <w:color w:val="000000" w:themeColor="text1"/>
-          <w:sz w:val="28"/>
-          <w:szCs w:val="28"/>
-          <w:lang w:val="ru-RU"/>
-        </w:rPr>
-        <w:t>медиа-контент</w:t>
-      </w:r>
-      <w:proofErr w:type="gramEnd"/>
-      <w:r>
-        <w:rPr>
-          <w:rFonts w:ascii="Times New Roman" w:hAnsi="Times New Roman" w:cs="Times New Roman"/>
-          <w:color w:val="000000" w:themeColor="text1"/>
-          <w:sz w:val="28"/>
-          <w:szCs w:val="28"/>
-          <w:lang w:val="ru-RU"/>
-        </w:rPr>
-        <w:t xml:space="preserve"> помогает не только показать информацию, но и проверить знания, собрать ответы, дать обратную связь и вовлечь пользователя.</w:t>
+        <w:t>: текст, изображение, видео, аудио, анимацию, инфографику, интерактивные элементы и игровые механики. В тестовых цифровых ресурсах медиа-контент помогает не только показать информацию, но и проверить знания, собрать ответы, дать обратную связь и вовлечь пользователя.</w:t>
       </w:r>
     </w:p>
     <w:p>
@@ -5732,29 +5917,8 @@
           <w:szCs w:val="28"/>
           <w:lang w:val="ru-RU"/>
         </w:rPr>
-        <w:t xml:space="preserve">Виды </w:t>
-      </w:r>
-      <w:proofErr w:type="gramStart"/>
-      <w:r>
-        <w:rPr>
-          <w:rFonts w:ascii="Times New Roman" w:hAnsi="Times New Roman" w:cs="Times New Roman"/>
-          <w:color w:val="000000" w:themeColor="text1"/>
-          <w:sz w:val="28"/>
-          <w:szCs w:val="28"/>
-          <w:lang w:val="ru-RU"/>
-        </w:rPr>
-        <w:t>медиа-контента</w:t>
-      </w:r>
-      <w:proofErr w:type="gramEnd"/>
-      <w:r>
-        <w:rPr>
-          <w:rFonts w:ascii="Times New Roman" w:hAnsi="Times New Roman" w:cs="Times New Roman"/>
-          <w:color w:val="000000" w:themeColor="text1"/>
-          <w:sz w:val="28"/>
-          <w:szCs w:val="28"/>
-          <w:lang w:val="ru-RU"/>
-        </w:rPr>
-        <w:t xml:space="preserve">: образовательные видео, </w:t>
+        <w:lastRenderedPageBreak/>
+        <w:t xml:space="preserve">Виды медиа-контента: образовательные видео, </w:t>
       </w:r>
       <w:proofErr w:type="spellStart"/>
       <w:r>
@@ -5877,29 +6041,7 @@
           <w:szCs w:val="28"/>
           <w:lang w:val="ru-RU"/>
         </w:rPr>
-        <w:t xml:space="preserve"> элементы. Форматы </w:t>
-      </w:r>
-      <w:proofErr w:type="gramStart"/>
-      <w:r>
-        <w:rPr>
-          <w:rFonts w:ascii="Times New Roman" w:hAnsi="Times New Roman" w:cs="Times New Roman"/>
-          <w:color w:val="000000" w:themeColor="text1"/>
-          <w:sz w:val="28"/>
-          <w:szCs w:val="28"/>
-          <w:lang w:val="ru-RU"/>
-        </w:rPr>
-        <w:t>медиа-контента</w:t>
-      </w:r>
-      <w:proofErr w:type="gramEnd"/>
-      <w:r>
-        <w:rPr>
-          <w:rFonts w:ascii="Times New Roman" w:hAnsi="Times New Roman" w:cs="Times New Roman"/>
-          <w:color w:val="000000" w:themeColor="text1"/>
-          <w:sz w:val="28"/>
-          <w:szCs w:val="28"/>
-          <w:lang w:val="ru-RU"/>
-        </w:rPr>
-        <w:t xml:space="preserve"> зависят от цели: проверить знание терминов, развить навык, подобрать продукт, развлечь, провести диагностику, собрать </w:t>
+        <w:t xml:space="preserve"> элементы. Форматы медиа-контента зависят от цели: проверить знание терминов, развить навык, подобрать продукт, развлечь, провести диагностику, собрать </w:t>
       </w:r>
       <w:proofErr w:type="spellStart"/>
       <w:r>
@@ -6009,18 +6151,7 @@
           <w:szCs w:val="28"/>
           <w:lang w:val="ru-RU"/>
         </w:rPr>
-        <w:t xml:space="preserve">В тестовых цифровых ресурсах важна обратная связь. После ответа пользователь должен понимать, правильно ли он ответил, почему ответ верный или неверный, что изучить дальше. Для образовательных ресурсов объяснение </w:t>
-      </w:r>
-      <w:r>
-        <w:rPr>
-          <w:rFonts w:ascii="Times New Roman" w:hAnsi="Times New Roman" w:cs="Times New Roman"/>
-          <w:color w:val="000000" w:themeColor="text1"/>
-          <w:sz w:val="28"/>
-          <w:szCs w:val="28"/>
-          <w:lang w:val="ru-RU"/>
-        </w:rPr>
-        <w:lastRenderedPageBreak/>
-        <w:t xml:space="preserve">ответа часто важнее самой оценки. Для маркетингового </w:t>
+        <w:t xml:space="preserve">В тестовых цифровых ресурсах важна обратная связь. После ответа пользователь должен понимать, правильно ли он ответил, почему ответ верный или неверный, что изучить дальше. Для образовательных ресурсов объяснение ответа часто важнее самой оценки. Для маркетингового </w:t>
       </w:r>
       <w:proofErr w:type="spellStart"/>
       <w:r>
@@ -6152,29 +6283,7 @@
           <w:szCs w:val="28"/>
           <w:lang w:val="ru-RU"/>
         </w:rPr>
-        <w:t xml:space="preserve">Итог: </w:t>
-      </w:r>
-      <w:proofErr w:type="gramStart"/>
-      <w:r>
-        <w:rPr>
-          <w:rFonts w:ascii="Times New Roman" w:hAnsi="Times New Roman" w:cs="Times New Roman"/>
-          <w:color w:val="000000" w:themeColor="text1"/>
-          <w:sz w:val="28"/>
-          <w:szCs w:val="28"/>
-          <w:lang w:val="ru-RU"/>
-        </w:rPr>
-        <w:t>медиа-контент</w:t>
-      </w:r>
-      <w:proofErr w:type="gramEnd"/>
-      <w:r>
-        <w:rPr>
-          <w:rFonts w:ascii="Times New Roman" w:hAnsi="Times New Roman" w:cs="Times New Roman"/>
-          <w:color w:val="000000" w:themeColor="text1"/>
-          <w:sz w:val="28"/>
-          <w:szCs w:val="28"/>
-          <w:lang w:val="ru-RU"/>
-        </w:rPr>
-        <w:t xml:space="preserve"> тестовых цифровых ресурсов объединяет разные форматы и интерактивные механики. Его задача — проверять, объяснять, вовлекать и давать пользователю полезный результат. Игровые элементы усиливают мотивацию, если они встроены в смысловой сценарий.</w:t>
+        <w:t>Итог: медиа-контент тестовых цифровых ресурсов объединяет разные форматы и интерактивные механики. Его задача — проверять, объяснять, вовлекать и давать пользователю полезный результат. Игровые элементы усиливают мотивацию, если они встроены в смысловой сценарий.</w:t>
       </w:r>
     </w:p>
     <w:p>
@@ -6215,7 +6324,18 @@
           <w:szCs w:val="28"/>
           <w:lang w:val="ru-RU"/>
         </w:rPr>
-        <w:t>Цифровая редакция — это команда и система процессов, отвечающая за создание, проверку, публикацию, распространение и обновление контента в цифровой среде. Она может работать в онлайн-медиа, бренд-медиа, образовательном проекте, корпоративном портале, социальных сетях, рассылках или контентном сервисе.</w:t>
+        <w:t xml:space="preserve">Цифровая редакция — это команда и система процессов, отвечающая за создание, проверку, публикацию, распространение и обновление контента в цифровой среде. Она может работать в онлайн-медиа, бренд-медиа, </w:t>
+      </w:r>
+      <w:r>
+        <w:rPr>
+          <w:rFonts w:ascii="Times New Roman" w:hAnsi="Times New Roman" w:cs="Times New Roman"/>
+          <w:color w:val="000000" w:themeColor="text1"/>
+          <w:sz w:val="28"/>
+          <w:szCs w:val="28"/>
+          <w:lang w:val="ru-RU"/>
+        </w:rPr>
+        <w:lastRenderedPageBreak/>
+        <w:t>образовательном проекте, корпоративном портале, социальных сетях, рассылках или контентном сервисе.</w:t>
       </w:r>
     </w:p>
     <w:p>
@@ -6480,196 +6600,196 @@
           <w:szCs w:val="28"/>
           <w:lang w:val="ru-RU"/>
         </w:rPr>
+        <w:t>Стратегическое планирование контента включает определение целей, аудитории, рубрик, форматов, каналов, периодичности, метрик и редакционных стандартов. Редакция должна понимать, зачем публикуется каждый материал: привлечь аудиторию, объяснить продукт, сформировать доверие, обучить, продать, удержать пользователя.</w:t>
+      </w:r>
+    </w:p>
+    <w:p>
+      <w:pPr>
+        <w:pStyle w:val="a0"/>
+        <w:rPr>
+          <w:rFonts w:ascii="Times New Roman" w:hAnsi="Times New Roman" w:cs="Times New Roman"/>
+          <w:color w:val="000000" w:themeColor="text1"/>
+          <w:sz w:val="28"/>
+          <w:szCs w:val="28"/>
+          <w:lang w:val="ru-RU"/>
+        </w:rPr>
+      </w:pPr>
+      <w:r>
+        <w:rPr>
+          <w:rFonts w:ascii="Times New Roman" w:hAnsi="Times New Roman" w:cs="Times New Roman"/>
+          <w:color w:val="000000" w:themeColor="text1"/>
+          <w:sz w:val="28"/>
+          <w:szCs w:val="28"/>
+          <w:lang w:val="ru-RU"/>
+        </w:rPr>
+        <w:t xml:space="preserve">Процесс работы цифровой редакции обычно включает выбор темы, постановку задачи, сбор информации, подготовку текста, редактирование, фактчекинг, подбор визуала, верстку, </w:t>
+      </w:r>
+      <w:r>
+        <w:rPr>
+          <w:rFonts w:ascii="Times New Roman" w:hAnsi="Times New Roman" w:cs="Times New Roman"/>
+          <w:color w:val="000000" w:themeColor="text1"/>
+          <w:sz w:val="28"/>
+          <w:szCs w:val="28"/>
+        </w:rPr>
+        <w:t>SEO</w:t>
+      </w:r>
+      <w:r>
+        <w:rPr>
+          <w:rFonts w:ascii="Times New Roman" w:hAnsi="Times New Roman" w:cs="Times New Roman"/>
+          <w:color w:val="000000" w:themeColor="text1"/>
+          <w:sz w:val="28"/>
+          <w:szCs w:val="28"/>
+          <w:lang w:val="ru-RU"/>
+        </w:rPr>
+        <w:t xml:space="preserve">- и </w:t>
+      </w:r>
+      <w:r>
+        <w:rPr>
+          <w:rFonts w:ascii="Times New Roman" w:hAnsi="Times New Roman" w:cs="Times New Roman"/>
+          <w:color w:val="000000" w:themeColor="text1"/>
+          <w:sz w:val="28"/>
+          <w:szCs w:val="28"/>
+        </w:rPr>
+        <w:t>UX</w:t>
+      </w:r>
+      <w:r>
+        <w:rPr>
+          <w:rFonts w:ascii="Times New Roman" w:hAnsi="Times New Roman" w:cs="Times New Roman"/>
+          <w:color w:val="000000" w:themeColor="text1"/>
+          <w:sz w:val="28"/>
+          <w:szCs w:val="28"/>
+          <w:lang w:val="ru-RU"/>
+        </w:rPr>
+        <w:t>-проверку, публикацию, распространение, анализ и актуализацию. Для сложных материалов добавляются интервью, юридическая проверка, дизайн интерактивов и разработка.</w:t>
+      </w:r>
+    </w:p>
+    <w:p>
+      <w:pPr>
+        <w:pStyle w:val="a0"/>
+        <w:rPr>
+          <w:rFonts w:ascii="Times New Roman" w:hAnsi="Times New Roman" w:cs="Times New Roman"/>
+          <w:color w:val="000000" w:themeColor="text1"/>
+          <w:sz w:val="28"/>
+          <w:szCs w:val="28"/>
+          <w:lang w:val="ru-RU"/>
+        </w:rPr>
+      </w:pPr>
+      <w:r>
+        <w:rPr>
+          <w:rFonts w:ascii="Times New Roman" w:hAnsi="Times New Roman" w:cs="Times New Roman"/>
+          <w:color w:val="000000" w:themeColor="text1"/>
+          <w:sz w:val="28"/>
+          <w:szCs w:val="28"/>
+          <w:lang w:val="ru-RU"/>
+        </w:rPr>
+        <w:t xml:space="preserve">Основные площадки распространения контента: сайт, блог, социальные сети, </w:t>
+      </w:r>
+      <w:r>
+        <w:rPr>
+          <w:rFonts w:ascii="Times New Roman" w:hAnsi="Times New Roman" w:cs="Times New Roman"/>
+          <w:color w:val="000000" w:themeColor="text1"/>
+          <w:sz w:val="28"/>
+          <w:szCs w:val="28"/>
+        </w:rPr>
+        <w:t>email</w:t>
+      </w:r>
+      <w:r>
+        <w:rPr>
+          <w:rFonts w:ascii="Times New Roman" w:hAnsi="Times New Roman" w:cs="Times New Roman"/>
+          <w:color w:val="000000" w:themeColor="text1"/>
+          <w:sz w:val="28"/>
+          <w:szCs w:val="28"/>
+          <w:lang w:val="ru-RU"/>
+        </w:rPr>
+        <w:t xml:space="preserve">-рассылки, мессенджеры, </w:t>
+      </w:r>
+      <w:proofErr w:type="spellStart"/>
+      <w:r>
+        <w:rPr>
+          <w:rFonts w:ascii="Times New Roman" w:hAnsi="Times New Roman" w:cs="Times New Roman"/>
+          <w:color w:val="000000" w:themeColor="text1"/>
+          <w:sz w:val="28"/>
+          <w:szCs w:val="28"/>
+          <w:lang w:val="ru-RU"/>
+        </w:rPr>
+        <w:t>видеоплатформы</w:t>
+      </w:r>
+      <w:proofErr w:type="spellEnd"/>
+      <w:r>
+        <w:rPr>
+          <w:rFonts w:ascii="Times New Roman" w:hAnsi="Times New Roman" w:cs="Times New Roman"/>
+          <w:color w:val="000000" w:themeColor="text1"/>
+          <w:sz w:val="28"/>
+          <w:szCs w:val="28"/>
+          <w:lang w:val="ru-RU"/>
+        </w:rPr>
+        <w:t>, подкаст-платформы, внешние медиа, партнерские площадки, поисковые системы, рекламные каналы. Один материал может быть адаптирован под несколько площадок: статья превращается в пост, карточки, рассылку, короткое видео или презентацию.</w:t>
+      </w:r>
+    </w:p>
+    <w:p>
+      <w:pPr>
+        <w:pStyle w:val="a0"/>
+        <w:rPr>
+          <w:rFonts w:ascii="Times New Roman" w:hAnsi="Times New Roman" w:cs="Times New Roman"/>
+          <w:color w:val="000000" w:themeColor="text1"/>
+          <w:sz w:val="28"/>
+          <w:szCs w:val="28"/>
+          <w:lang w:val="ru-RU"/>
+        </w:rPr>
+      </w:pPr>
+      <w:r>
+        <w:rPr>
+          <w:rFonts w:ascii="Times New Roman" w:hAnsi="Times New Roman" w:cs="Times New Roman"/>
+          <w:color w:val="000000" w:themeColor="text1"/>
+          <w:sz w:val="28"/>
+          <w:szCs w:val="28"/>
+          <w:lang w:val="ru-RU"/>
+        </w:rPr>
+        <w:t xml:space="preserve">Цифровая редакция обязательно работает с аналитикой. Важно оценивать просмотры, </w:t>
+      </w:r>
+      <w:proofErr w:type="spellStart"/>
+      <w:r>
+        <w:rPr>
+          <w:rFonts w:ascii="Times New Roman" w:hAnsi="Times New Roman" w:cs="Times New Roman"/>
+          <w:color w:val="000000" w:themeColor="text1"/>
+          <w:sz w:val="28"/>
+          <w:szCs w:val="28"/>
+          <w:lang w:val="ru-RU"/>
+        </w:rPr>
+        <w:t>дочитывания</w:t>
+      </w:r>
+      <w:proofErr w:type="spellEnd"/>
+      <w:r>
+        <w:rPr>
+          <w:rFonts w:ascii="Times New Roman" w:hAnsi="Times New Roman" w:cs="Times New Roman"/>
+          <w:color w:val="000000" w:themeColor="text1"/>
+          <w:sz w:val="28"/>
+          <w:szCs w:val="28"/>
+          <w:lang w:val="ru-RU"/>
+        </w:rPr>
+        <w:t>, время на странице, клики, подписки, комментарии, заявки, переходы, конверсии, удержание. Аналитика показывает не только популярность, но и качество взаимодействия с контентом.</w:t>
+      </w:r>
+    </w:p>
+    <w:p>
+      <w:pPr>
+        <w:pStyle w:val="a0"/>
+        <w:rPr>
+          <w:rFonts w:ascii="Times New Roman" w:hAnsi="Times New Roman" w:cs="Times New Roman"/>
+          <w:color w:val="000000" w:themeColor="text1"/>
+          <w:sz w:val="28"/>
+          <w:szCs w:val="28"/>
+          <w:lang w:val="ru-RU"/>
+        </w:rPr>
+      </w:pPr>
+      <w:r>
+        <w:rPr>
+          <w:rFonts w:ascii="Times New Roman" w:hAnsi="Times New Roman" w:cs="Times New Roman"/>
+          <w:color w:val="000000" w:themeColor="text1"/>
+          <w:sz w:val="28"/>
+          <w:szCs w:val="28"/>
+          <w:lang w:val="ru-RU"/>
+        </w:rPr>
         <w:lastRenderedPageBreak/>
-        <w:t>Стратегическое планирование контента включает определение целей, аудитории, рубрик, форматов, каналов, периодичности, метрик и редакционных стандартов. Редакция должна понимать, зачем публикуется каждый материал: привлечь аудиторию, объяснить продукт, сформировать доверие, обучить, продать, удержать пользователя.</w:t>
-      </w:r>
-    </w:p>
-    <w:p>
-      <w:pPr>
-        <w:pStyle w:val="a0"/>
-        <w:rPr>
-          <w:rFonts w:ascii="Times New Roman" w:hAnsi="Times New Roman" w:cs="Times New Roman"/>
-          <w:color w:val="000000" w:themeColor="text1"/>
-          <w:sz w:val="28"/>
-          <w:szCs w:val="28"/>
-          <w:lang w:val="ru-RU"/>
-        </w:rPr>
-      </w:pPr>
-      <w:r>
-        <w:rPr>
-          <w:rFonts w:ascii="Times New Roman" w:hAnsi="Times New Roman" w:cs="Times New Roman"/>
-          <w:color w:val="000000" w:themeColor="text1"/>
-          <w:sz w:val="28"/>
-          <w:szCs w:val="28"/>
-          <w:lang w:val="ru-RU"/>
-        </w:rPr>
-        <w:t xml:space="preserve">Процесс работы цифровой редакции обычно включает выбор темы, постановку задачи, сбор информации, подготовку текста, редактирование, фактчекинг, подбор визуала, верстку, </w:t>
-      </w:r>
-      <w:r>
-        <w:rPr>
-          <w:rFonts w:ascii="Times New Roman" w:hAnsi="Times New Roman" w:cs="Times New Roman"/>
-          <w:color w:val="000000" w:themeColor="text1"/>
-          <w:sz w:val="28"/>
-          <w:szCs w:val="28"/>
-        </w:rPr>
-        <w:t>SEO</w:t>
-      </w:r>
-      <w:r>
-        <w:rPr>
-          <w:rFonts w:ascii="Times New Roman" w:hAnsi="Times New Roman" w:cs="Times New Roman"/>
-          <w:color w:val="000000" w:themeColor="text1"/>
-          <w:sz w:val="28"/>
-          <w:szCs w:val="28"/>
-          <w:lang w:val="ru-RU"/>
-        </w:rPr>
-        <w:t xml:space="preserve">- и </w:t>
-      </w:r>
-      <w:r>
-        <w:rPr>
-          <w:rFonts w:ascii="Times New Roman" w:hAnsi="Times New Roman" w:cs="Times New Roman"/>
-          <w:color w:val="000000" w:themeColor="text1"/>
-          <w:sz w:val="28"/>
-          <w:szCs w:val="28"/>
-        </w:rPr>
-        <w:t>UX</w:t>
-      </w:r>
-      <w:r>
-        <w:rPr>
-          <w:rFonts w:ascii="Times New Roman" w:hAnsi="Times New Roman" w:cs="Times New Roman"/>
-          <w:color w:val="000000" w:themeColor="text1"/>
-          <w:sz w:val="28"/>
-          <w:szCs w:val="28"/>
-          <w:lang w:val="ru-RU"/>
-        </w:rPr>
-        <w:t>-проверку, публикацию, распространение, анализ и актуализацию. Для сложных материалов добавляются интервью, юридическая проверка, дизайн интерактивов и разработка.</w:t>
-      </w:r>
-    </w:p>
-    <w:p>
-      <w:pPr>
-        <w:pStyle w:val="a0"/>
-        <w:rPr>
-          <w:rFonts w:ascii="Times New Roman" w:hAnsi="Times New Roman" w:cs="Times New Roman"/>
-          <w:color w:val="000000" w:themeColor="text1"/>
-          <w:sz w:val="28"/>
-          <w:szCs w:val="28"/>
-          <w:lang w:val="ru-RU"/>
-        </w:rPr>
-      </w:pPr>
-      <w:r>
-        <w:rPr>
-          <w:rFonts w:ascii="Times New Roman" w:hAnsi="Times New Roman" w:cs="Times New Roman"/>
-          <w:color w:val="000000" w:themeColor="text1"/>
-          <w:sz w:val="28"/>
-          <w:szCs w:val="28"/>
-          <w:lang w:val="ru-RU"/>
-        </w:rPr>
-        <w:t xml:space="preserve">Основные площадки распространения контента: сайт, блог, социальные сети, </w:t>
-      </w:r>
-      <w:r>
-        <w:rPr>
-          <w:rFonts w:ascii="Times New Roman" w:hAnsi="Times New Roman" w:cs="Times New Roman"/>
-          <w:color w:val="000000" w:themeColor="text1"/>
-          <w:sz w:val="28"/>
-          <w:szCs w:val="28"/>
-        </w:rPr>
-        <w:t>email</w:t>
-      </w:r>
-      <w:r>
-        <w:rPr>
-          <w:rFonts w:ascii="Times New Roman" w:hAnsi="Times New Roman" w:cs="Times New Roman"/>
-          <w:color w:val="000000" w:themeColor="text1"/>
-          <w:sz w:val="28"/>
-          <w:szCs w:val="28"/>
-          <w:lang w:val="ru-RU"/>
-        </w:rPr>
-        <w:t xml:space="preserve">-рассылки, мессенджеры, </w:t>
-      </w:r>
-      <w:proofErr w:type="spellStart"/>
-      <w:r>
-        <w:rPr>
-          <w:rFonts w:ascii="Times New Roman" w:hAnsi="Times New Roman" w:cs="Times New Roman"/>
-          <w:color w:val="000000" w:themeColor="text1"/>
-          <w:sz w:val="28"/>
-          <w:szCs w:val="28"/>
-          <w:lang w:val="ru-RU"/>
-        </w:rPr>
-        <w:t>видеоплатформы</w:t>
-      </w:r>
-      <w:proofErr w:type="spellEnd"/>
-      <w:r>
-        <w:rPr>
-          <w:rFonts w:ascii="Times New Roman" w:hAnsi="Times New Roman" w:cs="Times New Roman"/>
-          <w:color w:val="000000" w:themeColor="text1"/>
-          <w:sz w:val="28"/>
-          <w:szCs w:val="28"/>
-          <w:lang w:val="ru-RU"/>
-        </w:rPr>
-        <w:t>, подкаст-платформы, внешние медиа, партнерские площадки, поисковые системы, рекламные каналы. Один материал может быть адаптирован под несколько площадок: статья превращается в пост, карточки, рассылку, короткое видео или презентацию.</w:t>
-      </w:r>
-    </w:p>
-    <w:p>
-      <w:pPr>
-        <w:pStyle w:val="a0"/>
-        <w:rPr>
-          <w:rFonts w:ascii="Times New Roman" w:hAnsi="Times New Roman" w:cs="Times New Roman"/>
-          <w:color w:val="000000" w:themeColor="text1"/>
-          <w:sz w:val="28"/>
-          <w:szCs w:val="28"/>
-          <w:lang w:val="ru-RU"/>
-        </w:rPr>
-      </w:pPr>
-      <w:r>
-        <w:rPr>
-          <w:rFonts w:ascii="Times New Roman" w:hAnsi="Times New Roman" w:cs="Times New Roman"/>
-          <w:color w:val="000000" w:themeColor="text1"/>
-          <w:sz w:val="28"/>
-          <w:szCs w:val="28"/>
-          <w:lang w:val="ru-RU"/>
-        </w:rPr>
-        <w:t xml:space="preserve">Цифровая редакция обязательно работает с аналитикой. Важно оценивать просмотры, </w:t>
-      </w:r>
-      <w:proofErr w:type="spellStart"/>
-      <w:r>
-        <w:rPr>
-          <w:rFonts w:ascii="Times New Roman" w:hAnsi="Times New Roman" w:cs="Times New Roman"/>
-          <w:color w:val="000000" w:themeColor="text1"/>
-          <w:sz w:val="28"/>
-          <w:szCs w:val="28"/>
-          <w:lang w:val="ru-RU"/>
-        </w:rPr>
-        <w:t>дочитывания</w:t>
-      </w:r>
-      <w:proofErr w:type="spellEnd"/>
-      <w:r>
-        <w:rPr>
-          <w:rFonts w:ascii="Times New Roman" w:hAnsi="Times New Roman" w:cs="Times New Roman"/>
-          <w:color w:val="000000" w:themeColor="text1"/>
-          <w:sz w:val="28"/>
-          <w:szCs w:val="28"/>
-          <w:lang w:val="ru-RU"/>
-        </w:rPr>
-        <w:t>, время на странице, клики, подписки, комментарии, заявки, переходы, конверсии, удержание. Аналитика показывает не только популярность, но и качество взаимодействия с контентом.</w:t>
-      </w:r>
-    </w:p>
-    <w:p>
-      <w:pPr>
-        <w:pStyle w:val="a0"/>
-        <w:rPr>
-          <w:rFonts w:ascii="Times New Roman" w:hAnsi="Times New Roman" w:cs="Times New Roman"/>
-          <w:color w:val="000000" w:themeColor="text1"/>
-          <w:sz w:val="28"/>
-          <w:szCs w:val="28"/>
-          <w:lang w:val="ru-RU"/>
-        </w:rPr>
-      </w:pPr>
-      <w:r>
-        <w:rPr>
-          <w:rFonts w:ascii="Times New Roman" w:hAnsi="Times New Roman" w:cs="Times New Roman"/>
-          <w:color w:val="000000" w:themeColor="text1"/>
-          <w:sz w:val="28"/>
-          <w:szCs w:val="28"/>
-          <w:lang w:val="ru-RU"/>
-        </w:rPr>
         <w:t xml:space="preserve">Итог: цифровая редакция — это система людей, процессов и инструментов, которая производит контент для цифровых каналов. Ее принципы — планирование, распределение ролей, редакционные стандарты, </w:t>
       </w:r>
       <w:proofErr w:type="spellStart"/>
@@ -6777,8 +6897,134 @@
           <w:szCs w:val="28"/>
           <w:lang w:val="ru-RU"/>
         </w:rPr>
+        <w:t>Автор — это гражданин, творческим трудом которого создано произведение. Правообладатель — лицо или организация, которому принадлежит исключительное право на использование произведения. Автор и правообладатель могут совпадать, но не всегда. Например, фотограф мог передать исключительные права издательству или агентству.</w:t>
+      </w:r>
+    </w:p>
+    <w:p>
+      <w:pPr>
+        <w:pStyle w:val="a0"/>
+        <w:rPr>
+          <w:rFonts w:ascii="Times New Roman" w:hAnsi="Times New Roman" w:cs="Times New Roman"/>
+          <w:color w:val="000000" w:themeColor="text1"/>
+          <w:sz w:val="28"/>
+          <w:szCs w:val="28"/>
+          <w:lang w:val="ru-RU"/>
+        </w:rPr>
+      </w:pPr>
+      <w:r>
+        <w:rPr>
+          <w:rFonts w:ascii="Times New Roman" w:hAnsi="Times New Roman" w:cs="Times New Roman"/>
+          <w:color w:val="000000" w:themeColor="text1"/>
+          <w:sz w:val="28"/>
+          <w:szCs w:val="28"/>
+          <w:lang w:val="ru-RU"/>
+        </w:rPr>
+        <w:t>Знак копирайта © используется для обозначения охраны авторского права. Обычно рядом указывают имя правообладателя и год публикации: © Имя, 2026. Само авторское право возникает не из-за знака, а в момент создания произведения, но знак помогает уведомить пользователей о правообладателе.</w:t>
+      </w:r>
+    </w:p>
+    <w:p>
+      <w:pPr>
+        <w:pStyle w:val="a0"/>
+        <w:rPr>
+          <w:rFonts w:ascii="Times New Roman" w:hAnsi="Times New Roman" w:cs="Times New Roman"/>
+          <w:color w:val="000000" w:themeColor="text1"/>
+          <w:sz w:val="28"/>
+          <w:szCs w:val="28"/>
+          <w:lang w:val="ru-RU"/>
+        </w:rPr>
+      </w:pPr>
+      <w:r>
+        <w:rPr>
+          <w:rFonts w:ascii="Times New Roman" w:hAnsi="Times New Roman" w:cs="Times New Roman"/>
+          <w:color w:val="000000" w:themeColor="text1"/>
+          <w:sz w:val="28"/>
+          <w:szCs w:val="28"/>
+          <w:lang w:val="ru-RU"/>
+        </w:rPr>
+        <w:t>Права автора делятся на личные неимущественные и исключительные. Личные неимущественные права включают право авторства, право на имя, право на неприкосновенность произведения. Они связаны с личностью автора и обычно не отчуждаются. Исключительное право — это право использовать произведение и разрешать или запрещать его использование другим: публиковать, копировать, распространять, перерабатывать, размещать на сайте.</w:t>
+      </w:r>
+    </w:p>
+    <w:p>
+      <w:pPr>
+        <w:pStyle w:val="a0"/>
+        <w:rPr>
+          <w:rFonts w:ascii="Times New Roman" w:hAnsi="Times New Roman" w:cs="Times New Roman"/>
+          <w:color w:val="000000" w:themeColor="text1"/>
+          <w:sz w:val="28"/>
+          <w:szCs w:val="28"/>
+          <w:lang w:val="ru-RU"/>
+        </w:rPr>
+      </w:pPr>
+      <w:r>
+        <w:rPr>
+          <w:rFonts w:ascii="Times New Roman" w:hAnsi="Times New Roman" w:cs="Times New Roman"/>
+          <w:color w:val="000000" w:themeColor="text1"/>
+          <w:sz w:val="28"/>
+          <w:szCs w:val="28"/>
+          <w:lang w:val="ru-RU"/>
+        </w:rPr>
+        <w:t>Плагиат — это присвоение авторства, то есть выдача чужого текста, изображения или идеи в форме произведения за свою. Пиратство — незаконное использование или распространение произведений без разрешения правообладателя. В цифровой среде это может быть копирование статьи, использование чужой фотографии, публикация книги, фильма или дизайна без прав.</w:t>
+      </w:r>
+    </w:p>
+    <w:p>
+      <w:pPr>
+        <w:pStyle w:val="a0"/>
+        <w:rPr>
+          <w:rFonts w:ascii="Times New Roman" w:hAnsi="Times New Roman" w:cs="Times New Roman"/>
+          <w:color w:val="000000" w:themeColor="text1"/>
+          <w:sz w:val="28"/>
+          <w:szCs w:val="28"/>
+          <w:lang w:val="ru-RU"/>
+        </w:rPr>
+      </w:pPr>
+      <w:r>
+        <w:rPr>
+          <w:rFonts w:ascii="Times New Roman" w:hAnsi="Times New Roman" w:cs="Times New Roman"/>
+          <w:color w:val="000000" w:themeColor="text1"/>
+          <w:sz w:val="28"/>
+          <w:szCs w:val="28"/>
+          <w:lang w:val="ru-RU"/>
+        </w:rPr>
         <w:lastRenderedPageBreak/>
-        <w:t>Автор — это гражданин, творческим трудом которого создано произведение. Правообладатель — лицо или организация, которому принадлежит исключительное право на использование произведения. Автор и правообладатель могут совпадать, но не всегда. Например, фотограф мог передать исключительные права издательству или агентству.</w:t>
+        <w:t xml:space="preserve">При работе с изображениями нужно проверять источник и лицензию. Нельзя брать фотографию из поисковой выдачи, социальной сети или чужого сайта без разрешения. Безопаснее использовать собственные изображения, платные или бесплатные стоки с понятной лицензией, материалы </w:t>
+      </w:r>
+      <w:r>
+        <w:rPr>
+          <w:rFonts w:ascii="Times New Roman" w:hAnsi="Times New Roman" w:cs="Times New Roman"/>
+          <w:color w:val="000000" w:themeColor="text1"/>
+          <w:sz w:val="28"/>
+          <w:szCs w:val="28"/>
+        </w:rPr>
+        <w:t>Creative</w:t>
+      </w:r>
+      <w:r>
+        <w:rPr>
+          <w:rFonts w:ascii="Times New Roman" w:hAnsi="Times New Roman" w:cs="Times New Roman"/>
+          <w:color w:val="000000" w:themeColor="text1"/>
+          <w:sz w:val="28"/>
+          <w:szCs w:val="28"/>
+          <w:lang w:val="ru-RU"/>
+        </w:rPr>
+        <w:t xml:space="preserve"> </w:t>
+      </w:r>
+      <w:r>
+        <w:rPr>
+          <w:rFonts w:ascii="Times New Roman" w:hAnsi="Times New Roman" w:cs="Times New Roman"/>
+          <w:color w:val="000000" w:themeColor="text1"/>
+          <w:sz w:val="28"/>
+          <w:szCs w:val="28"/>
+        </w:rPr>
+        <w:t>Commons</w:t>
+      </w:r>
+      <w:r>
+        <w:rPr>
+          <w:rFonts w:ascii="Times New Roman" w:hAnsi="Times New Roman" w:cs="Times New Roman"/>
+          <w:color w:val="000000" w:themeColor="text1"/>
+          <w:sz w:val="28"/>
+          <w:szCs w:val="28"/>
+          <w:lang w:val="ru-RU"/>
+        </w:rPr>
+        <w:t xml:space="preserve"> с соблюдением условий, изображения из официальных пресс-китов или материалы, права на которые переданы по договору.</w:t>
       </w:r>
     </w:p>
     <w:p>
@@ -6800,7 +7046,7 @@
           <w:szCs w:val="28"/>
           <w:lang w:val="ru-RU"/>
         </w:rPr>
-        <w:t>Знак копирайта © используется для обозначения охраны авторского права. Обычно рядом указывают имя правообладателя и год публикации: © Имя, 2026. Само авторское право возникает не из-за знака, а в момент создания произведения, но знак помогает уведомить пользователей о правообладателе.</w:t>
+        <w:t>Правила цитирования предполагают, что цитата используется в оправданном объеме, с указанием автора и источника, и служит конкретной цели: научной, учебной, информационной, критической. Нельзя прикрывать цитированием копирование больших фрагментов чужой работы. Цитата должна быть отделена от собственного текста и сопровождаться ссылкой на источник.</w:t>
       </w:r>
     </w:p>
     <w:p>
@@ -6822,7 +7068,7 @@
           <w:szCs w:val="28"/>
           <w:lang w:val="ru-RU"/>
         </w:rPr>
-        <w:t>Права автора делятся на личные неимущественные и исключительные. Личные неимущественные права включают право авторства, право на имя, право на неприкосновенность произведения. Они связаны с личностью автора и обычно не отчуждаются. Исключительное право — это право использовать произведение и разрешать или запрещать его использование другим: публиковать, копировать, распространять, перерабатывать, размещать на сайте.</w:t>
+        <w:t>В учебной и редакционной работе важно вести учет источников: откуда взят текст или изображение, кто автор, какая лицензия, когда материал был получен, какие условия использования. Это помогает избежать нарушений и правильно оформить материалы.</w:t>
       </w:r>
     </w:p>
     <w:p>
@@ -6844,144 +7090,7 @@
           <w:szCs w:val="28"/>
           <w:lang w:val="ru-RU"/>
         </w:rPr>
-        <w:t>Плагиат — это присвоение авторства, то есть выдача чужого текста, изображения или идеи в форме произведения за свою. Пиратство — незаконное использование или распространение произведений без разрешения правообладателя. В цифровой среде это может быть копирование статьи, использование чужой фотографии, публикация книги, фильма или дизайна без прав.</w:t>
-      </w:r>
-    </w:p>
-    <w:p>
-      <w:pPr>
-        <w:pStyle w:val="a0"/>
-        <w:rPr>
-          <w:rFonts w:ascii="Times New Roman" w:hAnsi="Times New Roman" w:cs="Times New Roman"/>
-          <w:color w:val="000000" w:themeColor="text1"/>
-          <w:sz w:val="28"/>
-          <w:szCs w:val="28"/>
-          <w:lang w:val="ru-RU"/>
-        </w:rPr>
-      </w:pPr>
-      <w:r>
-        <w:rPr>
-          <w:rFonts w:ascii="Times New Roman" w:hAnsi="Times New Roman" w:cs="Times New Roman"/>
-          <w:color w:val="000000" w:themeColor="text1"/>
-          <w:sz w:val="28"/>
-          <w:szCs w:val="28"/>
-          <w:lang w:val="ru-RU"/>
-        </w:rPr>
-        <w:t xml:space="preserve">При работе с изображениями нужно проверять источник и лицензию. Нельзя брать фотографию из поисковой выдачи, социальной сети или чужого сайта без разрешения. Безопаснее использовать собственные изображения, платные или бесплатные стоки с понятной лицензией, материалы </w:t>
-      </w:r>
-      <w:r>
-        <w:rPr>
-          <w:rFonts w:ascii="Times New Roman" w:hAnsi="Times New Roman" w:cs="Times New Roman"/>
-          <w:color w:val="000000" w:themeColor="text1"/>
-          <w:sz w:val="28"/>
-          <w:szCs w:val="28"/>
-        </w:rPr>
-        <w:t>Creative</w:t>
-      </w:r>
-      <w:r>
-        <w:rPr>
-          <w:rFonts w:ascii="Times New Roman" w:hAnsi="Times New Roman" w:cs="Times New Roman"/>
-          <w:color w:val="000000" w:themeColor="text1"/>
-          <w:sz w:val="28"/>
-          <w:szCs w:val="28"/>
-          <w:lang w:val="ru-RU"/>
-        </w:rPr>
-        <w:t xml:space="preserve"> </w:t>
-      </w:r>
-      <w:r>
-        <w:rPr>
-          <w:rFonts w:ascii="Times New Roman" w:hAnsi="Times New Roman" w:cs="Times New Roman"/>
-          <w:color w:val="000000" w:themeColor="text1"/>
-          <w:sz w:val="28"/>
-          <w:szCs w:val="28"/>
-        </w:rPr>
-        <w:t>Commons</w:t>
-      </w:r>
-      <w:r>
-        <w:rPr>
-          <w:rFonts w:ascii="Times New Roman" w:hAnsi="Times New Roman" w:cs="Times New Roman"/>
-          <w:color w:val="000000" w:themeColor="text1"/>
-          <w:sz w:val="28"/>
-          <w:szCs w:val="28"/>
-          <w:lang w:val="ru-RU"/>
-        </w:rPr>
-        <w:t xml:space="preserve"> с соблюдением условий, изображения из официальных пресс-китов или материалы, права на которые переданы по договору.</w:t>
-      </w:r>
-    </w:p>
-    <w:p>
-      <w:pPr>
-        <w:pStyle w:val="a0"/>
-        <w:rPr>
-          <w:rFonts w:ascii="Times New Roman" w:hAnsi="Times New Roman" w:cs="Times New Roman"/>
-          <w:color w:val="000000" w:themeColor="text1"/>
-          <w:sz w:val="28"/>
-          <w:szCs w:val="28"/>
-          <w:lang w:val="ru-RU"/>
-        </w:rPr>
-      </w:pPr>
-      <w:r>
-        <w:rPr>
-          <w:rFonts w:ascii="Times New Roman" w:hAnsi="Times New Roman" w:cs="Times New Roman"/>
-          <w:color w:val="000000" w:themeColor="text1"/>
-          <w:sz w:val="28"/>
-          <w:szCs w:val="28"/>
-          <w:lang w:val="ru-RU"/>
-        </w:rPr>
-        <w:t>Правила цитирования предполагают, что цитата используется в оправданном объеме, с указанием автора и источника, и служит конкретной цели: научной, учебной, информационной, критической. Нельзя прикрывать цитированием копирование больших фрагментов чужой работы. Цитата должна быть отделена от собственного текста и сопровождаться ссылкой на источник.</w:t>
-      </w:r>
-    </w:p>
-    <w:p>
-      <w:pPr>
-        <w:pStyle w:val="a0"/>
-        <w:rPr>
-          <w:rFonts w:ascii="Times New Roman" w:hAnsi="Times New Roman" w:cs="Times New Roman"/>
-          <w:color w:val="000000" w:themeColor="text1"/>
-          <w:sz w:val="28"/>
-          <w:szCs w:val="28"/>
-          <w:lang w:val="ru-RU"/>
-        </w:rPr>
-      </w:pPr>
-      <w:r>
-        <w:rPr>
-          <w:rFonts w:ascii="Times New Roman" w:hAnsi="Times New Roman" w:cs="Times New Roman"/>
-          <w:color w:val="000000" w:themeColor="text1"/>
-          <w:sz w:val="28"/>
-          <w:szCs w:val="28"/>
-          <w:lang w:val="ru-RU"/>
-        </w:rPr>
-        <w:t>В учебной и редакционной работе важно вести учет источников: откуда взят текст или изображение, кто автор, какая лицензия, когда материал был получен, какие условия использования. Это помогает избежать нарушений и правильно оформить материалы.</w:t>
-      </w:r>
-    </w:p>
-    <w:p>
-      <w:pPr>
-        <w:pStyle w:val="a0"/>
-        <w:rPr>
-          <w:rFonts w:ascii="Times New Roman" w:hAnsi="Times New Roman" w:cs="Times New Roman"/>
-          <w:color w:val="000000" w:themeColor="text1"/>
-          <w:sz w:val="28"/>
-          <w:szCs w:val="28"/>
-          <w:lang w:val="ru-RU"/>
-        </w:rPr>
-      </w:pPr>
-      <w:r>
-        <w:rPr>
-          <w:rFonts w:ascii="Times New Roman" w:hAnsi="Times New Roman" w:cs="Times New Roman"/>
-          <w:color w:val="000000" w:themeColor="text1"/>
-          <w:sz w:val="28"/>
-          <w:szCs w:val="28"/>
-          <w:lang w:val="ru-RU"/>
-        </w:rPr>
-        <w:t xml:space="preserve">Итог: авторское право защищает тексты и изображения как результаты творческого труда. При работе с ними нужно проверять правообладателя, </w:t>
-      </w:r>
-      <w:r>
-        <w:rPr>
-          <w:rFonts w:ascii="Times New Roman" w:hAnsi="Times New Roman" w:cs="Times New Roman"/>
-          <w:color w:val="000000" w:themeColor="text1"/>
-          <w:sz w:val="28"/>
-          <w:szCs w:val="28"/>
-          <w:lang w:val="ru-RU"/>
-        </w:rPr>
-        <w:lastRenderedPageBreak/>
-        <w:t>лицензию, условия использования, соблюдать цитирование и не присваивать чужое авторство.</w:t>
+        <w:t>Итог: авторское право защищает тексты и изображения как результаты творческого труда. При работе с ними нужно проверять правообладателя, лицензию, условия использования, соблюдать цитирование и не присваивать чужое авторство.</w:t>
       </w:r>
     </w:p>
     <w:p>
@@ -7217,6 +7326,7 @@
           <w:szCs w:val="28"/>
           <w:lang w:val="ru-RU"/>
         </w:rPr>
+        <w:lastRenderedPageBreak/>
         <w:t>Составляющие истории: герой, цель, проблема или трудность, конфликт, действие, препятствия, решение, изменение, вывод. Герой — тот, через кого аудитория входит в историю. Это может быть клиент, пользователь, команда, основатель, персонаж, бренд. Цель показывает, чего герой хочет. Трудности создают напряжение. Действия показывают путь. Результат демонстрирует изменение.</w:t>
       </w:r>
     </w:p>
@@ -7306,7 +7416,6 @@
           <w:sz w:val="28"/>
           <w:szCs w:val="28"/>
         </w:rPr>
-        <w:lastRenderedPageBreak/>
         <w:drawing>
           <wp:inline distT="0" distB="0" distL="0" distR="0" wp14:anchorId="63D5024D" wp14:editId="7C9296A2">
             <wp:extent cx="4333875" cy="2388579"/>
@@ -7325,7 +7434,7 @@
                     </pic:cNvPicPr>
                   </pic:nvPicPr>
                   <pic:blipFill rotWithShape="1">
-                    <a:blip r:embed="rId10">
+                    <a:blip r:embed="rId14">
                       <a:extLst>
                         <a:ext uri="{28A0092B-C50C-407E-A947-70E740481C1C}">
                           <a14:useLocalDpi xmlns:a14="http://schemas.microsoft.com/office/drawing/2010/main" val="0"/>
@@ -7551,7 +7660,18 @@
           <w:szCs w:val="28"/>
           <w:lang w:val="ru-RU"/>
         </w:rPr>
-        <w:t xml:space="preserve"> должен быть честным. Нельзя выдумывать отзывы, преувеличивать результат, искажать факты или манипулировать страхами аудитории. Коммерческая история может быть эмоциональной, но она должна оставаться правдоподобной и этичной.</w:t>
+        <w:t xml:space="preserve"> должен быть честным. Нельзя выдумывать отзывы, преувеличивать результат, искажать факты или манипулировать страхами </w:t>
+      </w:r>
+      <w:r>
+        <w:rPr>
+          <w:rFonts w:ascii="Times New Roman" w:hAnsi="Times New Roman" w:cs="Times New Roman"/>
+          <w:color w:val="000000" w:themeColor="text1"/>
+          <w:sz w:val="28"/>
+          <w:szCs w:val="28"/>
+          <w:lang w:val="ru-RU"/>
+        </w:rPr>
+        <w:lastRenderedPageBreak/>
+        <w:t>аудитории. Коммерческая история может быть эмоциональной, но она должна оставаться правдоподобной и этичной.</w:t>
       </w:r>
     </w:p>
     <w:p>
@@ -7605,76 +7725,18 @@
           <w:color w:val="000000" w:themeColor="text1"/>
           <w:sz w:val="28"/>
           <w:szCs w:val="28"/>
-        </w:rPr>
-        <w:t xml:space="preserve">В </w:t>
-      </w:r>
-      <w:proofErr w:type="spellStart"/>
-      <w:r>
-        <w:rPr>
-          <w:rFonts w:ascii="Times New Roman" w:hAnsi="Times New Roman" w:cs="Times New Roman"/>
-          <w:color w:val="000000" w:themeColor="text1"/>
-          <w:sz w:val="28"/>
-          <w:szCs w:val="28"/>
-        </w:rPr>
-        <w:t>современном</w:t>
-      </w:r>
-      <w:proofErr w:type="spellEnd"/>
-      <w:r>
-        <w:rPr>
-          <w:rFonts w:ascii="Times New Roman" w:hAnsi="Times New Roman" w:cs="Times New Roman"/>
-          <w:color w:val="000000" w:themeColor="text1"/>
-          <w:sz w:val="28"/>
-          <w:szCs w:val="28"/>
-        </w:rPr>
-        <w:t xml:space="preserve"> </w:t>
-      </w:r>
-      <w:proofErr w:type="spellStart"/>
-      <w:r>
-        <w:rPr>
-          <w:rFonts w:ascii="Times New Roman" w:hAnsi="Times New Roman" w:cs="Times New Roman"/>
-          <w:color w:val="000000" w:themeColor="text1"/>
-          <w:sz w:val="28"/>
-          <w:szCs w:val="28"/>
-        </w:rPr>
-        <w:t>контенте</w:t>
-      </w:r>
-      <w:proofErr w:type="spellEnd"/>
-      <w:r>
-        <w:rPr>
-          <w:rFonts w:ascii="Times New Roman" w:hAnsi="Times New Roman" w:cs="Times New Roman"/>
-          <w:color w:val="000000" w:themeColor="text1"/>
-          <w:sz w:val="28"/>
-          <w:szCs w:val="28"/>
-        </w:rPr>
-        <w:t xml:space="preserve"> </w:t>
-      </w:r>
-      <w:proofErr w:type="spellStart"/>
-      <w:r>
-        <w:rPr>
-          <w:rFonts w:ascii="Times New Roman" w:hAnsi="Times New Roman" w:cs="Times New Roman"/>
-          <w:color w:val="000000" w:themeColor="text1"/>
-          <w:sz w:val="28"/>
-          <w:szCs w:val="28"/>
-        </w:rPr>
-        <w:t>он</w:t>
-      </w:r>
-      <w:proofErr w:type="spellEnd"/>
-      <w:r>
-        <w:rPr>
-          <w:rFonts w:ascii="Times New Roman" w:hAnsi="Times New Roman" w:cs="Times New Roman"/>
-          <w:color w:val="000000" w:themeColor="text1"/>
-          <w:sz w:val="28"/>
-          <w:szCs w:val="28"/>
-        </w:rPr>
-        <w:t xml:space="preserve"> применяется в </w:t>
-      </w:r>
-      <w:proofErr w:type="spellStart"/>
-      <w:r>
-        <w:rPr>
-          <w:rFonts w:ascii="Times New Roman" w:hAnsi="Times New Roman" w:cs="Times New Roman"/>
-          <w:color w:val="000000" w:themeColor="text1"/>
-          <w:sz w:val="28"/>
-          <w:szCs w:val="28"/>
+          <w:lang w:val="ru-RU"/>
+        </w:rPr>
+        <w:t xml:space="preserve">В современном контенте он применяется в </w:t>
+      </w:r>
+      <w:proofErr w:type="spellStart"/>
+      <w:r>
+        <w:rPr>
+          <w:rFonts w:ascii="Times New Roman" w:hAnsi="Times New Roman" w:cs="Times New Roman"/>
+          <w:color w:val="000000" w:themeColor="text1"/>
+          <w:sz w:val="28"/>
+          <w:szCs w:val="28"/>
+          <w:lang w:val="ru-RU"/>
         </w:rPr>
         <w:t>лендингах</w:t>
       </w:r>
@@ -7685,6 +7747,7 @@
           <w:color w:val="000000" w:themeColor="text1"/>
           <w:sz w:val="28"/>
           <w:szCs w:val="28"/>
+          <w:lang w:val="ru-RU"/>
         </w:rPr>
         <w:t>, соцсетях, кейсах, рекламе, видео и бренд-медиа.</w:t>
       </w:r>
@@ -7694,6 +7757,7 @@
           <w:color w:val="000000" w:themeColor="text1"/>
           <w:sz w:val="28"/>
           <w:szCs w:val="28"/>
+          <w:lang w:val="ru-RU"/>
         </w:rPr>
         <w:br/>
       </w:r>
@@ -7705,6 +7769,7 @@
           <w:color w:val="000000" w:themeColor="text1"/>
           <w:sz w:val="28"/>
           <w:szCs w:val="28"/>
+          <w:lang w:val="ru-RU"/>
         </w:rPr>
         <w:br/>
       </w:r>
@@ -7758,8 +7823,8 @@
           <w:color w:val="000000" w:themeColor="text1"/>
           <w:sz w:val="28"/>
           <w:szCs w:val="28"/>
-        </w:rPr>
-        <w:lastRenderedPageBreak/>
+          <w:lang w:val="ru-RU"/>
+        </w:rPr>
         <w:br/>
       </w:r>
       <w:r>
@@ -7770,6 +7835,7 @@
           <w:color w:val="000000" w:themeColor="text1"/>
           <w:sz w:val="28"/>
           <w:szCs w:val="28"/>
+          <w:lang w:val="ru-RU"/>
         </w:rPr>
         <w:br/>
       </w:r>
@@ -7782,6 +7848,7 @@
           <w:sz w:val="28"/>
           <w:szCs w:val="28"/>
           <w:highlight w:val="yellow"/>
+          <w:lang w:val="ru-RU"/>
         </w:rPr>
         <w:t>17. Смешанный графический контент</w:t>
       </w:r>
@@ -8098,6 +8165,7 @@
           <w:szCs w:val="28"/>
           <w:lang w:val="ru-RU"/>
         </w:rPr>
+        <w:lastRenderedPageBreak/>
         <w:t>По цели контента смешанный графический контент может применяться в следующих случаях:</w:t>
       </w:r>
     </w:p>
@@ -8310,7 +8378,6 @@
           <w:szCs w:val="28"/>
           <w:lang w:val="ru-RU"/>
         </w:rPr>
-        <w:lastRenderedPageBreak/>
         <w:t>Важно не название ресурса, а задача материала, ожидания аудитории и роль графики в коммуникации.</w:t>
       </w:r>
     </w:p>
@@ -8746,6 +8813,7 @@
           <w:szCs w:val="28"/>
           <w:lang w:val="ru-RU"/>
         </w:rPr>
+        <w:lastRenderedPageBreak/>
         <w:t>3. Развлекательный контент</w:t>
       </w:r>
     </w:p>
@@ -8984,7 +9052,6 @@
           <w:szCs w:val="28"/>
           <w:lang w:val="ru-RU"/>
         </w:rPr>
-        <w:lastRenderedPageBreak/>
         <w:t>4. Вовлекающий контент</w:t>
       </w:r>
     </w:p>
@@ -9869,6 +9936,7 @@
           <w:rFonts w:eastAsia="Times New Roman" w:cs="Times New Roman"/>
           <w:szCs w:val="28"/>
         </w:rPr>
+        <w:lastRenderedPageBreak/>
         <w:t>17.4. Основные правила формирования смешанного графического контента</w:t>
       </w:r>
     </w:p>
@@ -9983,18 +10051,7 @@
           <w:szCs w:val="28"/>
           <w:lang w:val="ru-RU"/>
         </w:rPr>
-        <w:t xml:space="preserve"> и типографика, они должны быть согласованы между собой. Единство </w:t>
-      </w:r>
-      <w:r>
-        <w:rPr>
-          <w:rFonts w:ascii="Times New Roman" w:eastAsia="Aptos" w:hAnsi="Times New Roman" w:cs="Times New Roman"/>
-          <w:color w:val="000000" w:themeColor="text1"/>
-          <w:sz w:val="28"/>
-          <w:szCs w:val="28"/>
-          <w:lang w:val="ru-RU"/>
-        </w:rPr>
-        <w:lastRenderedPageBreak/>
-        <w:t>создается через общую цветовую систему, одинаковую степень детализации, повторяемые композиционные приемы, единые шрифтовые стили, стабильные отступы, одинаковый характер обработки фото и согласованную пластику форм.</w:t>
+        <w:t xml:space="preserve"> и типографика, они должны быть согласованы между собой. Единство создается через общую цветовую систему, одинаковую степень детализации, повторяемые композиционные приемы, единые шрифтовые стили, стабильные отступы, одинаковый характер обработки фото и согласованную пластику форм.</w:t>
       </w:r>
     </w:p>
     <w:p>
@@ -10270,6 +10327,7 @@
           <w:rFonts w:eastAsia="Times New Roman" w:cs="Times New Roman"/>
           <w:szCs w:val="28"/>
         </w:rPr>
+        <w:lastRenderedPageBreak/>
         <w:t>17.6. Итог</w:t>
       </w:r>
     </w:p>
@@ -10611,6 +10669,7 @@
           <w:color w:val="000000" w:themeColor="text1"/>
           <w:sz w:val="28"/>
           <w:szCs w:val="28"/>
+          <w:lang w:val="ru-RU"/>
         </w:rPr>
       </w:pPr>
     </w:p>
@@ -10628,10 +10687,10 @@
           <w:lang w:val="ru-RU" w:eastAsia="ru-RU"/>
         </w:rPr>
       </w:pPr>
-      <w:bookmarkStart w:id="28" w:name="X6650adb7488dc6bf05488edec75f2a9cbc41d2a"/>
-      <w:bookmarkStart w:id="29" w:name="смешанный-графический-контент"/>
+      <w:bookmarkStart w:id="28" w:name="смешанный-графический-контент"/>
+      <w:bookmarkStart w:id="29" w:name="X6650adb7488dc6bf05488edec75f2a9cbc41d2a"/>
       <w:bookmarkEnd w:id="27"/>
-      <w:bookmarkEnd w:id="29"/>
+      <w:bookmarkEnd w:id="28"/>
       <w:r>
         <w:rPr>
           <w:rFonts w:ascii="Times New Roman" w:eastAsia="Times New Roman" w:hAnsi="Times New Roman" w:cs="Times New Roman"/>
@@ -11093,6 +11152,7 @@
           <w:szCs w:val="28"/>
           <w:lang w:val="ru-RU" w:eastAsia="ru-RU"/>
         </w:rPr>
+        <w:lastRenderedPageBreak/>
         <w:t>Аудитория</w:t>
       </w:r>
       <w:r>
@@ -11341,7 +11401,6 @@
           <w:szCs w:val="28"/>
           <w:lang w:val="ru-RU" w:eastAsia="ru-RU"/>
         </w:rPr>
-        <w:lastRenderedPageBreak/>
         <w:t>Если графика не выполняет задачу, она становится визуальным шумом.</w:t>
       </w:r>
     </w:p>
@@ -11689,6 +11748,7 @@
           <w:szCs w:val="28"/>
           <w:lang w:val="ru-RU" w:eastAsia="ru-RU"/>
         </w:rPr>
+        <w:lastRenderedPageBreak/>
         <w:t>2. Образовательный контент</w:t>
       </w:r>
     </w:p>
@@ -11889,7 +11949,6 @@
           <w:szCs w:val="28"/>
           <w:lang w:val="ru-RU" w:eastAsia="ru-RU"/>
         </w:rPr>
-        <w:lastRenderedPageBreak/>
         <w:t>Пошаговый алгоритм.</w:t>
       </w:r>
     </w:p>
@@ -12331,6 +12390,7 @@
           <w:szCs w:val="28"/>
           <w:lang w:val="ru-RU" w:eastAsia="ru-RU"/>
         </w:rPr>
+        <w:lastRenderedPageBreak/>
         <w:t>Для развлекательного контента графика может быть более эмоциональной, яркой и динамичной. Уместны фото, иллюстрация, 3D, типографика и смешанный графический контент. Цвет здесь чаще работает на настроение и узнаваемость, но все равно должен соответствовать аудитории и жанру.</w:t>
       </w:r>
     </w:p>
@@ -12455,7 +12515,6 @@
           <w:szCs w:val="28"/>
           <w:lang w:val="ru-RU" w:eastAsia="ru-RU"/>
         </w:rPr>
-        <w:lastRenderedPageBreak/>
         <w:t>Квиз</w:t>
       </w:r>
       <w:proofErr w:type="spellEnd"/>
@@ -12936,6 +12995,7 @@
           <w:szCs w:val="28"/>
           <w:lang w:val="ru-RU" w:eastAsia="ru-RU"/>
         </w:rPr>
+        <w:lastRenderedPageBreak/>
         <w:t>Блок с CTA: «Купить», «Оставить заявку», «Записаться», «Получить расчет».</w:t>
       </w:r>
     </w:p>
@@ -13019,18 +13079,7 @@
           <w:szCs w:val="28"/>
           <w:lang w:val="ru-RU" w:eastAsia="ru-RU"/>
         </w:rPr>
-        <w:t xml:space="preserve"> — это система работы с цветом. Цвет влияет на восприятие графического контента: помогает привлечь внимание, создать настроение, </w:t>
-      </w:r>
-      <w:r>
-        <w:rPr>
-          <w:rFonts w:ascii="Times New Roman" w:eastAsia="Times New Roman" w:hAnsi="Times New Roman" w:cs="Times New Roman"/>
-          <w:color w:val="000000" w:themeColor="text1"/>
-          <w:sz w:val="28"/>
-          <w:szCs w:val="28"/>
-          <w:lang w:val="ru-RU" w:eastAsia="ru-RU"/>
-        </w:rPr>
-        <w:lastRenderedPageBreak/>
-        <w:t>выделить главное, разделить смысловые блоки, показать состояние, сформировать ассоциацию и поддержать узнаваемость цифрового ресурса.</w:t>
+        <w:t xml:space="preserve"> — это система работы с цветом. Цвет влияет на восприятие графического контента: помогает привлечь внимание, создать настроение, выделить главное, разделить смысловые блоки, показать состояние, сформировать ассоциацию и поддержать узнаваемость цифрового ресурса.</w:t>
       </w:r>
     </w:p>
     <w:p>
@@ -13398,6 +13447,7 @@
           <w:szCs w:val="28"/>
           <w:lang w:val="ru-RU" w:eastAsia="ru-RU"/>
         </w:rPr>
+        <w:lastRenderedPageBreak/>
         <w:t>Если все элементы одинаково яркие, пользователь не понимает, что важно.</w:t>
       </w:r>
     </w:p>
@@ -13621,7 +13671,6 @@
           <w:szCs w:val="28"/>
           <w:lang w:val="ru-RU" w:eastAsia="ru-RU"/>
         </w:rPr>
-        <w:lastRenderedPageBreak/>
         <w:t>Гармония нужна не только для эстетики, но и для доверия. Несогласованные цвета создают ощущение случайности и снижают профессиональность ресурса.</w:t>
       </w:r>
     </w:p>
@@ -14072,6 +14121,7 @@
           <w:szCs w:val="28"/>
           <w:lang w:val="ru-RU" w:eastAsia="ru-RU"/>
         </w:rPr>
+        <w:lastRenderedPageBreak/>
         <w:t>Для профессиональной аудитории часто уместнее сдержанная палитра и строгая иерархия. Для развлекательной аудитории допустима большая эмоциональность. Для образовательной аудитории цвет должен помогать обучению, а не отвлекать. Для коммерческой аудитории цвет должен усиливать доверие и узнаваемость.</w:t>
       </w:r>
     </w:p>
@@ -14143,7 +14193,6 @@
           <w:szCs w:val="28"/>
           <w:lang w:val="ru-RU" w:eastAsia="ru-RU"/>
         </w:rPr>
-        <w:lastRenderedPageBreak/>
         <w:t>Большое количество цветов затрудняет восприятие. В информационном и образовательном контенте это особенно критично, потому что пользователь должен понимать материал, а не разбираться в хаотичной палитре.</w:t>
       </w:r>
     </w:p>
@@ -14414,7 +14463,7 @@
           <w:szCs w:val="28"/>
         </w:rPr>
         <w:pict w14:anchorId="7A7DD0C3">
-          <v:rect id="_x0000_i1148" style="width:484.45pt;height:1.5pt" o:hralign="center" o:hrstd="t" o:hr="t" fillcolor="#a0a0a0" stroked="f"/>
+          <v:rect id="_x0000_i1025" style="width:484.45pt;height:1.5pt" o:hralign="center" o:hrstd="t" o:hr="t" fillcolor="#a0a0a0" stroked="f"/>
         </w:pict>
       </w:r>
     </w:p>
@@ -14436,7 +14485,7 @@
       </w:pPr>
       <w:bookmarkStart w:id="30" w:name="итог-1"/>
       <w:bookmarkStart w:id="31" w:name="X0f9ca2a991c3e35b74724b2b7fb013de266d843"/>
-      <w:bookmarkEnd w:id="28"/>
+      <w:bookmarkEnd w:id="29"/>
       <w:bookmarkEnd w:id="30"/>
       <w:r>
         <w:rPr>
@@ -14596,6 +14645,7 @@
           <w:sz w:val="28"/>
           <w:szCs w:val="28"/>
         </w:rPr>
+        <w:lastRenderedPageBreak/>
         <w:t>Как</w:t>
       </w:r>
       <w:proofErr w:type="spellEnd"/>
@@ -14962,7 +15012,6 @@
           <w:sz w:val="28"/>
           <w:szCs w:val="28"/>
         </w:rPr>
-        <w:lastRenderedPageBreak/>
         <w:t>Типографика</w:t>
       </w:r>
       <w:proofErr w:type="spellEnd"/>
@@ -16060,6 +16109,7 @@
           <w:szCs w:val="28"/>
           <w:lang w:val="ru-RU"/>
         </w:rPr>
+        <w:lastRenderedPageBreak/>
         <w:t>В каком порядке движется взгляд.</w:t>
       </w:r>
     </w:p>
@@ -16325,7 +16375,6 @@
           <w:szCs w:val="28"/>
           <w:lang w:val="ru-RU"/>
         </w:rPr>
-        <w:lastRenderedPageBreak/>
         <w:t>19.4. Основные правила композиции</w:t>
       </w:r>
     </w:p>
@@ -16972,6 +17021,7 @@
           <w:sz w:val="28"/>
           <w:szCs w:val="28"/>
         </w:rPr>
+        <w:lastRenderedPageBreak/>
         <w:t>Фактурным</w:t>
       </w:r>
       <w:proofErr w:type="spellEnd"/>
@@ -17090,7 +17140,6 @@
           <w:szCs w:val="28"/>
           <w:lang w:val="ru-RU"/>
         </w:rPr>
-        <w:lastRenderedPageBreak/>
         <w:t>4. Выравнивание</w:t>
       </w:r>
     </w:p>
@@ -17826,6 +17875,7 @@
           <w:szCs w:val="28"/>
           <w:lang w:val="ru-RU"/>
         </w:rPr>
+        <w:lastRenderedPageBreak/>
         <w:t>В коммерческом контенте пространство усиливает ощущение качества и доверия.</w:t>
       </w:r>
     </w:p>
@@ -18017,7 +18067,6 @@
           <w:szCs w:val="28"/>
           <w:lang w:val="ru-RU"/>
         </w:rPr>
-        <w:lastRenderedPageBreak/>
         <w:t>Крупная типографика воспринимается как главный смысловой акцент.</w:t>
       </w:r>
     </w:p>
@@ -18918,6 +18967,7 @@
           <w:szCs w:val="28"/>
           <w:lang w:val="ru-RU"/>
         </w:rPr>
+        <w:lastRenderedPageBreak/>
         <w:t>Она подходит для справочной информации, образовательных материалов, коммерческих блоков доверия, каталогов, инструкций и презентаций, где пользователь должен спокойно воспринимать содержание.</w:t>
       </w:r>
     </w:p>
@@ -19067,7 +19117,6 @@
           <w:sz w:val="28"/>
           <w:szCs w:val="28"/>
         </w:rPr>
-        <w:lastRenderedPageBreak/>
         <w:t>Диагонали</w:t>
       </w:r>
       <w:proofErr w:type="spellEnd"/>
@@ -20083,6 +20132,7 @@
           <w:szCs w:val="28"/>
           <w:lang w:val="ru-RU"/>
         </w:rPr>
+        <w:lastRenderedPageBreak/>
         <w:t>Здесь важны ритм, группировка, пространство и повторяемая структура.</w:t>
       </w:r>
     </w:p>
@@ -20302,7 +20352,6 @@
           <w:sz w:val="28"/>
           <w:szCs w:val="28"/>
         </w:rPr>
-        <w:lastRenderedPageBreak/>
         <w:t>Иллюстрация</w:t>
       </w:r>
       <w:proofErr w:type="spellEnd"/>
@@ -21204,6 +21253,7 @@
           <w:szCs w:val="28"/>
           <w:lang w:val="ru-RU"/>
         </w:rPr>
+        <w:lastRenderedPageBreak/>
         <w:t>19.6. Декоративные и функциональные компоненты графического контента</w:t>
       </w:r>
     </w:p>
@@ -21500,7 +21550,6 @@
           <w:sz w:val="28"/>
           <w:szCs w:val="28"/>
         </w:rPr>
-        <w:lastRenderedPageBreak/>
         <w:t>Смешанный</w:t>
       </w:r>
       <w:proofErr w:type="spellEnd"/>
@@ -22364,6 +22413,7 @@
           <w:szCs w:val="28"/>
           <w:lang w:val="ru-RU"/>
         </w:rPr>
+        <w:lastRenderedPageBreak/>
         <w:t>Для информационного контента важны ясность и достоверность.</w:t>
       </w:r>
     </w:p>
@@ -22743,7 +22793,6 @@
           <w:sz w:val="28"/>
           <w:szCs w:val="28"/>
         </w:rPr>
-        <w:lastRenderedPageBreak/>
         <w:t>Группировку</w:t>
       </w:r>
       <w:proofErr w:type="spellEnd"/>
